--- a/9-交付管理/流程制度规范类文件/ZGS-09-01-运维交付管理制度.docx
+++ b/9-交付管理/流程制度规范类文件/ZGS-09-01-运维交付管理制度.docx
@@ -1,10 +1,11 @@
 
 <file path=word/document.xml><?xml version="1.0" encoding="utf-8"?>
-<w:document xmlns:wpc="http://schemas.microsoft.com/office/word/2010/wordprocessingCanvas" xmlns:mc="http://schemas.openxmlformats.org/markup-compatibility/2006" xmlns:o="urn:schemas-microsoft-com:office:office" xmlns:r="http://schemas.openxmlformats.org/officeDocument/2006/relationships" xmlns:m="http://schemas.openxmlformats.org/officeDocument/2006/math" xmlns:v="urn:schemas-microsoft-com:vml" xmlns:wp14="http://schemas.microsoft.com/office/word/2010/wordprocessingDrawing" xmlns:wp="http://schemas.openxmlformats.org/drawingml/2006/wordprocessingDrawing" xmlns:w="http://schemas.openxmlformats.org/wordprocessingml/2006/main" xmlns:w14="http://schemas.microsoft.com/office/word/2010/wordml" xmlns:w10="urn:schemas-microsoft-com:office:word" xmlns:w15="http://schemas.microsoft.com/office/word/2012/wordml" xmlns:wpg="http://schemas.microsoft.com/office/word/2010/wordprocessingGroup" xmlns:wpi="http://schemas.microsoft.com/office/word/2010/wordprocessingInk" xmlns:wne="http://schemas.microsoft.com/office/word/2006/wordml" xmlns:wps="http://schemas.microsoft.com/office/word/2010/wordprocessingShape" xmlns:wpsCustomData="http://www.wps.cn/officeDocument/2013/wpsCustomData" mc:Ignorable="w14 w15 wp14">
+<w:document xmlns:wpc="http://schemas.microsoft.com/office/word/2010/wordprocessingCanvas" xmlns:mc="http://schemas.openxmlformats.org/markup-compatibility/2006" xmlns:o="urn:schemas-microsoft-com:office:office" xmlns:r="http://schemas.openxmlformats.org/officeDocument/2006/relationships" xmlns:m="http://schemas.openxmlformats.org/officeDocument/2006/math" xmlns:v="urn:schemas-microsoft-com:vml" xmlns:wp14="http://schemas.microsoft.com/office/word/2010/wordprocessingDrawing" xmlns:wp="http://schemas.openxmlformats.org/drawingml/2006/wordprocessingDrawing" xmlns:w10="urn:schemas-microsoft-com:office:word" xmlns:w="http://schemas.openxmlformats.org/wordprocessingml/2006/main" xmlns:w14="http://schemas.microsoft.com/office/word/2010/wordml" xmlns:w15="http://schemas.microsoft.com/office/word/2012/wordml" xmlns:wne="http://schemas.microsoft.com/office/word/2006/wordml" xmlns:wpg="http://schemas.microsoft.com/office/word/2010/wordprocessingGroup" xmlns:wpi="http://schemas.microsoft.com/office/word/2010/wordprocessingInk" xmlns:wps="http://schemas.microsoft.com/office/word/2010/wordprocessingShape" mc:Ignorable="w14 w15 wp14">
+  <!-- Generated by Aspose.Words for .NET 13.3.0.1 -->
   <w:body>
     <w:p>
       <w:pPr>
-        <w:pStyle w:val="24"/>
+        <w:pStyle w:val="a"/>
         <w:keepNext w:val="0"/>
         <w:keepLines w:val="0"/>
         <w:pageBreakBefore w:val="0"/>
@@ -24,7 +25,7 @@
       <w:bookmarkStart w:id="0" w:name="_Toc20613"/>
       <w:r>
         <w:drawing>
-          <wp:anchor distT="0" distB="0" distL="114300" distR="114300" simplePos="0" relativeHeight="251660288" behindDoc="1" locked="0" layoutInCell="1" allowOverlap="1">
+          <wp:anchor distT="0" distB="0" distL="114300" distR="114300" simplePos="0" relativeHeight="251659264" behindDoc="1" locked="0" layoutInCell="1" allowOverlap="1">
             <wp:simplePos x="0" y="0"/>
             <wp:positionH relativeFrom="column">
               <wp:posOffset>0</wp:posOffset>
@@ -49,7 +50,7 @@
                     </pic:cNvPicPr>
                   </pic:nvPicPr>
                   <pic:blipFill>
-                    <a:blip r:embed="rId7"/>
+                    <a:blip xmlns:r="http://schemas.openxmlformats.org/officeDocument/2006/relationships" r:embed="rId4"/>
                     <a:stretch>
                       <a:fillRect/>
                     </a:stretch>
@@ -79,7 +80,7 @@
           <w:lang w:val="en-US" w:eastAsia="zh-CN"/>
         </w:rPr>
         <w:drawing>
-          <wp:anchor distT="0" distB="0" distL="114300" distR="114300" simplePos="0" relativeHeight="251659264" behindDoc="1" locked="0" layoutInCell="1" allowOverlap="1">
+          <wp:anchor distT="0" distB="0" distL="114300" distR="114300" simplePos="0" relativeHeight="251658240" behindDoc="1" locked="0" layoutInCell="1" allowOverlap="1">
             <wp:simplePos x="0" y="0"/>
             <wp:positionH relativeFrom="column">
               <wp:posOffset>635</wp:posOffset>
@@ -104,7 +105,7 @@
                     </pic:cNvPicPr>
                   </pic:nvPicPr>
                   <pic:blipFill>
-                    <a:blip r:embed="rId8">
+                    <a:blip xmlns:r="http://schemas.openxmlformats.org/officeDocument/2006/relationships" r:embed="rId5">
                       <a:alphaModFix amt="58000"/>
                       <a:lum contrast="-52000"/>
                     </a:blip>
@@ -138,7 +139,7 @@
     </w:p>
     <w:p>
       <w:pPr>
-        <w:pStyle w:val="25"/>
+        <w:pStyle w:val="a0"/>
         <w:keepNext w:val="0"/>
         <w:keepLines w:val="0"/>
         <w:pageBreakBefore w:val="0"/>
@@ -185,11 +186,11 @@
         <w:adjustRightInd w:val="0"/>
         <w:snapToGrid w:val="0"/>
         <w:spacing w:after="624" w:afterLines="200" w:line="219" w:lineRule="auto"/>
-        <w:ind w:left="0" w:leftChars="0" w:right="0" w:rightChars="0" w:firstLine="0" w:firstLineChars="0"/>
+        <w:ind w:left="0" w:right="0" w:firstLine="0" w:leftChars="0" w:rightChars="0" w:firstLineChars="0"/>
         <w:jc w:val="center"/>
         <w:textAlignment w:val="baseline"/>
         <w:rPr>
-          <w:rFonts w:hint="default" w:ascii="宋体" w:hAnsi="宋体" w:eastAsia="宋体" w:cs="宋体"/>
+          <w:rFonts w:ascii="宋体" w:eastAsia="宋体" w:hAnsi="宋体" w:cs="宋体" w:hint="default"/>
           <w:sz w:val="24"/>
           <w:szCs w:val="24"/>
           <w:lang w:val="en-US" w:eastAsia="zh-CN"/>
@@ -197,7 +198,7 @@
       </w:pPr>
       <w:r>
         <w:rPr>
-          <w:rFonts w:ascii="宋体" w:hAnsi="宋体" w:eastAsia="宋体" w:cs="宋体"/>
+          <w:rFonts w:ascii="宋体" w:eastAsia="宋体" w:hAnsi="宋体" w:cs="宋体"/>
           <w:b/>
           <w:bCs/>
           <w:spacing w:val="-3"/>
@@ -206,63 +207,20 @@
         </w:rPr>
         <w:t>文件编号：ZGS-09-01</w:t>
       </w:r>
-      <w:r>
-        <w:rPr>
-          <w:rFonts w:hint="eastAsia" w:ascii="宋体" w:hAnsi="宋体" w:eastAsia="宋体" w:cs="宋体"/>
-          <w:b/>
-          <w:bCs/>
-          <w:spacing w:val="-3"/>
-          <w:sz w:val="24"/>
-          <w:szCs w:val="24"/>
-          <w:lang w:val="en-US" w:eastAsia="zh-CN"/>
-        </w:rPr>
-      </w:r>
-      <w:r>
-        <w:rPr>
-          <w:rFonts w:ascii="宋体" w:hAnsi="宋体" w:eastAsia="宋体" w:cs="宋体"/>
-          <w:b/>
-          <w:bCs/>
-          <w:spacing w:val="-3"/>
-          <w:sz w:val="24"/>
-          <w:szCs w:val="24"/>
-        </w:rPr>
-      </w:r>
-      <w:r>
-        <w:rPr>
-          <w:rFonts w:hint="eastAsia" w:ascii="宋体" w:hAnsi="宋体" w:cs="宋体"/>
-          <w:b/>
-          <w:bCs/>
-          <w:spacing w:val="-3"/>
-          <w:sz w:val="24"/>
-          <w:szCs w:val="24"/>
-          <w:lang w:val="en-US" w:eastAsia="zh-CN"/>
-        </w:rPr>
-      </w:r>
-      <w:r>
-        <w:rPr>
-          <w:rFonts w:ascii="宋体" w:hAnsi="宋体" w:eastAsia="宋体" w:cs="宋体"/>
-          <w:b/>
-          <w:bCs/>
-          <w:spacing w:val="-3"/>
-          <w:sz w:val="24"/>
-          <w:szCs w:val="24"/>
-        </w:rPr>
-      </w:r>
     </w:p>
     <w:tbl>
       <w:tblPr>
-        <w:tblStyle w:val="21"/>
+        <w:tblStyle w:val="TableGrid"/>
         <w:tblW w:w="0" w:type="auto"/>
         <w:jc w:val="center"/>
         <w:tblBorders>
-          <w:top w:val="none" w:color="auto" w:sz="0" w:space="0"/>
-          <w:left w:val="none" w:color="auto" w:sz="0" w:space="0"/>
-          <w:bottom w:val="none" w:color="auto" w:sz="0" w:space="0"/>
-          <w:right w:val="none" w:color="auto" w:sz="0" w:space="0"/>
-          <w:insideH w:val="none" w:color="auto" w:sz="0" w:space="0"/>
-          <w:insideV w:val="none" w:color="auto" w:sz="0" w:space="0"/>
+          <w:top w:val="nil"/>
+          <w:left w:val="nil"/>
+          <w:bottom w:val="nil"/>
+          <w:right w:val="nil"/>
+          <w:insideH w:val="nil"/>
+          <w:insideV w:val="nil"/>
         </w:tblBorders>
-        <w:tblLayout w:type="autofit"/>
         <w:tblCellMar>
           <w:top w:w="0" w:type="dxa"/>
           <w:left w:w="108" w:type="dxa"/>
@@ -276,17 +234,25 @@
       </w:tblGrid>
       <w:tr>
         <w:tblPrEx>
+          <w:tblW w:w="0" w:type="auto"/>
+          <w:jc w:val="center"/>
           <w:tblBorders>
-            <w:top w:val="none" w:color="auto" w:sz="0" w:space="0"/>
-            <w:left w:val="none" w:color="auto" w:sz="0" w:space="0"/>
-            <w:bottom w:val="none" w:color="auto" w:sz="0" w:space="0"/>
-            <w:right w:val="none" w:color="auto" w:sz="0" w:space="0"/>
-            <w:insideH w:val="none" w:color="auto" w:sz="0" w:space="0"/>
-            <w:insideV w:val="none" w:color="auto" w:sz="0" w:space="0"/>
+            <w:top w:val="nil"/>
+            <w:left w:val="nil"/>
+            <w:bottom w:val="nil"/>
+            <w:right w:val="nil"/>
+            <w:insideH w:val="nil"/>
+            <w:insideV w:val="nil"/>
           </w:tblBorders>
+          <w:tblCellMar>
+            <w:top w:w="0" w:type="dxa"/>
+            <w:left w:w="108" w:type="dxa"/>
+            <w:bottom w:w="0" w:type="dxa"/>
+            <w:right w:w="108" w:type="dxa"/>
+          </w:tblCellMar>
         </w:tblPrEx>
         <w:trPr>
-          <w:trHeight w:val="810" w:hRule="atLeast"/>
+          <w:trHeight w:val="810"/>
           <w:jc w:val="center"/>
         </w:trPr>
         <w:tc>
@@ -325,7 +291,7 @@
             </w:r>
             <w:r>
               <w:rPr>
-                <w:rFonts w:hint="default" w:asciiTheme="minorAscii" w:hAnsiTheme="minorAscii" w:eastAsiaTheme="minorEastAsia"/>
+                <w:rFonts w:asciiTheme="minorAscii" w:eastAsiaTheme="minorEastAsia" w:hAnsiTheme="minorAscii" w:hint="default"/>
                 <w:spacing w:val="227"/>
                 <w:sz w:val="21"/>
                 <w:vertAlign w:val="baseline"/>
@@ -380,7 +346,7 @@
             </w:r>
             <w:r>
               <w:rPr>
-                <w:rFonts w:hint="eastAsia" w:asciiTheme="minorAscii" w:hAnsiTheme="minorAscii" w:eastAsiaTheme="minorEastAsia"/>
+                <w:rFonts w:asciiTheme="minorAscii" w:eastAsiaTheme="minorEastAsia" w:hAnsiTheme="minorAscii" w:hint="eastAsia"/>
                 <w:spacing w:val="227"/>
                 <w:sz w:val="21"/>
                 <w:vertAlign w:val="baseline"/>
@@ -402,14 +368,8 @@
       </w:tr>
       <w:tr>
         <w:tblPrEx>
-          <w:tblBorders>
-            <w:top w:val="none" w:color="auto" w:sz="0" w:space="0"/>
-            <w:left w:val="none" w:color="auto" w:sz="0" w:space="0"/>
-            <w:bottom w:val="none" w:color="auto" w:sz="0" w:space="0"/>
-            <w:right w:val="none" w:color="auto" w:sz="0" w:space="0"/>
-            <w:insideH w:val="none" w:color="auto" w:sz="0" w:space="0"/>
-            <w:insideV w:val="none" w:color="auto" w:sz="0" w:space="0"/>
-          </w:tblBorders>
+          <w:tblW w:w="0" w:type="auto"/>
+          <w:jc w:val="center"/>
           <w:tblCellMar>
             <w:top w:w="0" w:type="dxa"/>
             <w:left w:w="108" w:type="dxa"/>
@@ -418,7 +378,7 @@
           </w:tblCellMar>
         </w:tblPrEx>
         <w:trPr>
-          <w:trHeight w:val="810" w:hRule="atLeast"/>
+          <w:trHeight w:val="810"/>
           <w:jc w:val="center"/>
         </w:trPr>
         <w:tc>
@@ -443,7 +403,7 @@
               <w:snapToGrid w:val="0"/>
               <w:textAlignment w:val="baseline"/>
               <w:rPr>
-                <w:rFonts w:hint="default" w:ascii="Arial" w:hAnsi="Arial" w:eastAsia="Arial" w:cs="Arial"/>
+                <w:rFonts w:ascii="Arial" w:eastAsia="Arial" w:hAnsi="Arial" w:cs="Arial" w:hint="default"/>
                 <w:snapToGrid w:val="0"/>
                 <w:color w:val="000000"/>
                 <w:kern w:val="0"/>
@@ -475,7 +435,7 @@
             </w:r>
             <w:r>
               <w:rPr>
-                <w:rFonts w:hint="default" w:asciiTheme="minorAscii" w:hAnsiTheme="minorAscii" w:eastAsiaTheme="minorEastAsia"/>
+                <w:rFonts w:asciiTheme="minorAscii" w:eastAsiaTheme="minorEastAsia" w:hAnsiTheme="minorAscii" w:hint="default"/>
                 <w:spacing w:val="227"/>
                 <w:sz w:val="21"/>
                 <w:vertAlign w:val="baseline"/>
@@ -529,7 +489,7 @@
               <w:snapToGrid w:val="0"/>
               <w:textAlignment w:val="baseline"/>
               <w:rPr>
-                <w:rFonts w:hint="default" w:ascii="Arial" w:hAnsi="Arial" w:eastAsia="Arial" w:cs="Arial"/>
+                <w:rFonts w:ascii="Arial" w:eastAsia="Arial" w:hAnsi="Arial" w:cs="Arial" w:hint="default"/>
                 <w:snapToGrid w:val="0"/>
                 <w:color w:val="000000"/>
                 <w:kern w:val="0"/>
@@ -547,8 +507,8 @@
               </w:rPr>
               <w:t>审核</w:t>
             </w:r>
-            <w:bookmarkStart w:id="43" w:name="_GoBack"/>
-            <w:bookmarkEnd w:id="43"/>
+            <w:bookmarkStart w:id="2" w:name="_GoBack"/>
+            <w:bookmarkEnd w:id="2"/>
             <w:r>
               <w:rPr>
                 <w:rFonts w:hint="eastAsia"/>
@@ -559,7 +519,7 @@
             </w:r>
             <w:r>
               <w:rPr>
-                <w:rFonts w:hint="eastAsia" w:asciiTheme="minorAscii" w:hAnsiTheme="minorAscii" w:eastAsiaTheme="minorEastAsia"/>
+                <w:rFonts w:asciiTheme="minorAscii" w:eastAsiaTheme="minorEastAsia" w:hAnsiTheme="minorAscii" w:hint="eastAsia"/>
                 <w:spacing w:val="227"/>
                 <w:sz w:val="21"/>
                 <w:vertAlign w:val="baseline"/>
@@ -581,14 +541,8 @@
       </w:tr>
       <w:tr>
         <w:tblPrEx>
-          <w:tblBorders>
-            <w:top w:val="none" w:color="auto" w:sz="0" w:space="0"/>
-            <w:left w:val="none" w:color="auto" w:sz="0" w:space="0"/>
-            <w:bottom w:val="none" w:color="auto" w:sz="0" w:space="0"/>
-            <w:right w:val="none" w:color="auto" w:sz="0" w:space="0"/>
-            <w:insideH w:val="none" w:color="auto" w:sz="0" w:space="0"/>
-            <w:insideV w:val="none" w:color="auto" w:sz="0" w:space="0"/>
-          </w:tblBorders>
+          <w:tblW w:w="0" w:type="auto"/>
+          <w:jc w:val="center"/>
           <w:tblCellMar>
             <w:top w:w="0" w:type="dxa"/>
             <w:left w:w="108" w:type="dxa"/>
@@ -597,7 +551,7 @@
           </w:tblCellMar>
         </w:tblPrEx>
         <w:trPr>
-          <w:trHeight w:val="635" w:hRule="atLeast"/>
+          <w:trHeight w:val="635"/>
           <w:jc w:val="center"/>
         </w:trPr>
         <w:tc>
@@ -635,31 +589,6 @@
                 <w:lang w:val="en-US" w:eastAsia="zh-CN"/>
               </w:rPr>
               <w:t>批准人:宋海滨</w:t>
-            </w:r>
-            <w:r>
-              <w:rPr>
-                <w:rFonts w:hint="eastAsia"/>
-                <w:spacing w:val="1"/>
-                <w:kern w:val="0"/>
-                <w:vertAlign w:val="baseline"/>
-                <w:lang w:val="en-US" w:eastAsia="zh-CN"/>
-              </w:rPr>
-            </w:r>
-            <w:r>
-              <w:rPr>
-                <w:rFonts w:hint="eastAsia" w:asciiTheme="minorAscii" w:hAnsiTheme="minorAscii" w:eastAsiaTheme="minorEastAsia"/>
-                <w:spacing w:val="227"/>
-                <w:sz w:val="21"/>
-                <w:vertAlign w:val="baseline"/>
-                <w:lang w:val="en-US" w:eastAsia="zh-CN"/>
-              </w:rPr>
-            </w:r>
-            <w:r>
-              <w:rPr>
-                <w:rFonts w:hint="eastAsia"/>
-                <w:u w:val="single"/>
-                <w:lang w:val="en-US" w:eastAsia="zh-CN"/>
-              </w:rPr>
             </w:r>
           </w:p>
         </w:tc>
@@ -699,7 +628,7 @@
             </w:r>
             <w:r>
               <w:rPr>
-                <w:rFonts w:hint="eastAsia" w:asciiTheme="minorAscii" w:hAnsiTheme="minorAscii" w:eastAsiaTheme="minorEastAsia"/>
+                <w:rFonts w:asciiTheme="minorAscii" w:eastAsiaTheme="minorEastAsia" w:hAnsiTheme="minorAscii" w:hint="eastAsia"/>
                 <w:spacing w:val="227"/>
                 <w:sz w:val="21"/>
                 <w:vertAlign w:val="baseline"/>
@@ -760,14 +689,14 @@
         <w:ind w:left="3634"/>
         <w:textAlignment w:val="baseline"/>
         <w:rPr>
-          <w:rFonts w:ascii="宋体" w:hAnsi="宋体" w:eastAsia="宋体" w:cs="宋体"/>
+          <w:rFonts w:ascii="宋体" w:eastAsia="宋体" w:hAnsi="宋体" w:cs="宋体"/>
           <w:sz w:val="31"/>
           <w:szCs w:val="31"/>
         </w:rPr>
       </w:pPr>
       <w:r>
         <w:rPr>
-          <w:rFonts w:ascii="宋体" w:hAnsi="宋体" w:eastAsia="宋体" w:cs="宋体"/>
+          <w:rFonts w:ascii="宋体" w:eastAsia="宋体" w:hAnsi="宋体" w:cs="宋体"/>
           <w:b/>
           <w:bCs/>
           <w:spacing w:val="4"/>
@@ -779,16 +708,16 @@
     </w:p>
     <w:tbl>
       <w:tblPr>
-        <w:tblStyle w:val="26"/>
+        <w:tblStyle w:val="TableNormal0"/>
         <w:tblW w:w="7137" w:type="dxa"/>
         <w:jc w:val="center"/>
         <w:tblBorders>
-          <w:top w:val="single" w:color="000000" w:sz="2" w:space="0"/>
-          <w:left w:val="single" w:color="000000" w:sz="2" w:space="0"/>
-          <w:bottom w:val="single" w:color="000000" w:sz="2" w:space="0"/>
-          <w:right w:val="single" w:color="000000" w:sz="2" w:space="0"/>
-          <w:insideH w:val="single" w:color="000000" w:sz="2" w:space="0"/>
-          <w:insideV w:val="single" w:color="000000" w:sz="2" w:space="0"/>
+          <w:top w:val="single" w:sz="2" w:space="0" w:color="000000"/>
+          <w:left w:val="single" w:sz="2" w:space="0" w:color="000000"/>
+          <w:bottom w:val="single" w:sz="2" w:space="0" w:color="000000"/>
+          <w:right w:val="single" w:sz="2" w:space="0" w:color="000000"/>
+          <w:insideH w:val="single" w:sz="2" w:space="0" w:color="000000"/>
+          <w:insideV w:val="single" w:sz="2" w:space="0" w:color="000000"/>
         </w:tblBorders>
         <w:tblLayout w:type="fixed"/>
         <w:tblCellMar>
@@ -806,14 +735,17 @@
       </w:tblGrid>
       <w:tr>
         <w:tblPrEx>
+          <w:tblW w:w="7137" w:type="dxa"/>
+          <w:jc w:val="center"/>
           <w:tblBorders>
-            <w:top w:val="single" w:color="000000" w:sz="2" w:space="0"/>
-            <w:left w:val="single" w:color="000000" w:sz="2" w:space="0"/>
-            <w:bottom w:val="single" w:color="000000" w:sz="2" w:space="0"/>
-            <w:right w:val="single" w:color="000000" w:sz="2" w:space="0"/>
-            <w:insideH w:val="single" w:color="000000" w:sz="2" w:space="0"/>
-            <w:insideV w:val="single" w:color="000000" w:sz="2" w:space="0"/>
+            <w:top w:val="single" w:sz="2" w:space="0" w:color="000000"/>
+            <w:left w:val="single" w:sz="2" w:space="0" w:color="000000"/>
+            <w:bottom w:val="single" w:sz="2" w:space="0" w:color="000000"/>
+            <w:right w:val="single" w:sz="2" w:space="0" w:color="000000"/>
+            <w:insideH w:val="single" w:sz="2" w:space="0" w:color="000000"/>
+            <w:insideV w:val="single" w:sz="2" w:space="0" w:color="000000"/>
           </w:tblBorders>
+          <w:tblLayout w:type="fixed"/>
           <w:tblCellMar>
             <w:top w:w="0" w:type="dxa"/>
             <w:left w:w="0" w:type="dxa"/>
@@ -822,7 +754,7 @@
           </w:tblCellMar>
         </w:tblPrEx>
         <w:trPr>
-          <w:trHeight w:val="593" w:hRule="atLeast"/>
+          <w:trHeight w:val="593"/>
           <w:jc w:val="center"/>
         </w:trPr>
         <w:tc>
@@ -845,18 +777,18 @@
               <w:adjustRightInd w:val="0"/>
               <w:snapToGrid w:val="0"/>
               <w:spacing w:before="176" w:line="228" w:lineRule="auto"/>
-              <w:ind w:left="0" w:leftChars="0" w:right="0" w:rightChars="0" w:firstLine="0" w:firstLineChars="0"/>
+              <w:ind w:left="0" w:right="0" w:firstLine="0" w:leftChars="0" w:rightChars="0" w:firstLineChars="0"/>
               <w:jc w:val="center"/>
               <w:textAlignment w:val="baseline"/>
               <w:rPr>
-                <w:rFonts w:ascii="宋体" w:hAnsi="宋体" w:eastAsia="宋体" w:cs="宋体"/>
+                <w:rFonts w:ascii="宋体" w:eastAsia="宋体" w:hAnsi="宋体" w:cs="宋体"/>
                 <w:sz w:val="20"/>
                 <w:szCs w:val="20"/>
               </w:rPr>
             </w:pPr>
             <w:r>
               <w:rPr>
-                <w:rFonts w:ascii="宋体" w:hAnsi="宋体" w:eastAsia="宋体" w:cs="宋体"/>
+                <w:rFonts w:ascii="宋体" w:eastAsia="宋体" w:hAnsi="宋体" w:cs="宋体"/>
                 <w:spacing w:val="-14"/>
                 <w:sz w:val="20"/>
                 <w:szCs w:val="20"/>
@@ -885,18 +817,18 @@
               <w:adjustRightInd w:val="0"/>
               <w:snapToGrid w:val="0"/>
               <w:spacing w:before="175" w:line="227" w:lineRule="auto"/>
-              <w:ind w:left="0" w:leftChars="0" w:right="0" w:rightChars="0" w:firstLine="0" w:firstLineChars="0"/>
+              <w:ind w:left="0" w:right="0" w:firstLine="0" w:leftChars="0" w:rightChars="0" w:firstLineChars="0"/>
               <w:jc w:val="center"/>
               <w:textAlignment w:val="baseline"/>
               <w:rPr>
-                <w:rFonts w:ascii="宋体" w:hAnsi="宋体" w:eastAsia="宋体" w:cs="宋体"/>
+                <w:rFonts w:ascii="宋体" w:eastAsia="宋体" w:hAnsi="宋体" w:cs="宋体"/>
                 <w:sz w:val="20"/>
                 <w:szCs w:val="20"/>
               </w:rPr>
             </w:pPr>
             <w:r>
               <w:rPr>
-                <w:rFonts w:ascii="宋体" w:hAnsi="宋体" w:eastAsia="宋体" w:cs="宋体"/>
+                <w:rFonts w:ascii="宋体" w:eastAsia="宋体" w:hAnsi="宋体" w:cs="宋体"/>
                 <w:spacing w:val="4"/>
                 <w:sz w:val="20"/>
                 <w:szCs w:val="20"/>
@@ -925,18 +857,18 @@
               <w:adjustRightInd w:val="0"/>
               <w:snapToGrid w:val="0"/>
               <w:spacing w:before="175" w:line="228" w:lineRule="auto"/>
-              <w:ind w:left="0" w:leftChars="0" w:right="0" w:rightChars="0" w:firstLine="0" w:firstLineChars="0"/>
+              <w:ind w:left="0" w:right="0" w:firstLine="0" w:leftChars="0" w:rightChars="0" w:firstLineChars="0"/>
               <w:jc w:val="center"/>
               <w:textAlignment w:val="baseline"/>
               <w:rPr>
-                <w:rFonts w:ascii="宋体" w:hAnsi="宋体" w:eastAsia="宋体" w:cs="宋体"/>
+                <w:rFonts w:ascii="宋体" w:eastAsia="宋体" w:hAnsi="宋体" w:cs="宋体"/>
                 <w:sz w:val="20"/>
                 <w:szCs w:val="20"/>
               </w:rPr>
             </w:pPr>
             <w:r>
               <w:rPr>
-                <w:rFonts w:ascii="宋体" w:hAnsi="宋体" w:eastAsia="宋体" w:cs="宋体"/>
+                <w:rFonts w:ascii="宋体" w:eastAsia="宋体" w:hAnsi="宋体" w:cs="宋体"/>
                 <w:spacing w:val="7"/>
                 <w:sz w:val="20"/>
                 <w:szCs w:val="20"/>
@@ -965,18 +897,18 @@
               <w:adjustRightInd w:val="0"/>
               <w:snapToGrid w:val="0"/>
               <w:spacing w:before="176" w:line="229" w:lineRule="auto"/>
-              <w:ind w:left="0" w:leftChars="0" w:right="0" w:rightChars="0" w:firstLine="0" w:firstLineChars="0"/>
+              <w:ind w:left="0" w:right="0" w:firstLine="0" w:leftChars="0" w:rightChars="0" w:firstLineChars="0"/>
               <w:jc w:val="center"/>
               <w:textAlignment w:val="baseline"/>
               <w:rPr>
-                <w:rFonts w:ascii="宋体" w:hAnsi="宋体" w:eastAsia="宋体" w:cs="宋体"/>
+                <w:rFonts w:ascii="宋体" w:eastAsia="宋体" w:hAnsi="宋体" w:cs="宋体"/>
                 <w:sz w:val="20"/>
                 <w:szCs w:val="20"/>
               </w:rPr>
             </w:pPr>
             <w:r>
               <w:rPr>
-                <w:rFonts w:ascii="宋体" w:hAnsi="宋体" w:eastAsia="宋体" w:cs="宋体"/>
+                <w:rFonts w:ascii="宋体" w:eastAsia="宋体" w:hAnsi="宋体" w:cs="宋体"/>
                 <w:spacing w:val="7"/>
                 <w:sz w:val="20"/>
                 <w:szCs w:val="20"/>
@@ -988,14 +920,9 @@
       </w:tr>
       <w:tr>
         <w:tblPrEx>
-          <w:tblBorders>
-            <w:top w:val="single" w:color="000000" w:sz="2" w:space="0"/>
-            <w:left w:val="single" w:color="000000" w:sz="2" w:space="0"/>
-            <w:bottom w:val="single" w:color="000000" w:sz="2" w:space="0"/>
-            <w:right w:val="single" w:color="000000" w:sz="2" w:space="0"/>
-            <w:insideH w:val="single" w:color="000000" w:sz="2" w:space="0"/>
-            <w:insideV w:val="single" w:color="000000" w:sz="2" w:space="0"/>
-          </w:tblBorders>
+          <w:tblW w:w="7137" w:type="dxa"/>
+          <w:jc w:val="center"/>
+          <w:tblLayout w:type="fixed"/>
           <w:tblCellMar>
             <w:top w:w="0" w:type="dxa"/>
             <w:left w:w="0" w:type="dxa"/>
@@ -1004,7 +931,7 @@
           </w:tblCellMar>
         </w:tblPrEx>
         <w:trPr>
-          <w:trHeight w:val="516" w:hRule="atLeast"/>
+          <w:trHeight w:val="516"/>
           <w:jc w:val="center"/>
         </w:trPr>
         <w:tc>
@@ -1027,11 +954,11 @@
               <w:adjustRightInd w:val="0"/>
               <w:snapToGrid w:val="0"/>
               <w:spacing w:before="173" w:line="267" w:lineRule="exact"/>
-              <w:ind w:left="0" w:leftChars="0" w:right="0" w:rightChars="0" w:firstLine="0" w:firstLineChars="0"/>
+              <w:ind w:left="0" w:right="0" w:firstLine="0" w:leftChars="0" w:rightChars="0" w:firstLineChars="0"/>
               <w:jc w:val="center"/>
               <w:textAlignment w:val="baseline"/>
               <w:rPr>
-                <w:rFonts w:hint="default" w:ascii="宋体" w:hAnsi="宋体" w:eastAsia="宋体" w:cs="宋体"/>
+                <w:rFonts w:ascii="宋体" w:eastAsia="宋体" w:hAnsi="宋体" w:cs="宋体" w:hint="default"/>
                 <w:sz w:val="20"/>
                 <w:szCs w:val="20"/>
                 <w:lang w:val="en-US" w:eastAsia="zh-CN"/>
@@ -1039,7 +966,7 @@
             </w:pPr>
             <w:r>
               <w:rPr>
-                <w:rFonts w:ascii="宋体" w:hAnsi="宋体" w:eastAsia="宋体" w:cs="宋体"/>
+                <w:rFonts w:ascii="宋体" w:eastAsia="宋体" w:hAnsi="宋体" w:cs="宋体"/>
                 <w:spacing w:val="3"/>
                 <w:position w:val="1"/>
                 <w:sz w:val="20"/>
@@ -1049,7 +976,7 @@
             </w:r>
             <w:r>
               <w:rPr>
-                <w:rFonts w:hint="eastAsia" w:ascii="宋体" w:hAnsi="宋体" w:cs="宋体"/>
+                <w:rFonts w:ascii="宋体" w:hAnsi="宋体" w:cs="宋体" w:hint="eastAsia"/>
                 <w:spacing w:val="3"/>
                 <w:position w:val="1"/>
                 <w:sz w:val="20"/>
@@ -1080,18 +1007,18 @@
               <w:adjustRightInd w:val="0"/>
               <w:snapToGrid w:val="0"/>
               <w:spacing w:before="173" w:line="267" w:lineRule="exact"/>
-              <w:ind w:left="0" w:leftChars="0" w:right="0" w:rightChars="0" w:firstLine="0" w:firstLineChars="0"/>
+              <w:ind w:left="0" w:right="0" w:firstLine="0" w:leftChars="0" w:rightChars="0" w:firstLineChars="0"/>
               <w:jc w:val="center"/>
               <w:textAlignment w:val="baseline"/>
               <w:rPr>
-                <w:rFonts w:ascii="宋体" w:hAnsi="宋体" w:eastAsia="宋体" w:cs="宋体"/>
+                <w:rFonts w:ascii="宋体" w:eastAsia="宋体" w:hAnsi="宋体" w:cs="宋体"/>
                 <w:sz w:val="20"/>
                 <w:szCs w:val="20"/>
               </w:rPr>
             </w:pPr>
             <w:r>
               <w:rPr>
-                <w:rFonts w:ascii="宋体" w:hAnsi="宋体" w:eastAsia="宋体" w:cs="宋体"/>
+                <w:rFonts w:ascii="宋体" w:eastAsia="宋体" w:hAnsi="宋体" w:cs="宋体"/>
                 <w:spacing w:val="4"/>
                 <w:position w:val="1"/>
                 <w:sz w:val="20"/>
@@ -1121,18 +1048,18 @@
               <w:adjustRightInd w:val="0"/>
               <w:snapToGrid w:val="0"/>
               <w:spacing w:before="172" w:line="228" w:lineRule="auto"/>
-              <w:ind w:left="0" w:leftChars="0" w:right="0" w:rightChars="0" w:firstLine="0" w:firstLineChars="0"/>
+              <w:ind w:left="0" w:right="0" w:firstLine="0" w:leftChars="0" w:rightChars="0" w:firstLineChars="0"/>
               <w:jc w:val="center"/>
               <w:textAlignment w:val="baseline"/>
               <w:rPr>
-                <w:rFonts w:ascii="宋体" w:hAnsi="宋体" w:eastAsia="宋体" w:cs="宋体"/>
+                <w:rFonts w:ascii="宋体" w:eastAsia="宋体" w:hAnsi="宋体" w:cs="宋体"/>
                 <w:sz w:val="20"/>
                 <w:szCs w:val="20"/>
               </w:rPr>
             </w:pPr>
             <w:r>
               <w:rPr>
-                <w:rFonts w:ascii="宋体" w:hAnsi="宋体" w:eastAsia="宋体" w:cs="宋体"/>
+                <w:rFonts w:ascii="宋体" w:eastAsia="宋体" w:hAnsi="宋体" w:cs="宋体"/>
                 <w:spacing w:val="7"/>
                 <w:sz w:val="20"/>
                 <w:szCs w:val="20"/>
@@ -1161,11 +1088,11 @@
               <w:adjustRightInd w:val="0"/>
               <w:snapToGrid w:val="0"/>
               <w:spacing w:before="173" w:line="229" w:lineRule="auto"/>
-              <w:ind w:left="0" w:leftChars="0" w:right="0" w:rightChars="0" w:firstLine="0" w:firstLineChars="0"/>
+              <w:ind w:left="0" w:right="0" w:firstLine="0" w:leftChars="0" w:rightChars="0" w:firstLineChars="0"/>
               <w:jc w:val="center"/>
               <w:textAlignment w:val="baseline"/>
               <w:rPr>
-                <w:rFonts w:ascii="宋体" w:hAnsi="宋体" w:eastAsia="宋体" w:cs="宋体"/>
+                <w:rFonts w:ascii="宋体" w:eastAsia="宋体" w:hAnsi="宋体" w:cs="宋体"/>
                 <w:sz w:val="20"/>
                 <w:szCs w:val="20"/>
               </w:rPr>
@@ -1182,14 +1109,9 @@
       </w:tr>
       <w:tr>
         <w:tblPrEx>
-          <w:tblBorders>
-            <w:top w:val="single" w:color="000000" w:sz="2" w:space="0"/>
-            <w:left w:val="single" w:color="000000" w:sz="2" w:space="0"/>
-            <w:bottom w:val="single" w:color="000000" w:sz="2" w:space="0"/>
-            <w:right w:val="single" w:color="000000" w:sz="2" w:space="0"/>
-            <w:insideH w:val="single" w:color="000000" w:sz="2" w:space="0"/>
-            <w:insideV w:val="single" w:color="000000" w:sz="2" w:space="0"/>
-          </w:tblBorders>
+          <w:tblW w:w="7137" w:type="dxa"/>
+          <w:jc w:val="center"/>
+          <w:tblLayout w:type="fixed"/>
           <w:tblCellMar>
             <w:top w:w="0" w:type="dxa"/>
             <w:left w:w="0" w:type="dxa"/>
@@ -1198,7 +1120,7 @@
           </w:tblCellMar>
         </w:tblPrEx>
         <w:trPr>
-          <w:trHeight w:val="556" w:hRule="atLeast"/>
+          <w:trHeight w:val="556"/>
           <w:jc w:val="center"/>
         </w:trPr>
         <w:tc>
@@ -1207,7 +1129,7 @@
           </w:tcPr>
           <w:p>
             <w:pPr>
-              <w:pStyle w:val="27"/>
+              <w:pStyle w:val="TableText"/>
               <w:keepNext w:val="0"/>
               <w:keepLines w:val="0"/>
               <w:pageBreakBefore w:val="0"/>
@@ -1221,7 +1143,7 @@
               <w:bidi w:val="0"/>
               <w:adjustRightInd w:val="0"/>
               <w:snapToGrid w:val="0"/>
-              <w:ind w:left="0" w:leftChars="0" w:right="0" w:rightChars="0" w:firstLine="0" w:firstLineChars="0"/>
+              <w:ind w:left="0" w:right="0" w:firstLine="0" w:leftChars="0" w:rightChars="0" w:firstLineChars="0"/>
               <w:jc w:val="center"/>
               <w:textAlignment w:val="baseline"/>
             </w:pPr>
@@ -1233,7 +1155,7 @@
           </w:tcPr>
           <w:p>
             <w:pPr>
-              <w:pStyle w:val="27"/>
+              <w:pStyle w:val="TableText"/>
               <w:keepNext w:val="0"/>
               <w:keepLines w:val="0"/>
               <w:pageBreakBefore w:val="0"/>
@@ -1247,7 +1169,7 @@
               <w:bidi w:val="0"/>
               <w:adjustRightInd w:val="0"/>
               <w:snapToGrid w:val="0"/>
-              <w:ind w:left="0" w:leftChars="0" w:right="0" w:rightChars="0" w:firstLine="0" w:firstLineChars="0"/>
+              <w:ind w:left="0" w:right="0" w:firstLine="0" w:leftChars="0" w:rightChars="0" w:firstLineChars="0"/>
               <w:jc w:val="center"/>
               <w:textAlignment w:val="baseline"/>
             </w:pPr>
@@ -1259,7 +1181,7 @@
           </w:tcPr>
           <w:p>
             <w:pPr>
-              <w:pStyle w:val="27"/>
+              <w:pStyle w:val="TableText"/>
               <w:keepNext w:val="0"/>
               <w:keepLines w:val="0"/>
               <w:pageBreakBefore w:val="0"/>
@@ -1273,7 +1195,7 @@
               <w:bidi w:val="0"/>
               <w:adjustRightInd w:val="0"/>
               <w:snapToGrid w:val="0"/>
-              <w:ind w:left="0" w:leftChars="0" w:right="0" w:rightChars="0" w:firstLine="0" w:firstLineChars="0"/>
+              <w:ind w:left="0" w:right="0" w:firstLine="0" w:leftChars="0" w:rightChars="0" w:firstLineChars="0"/>
               <w:jc w:val="center"/>
               <w:textAlignment w:val="baseline"/>
             </w:pPr>
@@ -1285,7 +1207,7 @@
           </w:tcPr>
           <w:p>
             <w:pPr>
-              <w:pStyle w:val="27"/>
+              <w:pStyle w:val="TableText"/>
               <w:keepNext w:val="0"/>
               <w:keepLines w:val="0"/>
               <w:pageBreakBefore w:val="0"/>
@@ -1299,7 +1221,7 @@
               <w:bidi w:val="0"/>
               <w:adjustRightInd w:val="0"/>
               <w:snapToGrid w:val="0"/>
-              <w:ind w:left="0" w:leftChars="0" w:right="0" w:rightChars="0" w:firstLine="0" w:firstLineChars="0"/>
+              <w:ind w:left="0" w:right="0" w:firstLine="0" w:leftChars="0" w:rightChars="0" w:firstLineChars="0"/>
               <w:jc w:val="center"/>
               <w:textAlignment w:val="baseline"/>
             </w:pPr>
@@ -1308,14 +1230,9 @@
       </w:tr>
       <w:tr>
         <w:tblPrEx>
-          <w:tblBorders>
-            <w:top w:val="single" w:color="000000" w:sz="2" w:space="0"/>
-            <w:left w:val="single" w:color="000000" w:sz="2" w:space="0"/>
-            <w:bottom w:val="single" w:color="000000" w:sz="2" w:space="0"/>
-            <w:right w:val="single" w:color="000000" w:sz="2" w:space="0"/>
-            <w:insideH w:val="single" w:color="000000" w:sz="2" w:space="0"/>
-            <w:insideV w:val="single" w:color="000000" w:sz="2" w:space="0"/>
-          </w:tblBorders>
+          <w:tblW w:w="7137" w:type="dxa"/>
+          <w:jc w:val="center"/>
+          <w:tblLayout w:type="fixed"/>
           <w:tblCellMar>
             <w:top w:w="0" w:type="dxa"/>
             <w:left w:w="0" w:type="dxa"/>
@@ -1324,7 +1241,7 @@
           </w:tblCellMar>
         </w:tblPrEx>
         <w:trPr>
-          <w:trHeight w:val="556" w:hRule="atLeast"/>
+          <w:trHeight w:val="556"/>
           <w:jc w:val="center"/>
         </w:trPr>
         <w:tc>
@@ -1333,7 +1250,7 @@
           </w:tcPr>
           <w:p>
             <w:pPr>
-              <w:pStyle w:val="27"/>
+              <w:pStyle w:val="TableText"/>
               <w:keepNext w:val="0"/>
               <w:keepLines w:val="0"/>
               <w:pageBreakBefore w:val="0"/>
@@ -1347,7 +1264,7 @@
               <w:bidi w:val="0"/>
               <w:adjustRightInd w:val="0"/>
               <w:snapToGrid w:val="0"/>
-              <w:ind w:left="0" w:leftChars="0" w:right="0" w:rightChars="0" w:firstLine="0" w:firstLineChars="0"/>
+              <w:ind w:left="0" w:right="0" w:firstLine="0" w:leftChars="0" w:rightChars="0" w:firstLineChars="0"/>
               <w:jc w:val="center"/>
               <w:textAlignment w:val="baseline"/>
             </w:pPr>
@@ -1359,7 +1276,7 @@
           </w:tcPr>
           <w:p>
             <w:pPr>
-              <w:pStyle w:val="27"/>
+              <w:pStyle w:val="TableText"/>
               <w:keepNext w:val="0"/>
               <w:keepLines w:val="0"/>
               <w:pageBreakBefore w:val="0"/>
@@ -1373,7 +1290,7 @@
               <w:bidi w:val="0"/>
               <w:adjustRightInd w:val="0"/>
               <w:snapToGrid w:val="0"/>
-              <w:ind w:left="0" w:leftChars="0" w:right="0" w:rightChars="0" w:firstLine="0" w:firstLineChars="0"/>
+              <w:ind w:left="0" w:right="0" w:firstLine="0" w:leftChars="0" w:rightChars="0" w:firstLineChars="0"/>
               <w:jc w:val="center"/>
               <w:textAlignment w:val="baseline"/>
             </w:pPr>
@@ -1385,7 +1302,7 @@
           </w:tcPr>
           <w:p>
             <w:pPr>
-              <w:pStyle w:val="27"/>
+              <w:pStyle w:val="TableText"/>
               <w:keepNext w:val="0"/>
               <w:keepLines w:val="0"/>
               <w:pageBreakBefore w:val="0"/>
@@ -1399,7 +1316,7 @@
               <w:bidi w:val="0"/>
               <w:adjustRightInd w:val="0"/>
               <w:snapToGrid w:val="0"/>
-              <w:ind w:left="0" w:leftChars="0" w:right="0" w:rightChars="0" w:firstLine="0" w:firstLineChars="0"/>
+              <w:ind w:left="0" w:right="0" w:firstLine="0" w:leftChars="0" w:rightChars="0" w:firstLineChars="0"/>
               <w:jc w:val="center"/>
               <w:textAlignment w:val="baseline"/>
             </w:pPr>
@@ -1411,7 +1328,7 @@
           </w:tcPr>
           <w:p>
             <w:pPr>
-              <w:pStyle w:val="27"/>
+              <w:pStyle w:val="TableText"/>
               <w:keepNext w:val="0"/>
               <w:keepLines w:val="0"/>
               <w:pageBreakBefore w:val="0"/>
@@ -1425,7 +1342,7 @@
               <w:bidi w:val="0"/>
               <w:adjustRightInd w:val="0"/>
               <w:snapToGrid w:val="0"/>
-              <w:ind w:left="0" w:leftChars="0" w:right="0" w:rightChars="0" w:firstLine="0" w:firstLineChars="0"/>
+              <w:ind w:left="0" w:right="0" w:firstLine="0" w:leftChars="0" w:rightChars="0" w:firstLineChars="0"/>
               <w:jc w:val="center"/>
               <w:textAlignment w:val="baseline"/>
             </w:pPr>
@@ -1434,14 +1351,9 @@
       </w:tr>
       <w:tr>
         <w:tblPrEx>
-          <w:tblBorders>
-            <w:top w:val="single" w:color="000000" w:sz="2" w:space="0"/>
-            <w:left w:val="single" w:color="000000" w:sz="2" w:space="0"/>
-            <w:bottom w:val="single" w:color="000000" w:sz="2" w:space="0"/>
-            <w:right w:val="single" w:color="000000" w:sz="2" w:space="0"/>
-            <w:insideH w:val="single" w:color="000000" w:sz="2" w:space="0"/>
-            <w:insideV w:val="single" w:color="000000" w:sz="2" w:space="0"/>
-          </w:tblBorders>
+          <w:tblW w:w="7137" w:type="dxa"/>
+          <w:jc w:val="center"/>
+          <w:tblLayout w:type="fixed"/>
           <w:tblCellMar>
             <w:top w:w="0" w:type="dxa"/>
             <w:left w:w="0" w:type="dxa"/>
@@ -1450,7 +1362,7 @@
           </w:tblCellMar>
         </w:tblPrEx>
         <w:trPr>
-          <w:trHeight w:val="557" w:hRule="atLeast"/>
+          <w:trHeight w:val="557"/>
           <w:jc w:val="center"/>
         </w:trPr>
         <w:tc>
@@ -1459,7 +1371,7 @@
           </w:tcPr>
           <w:p>
             <w:pPr>
-              <w:pStyle w:val="27"/>
+              <w:pStyle w:val="TableText"/>
               <w:keepNext w:val="0"/>
               <w:keepLines w:val="0"/>
               <w:pageBreakBefore w:val="0"/>
@@ -1473,7 +1385,7 @@
               <w:bidi w:val="0"/>
               <w:adjustRightInd w:val="0"/>
               <w:snapToGrid w:val="0"/>
-              <w:ind w:left="0" w:leftChars="0" w:right="0" w:rightChars="0" w:firstLine="0" w:firstLineChars="0"/>
+              <w:ind w:left="0" w:right="0" w:firstLine="0" w:leftChars="0" w:rightChars="0" w:firstLineChars="0"/>
               <w:jc w:val="center"/>
               <w:textAlignment w:val="baseline"/>
             </w:pPr>
@@ -1485,7 +1397,7 @@
           </w:tcPr>
           <w:p>
             <w:pPr>
-              <w:pStyle w:val="27"/>
+              <w:pStyle w:val="TableText"/>
               <w:keepNext w:val="0"/>
               <w:keepLines w:val="0"/>
               <w:pageBreakBefore w:val="0"/>
@@ -1499,7 +1411,7 @@
               <w:bidi w:val="0"/>
               <w:adjustRightInd w:val="0"/>
               <w:snapToGrid w:val="0"/>
-              <w:ind w:left="0" w:leftChars="0" w:right="0" w:rightChars="0" w:firstLine="0" w:firstLineChars="0"/>
+              <w:ind w:left="0" w:right="0" w:firstLine="0" w:leftChars="0" w:rightChars="0" w:firstLineChars="0"/>
               <w:jc w:val="center"/>
               <w:textAlignment w:val="baseline"/>
             </w:pPr>
@@ -1511,7 +1423,7 @@
           </w:tcPr>
           <w:p>
             <w:pPr>
-              <w:pStyle w:val="27"/>
+              <w:pStyle w:val="TableText"/>
               <w:keepNext w:val="0"/>
               <w:keepLines w:val="0"/>
               <w:pageBreakBefore w:val="0"/>
@@ -1525,7 +1437,7 @@
               <w:bidi w:val="0"/>
               <w:adjustRightInd w:val="0"/>
               <w:snapToGrid w:val="0"/>
-              <w:ind w:left="0" w:leftChars="0" w:right="0" w:rightChars="0" w:firstLine="0" w:firstLineChars="0"/>
+              <w:ind w:left="0" w:right="0" w:firstLine="0" w:leftChars="0" w:rightChars="0" w:firstLineChars="0"/>
               <w:jc w:val="center"/>
               <w:textAlignment w:val="baseline"/>
             </w:pPr>
@@ -1537,7 +1449,7 @@
           </w:tcPr>
           <w:p>
             <w:pPr>
-              <w:pStyle w:val="27"/>
+              <w:pStyle w:val="TableText"/>
               <w:keepNext w:val="0"/>
               <w:keepLines w:val="0"/>
               <w:pageBreakBefore w:val="0"/>
@@ -1551,7 +1463,7 @@
               <w:bidi w:val="0"/>
               <w:adjustRightInd w:val="0"/>
               <w:snapToGrid w:val="0"/>
-              <w:ind w:left="0" w:leftChars="0" w:right="0" w:rightChars="0" w:firstLine="0" w:firstLineChars="0"/>
+              <w:ind w:left="0" w:right="0" w:firstLine="0" w:leftChars="0" w:rightChars="0" w:firstLineChars="0"/>
               <w:jc w:val="center"/>
               <w:textAlignment w:val="baseline"/>
             </w:pPr>
@@ -1583,7 +1495,7 @@
     <w:sdt>
       <w:sdtPr>
         <w:rPr>
-          <w:rFonts w:ascii="宋体" w:hAnsi="宋体" w:eastAsia="宋体" w:cs="Arial"/>
+          <w:rFonts w:ascii="宋体" w:eastAsia="宋体" w:hAnsi="宋体" w:cs="Arial"/>
           <w:snapToGrid w:val="0"/>
           <w:color w:val="000000"/>
           <w:kern w:val="0"/>
@@ -1599,7 +1511,7 @@
       </w:sdtPr>
       <w:sdtEndPr>
         <w:rPr>
-          <w:rFonts w:hint="eastAsia" w:ascii="宋体" w:hAnsi="宋体" w:eastAsia="宋体" w:cs="宋体"/>
+          <w:rFonts w:ascii="宋体" w:eastAsia="宋体" w:hAnsi="宋体" w:cs="宋体" w:hint="eastAsia"/>
           <w:snapToGrid w:val="0"/>
           <w:color w:val="000000"/>
           <w:kern w:val="0"/>
@@ -1625,18 +1537,18 @@
             <w:adjustRightInd w:val="0"/>
             <w:snapToGrid w:val="0"/>
             <w:spacing w:before="0" w:beforeLines="0" w:after="0" w:afterLines="0" w:line="240" w:lineRule="auto"/>
-            <w:ind w:left="0" w:leftChars="0" w:right="0" w:rightChars="0" w:firstLine="0" w:firstLineChars="0"/>
+            <w:ind w:left="0" w:right="0" w:firstLine="0" w:leftChars="0" w:rightChars="0" w:firstLineChars="0"/>
             <w:jc w:val="center"/>
             <w:textAlignment w:val="baseline"/>
             <w:rPr>
-              <w:rFonts w:hint="eastAsia" w:ascii="宋体" w:hAnsi="宋体" w:eastAsia="宋体" w:cs="宋体"/>
+              <w:rFonts w:ascii="宋体" w:eastAsia="宋体" w:hAnsi="宋体" w:cs="宋体" w:hint="eastAsia"/>
               <w:sz w:val="24"/>
               <w:szCs w:val="24"/>
             </w:rPr>
           </w:pPr>
           <w:r>
             <w:rPr>
-              <w:rFonts w:hint="eastAsia" w:ascii="宋体" w:hAnsi="宋体" w:eastAsia="宋体" w:cs="宋体"/>
+              <w:rFonts w:ascii="宋体" w:eastAsia="宋体" w:hAnsi="宋体" w:cs="宋体" w:hint="eastAsia"/>
               <w:sz w:val="24"/>
               <w:szCs w:val="24"/>
             </w:rPr>
@@ -1645,14 +1557,14 @@
         </w:p>
         <w:p>
           <w:pPr>
-            <w:pStyle w:val="16"/>
+            <w:pStyle w:val="TOC1"/>
             <w:tabs>
               <w:tab w:val="right" w:leader="dot" w:pos="8306"/>
             </w:tabs>
           </w:pPr>
           <w:r>
             <w:rPr>
-              <w:rFonts w:hint="eastAsia" w:ascii="宋体" w:hAnsi="宋体" w:eastAsia="宋体" w:cs="宋体"/>
+              <w:rFonts w:ascii="宋体" w:eastAsia="宋体" w:hAnsi="宋体" w:cs="宋体" w:hint="eastAsia"/>
               <w:sz w:val="24"/>
               <w:szCs w:val="24"/>
             </w:rPr>
@@ -1660,7 +1572,7 @@
           </w:r>
           <w:r>
             <w:rPr>
-              <w:rFonts w:hint="eastAsia" w:ascii="宋体" w:hAnsi="宋体" w:eastAsia="宋体" w:cs="宋体"/>
+              <w:rFonts w:ascii="宋体" w:eastAsia="宋体" w:hAnsi="宋体" w:cs="宋体" w:hint="eastAsia"/>
               <w:sz w:val="24"/>
               <w:szCs w:val="24"/>
             </w:rPr>
@@ -1668,7 +1580,7 @@
           </w:r>
           <w:r>
             <w:rPr>
-              <w:rFonts w:hint="eastAsia" w:ascii="宋体" w:hAnsi="宋体" w:eastAsia="宋体" w:cs="宋体"/>
+              <w:rFonts w:ascii="宋体" w:eastAsia="宋体" w:hAnsi="宋体" w:cs="宋体" w:hint="eastAsia"/>
               <w:sz w:val="24"/>
               <w:szCs w:val="24"/>
             </w:rPr>
@@ -1676,21 +1588,21 @@
           </w:r>
           <w:r>
             <w:rPr>
-              <w:rFonts w:hint="eastAsia" w:ascii="宋体" w:hAnsi="宋体" w:eastAsia="宋体" w:cs="宋体"/>
+              <w:rFonts w:ascii="宋体" w:eastAsia="宋体" w:hAnsi="宋体" w:cs="宋体" w:hint="eastAsia"/>
               <w:szCs w:val="24"/>
             </w:rPr>
             <w:fldChar w:fldCharType="begin"/>
           </w:r>
           <w:r>
             <w:rPr>
-              <w:rFonts w:hint="eastAsia" w:ascii="宋体" w:hAnsi="宋体" w:eastAsia="宋体" w:cs="宋体"/>
+              <w:rFonts w:ascii="宋体" w:eastAsia="宋体" w:hAnsi="宋体" w:cs="宋体" w:hint="eastAsia"/>
               <w:szCs w:val="24"/>
             </w:rPr>
             <w:instrText xml:space="preserve"> HYPERLINK \l _Toc20613 </w:instrText>
           </w:r>
           <w:r>
             <w:rPr>
-              <w:rFonts w:hint="eastAsia" w:ascii="宋体" w:hAnsi="宋体" w:eastAsia="宋体" w:cs="宋体"/>
+              <w:rFonts w:ascii="宋体" w:eastAsia="宋体" w:hAnsi="宋体" w:cs="宋体" w:hint="eastAsia"/>
               <w:szCs w:val="24"/>
             </w:rPr>
             <w:fldChar w:fldCharType="separate"/>
@@ -1722,7 +1634,7 @@
           </w:r>
           <w:r>
             <w:rPr>
-              <w:rFonts w:hint="eastAsia" w:ascii="宋体" w:hAnsi="宋体" w:eastAsia="宋体" w:cs="宋体"/>
+              <w:rFonts w:ascii="宋体" w:eastAsia="宋体" w:hAnsi="宋体" w:cs="宋体" w:hint="eastAsia"/>
               <w:szCs w:val="24"/>
             </w:rPr>
             <w:fldChar w:fldCharType="end"/>
@@ -1730,28 +1642,28 @@
         </w:p>
         <w:p>
           <w:pPr>
-            <w:pStyle w:val="16"/>
+            <w:pStyle w:val="TOC1"/>
             <w:tabs>
               <w:tab w:val="right" w:leader="dot" w:pos="8306"/>
             </w:tabs>
           </w:pPr>
           <w:r>
             <w:rPr>
-              <w:rFonts w:hint="eastAsia" w:ascii="宋体" w:hAnsi="宋体" w:eastAsia="宋体" w:cs="宋体"/>
+              <w:rFonts w:ascii="宋体" w:eastAsia="宋体" w:hAnsi="宋体" w:cs="宋体" w:hint="eastAsia"/>
               <w:szCs w:val="24"/>
             </w:rPr>
             <w:fldChar w:fldCharType="begin"/>
           </w:r>
           <w:r>
             <w:rPr>
-              <w:rFonts w:hint="eastAsia" w:ascii="宋体" w:hAnsi="宋体" w:eastAsia="宋体" w:cs="宋体"/>
+              <w:rFonts w:ascii="宋体" w:eastAsia="宋体" w:hAnsi="宋体" w:cs="宋体" w:hint="eastAsia"/>
               <w:szCs w:val="24"/>
             </w:rPr>
             <w:instrText xml:space="preserve"> HYPERLINK \l _Toc28004 </w:instrText>
           </w:r>
           <w:r>
             <w:rPr>
-              <w:rFonts w:hint="eastAsia" w:ascii="宋体" w:hAnsi="宋体" w:eastAsia="宋体" w:cs="宋体"/>
+              <w:rFonts w:ascii="宋体" w:eastAsia="宋体" w:hAnsi="宋体" w:cs="宋体" w:hint="eastAsia"/>
               <w:szCs w:val="24"/>
             </w:rPr>
             <w:fldChar w:fldCharType="separate"/>
@@ -1783,7 +1695,7 @@
           </w:r>
           <w:r>
             <w:rPr>
-              <w:rFonts w:hint="eastAsia" w:ascii="宋体" w:hAnsi="宋体" w:eastAsia="宋体" w:cs="宋体"/>
+              <w:rFonts w:ascii="宋体" w:eastAsia="宋体" w:hAnsi="宋体" w:cs="宋体" w:hint="eastAsia"/>
               <w:szCs w:val="24"/>
             </w:rPr>
             <w:fldChar w:fldCharType="end"/>
@@ -1791,28 +1703,28 @@
         </w:p>
         <w:p>
           <w:pPr>
-            <w:pStyle w:val="16"/>
+            <w:pStyle w:val="TOC1"/>
             <w:tabs>
               <w:tab w:val="right" w:leader="dot" w:pos="8306"/>
             </w:tabs>
           </w:pPr>
           <w:r>
             <w:rPr>
-              <w:rFonts w:hint="eastAsia" w:ascii="宋体" w:hAnsi="宋体" w:eastAsia="宋体" w:cs="宋体"/>
+              <w:rFonts w:ascii="宋体" w:eastAsia="宋体" w:hAnsi="宋体" w:cs="宋体" w:hint="eastAsia"/>
               <w:szCs w:val="24"/>
             </w:rPr>
             <w:fldChar w:fldCharType="begin"/>
           </w:r>
           <w:r>
             <w:rPr>
-              <w:rFonts w:hint="eastAsia" w:ascii="宋体" w:hAnsi="宋体" w:eastAsia="宋体" w:cs="宋体"/>
+              <w:rFonts w:ascii="宋体" w:eastAsia="宋体" w:hAnsi="宋体" w:cs="宋体" w:hint="eastAsia"/>
               <w:szCs w:val="24"/>
             </w:rPr>
             <w:instrText xml:space="preserve"> HYPERLINK \l _Toc11139 </w:instrText>
           </w:r>
           <w:r>
             <w:rPr>
-              <w:rFonts w:hint="eastAsia" w:ascii="宋体" w:hAnsi="宋体" w:eastAsia="宋体" w:cs="宋体"/>
+              <w:rFonts w:ascii="宋体" w:eastAsia="宋体" w:hAnsi="宋体" w:cs="宋体" w:hint="eastAsia"/>
               <w:szCs w:val="24"/>
             </w:rPr>
             <w:fldChar w:fldCharType="separate"/>
@@ -1844,7 +1756,7 @@
           </w:r>
           <w:r>
             <w:rPr>
-              <w:rFonts w:hint="eastAsia" w:ascii="宋体" w:hAnsi="宋体" w:eastAsia="宋体" w:cs="宋体"/>
+              <w:rFonts w:ascii="宋体" w:eastAsia="宋体" w:hAnsi="宋体" w:cs="宋体" w:hint="eastAsia"/>
               <w:szCs w:val="24"/>
             </w:rPr>
             <w:fldChar w:fldCharType="end"/>
@@ -1852,28 +1764,28 @@
         </w:p>
         <w:p>
           <w:pPr>
-            <w:pStyle w:val="17"/>
+            <w:pStyle w:val="TOC2"/>
             <w:tabs>
               <w:tab w:val="right" w:leader="dot" w:pos="8306"/>
             </w:tabs>
           </w:pPr>
           <w:r>
             <w:rPr>
-              <w:rFonts w:hint="eastAsia" w:ascii="宋体" w:hAnsi="宋体" w:eastAsia="宋体" w:cs="宋体"/>
+              <w:rFonts w:ascii="宋体" w:eastAsia="宋体" w:hAnsi="宋体" w:cs="宋体" w:hint="eastAsia"/>
               <w:szCs w:val="24"/>
             </w:rPr>
             <w:fldChar w:fldCharType="begin"/>
           </w:r>
           <w:r>
             <w:rPr>
-              <w:rFonts w:hint="eastAsia" w:ascii="宋体" w:hAnsi="宋体" w:eastAsia="宋体" w:cs="宋体"/>
+              <w:rFonts w:ascii="宋体" w:eastAsia="宋体" w:hAnsi="宋体" w:cs="宋体" w:hint="eastAsia"/>
               <w:szCs w:val="24"/>
             </w:rPr>
             <w:instrText xml:space="preserve"> HYPERLINK \l _Toc22306 </w:instrText>
           </w:r>
           <w:r>
             <w:rPr>
-              <w:rFonts w:hint="eastAsia" w:ascii="宋体" w:hAnsi="宋体" w:eastAsia="宋体" w:cs="宋体"/>
+              <w:rFonts w:ascii="宋体" w:eastAsia="宋体" w:hAnsi="宋体" w:cs="宋体" w:hint="eastAsia"/>
               <w:szCs w:val="24"/>
             </w:rPr>
             <w:fldChar w:fldCharType="separate"/>
@@ -1905,7 +1817,7 @@
           </w:r>
           <w:r>
             <w:rPr>
-              <w:rFonts w:hint="eastAsia" w:ascii="宋体" w:hAnsi="宋体" w:eastAsia="宋体" w:cs="宋体"/>
+              <w:rFonts w:ascii="宋体" w:eastAsia="宋体" w:hAnsi="宋体" w:cs="宋体" w:hint="eastAsia"/>
               <w:szCs w:val="24"/>
             </w:rPr>
             <w:fldChar w:fldCharType="end"/>
@@ -1913,28 +1825,28 @@
         </w:p>
         <w:p>
           <w:pPr>
-            <w:pStyle w:val="17"/>
+            <w:pStyle w:val="TOC2"/>
             <w:tabs>
               <w:tab w:val="right" w:leader="dot" w:pos="8306"/>
             </w:tabs>
           </w:pPr>
           <w:r>
             <w:rPr>
-              <w:rFonts w:hint="eastAsia" w:ascii="宋体" w:hAnsi="宋体" w:eastAsia="宋体" w:cs="宋体"/>
+              <w:rFonts w:ascii="宋体" w:eastAsia="宋体" w:hAnsi="宋体" w:cs="宋体" w:hint="eastAsia"/>
               <w:szCs w:val="24"/>
             </w:rPr>
             <w:fldChar w:fldCharType="begin"/>
           </w:r>
           <w:r>
             <w:rPr>
-              <w:rFonts w:hint="eastAsia" w:ascii="宋体" w:hAnsi="宋体" w:eastAsia="宋体" w:cs="宋体"/>
+              <w:rFonts w:ascii="宋体" w:eastAsia="宋体" w:hAnsi="宋体" w:cs="宋体" w:hint="eastAsia"/>
               <w:szCs w:val="24"/>
             </w:rPr>
             <w:instrText xml:space="preserve"> HYPERLINK \l _Toc30140 </w:instrText>
           </w:r>
           <w:r>
             <w:rPr>
-              <w:rFonts w:hint="eastAsia" w:ascii="宋体" w:hAnsi="宋体" w:eastAsia="宋体" w:cs="宋体"/>
+              <w:rFonts w:ascii="宋体" w:eastAsia="宋体" w:hAnsi="宋体" w:cs="宋体" w:hint="eastAsia"/>
               <w:szCs w:val="24"/>
             </w:rPr>
             <w:fldChar w:fldCharType="separate"/>
@@ -1966,7 +1878,7 @@
           </w:r>
           <w:r>
             <w:rPr>
-              <w:rFonts w:hint="eastAsia" w:ascii="宋体" w:hAnsi="宋体" w:eastAsia="宋体" w:cs="宋体"/>
+              <w:rFonts w:ascii="宋体" w:eastAsia="宋体" w:hAnsi="宋体" w:cs="宋体" w:hint="eastAsia"/>
               <w:szCs w:val="24"/>
             </w:rPr>
             <w:fldChar w:fldCharType="end"/>
@@ -1974,28 +1886,28 @@
         </w:p>
         <w:p>
           <w:pPr>
-            <w:pStyle w:val="17"/>
+            <w:pStyle w:val="TOC2"/>
             <w:tabs>
               <w:tab w:val="right" w:leader="dot" w:pos="8306"/>
             </w:tabs>
           </w:pPr>
           <w:r>
             <w:rPr>
-              <w:rFonts w:hint="eastAsia" w:ascii="宋体" w:hAnsi="宋体" w:eastAsia="宋体" w:cs="宋体"/>
+              <w:rFonts w:ascii="宋体" w:eastAsia="宋体" w:hAnsi="宋体" w:cs="宋体" w:hint="eastAsia"/>
               <w:szCs w:val="24"/>
             </w:rPr>
             <w:fldChar w:fldCharType="begin"/>
           </w:r>
           <w:r>
             <w:rPr>
-              <w:rFonts w:hint="eastAsia" w:ascii="宋体" w:hAnsi="宋体" w:eastAsia="宋体" w:cs="宋体"/>
+              <w:rFonts w:ascii="宋体" w:eastAsia="宋体" w:hAnsi="宋体" w:cs="宋体" w:hint="eastAsia"/>
               <w:szCs w:val="24"/>
             </w:rPr>
             <w:instrText xml:space="preserve"> HYPERLINK \l _Toc31550 </w:instrText>
           </w:r>
           <w:r>
             <w:rPr>
-              <w:rFonts w:hint="eastAsia" w:ascii="宋体" w:hAnsi="宋体" w:eastAsia="宋体" w:cs="宋体"/>
+              <w:rFonts w:ascii="宋体" w:eastAsia="宋体" w:hAnsi="宋体" w:cs="宋体" w:hint="eastAsia"/>
               <w:szCs w:val="24"/>
             </w:rPr>
             <w:fldChar w:fldCharType="separate"/>
@@ -2027,7 +1939,7 @@
           </w:r>
           <w:r>
             <w:rPr>
-              <w:rFonts w:hint="eastAsia" w:ascii="宋体" w:hAnsi="宋体" w:eastAsia="宋体" w:cs="宋体"/>
+              <w:rFonts w:ascii="宋体" w:eastAsia="宋体" w:hAnsi="宋体" w:cs="宋体" w:hint="eastAsia"/>
               <w:szCs w:val="24"/>
             </w:rPr>
             <w:fldChar w:fldCharType="end"/>
@@ -2035,28 +1947,28 @@
         </w:p>
         <w:p>
           <w:pPr>
-            <w:pStyle w:val="17"/>
+            <w:pStyle w:val="TOC2"/>
             <w:tabs>
               <w:tab w:val="right" w:leader="dot" w:pos="8306"/>
             </w:tabs>
           </w:pPr>
           <w:r>
             <w:rPr>
-              <w:rFonts w:hint="eastAsia" w:ascii="宋体" w:hAnsi="宋体" w:eastAsia="宋体" w:cs="宋体"/>
+              <w:rFonts w:ascii="宋体" w:eastAsia="宋体" w:hAnsi="宋体" w:cs="宋体" w:hint="eastAsia"/>
               <w:szCs w:val="24"/>
             </w:rPr>
             <w:fldChar w:fldCharType="begin"/>
           </w:r>
           <w:r>
             <w:rPr>
-              <w:rFonts w:hint="eastAsia" w:ascii="宋体" w:hAnsi="宋体" w:eastAsia="宋体" w:cs="宋体"/>
+              <w:rFonts w:ascii="宋体" w:eastAsia="宋体" w:hAnsi="宋体" w:cs="宋体" w:hint="eastAsia"/>
               <w:szCs w:val="24"/>
             </w:rPr>
             <w:instrText xml:space="preserve"> HYPERLINK \l _Toc13755 </w:instrText>
           </w:r>
           <w:r>
             <w:rPr>
-              <w:rFonts w:hint="eastAsia" w:ascii="宋体" w:hAnsi="宋体" w:eastAsia="宋体" w:cs="宋体"/>
+              <w:rFonts w:ascii="宋体" w:eastAsia="宋体" w:hAnsi="宋体" w:cs="宋体" w:hint="eastAsia"/>
               <w:szCs w:val="24"/>
             </w:rPr>
             <w:fldChar w:fldCharType="separate"/>
@@ -2088,7 +2000,7 @@
           </w:r>
           <w:r>
             <w:rPr>
-              <w:rFonts w:hint="eastAsia" w:ascii="宋体" w:hAnsi="宋体" w:eastAsia="宋体" w:cs="宋体"/>
+              <w:rFonts w:ascii="宋体" w:eastAsia="宋体" w:hAnsi="宋体" w:cs="宋体" w:hint="eastAsia"/>
               <w:szCs w:val="24"/>
             </w:rPr>
             <w:fldChar w:fldCharType="end"/>
@@ -2096,28 +2008,28 @@
         </w:p>
         <w:p>
           <w:pPr>
-            <w:pStyle w:val="13"/>
+            <w:pStyle w:val="TOC3"/>
             <w:tabs>
               <w:tab w:val="right" w:leader="dot" w:pos="8306"/>
             </w:tabs>
           </w:pPr>
           <w:r>
             <w:rPr>
-              <w:rFonts w:hint="eastAsia" w:ascii="宋体" w:hAnsi="宋体" w:eastAsia="宋体" w:cs="宋体"/>
+              <w:rFonts w:ascii="宋体" w:eastAsia="宋体" w:hAnsi="宋体" w:cs="宋体" w:hint="eastAsia"/>
               <w:szCs w:val="24"/>
             </w:rPr>
             <w:fldChar w:fldCharType="begin"/>
           </w:r>
           <w:r>
             <w:rPr>
-              <w:rFonts w:hint="eastAsia" w:ascii="宋体" w:hAnsi="宋体" w:eastAsia="宋体" w:cs="宋体"/>
+              <w:rFonts w:ascii="宋体" w:eastAsia="宋体" w:hAnsi="宋体" w:cs="宋体" w:hint="eastAsia"/>
               <w:szCs w:val="24"/>
             </w:rPr>
             <w:instrText xml:space="preserve"> HYPERLINK \l _Toc6250 </w:instrText>
           </w:r>
           <w:r>
             <w:rPr>
-              <w:rFonts w:hint="eastAsia" w:ascii="宋体" w:hAnsi="宋体" w:eastAsia="宋体" w:cs="宋体"/>
+              <w:rFonts w:ascii="宋体" w:eastAsia="宋体" w:hAnsi="宋体" w:cs="宋体" w:hint="eastAsia"/>
               <w:szCs w:val="24"/>
             </w:rPr>
             <w:fldChar w:fldCharType="separate"/>
@@ -2134,7 +2046,7 @@
               <w:rFonts w:hint="eastAsia"/>
               <w:lang w:val="en-US" w:eastAsia="zh-CN"/>
             </w:rPr>
-            <w:t>运维项目部长</w:t>
+            <w:t>运维项目经理</w:t>
           </w:r>
           <w:r>
             <w:tab/>
@@ -2156,7 +2068,7 @@
           </w:r>
           <w:r>
             <w:rPr>
-              <w:rFonts w:hint="eastAsia" w:ascii="宋体" w:hAnsi="宋体" w:eastAsia="宋体" w:cs="宋体"/>
+              <w:rFonts w:ascii="宋体" w:eastAsia="宋体" w:hAnsi="宋体" w:cs="宋体" w:hint="eastAsia"/>
               <w:szCs w:val="24"/>
             </w:rPr>
             <w:fldChar w:fldCharType="end"/>
@@ -2164,28 +2076,28 @@
         </w:p>
         <w:p>
           <w:pPr>
-            <w:pStyle w:val="13"/>
+            <w:pStyle w:val="TOC3"/>
             <w:tabs>
               <w:tab w:val="right" w:leader="dot" w:pos="8306"/>
             </w:tabs>
           </w:pPr>
           <w:r>
             <w:rPr>
-              <w:rFonts w:hint="eastAsia" w:ascii="宋体" w:hAnsi="宋体" w:eastAsia="宋体" w:cs="宋体"/>
+              <w:rFonts w:ascii="宋体" w:eastAsia="宋体" w:hAnsi="宋体" w:cs="宋体" w:hint="eastAsia"/>
               <w:szCs w:val="24"/>
             </w:rPr>
             <w:fldChar w:fldCharType="begin"/>
           </w:r>
           <w:r>
             <w:rPr>
-              <w:rFonts w:hint="eastAsia" w:ascii="宋体" w:hAnsi="宋体" w:eastAsia="宋体" w:cs="宋体"/>
+              <w:rFonts w:ascii="宋体" w:eastAsia="宋体" w:hAnsi="宋体" w:cs="宋体" w:hint="eastAsia"/>
               <w:szCs w:val="24"/>
             </w:rPr>
             <w:instrText xml:space="preserve"> HYPERLINK \l _Toc8280 </w:instrText>
           </w:r>
           <w:r>
             <w:rPr>
-              <w:rFonts w:hint="eastAsia" w:ascii="宋体" w:hAnsi="宋体" w:eastAsia="宋体" w:cs="宋体"/>
+              <w:rFonts w:ascii="宋体" w:eastAsia="宋体" w:hAnsi="宋体" w:cs="宋体" w:hint="eastAsia"/>
               <w:szCs w:val="24"/>
             </w:rPr>
             <w:fldChar w:fldCharType="separate"/>
@@ -2195,7 +2107,7 @@
               <w:rFonts w:hint="default"/>
               <w:lang w:val="en-US" w:eastAsia="zh-CN"/>
             </w:rPr>
-            <w:t>1.4.2. 运维部部长</w:t>
+            <w:t>1.4.2. 运维部经理</w:t>
           </w:r>
           <w:r>
             <w:tab/>
@@ -2217,7 +2129,7 @@
           </w:r>
           <w:r>
             <w:rPr>
-              <w:rFonts w:hint="eastAsia" w:ascii="宋体" w:hAnsi="宋体" w:eastAsia="宋体" w:cs="宋体"/>
+              <w:rFonts w:ascii="宋体" w:eastAsia="宋体" w:hAnsi="宋体" w:cs="宋体" w:hint="eastAsia"/>
               <w:szCs w:val="24"/>
             </w:rPr>
             <w:fldChar w:fldCharType="end"/>
@@ -2225,28 +2137,28 @@
         </w:p>
         <w:p>
           <w:pPr>
-            <w:pStyle w:val="13"/>
+            <w:pStyle w:val="TOC3"/>
             <w:tabs>
               <w:tab w:val="right" w:leader="dot" w:pos="8306"/>
             </w:tabs>
           </w:pPr>
           <w:r>
             <w:rPr>
-              <w:rFonts w:hint="eastAsia" w:ascii="宋体" w:hAnsi="宋体" w:eastAsia="宋体" w:cs="宋体"/>
+              <w:rFonts w:ascii="宋体" w:eastAsia="宋体" w:hAnsi="宋体" w:cs="宋体" w:hint="eastAsia"/>
               <w:szCs w:val="24"/>
             </w:rPr>
             <w:fldChar w:fldCharType="begin"/>
           </w:r>
           <w:r>
             <w:rPr>
-              <w:rFonts w:hint="eastAsia" w:ascii="宋体" w:hAnsi="宋体" w:eastAsia="宋体" w:cs="宋体"/>
+              <w:rFonts w:ascii="宋体" w:eastAsia="宋体" w:hAnsi="宋体" w:cs="宋体" w:hint="eastAsia"/>
               <w:szCs w:val="24"/>
             </w:rPr>
             <w:instrText xml:space="preserve"> HYPERLINK \l _Toc1355 </w:instrText>
           </w:r>
           <w:r>
             <w:rPr>
-              <w:rFonts w:hint="eastAsia" w:ascii="宋体" w:hAnsi="宋体" w:eastAsia="宋体" w:cs="宋体"/>
+              <w:rFonts w:ascii="宋体" w:eastAsia="宋体" w:hAnsi="宋体" w:cs="宋体" w:hint="eastAsia"/>
               <w:szCs w:val="24"/>
             </w:rPr>
             <w:fldChar w:fldCharType="separate"/>
@@ -2278,7 +2190,7 @@
           </w:r>
           <w:r>
             <w:rPr>
-              <w:rFonts w:hint="eastAsia" w:ascii="宋体" w:hAnsi="宋体" w:eastAsia="宋体" w:cs="宋体"/>
+              <w:rFonts w:ascii="宋体" w:eastAsia="宋体" w:hAnsi="宋体" w:cs="宋体" w:hint="eastAsia"/>
               <w:szCs w:val="24"/>
             </w:rPr>
             <w:fldChar w:fldCharType="end"/>
@@ -2286,28 +2198,28 @@
         </w:p>
         <w:p>
           <w:pPr>
-            <w:pStyle w:val="13"/>
+            <w:pStyle w:val="TOC3"/>
             <w:tabs>
               <w:tab w:val="right" w:leader="dot" w:pos="8306"/>
             </w:tabs>
           </w:pPr>
           <w:r>
             <w:rPr>
-              <w:rFonts w:hint="eastAsia" w:ascii="宋体" w:hAnsi="宋体" w:eastAsia="宋体" w:cs="宋体"/>
+              <w:rFonts w:ascii="宋体" w:eastAsia="宋体" w:hAnsi="宋体" w:cs="宋体" w:hint="eastAsia"/>
               <w:szCs w:val="24"/>
             </w:rPr>
             <w:fldChar w:fldCharType="begin"/>
           </w:r>
           <w:r>
             <w:rPr>
-              <w:rFonts w:hint="eastAsia" w:ascii="宋体" w:hAnsi="宋体" w:eastAsia="宋体" w:cs="宋体"/>
+              <w:rFonts w:ascii="宋体" w:eastAsia="宋体" w:hAnsi="宋体" w:cs="宋体" w:hint="eastAsia"/>
               <w:szCs w:val="24"/>
             </w:rPr>
             <w:instrText xml:space="preserve"> HYPERLINK \l _Toc31273 </w:instrText>
           </w:r>
           <w:r>
             <w:rPr>
-              <w:rFonts w:hint="eastAsia" w:ascii="宋体" w:hAnsi="宋体" w:eastAsia="宋体" w:cs="宋体"/>
+              <w:rFonts w:ascii="宋体" w:eastAsia="宋体" w:hAnsi="宋体" w:cs="宋体" w:hint="eastAsia"/>
               <w:szCs w:val="24"/>
             </w:rPr>
             <w:fldChar w:fldCharType="separate"/>
@@ -2339,7 +2251,7 @@
           </w:r>
           <w:r>
             <w:rPr>
-              <w:rFonts w:hint="eastAsia" w:ascii="宋体" w:hAnsi="宋体" w:eastAsia="宋体" w:cs="宋体"/>
+              <w:rFonts w:ascii="宋体" w:eastAsia="宋体" w:hAnsi="宋体" w:cs="宋体" w:hint="eastAsia"/>
               <w:szCs w:val="24"/>
             </w:rPr>
             <w:fldChar w:fldCharType="end"/>
@@ -2347,28 +2259,28 @@
         </w:p>
         <w:p>
           <w:pPr>
-            <w:pStyle w:val="16"/>
+            <w:pStyle w:val="TOC1"/>
             <w:tabs>
               <w:tab w:val="right" w:leader="dot" w:pos="8306"/>
             </w:tabs>
           </w:pPr>
           <w:r>
             <w:rPr>
-              <w:rFonts w:hint="eastAsia" w:ascii="宋体" w:hAnsi="宋体" w:eastAsia="宋体" w:cs="宋体"/>
+              <w:rFonts w:ascii="宋体" w:eastAsia="宋体" w:hAnsi="宋体" w:cs="宋体" w:hint="eastAsia"/>
               <w:szCs w:val="24"/>
             </w:rPr>
             <w:fldChar w:fldCharType="begin"/>
           </w:r>
           <w:r>
             <w:rPr>
-              <w:rFonts w:hint="eastAsia" w:ascii="宋体" w:hAnsi="宋体" w:eastAsia="宋体" w:cs="宋体"/>
+              <w:rFonts w:ascii="宋体" w:eastAsia="宋体" w:hAnsi="宋体" w:cs="宋体" w:hint="eastAsia"/>
               <w:szCs w:val="24"/>
             </w:rPr>
             <w:instrText xml:space="preserve"> HYPERLINK \l _Toc8859 </w:instrText>
           </w:r>
           <w:r>
             <w:rPr>
-              <w:rFonts w:hint="eastAsia" w:ascii="宋体" w:hAnsi="宋体" w:eastAsia="宋体" w:cs="宋体"/>
+              <w:rFonts w:ascii="宋体" w:eastAsia="宋体" w:hAnsi="宋体" w:cs="宋体" w:hint="eastAsia"/>
               <w:szCs w:val="24"/>
             </w:rPr>
             <w:fldChar w:fldCharType="separate"/>
@@ -2400,7 +2312,7 @@
           </w:r>
           <w:r>
             <w:rPr>
-              <w:rFonts w:hint="eastAsia" w:ascii="宋体" w:hAnsi="宋体" w:eastAsia="宋体" w:cs="宋体"/>
+              <w:rFonts w:ascii="宋体" w:eastAsia="宋体" w:hAnsi="宋体" w:cs="宋体" w:hint="eastAsia"/>
               <w:szCs w:val="24"/>
             </w:rPr>
             <w:fldChar w:fldCharType="end"/>
@@ -2408,28 +2320,28 @@
         </w:p>
         <w:p>
           <w:pPr>
-            <w:pStyle w:val="16"/>
+            <w:pStyle w:val="TOC1"/>
             <w:tabs>
               <w:tab w:val="right" w:leader="dot" w:pos="8306"/>
             </w:tabs>
           </w:pPr>
           <w:r>
             <w:rPr>
-              <w:rFonts w:hint="eastAsia" w:ascii="宋体" w:hAnsi="宋体" w:eastAsia="宋体" w:cs="宋体"/>
+              <w:rFonts w:ascii="宋体" w:eastAsia="宋体" w:hAnsi="宋体" w:cs="宋体" w:hint="eastAsia"/>
               <w:szCs w:val="24"/>
             </w:rPr>
             <w:fldChar w:fldCharType="begin"/>
           </w:r>
           <w:r>
             <w:rPr>
-              <w:rFonts w:hint="eastAsia" w:ascii="宋体" w:hAnsi="宋体" w:eastAsia="宋体" w:cs="宋体"/>
+              <w:rFonts w:ascii="宋体" w:eastAsia="宋体" w:hAnsi="宋体" w:cs="宋体" w:hint="eastAsia"/>
               <w:szCs w:val="24"/>
             </w:rPr>
             <w:instrText xml:space="preserve"> HYPERLINK \l _Toc32145 </w:instrText>
           </w:r>
           <w:r>
             <w:rPr>
-              <w:rFonts w:hint="eastAsia" w:ascii="宋体" w:hAnsi="宋体" w:eastAsia="宋体" w:cs="宋体"/>
+              <w:rFonts w:ascii="宋体" w:eastAsia="宋体" w:hAnsi="宋体" w:cs="宋体" w:hint="eastAsia"/>
               <w:szCs w:val="24"/>
             </w:rPr>
             <w:fldChar w:fldCharType="separate"/>
@@ -2461,7 +2373,7 @@
           </w:r>
           <w:r>
             <w:rPr>
-              <w:rFonts w:hint="eastAsia" w:ascii="宋体" w:hAnsi="宋体" w:eastAsia="宋体" w:cs="宋体"/>
+              <w:rFonts w:ascii="宋体" w:eastAsia="宋体" w:hAnsi="宋体" w:cs="宋体" w:hint="eastAsia"/>
               <w:szCs w:val="24"/>
             </w:rPr>
             <w:fldChar w:fldCharType="end"/>
@@ -2469,28 +2381,28 @@
         </w:p>
         <w:p>
           <w:pPr>
-            <w:pStyle w:val="17"/>
+            <w:pStyle w:val="TOC2"/>
             <w:tabs>
               <w:tab w:val="right" w:leader="dot" w:pos="8306"/>
             </w:tabs>
           </w:pPr>
           <w:r>
             <w:rPr>
-              <w:rFonts w:hint="eastAsia" w:ascii="宋体" w:hAnsi="宋体" w:eastAsia="宋体" w:cs="宋体"/>
+              <w:rFonts w:ascii="宋体" w:eastAsia="宋体" w:hAnsi="宋体" w:cs="宋体" w:hint="eastAsia"/>
               <w:szCs w:val="24"/>
             </w:rPr>
             <w:fldChar w:fldCharType="begin"/>
           </w:r>
           <w:r>
             <w:rPr>
-              <w:rFonts w:hint="eastAsia" w:ascii="宋体" w:hAnsi="宋体" w:eastAsia="宋体" w:cs="宋体"/>
+              <w:rFonts w:ascii="宋体" w:eastAsia="宋体" w:hAnsi="宋体" w:cs="宋体" w:hint="eastAsia"/>
               <w:szCs w:val="24"/>
             </w:rPr>
             <w:instrText xml:space="preserve"> HYPERLINK \l _Toc29560 </w:instrText>
           </w:r>
           <w:r>
             <w:rPr>
-              <w:rFonts w:hint="eastAsia" w:ascii="宋体" w:hAnsi="宋体" w:eastAsia="宋体" w:cs="宋体"/>
+              <w:rFonts w:ascii="宋体" w:eastAsia="宋体" w:hAnsi="宋体" w:cs="宋体" w:hint="eastAsia"/>
               <w:szCs w:val="24"/>
             </w:rPr>
             <w:fldChar w:fldCharType="separate"/>
@@ -2522,7 +2434,7 @@
           </w:r>
           <w:r>
             <w:rPr>
-              <w:rFonts w:hint="eastAsia" w:ascii="宋体" w:hAnsi="宋体" w:eastAsia="宋体" w:cs="宋体"/>
+              <w:rFonts w:ascii="宋体" w:eastAsia="宋体" w:hAnsi="宋体" w:cs="宋体" w:hint="eastAsia"/>
               <w:szCs w:val="24"/>
             </w:rPr>
             <w:fldChar w:fldCharType="end"/>
@@ -2530,28 +2442,28 @@
         </w:p>
         <w:p>
           <w:pPr>
-            <w:pStyle w:val="17"/>
+            <w:pStyle w:val="TOC2"/>
             <w:tabs>
               <w:tab w:val="right" w:leader="dot" w:pos="8306"/>
             </w:tabs>
           </w:pPr>
           <w:r>
             <w:rPr>
-              <w:rFonts w:hint="eastAsia" w:ascii="宋体" w:hAnsi="宋体" w:eastAsia="宋体" w:cs="宋体"/>
+              <w:rFonts w:ascii="宋体" w:eastAsia="宋体" w:hAnsi="宋体" w:cs="宋体" w:hint="eastAsia"/>
               <w:szCs w:val="24"/>
             </w:rPr>
             <w:fldChar w:fldCharType="begin"/>
           </w:r>
           <w:r>
             <w:rPr>
-              <w:rFonts w:hint="eastAsia" w:ascii="宋体" w:hAnsi="宋体" w:eastAsia="宋体" w:cs="宋体"/>
+              <w:rFonts w:ascii="宋体" w:eastAsia="宋体" w:hAnsi="宋体" w:cs="宋体" w:hint="eastAsia"/>
               <w:szCs w:val="24"/>
             </w:rPr>
             <w:instrText xml:space="preserve"> HYPERLINK \l _Toc12889 </w:instrText>
           </w:r>
           <w:r>
             <w:rPr>
-              <w:rFonts w:hint="eastAsia" w:ascii="宋体" w:hAnsi="宋体" w:eastAsia="宋体" w:cs="宋体"/>
+              <w:rFonts w:ascii="宋体" w:eastAsia="宋体" w:hAnsi="宋体" w:cs="宋体" w:hint="eastAsia"/>
               <w:szCs w:val="24"/>
             </w:rPr>
             <w:fldChar w:fldCharType="separate"/>
@@ -2583,7 +2495,7 @@
           </w:r>
           <w:r>
             <w:rPr>
-              <w:rFonts w:hint="eastAsia" w:ascii="宋体" w:hAnsi="宋体" w:eastAsia="宋体" w:cs="宋体"/>
+              <w:rFonts w:ascii="宋体" w:eastAsia="宋体" w:hAnsi="宋体" w:cs="宋体" w:hint="eastAsia"/>
               <w:szCs w:val="24"/>
             </w:rPr>
             <w:fldChar w:fldCharType="end"/>
@@ -2591,28 +2503,28 @@
         </w:p>
         <w:p>
           <w:pPr>
-            <w:pStyle w:val="17"/>
+            <w:pStyle w:val="TOC2"/>
             <w:tabs>
               <w:tab w:val="right" w:leader="dot" w:pos="8306"/>
             </w:tabs>
           </w:pPr>
           <w:r>
             <w:rPr>
-              <w:rFonts w:hint="eastAsia" w:ascii="宋体" w:hAnsi="宋体" w:eastAsia="宋体" w:cs="宋体"/>
+              <w:rFonts w:ascii="宋体" w:eastAsia="宋体" w:hAnsi="宋体" w:cs="宋体" w:hint="eastAsia"/>
               <w:szCs w:val="24"/>
             </w:rPr>
             <w:fldChar w:fldCharType="begin"/>
           </w:r>
           <w:r>
             <w:rPr>
-              <w:rFonts w:hint="eastAsia" w:ascii="宋体" w:hAnsi="宋体" w:eastAsia="宋体" w:cs="宋体"/>
+              <w:rFonts w:ascii="宋体" w:eastAsia="宋体" w:hAnsi="宋体" w:cs="宋体" w:hint="eastAsia"/>
               <w:szCs w:val="24"/>
             </w:rPr>
             <w:instrText xml:space="preserve"> HYPERLINK \l _Toc13603 </w:instrText>
           </w:r>
           <w:r>
             <w:rPr>
-              <w:rFonts w:hint="eastAsia" w:ascii="宋体" w:hAnsi="宋体" w:eastAsia="宋体" w:cs="宋体"/>
+              <w:rFonts w:ascii="宋体" w:eastAsia="宋体" w:hAnsi="宋体" w:cs="宋体" w:hint="eastAsia"/>
               <w:szCs w:val="24"/>
             </w:rPr>
             <w:fldChar w:fldCharType="separate"/>
@@ -2644,7 +2556,7 @@
           </w:r>
           <w:r>
             <w:rPr>
-              <w:rFonts w:hint="eastAsia" w:ascii="宋体" w:hAnsi="宋体" w:eastAsia="宋体" w:cs="宋体"/>
+              <w:rFonts w:ascii="宋体" w:eastAsia="宋体" w:hAnsi="宋体" w:cs="宋体" w:hint="eastAsia"/>
               <w:szCs w:val="24"/>
             </w:rPr>
             <w:fldChar w:fldCharType="end"/>
@@ -2652,28 +2564,28 @@
         </w:p>
         <w:p>
           <w:pPr>
-            <w:pStyle w:val="16"/>
+            <w:pStyle w:val="TOC1"/>
             <w:tabs>
               <w:tab w:val="right" w:leader="dot" w:pos="8306"/>
             </w:tabs>
           </w:pPr>
           <w:r>
             <w:rPr>
-              <w:rFonts w:hint="eastAsia" w:ascii="宋体" w:hAnsi="宋体" w:eastAsia="宋体" w:cs="宋体"/>
+              <w:rFonts w:ascii="宋体" w:eastAsia="宋体" w:hAnsi="宋体" w:cs="宋体" w:hint="eastAsia"/>
               <w:szCs w:val="24"/>
             </w:rPr>
             <w:fldChar w:fldCharType="begin"/>
           </w:r>
           <w:r>
             <w:rPr>
-              <w:rFonts w:hint="eastAsia" w:ascii="宋体" w:hAnsi="宋体" w:eastAsia="宋体" w:cs="宋体"/>
+              <w:rFonts w:ascii="宋体" w:eastAsia="宋体" w:hAnsi="宋体" w:cs="宋体" w:hint="eastAsia"/>
               <w:szCs w:val="24"/>
             </w:rPr>
             <w:instrText xml:space="preserve"> HYPERLINK \l _Toc19185 </w:instrText>
           </w:r>
           <w:r>
             <w:rPr>
-              <w:rFonts w:hint="eastAsia" w:ascii="宋体" w:hAnsi="宋体" w:eastAsia="宋体" w:cs="宋体"/>
+              <w:rFonts w:ascii="宋体" w:eastAsia="宋体" w:hAnsi="宋体" w:cs="宋体" w:hint="eastAsia"/>
               <w:szCs w:val="24"/>
             </w:rPr>
             <w:fldChar w:fldCharType="separate"/>
@@ -2705,7 +2617,7 @@
           </w:r>
           <w:r>
             <w:rPr>
-              <w:rFonts w:hint="eastAsia" w:ascii="宋体" w:hAnsi="宋体" w:eastAsia="宋体" w:cs="宋体"/>
+              <w:rFonts w:ascii="宋体" w:eastAsia="宋体" w:hAnsi="宋体" w:cs="宋体" w:hint="eastAsia"/>
               <w:szCs w:val="24"/>
             </w:rPr>
             <w:fldChar w:fldCharType="end"/>
@@ -2713,28 +2625,28 @@
         </w:p>
         <w:p>
           <w:pPr>
-            <w:pStyle w:val="17"/>
+            <w:pStyle w:val="TOC2"/>
             <w:tabs>
               <w:tab w:val="right" w:leader="dot" w:pos="8306"/>
             </w:tabs>
           </w:pPr>
           <w:r>
             <w:rPr>
-              <w:rFonts w:hint="eastAsia" w:ascii="宋体" w:hAnsi="宋体" w:eastAsia="宋体" w:cs="宋体"/>
+              <w:rFonts w:ascii="宋体" w:eastAsia="宋体" w:hAnsi="宋体" w:cs="宋体" w:hint="eastAsia"/>
               <w:szCs w:val="24"/>
             </w:rPr>
             <w:fldChar w:fldCharType="begin"/>
           </w:r>
           <w:r>
             <w:rPr>
-              <w:rFonts w:hint="eastAsia" w:ascii="宋体" w:hAnsi="宋体" w:eastAsia="宋体" w:cs="宋体"/>
+              <w:rFonts w:ascii="宋体" w:eastAsia="宋体" w:hAnsi="宋体" w:cs="宋体" w:hint="eastAsia"/>
               <w:szCs w:val="24"/>
             </w:rPr>
             <w:instrText xml:space="preserve"> HYPERLINK \l _Toc22968 </w:instrText>
           </w:r>
           <w:r>
             <w:rPr>
-              <w:rFonts w:hint="eastAsia" w:ascii="宋体" w:hAnsi="宋体" w:eastAsia="宋体" w:cs="宋体"/>
+              <w:rFonts w:ascii="宋体" w:eastAsia="宋体" w:hAnsi="宋体" w:cs="宋体" w:hint="eastAsia"/>
               <w:szCs w:val="24"/>
             </w:rPr>
             <w:fldChar w:fldCharType="separate"/>
@@ -2766,7 +2678,7 @@
           </w:r>
           <w:r>
             <w:rPr>
-              <w:rFonts w:hint="eastAsia" w:ascii="宋体" w:hAnsi="宋体" w:eastAsia="宋体" w:cs="宋体"/>
+              <w:rFonts w:ascii="宋体" w:eastAsia="宋体" w:hAnsi="宋体" w:cs="宋体" w:hint="eastAsia"/>
               <w:szCs w:val="24"/>
             </w:rPr>
             <w:fldChar w:fldCharType="end"/>
@@ -2774,28 +2686,28 @@
         </w:p>
         <w:p>
           <w:pPr>
-            <w:pStyle w:val="13"/>
+            <w:pStyle w:val="TOC3"/>
             <w:tabs>
               <w:tab w:val="right" w:leader="dot" w:pos="8306"/>
             </w:tabs>
           </w:pPr>
           <w:r>
             <w:rPr>
-              <w:rFonts w:hint="eastAsia" w:ascii="宋体" w:hAnsi="宋体" w:eastAsia="宋体" w:cs="宋体"/>
+              <w:rFonts w:ascii="宋体" w:eastAsia="宋体" w:hAnsi="宋体" w:cs="宋体" w:hint="eastAsia"/>
               <w:szCs w:val="24"/>
             </w:rPr>
             <w:fldChar w:fldCharType="begin"/>
           </w:r>
           <w:r>
             <w:rPr>
-              <w:rFonts w:hint="eastAsia" w:ascii="宋体" w:hAnsi="宋体" w:eastAsia="宋体" w:cs="宋体"/>
+              <w:rFonts w:ascii="宋体" w:eastAsia="宋体" w:hAnsi="宋体" w:cs="宋体" w:hint="eastAsia"/>
               <w:szCs w:val="24"/>
             </w:rPr>
             <w:instrText xml:space="preserve"> HYPERLINK \l _Toc31941 </w:instrText>
           </w:r>
           <w:r>
             <w:rPr>
-              <w:rFonts w:hint="eastAsia" w:ascii="宋体" w:hAnsi="宋体" w:eastAsia="宋体" w:cs="宋体"/>
+              <w:rFonts w:ascii="宋体" w:eastAsia="宋体" w:hAnsi="宋体" w:cs="宋体" w:hint="eastAsia"/>
               <w:szCs w:val="24"/>
             </w:rPr>
             <w:fldChar w:fldCharType="separate"/>
@@ -2827,7 +2739,7 @@
           </w:r>
           <w:r>
             <w:rPr>
-              <w:rFonts w:hint="eastAsia" w:ascii="宋体" w:hAnsi="宋体" w:eastAsia="宋体" w:cs="宋体"/>
+              <w:rFonts w:ascii="宋体" w:eastAsia="宋体" w:hAnsi="宋体" w:cs="宋体" w:hint="eastAsia"/>
               <w:szCs w:val="24"/>
             </w:rPr>
             <w:fldChar w:fldCharType="end"/>
@@ -2835,28 +2747,28 @@
         </w:p>
         <w:p>
           <w:pPr>
-            <w:pStyle w:val="13"/>
+            <w:pStyle w:val="TOC3"/>
             <w:tabs>
               <w:tab w:val="right" w:leader="dot" w:pos="8306"/>
             </w:tabs>
           </w:pPr>
           <w:r>
             <w:rPr>
-              <w:rFonts w:hint="eastAsia" w:ascii="宋体" w:hAnsi="宋体" w:eastAsia="宋体" w:cs="宋体"/>
+              <w:rFonts w:ascii="宋体" w:eastAsia="宋体" w:hAnsi="宋体" w:cs="宋体" w:hint="eastAsia"/>
               <w:szCs w:val="24"/>
             </w:rPr>
             <w:fldChar w:fldCharType="begin"/>
           </w:r>
           <w:r>
             <w:rPr>
-              <w:rFonts w:hint="eastAsia" w:ascii="宋体" w:hAnsi="宋体" w:eastAsia="宋体" w:cs="宋体"/>
+              <w:rFonts w:ascii="宋体" w:eastAsia="宋体" w:hAnsi="宋体" w:cs="宋体" w:hint="eastAsia"/>
               <w:szCs w:val="24"/>
             </w:rPr>
             <w:instrText xml:space="preserve"> HYPERLINK \l _Toc9638 </w:instrText>
           </w:r>
           <w:r>
             <w:rPr>
-              <w:rFonts w:hint="eastAsia" w:ascii="宋体" w:hAnsi="宋体" w:eastAsia="宋体" w:cs="宋体"/>
+              <w:rFonts w:ascii="宋体" w:eastAsia="宋体" w:hAnsi="宋体" w:cs="宋体" w:hint="eastAsia"/>
               <w:szCs w:val="24"/>
             </w:rPr>
             <w:fldChar w:fldCharType="separate"/>
@@ -2888,7 +2800,7 @@
           </w:r>
           <w:r>
             <w:rPr>
-              <w:rFonts w:hint="eastAsia" w:ascii="宋体" w:hAnsi="宋体" w:eastAsia="宋体" w:cs="宋体"/>
+              <w:rFonts w:ascii="宋体" w:eastAsia="宋体" w:hAnsi="宋体" w:cs="宋体" w:hint="eastAsia"/>
               <w:szCs w:val="24"/>
             </w:rPr>
             <w:fldChar w:fldCharType="end"/>
@@ -2896,28 +2808,28 @@
         </w:p>
         <w:p>
           <w:pPr>
-            <w:pStyle w:val="17"/>
+            <w:pStyle w:val="TOC2"/>
             <w:tabs>
               <w:tab w:val="right" w:leader="dot" w:pos="8306"/>
             </w:tabs>
           </w:pPr>
           <w:r>
             <w:rPr>
-              <w:rFonts w:hint="eastAsia" w:ascii="宋体" w:hAnsi="宋体" w:eastAsia="宋体" w:cs="宋体"/>
+              <w:rFonts w:ascii="宋体" w:eastAsia="宋体" w:hAnsi="宋体" w:cs="宋体" w:hint="eastAsia"/>
               <w:szCs w:val="24"/>
             </w:rPr>
             <w:fldChar w:fldCharType="begin"/>
           </w:r>
           <w:r>
             <w:rPr>
-              <w:rFonts w:hint="eastAsia" w:ascii="宋体" w:hAnsi="宋体" w:eastAsia="宋体" w:cs="宋体"/>
+              <w:rFonts w:ascii="宋体" w:eastAsia="宋体" w:hAnsi="宋体" w:cs="宋体" w:hint="eastAsia"/>
               <w:szCs w:val="24"/>
             </w:rPr>
             <w:instrText xml:space="preserve"> HYPERLINK \l _Toc13399 </w:instrText>
           </w:r>
           <w:r>
             <w:rPr>
-              <w:rFonts w:hint="eastAsia" w:ascii="宋体" w:hAnsi="宋体" w:eastAsia="宋体" w:cs="宋体"/>
+              <w:rFonts w:ascii="宋体" w:eastAsia="宋体" w:hAnsi="宋体" w:cs="宋体" w:hint="eastAsia"/>
               <w:szCs w:val="24"/>
             </w:rPr>
             <w:fldChar w:fldCharType="separate"/>
@@ -2949,7 +2861,7 @@
           </w:r>
           <w:r>
             <w:rPr>
-              <w:rFonts w:hint="eastAsia" w:ascii="宋体" w:hAnsi="宋体" w:eastAsia="宋体" w:cs="宋体"/>
+              <w:rFonts w:ascii="宋体" w:eastAsia="宋体" w:hAnsi="宋体" w:cs="宋体" w:hint="eastAsia"/>
               <w:szCs w:val="24"/>
             </w:rPr>
             <w:fldChar w:fldCharType="end"/>
@@ -2957,28 +2869,28 @@
         </w:p>
         <w:p>
           <w:pPr>
-            <w:pStyle w:val="13"/>
+            <w:pStyle w:val="TOC3"/>
             <w:tabs>
               <w:tab w:val="right" w:leader="dot" w:pos="8306"/>
             </w:tabs>
           </w:pPr>
           <w:r>
             <w:rPr>
-              <w:rFonts w:hint="eastAsia" w:ascii="宋体" w:hAnsi="宋体" w:eastAsia="宋体" w:cs="宋体"/>
+              <w:rFonts w:ascii="宋体" w:eastAsia="宋体" w:hAnsi="宋体" w:cs="宋体" w:hint="eastAsia"/>
               <w:szCs w:val="24"/>
             </w:rPr>
             <w:fldChar w:fldCharType="begin"/>
           </w:r>
           <w:r>
             <w:rPr>
-              <w:rFonts w:hint="eastAsia" w:ascii="宋体" w:hAnsi="宋体" w:eastAsia="宋体" w:cs="宋体"/>
+              <w:rFonts w:ascii="宋体" w:eastAsia="宋体" w:hAnsi="宋体" w:cs="宋体" w:hint="eastAsia"/>
               <w:szCs w:val="24"/>
             </w:rPr>
             <w:instrText xml:space="preserve"> HYPERLINK \l _Toc28149 </w:instrText>
           </w:r>
           <w:r>
             <w:rPr>
-              <w:rFonts w:hint="eastAsia" w:ascii="宋体" w:hAnsi="宋体" w:eastAsia="宋体" w:cs="宋体"/>
+              <w:rFonts w:ascii="宋体" w:eastAsia="宋体" w:hAnsi="宋体" w:cs="宋体" w:hint="eastAsia"/>
               <w:szCs w:val="24"/>
             </w:rPr>
             <w:fldChar w:fldCharType="separate"/>
@@ -3010,7 +2922,7 @@
           </w:r>
           <w:r>
             <w:rPr>
-              <w:rFonts w:hint="eastAsia" w:ascii="宋体" w:hAnsi="宋体" w:eastAsia="宋体" w:cs="宋体"/>
+              <w:rFonts w:ascii="宋体" w:eastAsia="宋体" w:hAnsi="宋体" w:cs="宋体" w:hint="eastAsia"/>
               <w:szCs w:val="24"/>
             </w:rPr>
             <w:fldChar w:fldCharType="end"/>
@@ -3018,28 +2930,28 @@
         </w:p>
         <w:p>
           <w:pPr>
-            <w:pStyle w:val="13"/>
+            <w:pStyle w:val="TOC3"/>
             <w:tabs>
               <w:tab w:val="right" w:leader="dot" w:pos="8306"/>
             </w:tabs>
           </w:pPr>
           <w:r>
             <w:rPr>
-              <w:rFonts w:hint="eastAsia" w:ascii="宋体" w:hAnsi="宋体" w:eastAsia="宋体" w:cs="宋体"/>
+              <w:rFonts w:ascii="宋体" w:eastAsia="宋体" w:hAnsi="宋体" w:cs="宋体" w:hint="eastAsia"/>
               <w:szCs w:val="24"/>
             </w:rPr>
             <w:fldChar w:fldCharType="begin"/>
           </w:r>
           <w:r>
             <w:rPr>
-              <w:rFonts w:hint="eastAsia" w:ascii="宋体" w:hAnsi="宋体" w:eastAsia="宋体" w:cs="宋体"/>
+              <w:rFonts w:ascii="宋体" w:eastAsia="宋体" w:hAnsi="宋体" w:cs="宋体" w:hint="eastAsia"/>
               <w:szCs w:val="24"/>
             </w:rPr>
             <w:instrText xml:space="preserve"> HYPERLINK \l _Toc19190 </w:instrText>
           </w:r>
           <w:r>
             <w:rPr>
-              <w:rFonts w:hint="eastAsia" w:ascii="宋体" w:hAnsi="宋体" w:eastAsia="宋体" w:cs="宋体"/>
+              <w:rFonts w:ascii="宋体" w:eastAsia="宋体" w:hAnsi="宋体" w:cs="宋体" w:hint="eastAsia"/>
               <w:szCs w:val="24"/>
             </w:rPr>
             <w:fldChar w:fldCharType="separate"/>
@@ -3071,7 +2983,7 @@
           </w:r>
           <w:r>
             <w:rPr>
-              <w:rFonts w:hint="eastAsia" w:ascii="宋体" w:hAnsi="宋体" w:eastAsia="宋体" w:cs="宋体"/>
+              <w:rFonts w:ascii="宋体" w:eastAsia="宋体" w:hAnsi="宋体" w:cs="宋体" w:hint="eastAsia"/>
               <w:szCs w:val="24"/>
             </w:rPr>
             <w:fldChar w:fldCharType="end"/>
@@ -3079,28 +2991,28 @@
         </w:p>
         <w:p>
           <w:pPr>
-            <w:pStyle w:val="17"/>
+            <w:pStyle w:val="TOC2"/>
             <w:tabs>
               <w:tab w:val="right" w:leader="dot" w:pos="8306"/>
             </w:tabs>
           </w:pPr>
           <w:r>
             <w:rPr>
-              <w:rFonts w:hint="eastAsia" w:ascii="宋体" w:hAnsi="宋体" w:eastAsia="宋体" w:cs="宋体"/>
+              <w:rFonts w:ascii="宋体" w:eastAsia="宋体" w:hAnsi="宋体" w:cs="宋体" w:hint="eastAsia"/>
               <w:szCs w:val="24"/>
             </w:rPr>
             <w:fldChar w:fldCharType="begin"/>
           </w:r>
           <w:r>
             <w:rPr>
-              <w:rFonts w:hint="eastAsia" w:ascii="宋体" w:hAnsi="宋体" w:eastAsia="宋体" w:cs="宋体"/>
+              <w:rFonts w:ascii="宋体" w:eastAsia="宋体" w:hAnsi="宋体" w:cs="宋体" w:hint="eastAsia"/>
               <w:szCs w:val="24"/>
             </w:rPr>
             <w:instrText xml:space="preserve"> HYPERLINK \l _Toc9621 </w:instrText>
           </w:r>
           <w:r>
             <w:rPr>
-              <w:rFonts w:hint="eastAsia" w:ascii="宋体" w:hAnsi="宋体" w:eastAsia="宋体" w:cs="宋体"/>
+              <w:rFonts w:ascii="宋体" w:eastAsia="宋体" w:hAnsi="宋体" w:cs="宋体" w:hint="eastAsia"/>
               <w:szCs w:val="24"/>
             </w:rPr>
             <w:fldChar w:fldCharType="separate"/>
@@ -3132,7 +3044,7 @@
           </w:r>
           <w:r>
             <w:rPr>
-              <w:rFonts w:hint="eastAsia" w:ascii="宋体" w:hAnsi="宋体" w:eastAsia="宋体" w:cs="宋体"/>
+              <w:rFonts w:ascii="宋体" w:eastAsia="宋体" w:hAnsi="宋体" w:cs="宋体" w:hint="eastAsia"/>
               <w:szCs w:val="24"/>
             </w:rPr>
             <w:fldChar w:fldCharType="end"/>
@@ -3140,28 +3052,28 @@
         </w:p>
         <w:p>
           <w:pPr>
-            <w:pStyle w:val="13"/>
+            <w:pStyle w:val="TOC3"/>
             <w:tabs>
               <w:tab w:val="right" w:leader="dot" w:pos="8306"/>
             </w:tabs>
           </w:pPr>
           <w:r>
             <w:rPr>
-              <w:rFonts w:hint="eastAsia" w:ascii="宋体" w:hAnsi="宋体" w:eastAsia="宋体" w:cs="宋体"/>
+              <w:rFonts w:ascii="宋体" w:eastAsia="宋体" w:hAnsi="宋体" w:cs="宋体" w:hint="eastAsia"/>
               <w:szCs w:val="24"/>
             </w:rPr>
             <w:fldChar w:fldCharType="begin"/>
           </w:r>
           <w:r>
             <w:rPr>
-              <w:rFonts w:hint="eastAsia" w:ascii="宋体" w:hAnsi="宋体" w:eastAsia="宋体" w:cs="宋体"/>
+              <w:rFonts w:ascii="宋体" w:eastAsia="宋体" w:hAnsi="宋体" w:cs="宋体" w:hint="eastAsia"/>
               <w:szCs w:val="24"/>
             </w:rPr>
             <w:instrText xml:space="preserve"> HYPERLINK \l _Toc21314 </w:instrText>
           </w:r>
           <w:r>
             <w:rPr>
-              <w:rFonts w:hint="eastAsia" w:ascii="宋体" w:hAnsi="宋体" w:eastAsia="宋体" w:cs="宋体"/>
+              <w:rFonts w:ascii="宋体" w:eastAsia="宋体" w:hAnsi="宋体" w:cs="宋体" w:hint="eastAsia"/>
               <w:szCs w:val="24"/>
             </w:rPr>
             <w:fldChar w:fldCharType="separate"/>
@@ -3193,7 +3105,7 @@
           </w:r>
           <w:r>
             <w:rPr>
-              <w:rFonts w:hint="eastAsia" w:ascii="宋体" w:hAnsi="宋体" w:eastAsia="宋体" w:cs="宋体"/>
+              <w:rFonts w:ascii="宋体" w:eastAsia="宋体" w:hAnsi="宋体" w:cs="宋体" w:hint="eastAsia"/>
               <w:szCs w:val="24"/>
             </w:rPr>
             <w:fldChar w:fldCharType="end"/>
@@ -3201,28 +3113,28 @@
         </w:p>
         <w:p>
           <w:pPr>
-            <w:pStyle w:val="13"/>
+            <w:pStyle w:val="TOC3"/>
             <w:tabs>
               <w:tab w:val="right" w:leader="dot" w:pos="8306"/>
             </w:tabs>
           </w:pPr>
           <w:r>
             <w:rPr>
-              <w:rFonts w:hint="eastAsia" w:ascii="宋体" w:hAnsi="宋体" w:eastAsia="宋体" w:cs="宋体"/>
+              <w:rFonts w:ascii="宋体" w:eastAsia="宋体" w:hAnsi="宋体" w:cs="宋体" w:hint="eastAsia"/>
               <w:szCs w:val="24"/>
             </w:rPr>
             <w:fldChar w:fldCharType="begin"/>
           </w:r>
           <w:r>
             <w:rPr>
-              <w:rFonts w:hint="eastAsia" w:ascii="宋体" w:hAnsi="宋体" w:eastAsia="宋体" w:cs="宋体"/>
+              <w:rFonts w:ascii="宋体" w:eastAsia="宋体" w:hAnsi="宋体" w:cs="宋体" w:hint="eastAsia"/>
               <w:szCs w:val="24"/>
             </w:rPr>
             <w:instrText xml:space="preserve"> HYPERLINK \l _Toc6732 </w:instrText>
           </w:r>
           <w:r>
             <w:rPr>
-              <w:rFonts w:hint="eastAsia" w:ascii="宋体" w:hAnsi="宋体" w:eastAsia="宋体" w:cs="宋体"/>
+              <w:rFonts w:ascii="宋体" w:eastAsia="宋体" w:hAnsi="宋体" w:cs="宋体" w:hint="eastAsia"/>
               <w:szCs w:val="24"/>
             </w:rPr>
             <w:fldChar w:fldCharType="separate"/>
@@ -3254,7 +3166,7 @@
           </w:r>
           <w:r>
             <w:rPr>
-              <w:rFonts w:hint="eastAsia" w:ascii="宋体" w:hAnsi="宋体" w:eastAsia="宋体" w:cs="宋体"/>
+              <w:rFonts w:ascii="宋体" w:eastAsia="宋体" w:hAnsi="宋体" w:cs="宋体" w:hint="eastAsia"/>
               <w:szCs w:val="24"/>
             </w:rPr>
             <w:fldChar w:fldCharType="end"/>
@@ -3262,28 +3174,28 @@
         </w:p>
         <w:p>
           <w:pPr>
-            <w:pStyle w:val="17"/>
+            <w:pStyle w:val="TOC2"/>
             <w:tabs>
               <w:tab w:val="right" w:leader="dot" w:pos="8306"/>
             </w:tabs>
           </w:pPr>
           <w:r>
             <w:rPr>
-              <w:rFonts w:hint="eastAsia" w:ascii="宋体" w:hAnsi="宋体" w:eastAsia="宋体" w:cs="宋体"/>
+              <w:rFonts w:ascii="宋体" w:eastAsia="宋体" w:hAnsi="宋体" w:cs="宋体" w:hint="eastAsia"/>
               <w:szCs w:val="24"/>
             </w:rPr>
             <w:fldChar w:fldCharType="begin"/>
           </w:r>
           <w:r>
             <w:rPr>
-              <w:rFonts w:hint="eastAsia" w:ascii="宋体" w:hAnsi="宋体" w:eastAsia="宋体" w:cs="宋体"/>
+              <w:rFonts w:ascii="宋体" w:eastAsia="宋体" w:hAnsi="宋体" w:cs="宋体" w:hint="eastAsia"/>
               <w:szCs w:val="24"/>
             </w:rPr>
             <w:instrText xml:space="preserve"> HYPERLINK \l _Toc31468 </w:instrText>
           </w:r>
           <w:r>
             <w:rPr>
-              <w:rFonts w:hint="eastAsia" w:ascii="宋体" w:hAnsi="宋体" w:eastAsia="宋体" w:cs="宋体"/>
+              <w:rFonts w:ascii="宋体" w:eastAsia="宋体" w:hAnsi="宋体" w:cs="宋体" w:hint="eastAsia"/>
               <w:szCs w:val="24"/>
             </w:rPr>
             <w:fldChar w:fldCharType="separate"/>
@@ -3315,7 +3227,7 @@
           </w:r>
           <w:r>
             <w:rPr>
-              <w:rFonts w:hint="eastAsia" w:ascii="宋体" w:hAnsi="宋体" w:eastAsia="宋体" w:cs="宋体"/>
+              <w:rFonts w:ascii="宋体" w:eastAsia="宋体" w:hAnsi="宋体" w:cs="宋体" w:hint="eastAsia"/>
               <w:szCs w:val="24"/>
             </w:rPr>
             <w:fldChar w:fldCharType="end"/>
@@ -3323,28 +3235,28 @@
         </w:p>
         <w:p>
           <w:pPr>
-            <w:pStyle w:val="13"/>
+            <w:pStyle w:val="TOC3"/>
             <w:tabs>
               <w:tab w:val="right" w:leader="dot" w:pos="8306"/>
             </w:tabs>
           </w:pPr>
           <w:r>
             <w:rPr>
-              <w:rFonts w:hint="eastAsia" w:ascii="宋体" w:hAnsi="宋体" w:eastAsia="宋体" w:cs="宋体"/>
+              <w:rFonts w:ascii="宋体" w:eastAsia="宋体" w:hAnsi="宋体" w:cs="宋体" w:hint="eastAsia"/>
               <w:szCs w:val="24"/>
             </w:rPr>
             <w:fldChar w:fldCharType="begin"/>
           </w:r>
           <w:r>
             <w:rPr>
-              <w:rFonts w:hint="eastAsia" w:ascii="宋体" w:hAnsi="宋体" w:eastAsia="宋体" w:cs="宋体"/>
+              <w:rFonts w:ascii="宋体" w:eastAsia="宋体" w:hAnsi="宋体" w:cs="宋体" w:hint="eastAsia"/>
               <w:szCs w:val="24"/>
             </w:rPr>
             <w:instrText xml:space="preserve"> HYPERLINK \l _Toc1538 </w:instrText>
           </w:r>
           <w:r>
             <w:rPr>
-              <w:rFonts w:hint="eastAsia" w:ascii="宋体" w:hAnsi="宋体" w:eastAsia="宋体" w:cs="宋体"/>
+              <w:rFonts w:ascii="宋体" w:eastAsia="宋体" w:hAnsi="宋体" w:cs="宋体" w:hint="eastAsia"/>
               <w:szCs w:val="24"/>
             </w:rPr>
             <w:fldChar w:fldCharType="separate"/>
@@ -3376,7 +3288,7 @@
           </w:r>
           <w:r>
             <w:rPr>
-              <w:rFonts w:hint="eastAsia" w:ascii="宋体" w:hAnsi="宋体" w:eastAsia="宋体" w:cs="宋体"/>
+              <w:rFonts w:ascii="宋体" w:eastAsia="宋体" w:hAnsi="宋体" w:cs="宋体" w:hint="eastAsia"/>
               <w:szCs w:val="24"/>
             </w:rPr>
             <w:fldChar w:fldCharType="end"/>
@@ -3384,28 +3296,28 @@
         </w:p>
         <w:p>
           <w:pPr>
-            <w:pStyle w:val="13"/>
+            <w:pStyle w:val="TOC3"/>
             <w:tabs>
               <w:tab w:val="right" w:leader="dot" w:pos="8306"/>
             </w:tabs>
           </w:pPr>
           <w:r>
             <w:rPr>
-              <w:rFonts w:hint="eastAsia" w:ascii="宋体" w:hAnsi="宋体" w:eastAsia="宋体" w:cs="宋体"/>
+              <w:rFonts w:ascii="宋体" w:eastAsia="宋体" w:hAnsi="宋体" w:cs="宋体" w:hint="eastAsia"/>
               <w:szCs w:val="24"/>
             </w:rPr>
             <w:fldChar w:fldCharType="begin"/>
           </w:r>
           <w:r>
             <w:rPr>
-              <w:rFonts w:hint="eastAsia" w:ascii="宋体" w:hAnsi="宋体" w:eastAsia="宋体" w:cs="宋体"/>
+              <w:rFonts w:ascii="宋体" w:eastAsia="宋体" w:hAnsi="宋体" w:cs="宋体" w:hint="eastAsia"/>
               <w:szCs w:val="24"/>
             </w:rPr>
             <w:instrText xml:space="preserve"> HYPERLINK \l _Toc13132 </w:instrText>
           </w:r>
           <w:r>
             <w:rPr>
-              <w:rFonts w:hint="eastAsia" w:ascii="宋体" w:hAnsi="宋体" w:eastAsia="宋体" w:cs="宋体"/>
+              <w:rFonts w:ascii="宋体" w:eastAsia="宋体" w:hAnsi="宋体" w:cs="宋体" w:hint="eastAsia"/>
               <w:szCs w:val="24"/>
             </w:rPr>
             <w:fldChar w:fldCharType="separate"/>
@@ -3437,7 +3349,7 @@
           </w:r>
           <w:r>
             <w:rPr>
-              <w:rFonts w:hint="eastAsia" w:ascii="宋体" w:hAnsi="宋体" w:eastAsia="宋体" w:cs="宋体"/>
+              <w:rFonts w:ascii="宋体" w:eastAsia="宋体" w:hAnsi="宋体" w:cs="宋体" w:hint="eastAsia"/>
               <w:szCs w:val="24"/>
             </w:rPr>
             <w:fldChar w:fldCharType="end"/>
@@ -3445,28 +3357,28 @@
         </w:p>
         <w:p>
           <w:pPr>
-            <w:pStyle w:val="17"/>
+            <w:pStyle w:val="TOC2"/>
             <w:tabs>
               <w:tab w:val="right" w:leader="dot" w:pos="8306"/>
             </w:tabs>
           </w:pPr>
           <w:r>
             <w:rPr>
-              <w:rFonts w:hint="eastAsia" w:ascii="宋体" w:hAnsi="宋体" w:eastAsia="宋体" w:cs="宋体"/>
+              <w:rFonts w:ascii="宋体" w:eastAsia="宋体" w:hAnsi="宋体" w:cs="宋体" w:hint="eastAsia"/>
               <w:szCs w:val="24"/>
             </w:rPr>
             <w:fldChar w:fldCharType="begin"/>
           </w:r>
           <w:r>
             <w:rPr>
-              <w:rFonts w:hint="eastAsia" w:ascii="宋体" w:hAnsi="宋体" w:eastAsia="宋体" w:cs="宋体"/>
+              <w:rFonts w:ascii="宋体" w:eastAsia="宋体" w:hAnsi="宋体" w:cs="宋体" w:hint="eastAsia"/>
               <w:szCs w:val="24"/>
             </w:rPr>
             <w:instrText xml:space="preserve"> HYPERLINK \l _Toc32633 </w:instrText>
           </w:r>
           <w:r>
             <w:rPr>
-              <w:rFonts w:hint="eastAsia" w:ascii="宋体" w:hAnsi="宋体" w:eastAsia="宋体" w:cs="宋体"/>
+              <w:rFonts w:ascii="宋体" w:eastAsia="宋体" w:hAnsi="宋体" w:cs="宋体" w:hint="eastAsia"/>
               <w:szCs w:val="24"/>
             </w:rPr>
             <w:fldChar w:fldCharType="separate"/>
@@ -3498,7 +3410,7 @@
           </w:r>
           <w:r>
             <w:rPr>
-              <w:rFonts w:hint="eastAsia" w:ascii="宋体" w:hAnsi="宋体" w:eastAsia="宋体" w:cs="宋体"/>
+              <w:rFonts w:ascii="宋体" w:eastAsia="宋体" w:hAnsi="宋体" w:cs="宋体" w:hint="eastAsia"/>
               <w:szCs w:val="24"/>
             </w:rPr>
             <w:fldChar w:fldCharType="end"/>
@@ -3506,28 +3418,28 @@
         </w:p>
         <w:p>
           <w:pPr>
-            <w:pStyle w:val="13"/>
+            <w:pStyle w:val="TOC3"/>
             <w:tabs>
               <w:tab w:val="right" w:leader="dot" w:pos="8306"/>
             </w:tabs>
           </w:pPr>
           <w:r>
             <w:rPr>
-              <w:rFonts w:hint="eastAsia" w:ascii="宋体" w:hAnsi="宋体" w:eastAsia="宋体" w:cs="宋体"/>
+              <w:rFonts w:ascii="宋体" w:eastAsia="宋体" w:hAnsi="宋体" w:cs="宋体" w:hint="eastAsia"/>
               <w:szCs w:val="24"/>
             </w:rPr>
             <w:fldChar w:fldCharType="begin"/>
           </w:r>
           <w:r>
             <w:rPr>
-              <w:rFonts w:hint="eastAsia" w:ascii="宋体" w:hAnsi="宋体" w:eastAsia="宋体" w:cs="宋体"/>
+              <w:rFonts w:ascii="宋体" w:eastAsia="宋体" w:hAnsi="宋体" w:cs="宋体" w:hint="eastAsia"/>
               <w:szCs w:val="24"/>
             </w:rPr>
             <w:instrText xml:space="preserve"> HYPERLINK \l _Toc8128 </w:instrText>
           </w:r>
           <w:r>
             <w:rPr>
-              <w:rFonts w:hint="eastAsia" w:ascii="宋体" w:hAnsi="宋体" w:eastAsia="宋体" w:cs="宋体"/>
+              <w:rFonts w:ascii="宋体" w:eastAsia="宋体" w:hAnsi="宋体" w:cs="宋体" w:hint="eastAsia"/>
               <w:szCs w:val="24"/>
             </w:rPr>
             <w:fldChar w:fldCharType="separate"/>
@@ -3559,7 +3471,7 @@
           </w:r>
           <w:r>
             <w:rPr>
-              <w:rFonts w:hint="eastAsia" w:ascii="宋体" w:hAnsi="宋体" w:eastAsia="宋体" w:cs="宋体"/>
+              <w:rFonts w:ascii="宋体" w:eastAsia="宋体" w:hAnsi="宋体" w:cs="宋体" w:hint="eastAsia"/>
               <w:szCs w:val="24"/>
             </w:rPr>
             <w:fldChar w:fldCharType="end"/>
@@ -3567,28 +3479,28 @@
         </w:p>
         <w:p>
           <w:pPr>
-            <w:pStyle w:val="13"/>
+            <w:pStyle w:val="TOC3"/>
             <w:tabs>
               <w:tab w:val="right" w:leader="dot" w:pos="8306"/>
             </w:tabs>
           </w:pPr>
           <w:r>
             <w:rPr>
-              <w:rFonts w:hint="eastAsia" w:ascii="宋体" w:hAnsi="宋体" w:eastAsia="宋体" w:cs="宋体"/>
+              <w:rFonts w:ascii="宋体" w:eastAsia="宋体" w:hAnsi="宋体" w:cs="宋体" w:hint="eastAsia"/>
               <w:szCs w:val="24"/>
             </w:rPr>
             <w:fldChar w:fldCharType="begin"/>
           </w:r>
           <w:r>
             <w:rPr>
-              <w:rFonts w:hint="eastAsia" w:ascii="宋体" w:hAnsi="宋体" w:eastAsia="宋体" w:cs="宋体"/>
+              <w:rFonts w:ascii="宋体" w:eastAsia="宋体" w:hAnsi="宋体" w:cs="宋体" w:hint="eastAsia"/>
               <w:szCs w:val="24"/>
             </w:rPr>
             <w:instrText xml:space="preserve"> HYPERLINK \l _Toc28083 </w:instrText>
           </w:r>
           <w:r>
             <w:rPr>
-              <w:rFonts w:hint="eastAsia" w:ascii="宋体" w:hAnsi="宋体" w:eastAsia="宋体" w:cs="宋体"/>
+              <w:rFonts w:ascii="宋体" w:eastAsia="宋体" w:hAnsi="宋体" w:cs="宋体" w:hint="eastAsia"/>
               <w:szCs w:val="24"/>
             </w:rPr>
             <w:fldChar w:fldCharType="separate"/>
@@ -3620,7 +3532,7 @@
           </w:r>
           <w:r>
             <w:rPr>
-              <w:rFonts w:hint="eastAsia" w:ascii="宋体" w:hAnsi="宋体" w:eastAsia="宋体" w:cs="宋体"/>
+              <w:rFonts w:ascii="宋体" w:eastAsia="宋体" w:hAnsi="宋体" w:cs="宋体" w:hint="eastAsia"/>
               <w:szCs w:val="24"/>
             </w:rPr>
             <w:fldChar w:fldCharType="end"/>
@@ -3628,28 +3540,28 @@
         </w:p>
         <w:p>
           <w:pPr>
-            <w:pStyle w:val="17"/>
+            <w:pStyle w:val="TOC2"/>
             <w:tabs>
               <w:tab w:val="right" w:leader="dot" w:pos="8306"/>
             </w:tabs>
           </w:pPr>
           <w:r>
             <w:rPr>
-              <w:rFonts w:hint="eastAsia" w:ascii="宋体" w:hAnsi="宋体" w:eastAsia="宋体" w:cs="宋体"/>
+              <w:rFonts w:ascii="宋体" w:eastAsia="宋体" w:hAnsi="宋体" w:cs="宋体" w:hint="eastAsia"/>
               <w:szCs w:val="24"/>
             </w:rPr>
             <w:fldChar w:fldCharType="begin"/>
           </w:r>
           <w:r>
             <w:rPr>
-              <w:rFonts w:hint="eastAsia" w:ascii="宋体" w:hAnsi="宋体" w:eastAsia="宋体" w:cs="宋体"/>
+              <w:rFonts w:ascii="宋体" w:eastAsia="宋体" w:hAnsi="宋体" w:cs="宋体" w:hint="eastAsia"/>
               <w:szCs w:val="24"/>
             </w:rPr>
             <w:instrText xml:space="preserve"> HYPERLINK \l _Toc32757 </w:instrText>
           </w:r>
           <w:r>
             <w:rPr>
-              <w:rFonts w:hint="eastAsia" w:ascii="宋体" w:hAnsi="宋体" w:eastAsia="宋体" w:cs="宋体"/>
+              <w:rFonts w:ascii="宋体" w:eastAsia="宋体" w:hAnsi="宋体" w:cs="宋体" w:hint="eastAsia"/>
               <w:szCs w:val="24"/>
             </w:rPr>
             <w:fldChar w:fldCharType="separate"/>
@@ -3681,7 +3593,7 @@
           </w:r>
           <w:r>
             <w:rPr>
-              <w:rFonts w:hint="eastAsia" w:ascii="宋体" w:hAnsi="宋体" w:eastAsia="宋体" w:cs="宋体"/>
+              <w:rFonts w:ascii="宋体" w:eastAsia="宋体" w:hAnsi="宋体" w:cs="宋体" w:hint="eastAsia"/>
               <w:szCs w:val="24"/>
             </w:rPr>
             <w:fldChar w:fldCharType="end"/>
@@ -3689,28 +3601,28 @@
         </w:p>
         <w:p>
           <w:pPr>
-            <w:pStyle w:val="13"/>
+            <w:pStyle w:val="TOC3"/>
             <w:tabs>
               <w:tab w:val="right" w:leader="dot" w:pos="8306"/>
             </w:tabs>
           </w:pPr>
           <w:r>
             <w:rPr>
-              <w:rFonts w:hint="eastAsia" w:ascii="宋体" w:hAnsi="宋体" w:eastAsia="宋体" w:cs="宋体"/>
+              <w:rFonts w:ascii="宋体" w:eastAsia="宋体" w:hAnsi="宋体" w:cs="宋体" w:hint="eastAsia"/>
               <w:szCs w:val="24"/>
             </w:rPr>
             <w:fldChar w:fldCharType="begin"/>
           </w:r>
           <w:r>
             <w:rPr>
-              <w:rFonts w:hint="eastAsia" w:ascii="宋体" w:hAnsi="宋体" w:eastAsia="宋体" w:cs="宋体"/>
+              <w:rFonts w:ascii="宋体" w:eastAsia="宋体" w:hAnsi="宋体" w:cs="宋体" w:hint="eastAsia"/>
               <w:szCs w:val="24"/>
             </w:rPr>
             <w:instrText xml:space="preserve"> HYPERLINK \l _Toc31632 </w:instrText>
           </w:r>
           <w:r>
             <w:rPr>
-              <w:rFonts w:hint="eastAsia" w:ascii="宋体" w:hAnsi="宋体" w:eastAsia="宋体" w:cs="宋体"/>
+              <w:rFonts w:ascii="宋体" w:eastAsia="宋体" w:hAnsi="宋体" w:cs="宋体" w:hint="eastAsia"/>
               <w:szCs w:val="24"/>
             </w:rPr>
             <w:fldChar w:fldCharType="separate"/>
@@ -3742,7 +3654,7 @@
           </w:r>
           <w:r>
             <w:rPr>
-              <w:rFonts w:hint="eastAsia" w:ascii="宋体" w:hAnsi="宋体" w:eastAsia="宋体" w:cs="宋体"/>
+              <w:rFonts w:ascii="宋体" w:eastAsia="宋体" w:hAnsi="宋体" w:cs="宋体" w:hint="eastAsia"/>
               <w:szCs w:val="24"/>
             </w:rPr>
             <w:fldChar w:fldCharType="end"/>
@@ -3750,28 +3662,28 @@
         </w:p>
         <w:p>
           <w:pPr>
-            <w:pStyle w:val="13"/>
+            <w:pStyle w:val="TOC3"/>
             <w:tabs>
               <w:tab w:val="right" w:leader="dot" w:pos="8306"/>
             </w:tabs>
           </w:pPr>
           <w:r>
             <w:rPr>
-              <w:rFonts w:hint="eastAsia" w:ascii="宋体" w:hAnsi="宋体" w:eastAsia="宋体" w:cs="宋体"/>
+              <w:rFonts w:ascii="宋体" w:eastAsia="宋体" w:hAnsi="宋体" w:cs="宋体" w:hint="eastAsia"/>
               <w:szCs w:val="24"/>
             </w:rPr>
             <w:fldChar w:fldCharType="begin"/>
           </w:r>
           <w:r>
             <w:rPr>
-              <w:rFonts w:hint="eastAsia" w:ascii="宋体" w:hAnsi="宋体" w:eastAsia="宋体" w:cs="宋体"/>
+              <w:rFonts w:ascii="宋体" w:eastAsia="宋体" w:hAnsi="宋体" w:cs="宋体" w:hint="eastAsia"/>
               <w:szCs w:val="24"/>
             </w:rPr>
             <w:instrText xml:space="preserve"> HYPERLINK \l _Toc15752 </w:instrText>
           </w:r>
           <w:r>
             <w:rPr>
-              <w:rFonts w:hint="eastAsia" w:ascii="宋体" w:hAnsi="宋体" w:eastAsia="宋体" w:cs="宋体"/>
+              <w:rFonts w:ascii="宋体" w:eastAsia="宋体" w:hAnsi="宋体" w:cs="宋体" w:hint="eastAsia"/>
               <w:szCs w:val="24"/>
             </w:rPr>
             <w:fldChar w:fldCharType="separate"/>
@@ -3803,7 +3715,7 @@
           </w:r>
           <w:r>
             <w:rPr>
-              <w:rFonts w:hint="eastAsia" w:ascii="宋体" w:hAnsi="宋体" w:eastAsia="宋体" w:cs="宋体"/>
+              <w:rFonts w:ascii="宋体" w:eastAsia="宋体" w:hAnsi="宋体" w:cs="宋体" w:hint="eastAsia"/>
               <w:szCs w:val="24"/>
             </w:rPr>
             <w:fldChar w:fldCharType="end"/>
@@ -3811,28 +3723,28 @@
         </w:p>
         <w:p>
           <w:pPr>
-            <w:pStyle w:val="17"/>
+            <w:pStyle w:val="TOC2"/>
             <w:tabs>
               <w:tab w:val="right" w:leader="dot" w:pos="8306"/>
             </w:tabs>
           </w:pPr>
           <w:r>
             <w:rPr>
-              <w:rFonts w:hint="eastAsia" w:ascii="宋体" w:hAnsi="宋体" w:eastAsia="宋体" w:cs="宋体"/>
+              <w:rFonts w:ascii="宋体" w:eastAsia="宋体" w:hAnsi="宋体" w:cs="宋体" w:hint="eastAsia"/>
               <w:szCs w:val="24"/>
             </w:rPr>
             <w:fldChar w:fldCharType="begin"/>
           </w:r>
           <w:r>
             <w:rPr>
-              <w:rFonts w:hint="eastAsia" w:ascii="宋体" w:hAnsi="宋体" w:eastAsia="宋体" w:cs="宋体"/>
+              <w:rFonts w:ascii="宋体" w:eastAsia="宋体" w:hAnsi="宋体" w:cs="宋体" w:hint="eastAsia"/>
               <w:szCs w:val="24"/>
             </w:rPr>
             <w:instrText xml:space="preserve"> HYPERLINK \l _Toc13685 </w:instrText>
           </w:r>
           <w:r>
             <w:rPr>
-              <w:rFonts w:hint="eastAsia" w:ascii="宋体" w:hAnsi="宋体" w:eastAsia="宋体" w:cs="宋体"/>
+              <w:rFonts w:ascii="宋体" w:eastAsia="宋体" w:hAnsi="宋体" w:cs="宋体" w:hint="eastAsia"/>
               <w:szCs w:val="24"/>
             </w:rPr>
             <w:fldChar w:fldCharType="separate"/>
@@ -3864,7 +3776,7 @@
           </w:r>
           <w:r>
             <w:rPr>
-              <w:rFonts w:hint="eastAsia" w:ascii="宋体" w:hAnsi="宋体" w:eastAsia="宋体" w:cs="宋体"/>
+              <w:rFonts w:ascii="宋体" w:eastAsia="宋体" w:hAnsi="宋体" w:cs="宋体" w:hint="eastAsia"/>
               <w:szCs w:val="24"/>
             </w:rPr>
             <w:fldChar w:fldCharType="end"/>
@@ -3872,28 +3784,28 @@
         </w:p>
         <w:p>
           <w:pPr>
-            <w:pStyle w:val="13"/>
+            <w:pStyle w:val="TOC3"/>
             <w:tabs>
               <w:tab w:val="right" w:leader="dot" w:pos="8306"/>
             </w:tabs>
           </w:pPr>
           <w:r>
             <w:rPr>
-              <w:rFonts w:hint="eastAsia" w:ascii="宋体" w:hAnsi="宋体" w:eastAsia="宋体" w:cs="宋体"/>
+              <w:rFonts w:ascii="宋体" w:eastAsia="宋体" w:hAnsi="宋体" w:cs="宋体" w:hint="eastAsia"/>
               <w:szCs w:val="24"/>
             </w:rPr>
             <w:fldChar w:fldCharType="begin"/>
           </w:r>
           <w:r>
             <w:rPr>
-              <w:rFonts w:hint="eastAsia" w:ascii="宋体" w:hAnsi="宋体" w:eastAsia="宋体" w:cs="宋体"/>
+              <w:rFonts w:ascii="宋体" w:eastAsia="宋体" w:hAnsi="宋体" w:cs="宋体" w:hint="eastAsia"/>
               <w:szCs w:val="24"/>
             </w:rPr>
             <w:instrText xml:space="preserve"> HYPERLINK \l _Toc16290 </w:instrText>
           </w:r>
           <w:r>
             <w:rPr>
-              <w:rFonts w:hint="eastAsia" w:ascii="宋体" w:hAnsi="宋体" w:eastAsia="宋体" w:cs="宋体"/>
+              <w:rFonts w:ascii="宋体" w:eastAsia="宋体" w:hAnsi="宋体" w:cs="宋体" w:hint="eastAsia"/>
               <w:szCs w:val="24"/>
             </w:rPr>
             <w:fldChar w:fldCharType="separate"/>
@@ -3925,7 +3837,7 @@
           </w:r>
           <w:r>
             <w:rPr>
-              <w:rFonts w:hint="eastAsia" w:ascii="宋体" w:hAnsi="宋体" w:eastAsia="宋体" w:cs="宋体"/>
+              <w:rFonts w:ascii="宋体" w:eastAsia="宋体" w:hAnsi="宋体" w:cs="宋体" w:hint="eastAsia"/>
               <w:szCs w:val="24"/>
             </w:rPr>
             <w:fldChar w:fldCharType="end"/>
@@ -3933,28 +3845,28 @@
         </w:p>
         <w:p>
           <w:pPr>
-            <w:pStyle w:val="13"/>
+            <w:pStyle w:val="TOC3"/>
             <w:tabs>
               <w:tab w:val="right" w:leader="dot" w:pos="8306"/>
             </w:tabs>
           </w:pPr>
           <w:r>
             <w:rPr>
-              <w:rFonts w:hint="eastAsia" w:ascii="宋体" w:hAnsi="宋体" w:eastAsia="宋体" w:cs="宋体"/>
+              <w:rFonts w:ascii="宋体" w:eastAsia="宋体" w:hAnsi="宋体" w:cs="宋体" w:hint="eastAsia"/>
               <w:szCs w:val="24"/>
             </w:rPr>
             <w:fldChar w:fldCharType="begin"/>
           </w:r>
           <w:r>
             <w:rPr>
-              <w:rFonts w:hint="eastAsia" w:ascii="宋体" w:hAnsi="宋体" w:eastAsia="宋体" w:cs="宋体"/>
+              <w:rFonts w:ascii="宋体" w:eastAsia="宋体" w:hAnsi="宋体" w:cs="宋体" w:hint="eastAsia"/>
               <w:szCs w:val="24"/>
             </w:rPr>
             <w:instrText xml:space="preserve"> HYPERLINK \l _Toc2287 </w:instrText>
           </w:r>
           <w:r>
             <w:rPr>
-              <w:rFonts w:hint="eastAsia" w:ascii="宋体" w:hAnsi="宋体" w:eastAsia="宋体" w:cs="宋体"/>
+              <w:rFonts w:ascii="宋体" w:eastAsia="宋体" w:hAnsi="宋体" w:cs="宋体" w:hint="eastAsia"/>
               <w:szCs w:val="24"/>
             </w:rPr>
             <w:fldChar w:fldCharType="separate"/>
@@ -3986,7 +3898,7 @@
           </w:r>
           <w:r>
             <w:rPr>
-              <w:rFonts w:hint="eastAsia" w:ascii="宋体" w:hAnsi="宋体" w:eastAsia="宋体" w:cs="宋体"/>
+              <w:rFonts w:ascii="宋体" w:eastAsia="宋体" w:hAnsi="宋体" w:cs="宋体" w:hint="eastAsia"/>
               <w:szCs w:val="24"/>
             </w:rPr>
             <w:fldChar w:fldCharType="end"/>
@@ -3994,28 +3906,28 @@
         </w:p>
         <w:p>
           <w:pPr>
-            <w:pStyle w:val="13"/>
+            <w:pStyle w:val="TOC3"/>
             <w:tabs>
               <w:tab w:val="right" w:leader="dot" w:pos="8306"/>
             </w:tabs>
           </w:pPr>
           <w:r>
             <w:rPr>
-              <w:rFonts w:hint="eastAsia" w:ascii="宋体" w:hAnsi="宋体" w:eastAsia="宋体" w:cs="宋体"/>
+              <w:rFonts w:ascii="宋体" w:eastAsia="宋体" w:hAnsi="宋体" w:cs="宋体" w:hint="eastAsia"/>
               <w:szCs w:val="24"/>
             </w:rPr>
             <w:fldChar w:fldCharType="begin"/>
           </w:r>
           <w:r>
             <w:rPr>
-              <w:rFonts w:hint="eastAsia" w:ascii="宋体" w:hAnsi="宋体" w:eastAsia="宋体" w:cs="宋体"/>
+              <w:rFonts w:ascii="宋体" w:eastAsia="宋体" w:hAnsi="宋体" w:cs="宋体" w:hint="eastAsia"/>
               <w:szCs w:val="24"/>
             </w:rPr>
             <w:instrText xml:space="preserve"> HYPERLINK \l _Toc31867 </w:instrText>
           </w:r>
           <w:r>
             <w:rPr>
-              <w:rFonts w:hint="eastAsia" w:ascii="宋体" w:hAnsi="宋体" w:eastAsia="宋体" w:cs="宋体"/>
+              <w:rFonts w:ascii="宋体" w:eastAsia="宋体" w:hAnsi="宋体" w:cs="宋体" w:hint="eastAsia"/>
               <w:szCs w:val="24"/>
             </w:rPr>
             <w:fldChar w:fldCharType="separate"/>
@@ -4047,7 +3959,7 @@
           </w:r>
           <w:r>
             <w:rPr>
-              <w:rFonts w:hint="eastAsia" w:ascii="宋体" w:hAnsi="宋体" w:eastAsia="宋体" w:cs="宋体"/>
+              <w:rFonts w:ascii="宋体" w:eastAsia="宋体" w:hAnsi="宋体" w:cs="宋体" w:hint="eastAsia"/>
               <w:szCs w:val="24"/>
             </w:rPr>
             <w:fldChar w:fldCharType="end"/>
@@ -4055,28 +3967,28 @@
         </w:p>
         <w:p>
           <w:pPr>
-            <w:pStyle w:val="13"/>
+            <w:pStyle w:val="TOC3"/>
             <w:tabs>
               <w:tab w:val="right" w:leader="dot" w:pos="8306"/>
             </w:tabs>
           </w:pPr>
           <w:r>
             <w:rPr>
-              <w:rFonts w:hint="eastAsia" w:ascii="宋体" w:hAnsi="宋体" w:eastAsia="宋体" w:cs="宋体"/>
+              <w:rFonts w:ascii="宋体" w:eastAsia="宋体" w:hAnsi="宋体" w:cs="宋体" w:hint="eastAsia"/>
               <w:szCs w:val="24"/>
             </w:rPr>
             <w:fldChar w:fldCharType="begin"/>
           </w:r>
           <w:r>
             <w:rPr>
-              <w:rFonts w:hint="eastAsia" w:ascii="宋体" w:hAnsi="宋体" w:eastAsia="宋体" w:cs="宋体"/>
+              <w:rFonts w:ascii="宋体" w:eastAsia="宋体" w:hAnsi="宋体" w:cs="宋体" w:hint="eastAsia"/>
               <w:szCs w:val="24"/>
             </w:rPr>
             <w:instrText xml:space="preserve"> HYPERLINK \l _Toc24242 </w:instrText>
           </w:r>
           <w:r>
             <w:rPr>
-              <w:rFonts w:hint="eastAsia" w:ascii="宋体" w:hAnsi="宋体" w:eastAsia="宋体" w:cs="宋体"/>
+              <w:rFonts w:ascii="宋体" w:eastAsia="宋体" w:hAnsi="宋体" w:cs="宋体" w:hint="eastAsia"/>
               <w:szCs w:val="24"/>
             </w:rPr>
             <w:fldChar w:fldCharType="separate"/>
@@ -4108,7 +4020,7 @@
           </w:r>
           <w:r>
             <w:rPr>
-              <w:rFonts w:hint="eastAsia" w:ascii="宋体" w:hAnsi="宋体" w:eastAsia="宋体" w:cs="宋体"/>
+              <w:rFonts w:ascii="宋体" w:eastAsia="宋体" w:hAnsi="宋体" w:cs="宋体" w:hint="eastAsia"/>
               <w:szCs w:val="24"/>
             </w:rPr>
             <w:fldChar w:fldCharType="end"/>
@@ -4116,28 +4028,28 @@
         </w:p>
         <w:p>
           <w:pPr>
-            <w:pStyle w:val="17"/>
+            <w:pStyle w:val="TOC2"/>
             <w:tabs>
               <w:tab w:val="right" w:leader="dot" w:pos="8306"/>
             </w:tabs>
           </w:pPr>
           <w:r>
             <w:rPr>
-              <w:rFonts w:hint="eastAsia" w:ascii="宋体" w:hAnsi="宋体" w:eastAsia="宋体" w:cs="宋体"/>
+              <w:rFonts w:ascii="宋体" w:eastAsia="宋体" w:hAnsi="宋体" w:cs="宋体" w:hint="eastAsia"/>
               <w:szCs w:val="24"/>
             </w:rPr>
             <w:fldChar w:fldCharType="begin"/>
           </w:r>
           <w:r>
             <w:rPr>
-              <w:rFonts w:hint="eastAsia" w:ascii="宋体" w:hAnsi="宋体" w:eastAsia="宋体" w:cs="宋体"/>
+              <w:rFonts w:ascii="宋体" w:eastAsia="宋体" w:hAnsi="宋体" w:cs="宋体" w:hint="eastAsia"/>
               <w:szCs w:val="24"/>
             </w:rPr>
             <w:instrText xml:space="preserve"> HYPERLINK \l _Toc16358 </w:instrText>
           </w:r>
           <w:r>
             <w:rPr>
-              <w:rFonts w:hint="eastAsia" w:ascii="宋体" w:hAnsi="宋体" w:eastAsia="宋体" w:cs="宋体"/>
+              <w:rFonts w:ascii="宋体" w:eastAsia="宋体" w:hAnsi="宋体" w:cs="宋体" w:hint="eastAsia"/>
               <w:szCs w:val="24"/>
             </w:rPr>
             <w:fldChar w:fldCharType="separate"/>
@@ -4169,7 +4081,7 @@
           </w:r>
           <w:r>
             <w:rPr>
-              <w:rFonts w:hint="eastAsia" w:ascii="宋体" w:hAnsi="宋体" w:eastAsia="宋体" w:cs="宋体"/>
+              <w:rFonts w:ascii="宋体" w:eastAsia="宋体" w:hAnsi="宋体" w:cs="宋体" w:hint="eastAsia"/>
               <w:szCs w:val="24"/>
             </w:rPr>
             <w:fldChar w:fldCharType="end"/>
@@ -4177,28 +4089,28 @@
         </w:p>
         <w:p>
           <w:pPr>
-            <w:pStyle w:val="13"/>
+            <w:pStyle w:val="TOC3"/>
             <w:tabs>
               <w:tab w:val="right" w:leader="dot" w:pos="8306"/>
             </w:tabs>
           </w:pPr>
           <w:r>
             <w:rPr>
-              <w:rFonts w:hint="eastAsia" w:ascii="宋体" w:hAnsi="宋体" w:eastAsia="宋体" w:cs="宋体"/>
+              <w:rFonts w:ascii="宋体" w:eastAsia="宋体" w:hAnsi="宋体" w:cs="宋体" w:hint="eastAsia"/>
               <w:szCs w:val="24"/>
             </w:rPr>
             <w:fldChar w:fldCharType="begin"/>
           </w:r>
           <w:r>
             <w:rPr>
-              <w:rFonts w:hint="eastAsia" w:ascii="宋体" w:hAnsi="宋体" w:eastAsia="宋体" w:cs="宋体"/>
+              <w:rFonts w:ascii="宋体" w:eastAsia="宋体" w:hAnsi="宋体" w:cs="宋体" w:hint="eastAsia"/>
               <w:szCs w:val="24"/>
             </w:rPr>
             <w:instrText xml:space="preserve"> HYPERLINK \l _Toc2416 </w:instrText>
           </w:r>
           <w:r>
             <w:rPr>
-              <w:rFonts w:hint="eastAsia" w:ascii="宋体" w:hAnsi="宋体" w:eastAsia="宋体" w:cs="宋体"/>
+              <w:rFonts w:ascii="宋体" w:eastAsia="宋体" w:hAnsi="宋体" w:cs="宋体" w:hint="eastAsia"/>
               <w:szCs w:val="24"/>
             </w:rPr>
             <w:fldChar w:fldCharType="separate"/>
@@ -4230,7 +4142,7 @@
           </w:r>
           <w:r>
             <w:rPr>
-              <w:rFonts w:hint="eastAsia" w:ascii="宋体" w:hAnsi="宋体" w:eastAsia="宋体" w:cs="宋体"/>
+              <w:rFonts w:ascii="宋体" w:eastAsia="宋体" w:hAnsi="宋体" w:cs="宋体" w:hint="eastAsia"/>
               <w:szCs w:val="24"/>
             </w:rPr>
             <w:fldChar w:fldCharType="end"/>
@@ -4238,28 +4150,28 @@
         </w:p>
         <w:p>
           <w:pPr>
-            <w:pStyle w:val="13"/>
+            <w:pStyle w:val="TOC3"/>
             <w:tabs>
               <w:tab w:val="right" w:leader="dot" w:pos="8306"/>
             </w:tabs>
           </w:pPr>
           <w:r>
             <w:rPr>
-              <w:rFonts w:hint="eastAsia" w:ascii="宋体" w:hAnsi="宋体" w:eastAsia="宋体" w:cs="宋体"/>
+              <w:rFonts w:ascii="宋体" w:eastAsia="宋体" w:hAnsi="宋体" w:cs="宋体" w:hint="eastAsia"/>
               <w:szCs w:val="24"/>
             </w:rPr>
             <w:fldChar w:fldCharType="begin"/>
           </w:r>
           <w:r>
             <w:rPr>
-              <w:rFonts w:hint="eastAsia" w:ascii="宋体" w:hAnsi="宋体" w:eastAsia="宋体" w:cs="宋体"/>
+              <w:rFonts w:ascii="宋体" w:eastAsia="宋体" w:hAnsi="宋体" w:cs="宋体" w:hint="eastAsia"/>
               <w:szCs w:val="24"/>
             </w:rPr>
             <w:instrText xml:space="preserve"> HYPERLINK \l _Toc5974 </w:instrText>
           </w:r>
           <w:r>
             <w:rPr>
-              <w:rFonts w:hint="eastAsia" w:ascii="宋体" w:hAnsi="宋体" w:eastAsia="宋体" w:cs="宋体"/>
+              <w:rFonts w:ascii="宋体" w:eastAsia="宋体" w:hAnsi="宋体" w:cs="宋体" w:hint="eastAsia"/>
               <w:szCs w:val="24"/>
             </w:rPr>
             <w:fldChar w:fldCharType="separate"/>
@@ -4298,7 +4210,7 @@
           </w:r>
           <w:r>
             <w:rPr>
-              <w:rFonts w:hint="eastAsia" w:ascii="宋体" w:hAnsi="宋体" w:eastAsia="宋体" w:cs="宋体"/>
+              <w:rFonts w:ascii="宋体" w:eastAsia="宋体" w:hAnsi="宋体" w:cs="宋体" w:hint="eastAsia"/>
               <w:szCs w:val="24"/>
             </w:rPr>
             <w:fldChar w:fldCharType="end"/>
@@ -4321,7 +4233,7 @@
             <w:snapToGrid w:val="0"/>
             <w:textAlignment w:val="baseline"/>
             <w:rPr>
-              <w:rFonts w:hint="eastAsia" w:ascii="宋体" w:hAnsi="宋体" w:eastAsia="宋体" w:cs="宋体"/>
+              <w:rFonts w:ascii="宋体" w:eastAsia="宋体" w:hAnsi="宋体" w:cs="宋体" w:hint="eastAsia"/>
               <w:snapToGrid w:val="0"/>
               <w:color w:val="000000"/>
               <w:kern w:val="0"/>
@@ -4332,7 +4244,7 @@
           </w:pPr>
           <w:r>
             <w:rPr>
-              <w:rFonts w:hint="eastAsia" w:ascii="宋体" w:hAnsi="宋体" w:eastAsia="宋体" w:cs="宋体"/>
+              <w:rFonts w:ascii="宋体" w:eastAsia="宋体" w:hAnsi="宋体" w:cs="宋体" w:hint="eastAsia"/>
               <w:szCs w:val="24"/>
             </w:rPr>
             <w:fldChar w:fldCharType="end"/>
@@ -4357,7 +4269,7 @@
         <w:snapToGrid w:val="0"/>
         <w:textAlignment w:val="baseline"/>
         <w:rPr>
-          <w:rFonts w:ascii="Arial" w:hAnsi="Arial" w:eastAsia="Arial" w:cs="Arial"/>
+          <w:rFonts w:ascii="Arial" w:eastAsia="Arial" w:hAnsi="Arial" w:cs="Arial"/>
           <w:snapToGrid w:val="0"/>
           <w:color w:val="000000"/>
           <w:kern w:val="0"/>
@@ -4368,7 +4280,7 @@
       </w:pPr>
       <w:r>
         <w:rPr>
-          <w:rFonts w:ascii="Arial" w:hAnsi="Arial" w:eastAsia="Arial" w:cs="Arial"/>
+          <w:rFonts w:ascii="Arial" w:eastAsia="Arial" w:hAnsi="Arial" w:cs="Arial"/>
           <w:snapToGrid w:val="0"/>
           <w:color w:val="000000"/>
           <w:kern w:val="0"/>
@@ -4381,27 +4293,27 @@
     </w:p>
     <w:p>
       <w:pPr>
-        <w:pStyle w:val="28"/>
-        <w:keepNext w:val="0"/>
-        <w:keepLines w:val="0"/>
-        <w:pageBreakBefore w:val="0"/>
-        <w:widowControl w:val="0"/>
-        <w:kinsoku w:val="0"/>
-        <w:wordWrap/>
-        <w:overflowPunct/>
-        <w:topLinePunct w:val="0"/>
-        <w:autoSpaceDE w:val="0"/>
-        <w:autoSpaceDN w:val="0"/>
-        <w:bidi w:val="0"/>
-        <w:adjustRightInd w:val="0"/>
-        <w:snapToGrid w:val="0"/>
-        <w:textAlignment w:val="baseline"/>
-        <w:rPr>
-          <w:rFonts w:hint="default"/>
-          <w:lang w:val="en-US" w:eastAsia="zh-CN"/>
-        </w:rPr>
-      </w:pPr>
-      <w:bookmarkStart w:id="2" w:name="_Toc11139"/>
+        <w:pStyle w:val="1"/>
+        <w:keepNext w:val="0"/>
+        <w:keepLines w:val="0"/>
+        <w:pageBreakBefore w:val="0"/>
+        <w:widowControl w:val="0"/>
+        <w:kinsoku w:val="0"/>
+        <w:wordWrap/>
+        <w:overflowPunct/>
+        <w:topLinePunct w:val="0"/>
+        <w:autoSpaceDE w:val="0"/>
+        <w:autoSpaceDN w:val="0"/>
+        <w:bidi w:val="0"/>
+        <w:adjustRightInd w:val="0"/>
+        <w:snapToGrid w:val="0"/>
+        <w:textAlignment w:val="baseline"/>
+        <w:rPr>
+          <w:rFonts w:hint="default"/>
+          <w:lang w:val="en-US" w:eastAsia="zh-CN"/>
+        </w:rPr>
+      </w:pPr>
+      <w:bookmarkStart w:id="3" w:name="_Toc11139"/>
       <w:r>
         <w:rPr>
           <w:rFonts w:hint="default"/>
@@ -4409,31 +4321,31 @@
         </w:rPr>
         <w:t>总则</w:t>
       </w:r>
-      <w:bookmarkEnd w:id="2"/>
-    </w:p>
-    <w:p>
-      <w:pPr>
-        <w:pStyle w:val="30"/>
-        <w:keepNext w:val="0"/>
-        <w:keepLines w:val="0"/>
-        <w:pageBreakBefore w:val="0"/>
-        <w:widowControl w:val="0"/>
-        <w:kinsoku w:val="0"/>
-        <w:wordWrap/>
-        <w:overflowPunct/>
-        <w:topLinePunct w:val="0"/>
-        <w:autoSpaceDE w:val="0"/>
-        <w:autoSpaceDN w:val="0"/>
-        <w:bidi w:val="0"/>
-        <w:adjustRightInd w:val="0"/>
-        <w:snapToGrid w:val="0"/>
-        <w:textAlignment w:val="baseline"/>
-        <w:rPr>
-          <w:rFonts w:hint="default"/>
-          <w:lang w:val="en-US" w:eastAsia="zh-CN"/>
-        </w:rPr>
-      </w:pPr>
-      <w:bookmarkStart w:id="3" w:name="_Toc22306"/>
+      <w:bookmarkEnd w:id="3"/>
+    </w:p>
+    <w:p>
+      <w:pPr>
+        <w:pStyle w:val="2"/>
+        <w:keepNext w:val="0"/>
+        <w:keepLines w:val="0"/>
+        <w:pageBreakBefore w:val="0"/>
+        <w:widowControl w:val="0"/>
+        <w:kinsoku w:val="0"/>
+        <w:wordWrap/>
+        <w:overflowPunct/>
+        <w:topLinePunct w:val="0"/>
+        <w:autoSpaceDE w:val="0"/>
+        <w:autoSpaceDN w:val="0"/>
+        <w:bidi w:val="0"/>
+        <w:adjustRightInd w:val="0"/>
+        <w:snapToGrid w:val="0"/>
+        <w:textAlignment w:val="baseline"/>
+        <w:rPr>
+          <w:rFonts w:hint="default"/>
+          <w:lang w:val="en-US" w:eastAsia="zh-CN"/>
+        </w:rPr>
+      </w:pPr>
+      <w:bookmarkStart w:id="4" w:name="_Toc22306"/>
       <w:r>
         <w:rPr>
           <w:rFonts w:hint="default"/>
@@ -4441,11 +4353,11 @@
         </w:rPr>
         <w:t>目的</w:t>
       </w:r>
-      <w:bookmarkEnd w:id="3"/>
-    </w:p>
-    <w:p>
-      <w:pPr>
-        <w:pStyle w:val="29"/>
+      <w:bookmarkEnd w:id="4"/>
+    </w:p>
+    <w:p>
+      <w:pPr>
+        <w:pStyle w:val="a1"/>
         <w:keepNext w:val="0"/>
         <w:keepLines w:val="0"/>
         <w:pageBreakBefore w:val="0"/>
@@ -4475,27 +4387,27 @@
     </w:p>
     <w:p>
       <w:pPr>
-        <w:pStyle w:val="30"/>
-        <w:keepNext w:val="0"/>
-        <w:keepLines w:val="0"/>
-        <w:pageBreakBefore w:val="0"/>
-        <w:widowControl w:val="0"/>
-        <w:kinsoku w:val="0"/>
-        <w:wordWrap/>
-        <w:overflowPunct/>
-        <w:topLinePunct w:val="0"/>
-        <w:autoSpaceDE w:val="0"/>
-        <w:autoSpaceDN w:val="0"/>
-        <w:bidi w:val="0"/>
-        <w:adjustRightInd w:val="0"/>
-        <w:snapToGrid w:val="0"/>
-        <w:textAlignment w:val="baseline"/>
-        <w:rPr>
-          <w:rFonts w:hint="default"/>
-          <w:lang w:val="en-US" w:eastAsia="zh-CN"/>
-        </w:rPr>
-      </w:pPr>
-      <w:bookmarkStart w:id="4" w:name="_Toc30140"/>
+        <w:pStyle w:val="2"/>
+        <w:keepNext w:val="0"/>
+        <w:keepLines w:val="0"/>
+        <w:pageBreakBefore w:val="0"/>
+        <w:widowControl w:val="0"/>
+        <w:kinsoku w:val="0"/>
+        <w:wordWrap/>
+        <w:overflowPunct/>
+        <w:topLinePunct w:val="0"/>
+        <w:autoSpaceDE w:val="0"/>
+        <w:autoSpaceDN w:val="0"/>
+        <w:bidi w:val="0"/>
+        <w:adjustRightInd w:val="0"/>
+        <w:snapToGrid w:val="0"/>
+        <w:textAlignment w:val="baseline"/>
+        <w:rPr>
+          <w:rFonts w:hint="default"/>
+          <w:lang w:val="en-US" w:eastAsia="zh-CN"/>
+        </w:rPr>
+      </w:pPr>
+      <w:bookmarkStart w:id="5" w:name="_Toc30140"/>
       <w:r>
         <w:rPr>
           <w:rFonts w:hint="default"/>
@@ -4503,11 +4415,11 @@
         </w:rPr>
         <w:t>适用范围</w:t>
       </w:r>
-      <w:bookmarkEnd w:id="4"/>
-    </w:p>
-    <w:p>
-      <w:pPr>
-        <w:pStyle w:val="29"/>
+      <w:bookmarkEnd w:id="5"/>
+    </w:p>
+    <w:p>
+      <w:pPr>
+        <w:pStyle w:val="a1"/>
         <w:keepNext w:val="0"/>
         <w:keepLines w:val="0"/>
         <w:pageBreakBefore w:val="0"/>
@@ -4534,42 +4446,30 @@
         </w:rPr>
         <w:t>本制度适用于公司所有运维服务项目的交付管理活动，涵盖项目立项、策划、实施、验收及改进的全过程，适用于运维部、质量部、人力部、采购部所有参与项目交付的部门及人员。</w:t>
       </w:r>
-      <w:r>
-        <w:rPr>
-          <w:rFonts w:hint="eastAsia"/>
-          <w:lang w:val="en-US" w:eastAsia="zh-CN"/>
-        </w:rPr>
-      </w:r>
-      <w:r>
-        <w:rPr>
-          <w:rFonts w:hint="default"/>
-          <w:lang w:val="en-US" w:eastAsia="zh-CN"/>
-        </w:rPr>
-      </w:r>
-    </w:p>
-    <w:p>
-      <w:pPr>
-        <w:pStyle w:val="30"/>
-        <w:keepNext w:val="0"/>
-        <w:keepLines w:val="0"/>
-        <w:pageBreakBefore w:val="0"/>
-        <w:widowControl w:val="0"/>
-        <w:kinsoku w:val="0"/>
-        <w:wordWrap/>
-        <w:overflowPunct/>
-        <w:topLinePunct w:val="0"/>
-        <w:autoSpaceDE w:val="0"/>
-        <w:autoSpaceDN w:val="0"/>
-        <w:bidi w:val="0"/>
-        <w:adjustRightInd w:val="0"/>
-        <w:snapToGrid w:val="0"/>
-        <w:textAlignment w:val="baseline"/>
-        <w:rPr>
-          <w:rFonts w:hint="default"/>
-          <w:lang w:val="en-US" w:eastAsia="zh-CN"/>
-        </w:rPr>
-      </w:pPr>
-      <w:bookmarkStart w:id="5" w:name="_Toc31550"/>
+    </w:p>
+    <w:p>
+      <w:pPr>
+        <w:pStyle w:val="2"/>
+        <w:keepNext w:val="0"/>
+        <w:keepLines w:val="0"/>
+        <w:pageBreakBefore w:val="0"/>
+        <w:widowControl w:val="0"/>
+        <w:kinsoku w:val="0"/>
+        <w:wordWrap/>
+        <w:overflowPunct/>
+        <w:topLinePunct w:val="0"/>
+        <w:autoSpaceDE w:val="0"/>
+        <w:autoSpaceDN w:val="0"/>
+        <w:bidi w:val="0"/>
+        <w:adjustRightInd w:val="0"/>
+        <w:snapToGrid w:val="0"/>
+        <w:textAlignment w:val="baseline"/>
+        <w:rPr>
+          <w:rFonts w:hint="default"/>
+          <w:lang w:val="en-US" w:eastAsia="zh-CN"/>
+        </w:rPr>
+      </w:pPr>
+      <w:bookmarkStart w:id="6" w:name="_Toc31550"/>
       <w:r>
         <w:rPr>
           <w:rFonts w:hint="default"/>
@@ -4577,11 +4477,11 @@
         </w:rPr>
         <w:t>原则</w:t>
       </w:r>
-      <w:bookmarkEnd w:id="5"/>
-    </w:p>
-    <w:p>
-      <w:pPr>
-        <w:pStyle w:val="29"/>
+      <w:bookmarkEnd w:id="6"/>
+    </w:p>
+    <w:p>
+      <w:pPr>
+        <w:pStyle w:val="a1"/>
         <w:keepNext w:val="0"/>
         <w:keepLines w:val="0"/>
         <w:pageBreakBefore w:val="0"/>
@@ -4599,7 +4499,7 @@
         <w:bidi w:val="0"/>
         <w:adjustRightInd w:val="0"/>
         <w:snapToGrid w:val="0"/>
-        <w:ind w:left="425" w:leftChars="0" w:hanging="425" w:firstLineChars="0"/>
+        <w:ind w:left="425" w:hanging="425" w:leftChars="0" w:firstLineChars="0"/>
         <w:textAlignment w:val="baseline"/>
         <w:rPr>
           <w:rFonts w:hint="default"/>
@@ -4616,7 +4516,7 @@
     </w:p>
     <w:p>
       <w:pPr>
-        <w:pStyle w:val="29"/>
+        <w:pStyle w:val="a1"/>
         <w:keepNext w:val="0"/>
         <w:keepLines w:val="0"/>
         <w:pageBreakBefore w:val="0"/>
@@ -4634,7 +4534,7 @@
         <w:bidi w:val="0"/>
         <w:adjustRightInd w:val="0"/>
         <w:snapToGrid w:val="0"/>
-        <w:ind w:left="425" w:leftChars="0" w:hanging="425" w:firstLineChars="0"/>
+        <w:ind w:left="425" w:hanging="425" w:leftChars="0" w:firstLineChars="0"/>
         <w:textAlignment w:val="baseline"/>
         <w:rPr>
           <w:rFonts w:hint="default"/>
@@ -4651,7 +4551,7 @@
     </w:p>
     <w:p>
       <w:pPr>
-        <w:pStyle w:val="29"/>
+        <w:pStyle w:val="a1"/>
         <w:keepNext w:val="0"/>
         <w:keepLines w:val="0"/>
         <w:pageBreakBefore w:val="0"/>
@@ -4669,7 +4569,7 @@
         <w:bidi w:val="0"/>
         <w:adjustRightInd w:val="0"/>
         <w:snapToGrid w:val="0"/>
-        <w:ind w:left="425" w:leftChars="0" w:hanging="425" w:firstLineChars="0"/>
+        <w:ind w:left="425" w:hanging="425" w:leftChars="0" w:firstLineChars="0"/>
         <w:textAlignment w:val="baseline"/>
         <w:rPr>
           <w:rFonts w:hint="default"/>
@@ -4686,7 +4586,7 @@
     </w:p>
     <w:p>
       <w:pPr>
-        <w:pStyle w:val="29"/>
+        <w:pStyle w:val="a1"/>
         <w:keepNext w:val="0"/>
         <w:keepLines w:val="0"/>
         <w:pageBreakBefore w:val="0"/>
@@ -4704,7 +4604,7 @@
         <w:bidi w:val="0"/>
         <w:adjustRightInd w:val="0"/>
         <w:snapToGrid w:val="0"/>
-        <w:ind w:left="425" w:leftChars="0" w:hanging="425" w:firstLineChars="0"/>
+        <w:ind w:left="425" w:hanging="425" w:leftChars="0" w:firstLineChars="0"/>
         <w:textAlignment w:val="baseline"/>
         <w:rPr>
           <w:rFonts w:hint="default"/>
@@ -4721,27 +4621,27 @@
     </w:p>
     <w:p>
       <w:pPr>
-        <w:pStyle w:val="30"/>
-        <w:keepNext w:val="0"/>
-        <w:keepLines w:val="0"/>
-        <w:pageBreakBefore w:val="0"/>
-        <w:widowControl w:val="0"/>
-        <w:kinsoku w:val="0"/>
-        <w:wordWrap/>
-        <w:overflowPunct/>
-        <w:topLinePunct w:val="0"/>
-        <w:autoSpaceDE w:val="0"/>
-        <w:autoSpaceDN w:val="0"/>
-        <w:bidi w:val="0"/>
-        <w:adjustRightInd w:val="0"/>
-        <w:snapToGrid w:val="0"/>
-        <w:textAlignment w:val="baseline"/>
-        <w:rPr>
-          <w:rFonts w:hint="default"/>
-          <w:lang w:val="en-US" w:eastAsia="zh-CN"/>
-        </w:rPr>
-      </w:pPr>
-      <w:bookmarkStart w:id="6" w:name="_Toc13755"/>
+        <w:pStyle w:val="2"/>
+        <w:keepNext w:val="0"/>
+        <w:keepLines w:val="0"/>
+        <w:pageBreakBefore w:val="0"/>
+        <w:widowControl w:val="0"/>
+        <w:kinsoku w:val="0"/>
+        <w:wordWrap/>
+        <w:overflowPunct/>
+        <w:topLinePunct w:val="0"/>
+        <w:autoSpaceDE w:val="0"/>
+        <w:autoSpaceDN w:val="0"/>
+        <w:bidi w:val="0"/>
+        <w:adjustRightInd w:val="0"/>
+        <w:snapToGrid w:val="0"/>
+        <w:textAlignment w:val="baseline"/>
+        <w:rPr>
+          <w:rFonts w:hint="default"/>
+          <w:lang w:val="en-US" w:eastAsia="zh-CN"/>
+        </w:rPr>
+      </w:pPr>
+      <w:bookmarkStart w:id="7" w:name="_Toc13755"/>
       <w:r>
         <w:rPr>
           <w:rFonts w:hint="default"/>
@@ -4749,43 +4649,43 @@
         </w:rPr>
         <w:t>岗位职责</w:t>
       </w:r>
-      <w:bookmarkEnd w:id="6"/>
-    </w:p>
-    <w:p>
-      <w:pPr>
-        <w:pStyle w:val="31"/>
-        <w:keepNext w:val="0"/>
-        <w:keepLines w:val="0"/>
-        <w:pageBreakBefore w:val="0"/>
-        <w:widowControl w:val="0"/>
-        <w:kinsoku w:val="0"/>
-        <w:wordWrap/>
-        <w:overflowPunct/>
-        <w:topLinePunct w:val="0"/>
-        <w:autoSpaceDE w:val="0"/>
-        <w:autoSpaceDN w:val="0"/>
-        <w:bidi w:val="0"/>
-        <w:adjustRightInd w:val="0"/>
-        <w:snapToGrid w:val="0"/>
-        <w:textAlignment w:val="baseline"/>
-        <w:rPr>
-          <w:rFonts w:hint="default"/>
-          <w:lang w:val="en-US" w:eastAsia="zh-CN"/>
-        </w:rPr>
-      </w:pPr>
-      <w:bookmarkStart w:id="7" w:name="_Toc6250"/>
+      <w:bookmarkEnd w:id="7"/>
+    </w:p>
+    <w:p>
+      <w:pPr>
+        <w:pStyle w:val="3"/>
+        <w:keepNext w:val="0"/>
+        <w:keepLines w:val="0"/>
+        <w:pageBreakBefore w:val="0"/>
+        <w:widowControl w:val="0"/>
+        <w:kinsoku w:val="0"/>
+        <w:wordWrap/>
+        <w:overflowPunct/>
+        <w:topLinePunct w:val="0"/>
+        <w:autoSpaceDE w:val="0"/>
+        <w:autoSpaceDN w:val="0"/>
+        <w:bidi w:val="0"/>
+        <w:adjustRightInd w:val="0"/>
+        <w:snapToGrid w:val="0"/>
+        <w:textAlignment w:val="baseline"/>
+        <w:rPr>
+          <w:rFonts w:hint="default"/>
+          <w:lang w:val="en-US" w:eastAsia="zh-CN"/>
+        </w:rPr>
+      </w:pPr>
+      <w:bookmarkStart w:id="8" w:name="_Toc6250"/>
       <w:r>
         <w:rPr>
           <w:rFonts w:hint="eastAsia"/>
           <w:lang w:val="en-US" w:eastAsia="zh-CN"/>
         </w:rPr>
-        <w:t>运维项目部长</w:t>
-      </w:r>
-      <w:bookmarkEnd w:id="7"/>
-    </w:p>
-    <w:p>
-      <w:pPr>
-        <w:pStyle w:val="29"/>
+        <w:t>运维项目经理</w:t>
+      </w:r>
+      <w:bookmarkEnd w:id="8"/>
+    </w:p>
+    <w:p>
+      <w:pPr>
+        <w:pStyle w:val="a1"/>
         <w:keepNext w:val="0"/>
         <w:keepLines w:val="0"/>
         <w:pageBreakBefore w:val="0"/>
@@ -4803,7 +4703,7 @@
         <w:bidi w:val="0"/>
         <w:adjustRightInd w:val="0"/>
         <w:snapToGrid w:val="0"/>
-        <w:ind w:left="425" w:leftChars="0" w:hanging="425" w:firstLineChars="0"/>
+        <w:ind w:left="425" w:hanging="425" w:leftChars="0" w:firstLineChars="0"/>
         <w:textAlignment w:val="baseline"/>
         <w:rPr>
           <w:rFonts w:hint="default"/>
@@ -4820,7 +4720,7 @@
     </w:p>
     <w:p>
       <w:pPr>
-        <w:pStyle w:val="29"/>
+        <w:pStyle w:val="a1"/>
         <w:keepNext w:val="0"/>
         <w:keepLines w:val="0"/>
         <w:pageBreakBefore w:val="0"/>
@@ -4838,7 +4738,7 @@
         <w:bidi w:val="0"/>
         <w:adjustRightInd w:val="0"/>
         <w:snapToGrid w:val="0"/>
-        <w:ind w:left="425" w:leftChars="0" w:hanging="425" w:firstLineChars="0"/>
+        <w:ind w:left="425" w:hanging="425" w:leftChars="0" w:firstLineChars="0"/>
         <w:textAlignment w:val="baseline"/>
         <w:rPr>
           <w:rFonts w:hint="default"/>
@@ -4855,7 +4755,7 @@
     </w:p>
     <w:p>
       <w:pPr>
-        <w:pStyle w:val="29"/>
+        <w:pStyle w:val="a1"/>
         <w:keepNext w:val="0"/>
         <w:keepLines w:val="0"/>
         <w:pageBreakBefore w:val="0"/>
@@ -4873,7 +4773,7 @@
         <w:bidi w:val="0"/>
         <w:adjustRightInd w:val="0"/>
         <w:snapToGrid w:val="0"/>
-        <w:ind w:left="425" w:leftChars="0" w:hanging="425" w:firstLineChars="0"/>
+        <w:ind w:left="425" w:hanging="425" w:leftChars="0" w:firstLineChars="0"/>
         <w:textAlignment w:val="baseline"/>
         <w:rPr>
           <w:rFonts w:hint="default"/>
@@ -4890,7 +4790,7 @@
     </w:p>
     <w:p>
       <w:pPr>
-        <w:pStyle w:val="29"/>
+        <w:pStyle w:val="a1"/>
         <w:keepNext w:val="0"/>
         <w:keepLines w:val="0"/>
         <w:pageBreakBefore w:val="0"/>
@@ -4908,7 +4808,7 @@
         <w:bidi w:val="0"/>
         <w:adjustRightInd w:val="0"/>
         <w:snapToGrid w:val="0"/>
-        <w:ind w:left="425" w:leftChars="0" w:hanging="425" w:firstLineChars="0"/>
+        <w:ind w:left="425" w:hanging="425" w:leftChars="0" w:firstLineChars="0"/>
         <w:textAlignment w:val="baseline"/>
         <w:rPr>
           <w:rFonts w:hint="default"/>
@@ -4925,39 +4825,39 @@
     </w:p>
     <w:p>
       <w:pPr>
-        <w:pStyle w:val="31"/>
-        <w:keepNext w:val="0"/>
-        <w:keepLines w:val="0"/>
-        <w:pageBreakBefore w:val="0"/>
-        <w:widowControl w:val="0"/>
-        <w:kinsoku w:val="0"/>
-        <w:wordWrap/>
-        <w:overflowPunct/>
-        <w:topLinePunct w:val="0"/>
-        <w:autoSpaceDE w:val="0"/>
-        <w:autoSpaceDN w:val="0"/>
-        <w:bidi w:val="0"/>
-        <w:adjustRightInd w:val="0"/>
-        <w:snapToGrid w:val="0"/>
-        <w:textAlignment w:val="baseline"/>
-        <w:rPr>
-          <w:rFonts w:hint="default"/>
-          <w:lang w:val="en-US" w:eastAsia="zh-CN"/>
-        </w:rPr>
-      </w:pPr>
-      <w:bookmarkStart w:id="8" w:name="_Toc8280"/>
-      <w:r>
-        <w:rPr>
-          <w:rFonts w:hint="default"/>
-          <w:lang w:val="en-US" w:eastAsia="zh-CN"/>
-        </w:rPr>
-        <w:t>运维部部长</w:t>
-      </w:r>
-      <w:bookmarkEnd w:id="8"/>
-    </w:p>
-    <w:p>
-      <w:pPr>
-        <w:pStyle w:val="29"/>
+        <w:pStyle w:val="3"/>
+        <w:keepNext w:val="0"/>
+        <w:keepLines w:val="0"/>
+        <w:pageBreakBefore w:val="0"/>
+        <w:widowControl w:val="0"/>
+        <w:kinsoku w:val="0"/>
+        <w:wordWrap/>
+        <w:overflowPunct/>
+        <w:topLinePunct w:val="0"/>
+        <w:autoSpaceDE w:val="0"/>
+        <w:autoSpaceDN w:val="0"/>
+        <w:bidi w:val="0"/>
+        <w:adjustRightInd w:val="0"/>
+        <w:snapToGrid w:val="0"/>
+        <w:textAlignment w:val="baseline"/>
+        <w:rPr>
+          <w:rFonts w:hint="default"/>
+          <w:lang w:val="en-US" w:eastAsia="zh-CN"/>
+        </w:rPr>
+      </w:pPr>
+      <w:bookmarkStart w:id="9" w:name="_Toc8280"/>
+      <w:r>
+        <w:rPr>
+          <w:rFonts w:hint="default"/>
+          <w:lang w:val="en-US" w:eastAsia="zh-CN"/>
+        </w:rPr>
+        <w:t>运维部经理</w:t>
+      </w:r>
+      <w:bookmarkEnd w:id="9"/>
+    </w:p>
+    <w:p>
+      <w:pPr>
+        <w:pStyle w:val="a1"/>
         <w:keepNext w:val="0"/>
         <w:keepLines w:val="0"/>
         <w:pageBreakBefore w:val="0"/>
@@ -4975,7 +4875,7 @@
         <w:bidi w:val="0"/>
         <w:adjustRightInd w:val="0"/>
         <w:snapToGrid w:val="0"/>
-        <w:ind w:left="425" w:leftChars="0" w:hanging="425" w:firstLineChars="0"/>
+        <w:ind w:left="425" w:hanging="425" w:leftChars="0" w:firstLineChars="0"/>
         <w:textAlignment w:val="baseline"/>
         <w:rPr>
           <w:rFonts w:hint="default"/>
@@ -4992,7 +4892,7 @@
     </w:p>
     <w:p>
       <w:pPr>
-        <w:pStyle w:val="29"/>
+        <w:pStyle w:val="a1"/>
         <w:keepNext w:val="0"/>
         <w:keepLines w:val="0"/>
         <w:pageBreakBefore w:val="0"/>
@@ -5010,7 +4910,7 @@
         <w:bidi w:val="0"/>
         <w:adjustRightInd w:val="0"/>
         <w:snapToGrid w:val="0"/>
-        <w:ind w:left="425" w:leftChars="0" w:hanging="425" w:firstLineChars="0"/>
+        <w:ind w:left="425" w:hanging="425" w:leftChars="0" w:firstLineChars="0"/>
         <w:textAlignment w:val="baseline"/>
         <w:rPr>
           <w:rFonts w:hint="default"/>
@@ -5027,7 +4927,7 @@
     </w:p>
     <w:p>
       <w:pPr>
-        <w:pStyle w:val="29"/>
+        <w:pStyle w:val="a1"/>
         <w:keepNext w:val="0"/>
         <w:keepLines w:val="0"/>
         <w:pageBreakBefore w:val="0"/>
@@ -5045,7 +4945,7 @@
         <w:bidi w:val="0"/>
         <w:adjustRightInd w:val="0"/>
         <w:snapToGrid w:val="0"/>
-        <w:ind w:left="425" w:leftChars="0" w:hanging="425" w:firstLineChars="0"/>
+        <w:ind w:left="425" w:hanging="425" w:leftChars="0" w:firstLineChars="0"/>
         <w:textAlignment w:val="baseline"/>
         <w:rPr>
           <w:rFonts w:hint="default"/>
@@ -5062,7 +4962,7 @@
     </w:p>
     <w:p>
       <w:pPr>
-        <w:pStyle w:val="29"/>
+        <w:pStyle w:val="a1"/>
         <w:keepNext w:val="0"/>
         <w:keepLines w:val="0"/>
         <w:pageBreakBefore w:val="0"/>
@@ -5080,7 +4980,7 @@
         <w:bidi w:val="0"/>
         <w:adjustRightInd w:val="0"/>
         <w:snapToGrid w:val="0"/>
-        <w:ind w:left="425" w:leftChars="0" w:hanging="425" w:firstLineChars="0"/>
+        <w:ind w:left="425" w:hanging="425" w:leftChars="0" w:firstLineChars="0"/>
         <w:textAlignment w:val="baseline"/>
         <w:rPr>
           <w:rFonts w:hint="default"/>
@@ -5097,27 +4997,27 @@
     </w:p>
     <w:p>
       <w:pPr>
-        <w:pStyle w:val="31"/>
-        <w:keepNext w:val="0"/>
-        <w:keepLines w:val="0"/>
-        <w:pageBreakBefore w:val="0"/>
-        <w:widowControl w:val="0"/>
-        <w:kinsoku w:val="0"/>
-        <w:wordWrap/>
-        <w:overflowPunct/>
-        <w:topLinePunct w:val="0"/>
-        <w:autoSpaceDE w:val="0"/>
-        <w:autoSpaceDN w:val="0"/>
-        <w:bidi w:val="0"/>
-        <w:adjustRightInd w:val="0"/>
-        <w:snapToGrid w:val="0"/>
-        <w:textAlignment w:val="baseline"/>
-        <w:rPr>
-          <w:rFonts w:hint="default"/>
-          <w:lang w:val="en-US" w:eastAsia="zh-CN"/>
-        </w:rPr>
-      </w:pPr>
-      <w:bookmarkStart w:id="9" w:name="_Toc1355"/>
+        <w:pStyle w:val="3"/>
+        <w:keepNext w:val="0"/>
+        <w:keepLines w:val="0"/>
+        <w:pageBreakBefore w:val="0"/>
+        <w:widowControl w:val="0"/>
+        <w:kinsoku w:val="0"/>
+        <w:wordWrap/>
+        <w:overflowPunct/>
+        <w:topLinePunct w:val="0"/>
+        <w:autoSpaceDE w:val="0"/>
+        <w:autoSpaceDN w:val="0"/>
+        <w:bidi w:val="0"/>
+        <w:adjustRightInd w:val="0"/>
+        <w:snapToGrid w:val="0"/>
+        <w:textAlignment w:val="baseline"/>
+        <w:rPr>
+          <w:rFonts w:hint="default"/>
+          <w:lang w:val="en-US" w:eastAsia="zh-CN"/>
+        </w:rPr>
+      </w:pPr>
+      <w:bookmarkStart w:id="10" w:name="_Toc1355"/>
       <w:r>
         <w:rPr>
           <w:rFonts w:hint="default"/>
@@ -5125,11 +5025,11 @@
         </w:rPr>
         <w:t>质量部</w:t>
       </w:r>
-      <w:bookmarkEnd w:id="9"/>
-    </w:p>
-    <w:p>
-      <w:pPr>
-        <w:pStyle w:val="29"/>
+      <w:bookmarkEnd w:id="10"/>
+    </w:p>
+    <w:p>
+      <w:pPr>
+        <w:pStyle w:val="a1"/>
         <w:keepNext w:val="0"/>
         <w:keepLines w:val="0"/>
         <w:pageBreakBefore w:val="0"/>
@@ -5147,7 +5047,7 @@
         <w:bidi w:val="0"/>
         <w:adjustRightInd w:val="0"/>
         <w:snapToGrid w:val="0"/>
-        <w:ind w:left="425" w:leftChars="0" w:hanging="425" w:firstLineChars="0"/>
+        <w:ind w:left="425" w:hanging="425" w:leftChars="0" w:firstLineChars="0"/>
         <w:textAlignment w:val="baseline"/>
         <w:rPr>
           <w:rFonts w:hint="default"/>
@@ -5164,7 +5064,7 @@
     </w:p>
     <w:p>
       <w:pPr>
-        <w:pStyle w:val="29"/>
+        <w:pStyle w:val="a1"/>
         <w:keepNext w:val="0"/>
         <w:keepLines w:val="0"/>
         <w:pageBreakBefore w:val="0"/>
@@ -5182,7 +5082,7 @@
         <w:bidi w:val="0"/>
         <w:adjustRightInd w:val="0"/>
         <w:snapToGrid w:val="0"/>
-        <w:ind w:left="425" w:leftChars="0" w:hanging="425" w:firstLineChars="0"/>
+        <w:ind w:left="425" w:hanging="425" w:leftChars="0" w:firstLineChars="0"/>
         <w:textAlignment w:val="baseline"/>
         <w:rPr>
           <w:rFonts w:hint="default"/>
@@ -5199,7 +5099,7 @@
     </w:p>
     <w:p>
       <w:pPr>
-        <w:pStyle w:val="29"/>
+        <w:pStyle w:val="a1"/>
         <w:keepNext w:val="0"/>
         <w:keepLines w:val="0"/>
         <w:pageBreakBefore w:val="0"/>
@@ -5217,7 +5117,7 @@
         <w:bidi w:val="0"/>
         <w:adjustRightInd w:val="0"/>
         <w:snapToGrid w:val="0"/>
-        <w:ind w:left="425" w:leftChars="0" w:hanging="425" w:firstLineChars="0"/>
+        <w:ind w:left="425" w:hanging="425" w:leftChars="0" w:firstLineChars="0"/>
         <w:textAlignment w:val="baseline"/>
         <w:rPr>
           <w:rFonts w:hint="default"/>
@@ -5234,27 +5134,27 @@
     </w:p>
     <w:p>
       <w:pPr>
-        <w:pStyle w:val="31"/>
-        <w:keepNext w:val="0"/>
-        <w:keepLines w:val="0"/>
-        <w:pageBreakBefore w:val="0"/>
-        <w:widowControl w:val="0"/>
-        <w:kinsoku w:val="0"/>
-        <w:wordWrap/>
-        <w:overflowPunct/>
-        <w:topLinePunct w:val="0"/>
-        <w:autoSpaceDE w:val="0"/>
-        <w:autoSpaceDN w:val="0"/>
-        <w:bidi w:val="0"/>
-        <w:adjustRightInd w:val="0"/>
-        <w:snapToGrid w:val="0"/>
-        <w:textAlignment w:val="baseline"/>
-        <w:rPr>
-          <w:rFonts w:hint="default"/>
-          <w:lang w:val="en-US" w:eastAsia="zh-CN"/>
-        </w:rPr>
-      </w:pPr>
-      <w:bookmarkStart w:id="10" w:name="_Toc31273"/>
+        <w:pStyle w:val="3"/>
+        <w:keepNext w:val="0"/>
+        <w:keepLines w:val="0"/>
+        <w:pageBreakBefore w:val="0"/>
+        <w:widowControl w:val="0"/>
+        <w:kinsoku w:val="0"/>
+        <w:wordWrap/>
+        <w:overflowPunct/>
+        <w:topLinePunct w:val="0"/>
+        <w:autoSpaceDE w:val="0"/>
+        <w:autoSpaceDN w:val="0"/>
+        <w:bidi w:val="0"/>
+        <w:adjustRightInd w:val="0"/>
+        <w:snapToGrid w:val="0"/>
+        <w:textAlignment w:val="baseline"/>
+        <w:rPr>
+          <w:rFonts w:hint="default"/>
+          <w:lang w:val="en-US" w:eastAsia="zh-CN"/>
+        </w:rPr>
+      </w:pPr>
+      <w:bookmarkStart w:id="11" w:name="_Toc31273"/>
       <w:r>
         <w:rPr>
           <w:rFonts w:hint="default"/>
@@ -5262,11 +5162,11 @@
         </w:rPr>
         <w:t>人力部</w:t>
       </w:r>
-      <w:bookmarkEnd w:id="10"/>
-    </w:p>
-    <w:p>
-      <w:pPr>
-        <w:pStyle w:val="29"/>
+      <w:bookmarkEnd w:id="11"/>
+    </w:p>
+    <w:p>
+      <w:pPr>
+        <w:pStyle w:val="a1"/>
         <w:keepNext w:val="0"/>
         <w:keepLines w:val="0"/>
         <w:pageBreakBefore w:val="0"/>
@@ -5284,7 +5184,7 @@
         <w:bidi w:val="0"/>
         <w:adjustRightInd w:val="0"/>
         <w:snapToGrid w:val="0"/>
-        <w:ind w:left="425" w:leftChars="0" w:hanging="425" w:firstLineChars="0"/>
+        <w:ind w:left="425" w:hanging="425" w:leftChars="0" w:firstLineChars="0"/>
         <w:textAlignment w:val="baseline"/>
         <w:rPr>
           <w:rFonts w:hint="default"/>
@@ -5301,7 +5201,7 @@
     </w:p>
     <w:p>
       <w:pPr>
-        <w:pStyle w:val="29"/>
+        <w:pStyle w:val="a1"/>
         <w:keepNext w:val="0"/>
         <w:keepLines w:val="0"/>
         <w:pageBreakBefore w:val="0"/>
@@ -5319,7 +5219,7 @@
         <w:bidi w:val="0"/>
         <w:adjustRightInd w:val="0"/>
         <w:snapToGrid w:val="0"/>
-        <w:ind w:left="425" w:leftChars="0" w:hanging="425" w:firstLineChars="0"/>
+        <w:ind w:left="425" w:hanging="425" w:leftChars="0" w:firstLineChars="0"/>
         <w:textAlignment w:val="baseline"/>
         <w:rPr>
           <w:rFonts w:hint="default"/>
@@ -5336,27 +5236,27 @@
     </w:p>
     <w:p>
       <w:pPr>
-        <w:pStyle w:val="28"/>
-        <w:keepNext w:val="0"/>
-        <w:keepLines w:val="0"/>
-        <w:pageBreakBefore w:val="0"/>
-        <w:widowControl w:val="0"/>
-        <w:kinsoku w:val="0"/>
-        <w:wordWrap/>
-        <w:overflowPunct/>
-        <w:topLinePunct w:val="0"/>
-        <w:autoSpaceDE w:val="0"/>
-        <w:autoSpaceDN w:val="0"/>
-        <w:bidi w:val="0"/>
-        <w:adjustRightInd w:val="0"/>
-        <w:snapToGrid w:val="0"/>
-        <w:textAlignment w:val="baseline"/>
-        <w:rPr>
-          <w:rFonts w:hint="default"/>
-          <w:lang w:val="en-US" w:eastAsia="zh-CN"/>
-        </w:rPr>
-      </w:pPr>
-      <w:bookmarkStart w:id="11" w:name="_Toc8859"/>
+        <w:pStyle w:val="1"/>
+        <w:keepNext w:val="0"/>
+        <w:keepLines w:val="0"/>
+        <w:pageBreakBefore w:val="0"/>
+        <w:widowControl w:val="0"/>
+        <w:kinsoku w:val="0"/>
+        <w:wordWrap/>
+        <w:overflowPunct/>
+        <w:topLinePunct w:val="0"/>
+        <w:autoSpaceDE w:val="0"/>
+        <w:autoSpaceDN w:val="0"/>
+        <w:bidi w:val="0"/>
+        <w:adjustRightInd w:val="0"/>
+        <w:snapToGrid w:val="0"/>
+        <w:textAlignment w:val="baseline"/>
+        <w:rPr>
+          <w:rFonts w:hint="default"/>
+          <w:lang w:val="en-US" w:eastAsia="zh-CN"/>
+        </w:rPr>
+      </w:pPr>
+      <w:bookmarkStart w:id="12" w:name="_Toc8859"/>
       <w:r>
         <w:rPr>
           <w:rFonts w:hint="default"/>
@@ -5364,11 +5264,11 @@
         </w:rPr>
         <w:t>引用依据</w:t>
       </w:r>
-      <w:bookmarkEnd w:id="11"/>
-    </w:p>
-    <w:p>
-      <w:pPr>
-        <w:pStyle w:val="29"/>
+      <w:bookmarkEnd w:id="12"/>
+    </w:p>
+    <w:p>
+      <w:pPr>
+        <w:pStyle w:val="a1"/>
         <w:keepNext w:val="0"/>
         <w:keepLines w:val="0"/>
         <w:pageBreakBefore w:val="0"/>
@@ -5398,7 +5298,7 @@
     </w:p>
     <w:p>
       <w:pPr>
-        <w:pStyle w:val="29"/>
+        <w:pStyle w:val="a1"/>
         <w:keepNext w:val="0"/>
         <w:keepLines w:val="0"/>
         <w:pageBreakBefore w:val="0"/>
@@ -5416,7 +5316,7 @@
         <w:bidi w:val="0"/>
         <w:adjustRightInd w:val="0"/>
         <w:snapToGrid w:val="0"/>
-        <w:ind w:left="425" w:leftChars="0" w:hanging="425" w:firstLineChars="0"/>
+        <w:ind w:left="425" w:hanging="425" w:leftChars="0" w:firstLineChars="0"/>
         <w:textAlignment w:val="baseline"/>
         <w:rPr>
           <w:rFonts w:hint="default"/>
@@ -5433,7 +5333,7 @@
     </w:p>
     <w:p>
       <w:pPr>
-        <w:pStyle w:val="29"/>
+        <w:pStyle w:val="a1"/>
         <w:keepNext w:val="0"/>
         <w:keepLines w:val="0"/>
         <w:pageBreakBefore w:val="0"/>
@@ -5451,7 +5351,7 @@
         <w:bidi w:val="0"/>
         <w:adjustRightInd w:val="0"/>
         <w:snapToGrid w:val="0"/>
-        <w:ind w:left="425" w:leftChars="0" w:hanging="425" w:firstLineChars="0"/>
+        <w:ind w:left="425" w:hanging="425" w:leftChars="0" w:firstLineChars="0"/>
         <w:textAlignment w:val="baseline"/>
         <w:rPr>
           <w:rFonts w:hint="default"/>
@@ -5468,7 +5368,7 @@
     </w:p>
     <w:p>
       <w:pPr>
-        <w:pStyle w:val="29"/>
+        <w:pStyle w:val="a1"/>
         <w:keepNext w:val="0"/>
         <w:keepLines w:val="0"/>
         <w:pageBreakBefore w:val="0"/>
@@ -5486,7 +5386,7 @@
         <w:bidi w:val="0"/>
         <w:adjustRightInd w:val="0"/>
         <w:snapToGrid w:val="0"/>
-        <w:ind w:left="425" w:leftChars="0" w:hanging="425" w:firstLineChars="0"/>
+        <w:ind w:left="425" w:hanging="425" w:leftChars="0" w:firstLineChars="0"/>
         <w:textAlignment w:val="baseline"/>
         <w:rPr>
           <w:rFonts w:hint="default"/>
@@ -5503,7 +5403,7 @@
     </w:p>
     <w:p>
       <w:pPr>
-        <w:pStyle w:val="29"/>
+        <w:pStyle w:val="a1"/>
         <w:keepNext w:val="0"/>
         <w:keepLines w:val="0"/>
         <w:pageBreakBefore w:val="0"/>
@@ -5521,7 +5421,7 @@
         <w:bidi w:val="0"/>
         <w:adjustRightInd w:val="0"/>
         <w:snapToGrid w:val="0"/>
-        <w:ind w:left="425" w:leftChars="0" w:hanging="425" w:firstLineChars="0"/>
+        <w:ind w:left="425" w:hanging="425" w:leftChars="0" w:firstLineChars="0"/>
         <w:textAlignment w:val="baseline"/>
         <w:rPr>
           <w:rFonts w:hint="default"/>
@@ -5538,27 +5438,27 @@
     </w:p>
     <w:p>
       <w:pPr>
-        <w:pStyle w:val="28"/>
-        <w:keepNext w:val="0"/>
-        <w:keepLines w:val="0"/>
-        <w:pageBreakBefore w:val="0"/>
-        <w:widowControl w:val="0"/>
-        <w:kinsoku w:val="0"/>
-        <w:wordWrap/>
-        <w:overflowPunct/>
-        <w:topLinePunct w:val="0"/>
-        <w:autoSpaceDE w:val="0"/>
-        <w:autoSpaceDN w:val="0"/>
-        <w:bidi w:val="0"/>
-        <w:adjustRightInd w:val="0"/>
-        <w:snapToGrid w:val="0"/>
-        <w:textAlignment w:val="baseline"/>
-        <w:rPr>
-          <w:rFonts w:hint="default"/>
-          <w:lang w:val="en-US" w:eastAsia="zh-CN"/>
-        </w:rPr>
-      </w:pPr>
-      <w:bookmarkStart w:id="12" w:name="_Toc32145"/>
+        <w:pStyle w:val="1"/>
+        <w:keepNext w:val="0"/>
+        <w:keepLines w:val="0"/>
+        <w:pageBreakBefore w:val="0"/>
+        <w:widowControl w:val="0"/>
+        <w:kinsoku w:val="0"/>
+        <w:wordWrap/>
+        <w:overflowPunct/>
+        <w:topLinePunct w:val="0"/>
+        <w:autoSpaceDE w:val="0"/>
+        <w:autoSpaceDN w:val="0"/>
+        <w:bidi w:val="0"/>
+        <w:adjustRightInd w:val="0"/>
+        <w:snapToGrid w:val="0"/>
+        <w:textAlignment w:val="baseline"/>
+        <w:rPr>
+          <w:rFonts w:hint="default"/>
+          <w:lang w:val="en-US" w:eastAsia="zh-CN"/>
+        </w:rPr>
+      </w:pPr>
+      <w:bookmarkStart w:id="13" w:name="_Toc32145"/>
       <w:r>
         <w:rPr>
           <w:rFonts w:hint="default"/>
@@ -5566,31 +5466,31 @@
         </w:rPr>
         <w:t>定义与术语</w:t>
       </w:r>
-      <w:bookmarkEnd w:id="12"/>
-    </w:p>
-    <w:p>
-      <w:pPr>
-        <w:pStyle w:val="30"/>
-        <w:keepNext w:val="0"/>
-        <w:keepLines w:val="0"/>
-        <w:pageBreakBefore w:val="0"/>
-        <w:widowControl w:val="0"/>
-        <w:kinsoku w:val="0"/>
-        <w:wordWrap/>
-        <w:overflowPunct/>
-        <w:topLinePunct w:val="0"/>
-        <w:autoSpaceDE w:val="0"/>
-        <w:autoSpaceDN w:val="0"/>
-        <w:bidi w:val="0"/>
-        <w:adjustRightInd w:val="0"/>
-        <w:snapToGrid w:val="0"/>
-        <w:textAlignment w:val="baseline"/>
-        <w:rPr>
-          <w:rFonts w:hint="default"/>
-          <w:lang w:val="en-US" w:eastAsia="zh-CN"/>
-        </w:rPr>
-      </w:pPr>
-      <w:bookmarkStart w:id="13" w:name="_Toc29560"/>
+      <w:bookmarkEnd w:id="13"/>
+    </w:p>
+    <w:p>
+      <w:pPr>
+        <w:pStyle w:val="2"/>
+        <w:keepNext w:val="0"/>
+        <w:keepLines w:val="0"/>
+        <w:pageBreakBefore w:val="0"/>
+        <w:widowControl w:val="0"/>
+        <w:kinsoku w:val="0"/>
+        <w:wordWrap/>
+        <w:overflowPunct/>
+        <w:topLinePunct w:val="0"/>
+        <w:autoSpaceDE w:val="0"/>
+        <w:autoSpaceDN w:val="0"/>
+        <w:bidi w:val="0"/>
+        <w:adjustRightInd w:val="0"/>
+        <w:snapToGrid w:val="0"/>
+        <w:textAlignment w:val="baseline"/>
+        <w:rPr>
+          <w:rFonts w:hint="default"/>
+          <w:lang w:val="en-US" w:eastAsia="zh-CN"/>
+        </w:rPr>
+      </w:pPr>
+      <w:bookmarkStart w:id="14" w:name="_Toc29560"/>
       <w:r>
         <w:rPr>
           <w:rFonts w:hint="default"/>
@@ -5598,11 +5498,11 @@
         </w:rPr>
         <w:t>运维项目交付</w:t>
       </w:r>
-      <w:bookmarkEnd w:id="13"/>
-    </w:p>
-    <w:p>
-      <w:pPr>
-        <w:pStyle w:val="29"/>
+      <w:bookmarkEnd w:id="14"/>
+    </w:p>
+    <w:p>
+      <w:pPr>
+        <w:pStyle w:val="a1"/>
         <w:keepNext w:val="0"/>
         <w:keepLines w:val="0"/>
         <w:pageBreakBefore w:val="0"/>
@@ -5632,27 +5532,27 @@
     </w:p>
     <w:p>
       <w:pPr>
-        <w:pStyle w:val="30"/>
-        <w:keepNext w:val="0"/>
-        <w:keepLines w:val="0"/>
-        <w:pageBreakBefore w:val="0"/>
-        <w:widowControl w:val="0"/>
-        <w:kinsoku w:val="0"/>
-        <w:wordWrap/>
-        <w:overflowPunct/>
-        <w:topLinePunct w:val="0"/>
-        <w:autoSpaceDE w:val="0"/>
-        <w:autoSpaceDN w:val="0"/>
-        <w:bidi w:val="0"/>
-        <w:adjustRightInd w:val="0"/>
-        <w:snapToGrid w:val="0"/>
-        <w:textAlignment w:val="baseline"/>
-        <w:rPr>
-          <w:rFonts w:hint="default"/>
-          <w:lang w:val="en-US" w:eastAsia="zh-CN"/>
-        </w:rPr>
-      </w:pPr>
-      <w:bookmarkStart w:id="14" w:name="_Toc12889"/>
+        <w:pStyle w:val="2"/>
+        <w:keepNext w:val="0"/>
+        <w:keepLines w:val="0"/>
+        <w:pageBreakBefore w:val="0"/>
+        <w:widowControl w:val="0"/>
+        <w:kinsoku w:val="0"/>
+        <w:wordWrap/>
+        <w:overflowPunct/>
+        <w:topLinePunct w:val="0"/>
+        <w:autoSpaceDE w:val="0"/>
+        <w:autoSpaceDN w:val="0"/>
+        <w:bidi w:val="0"/>
+        <w:adjustRightInd w:val="0"/>
+        <w:snapToGrid w:val="0"/>
+        <w:textAlignment w:val="baseline"/>
+        <w:rPr>
+          <w:rFonts w:hint="default"/>
+          <w:lang w:val="en-US" w:eastAsia="zh-CN"/>
+        </w:rPr>
+      </w:pPr>
+      <w:bookmarkStart w:id="15" w:name="_Toc12889"/>
       <w:r>
         <w:rPr>
           <w:rFonts w:hint="default"/>
@@ -5660,11 +5560,11 @@
         </w:rPr>
         <w:t>服务级别协议（SLA）</w:t>
       </w:r>
-      <w:bookmarkEnd w:id="14"/>
-    </w:p>
-    <w:p>
-      <w:pPr>
-        <w:pStyle w:val="29"/>
+      <w:bookmarkEnd w:id="15"/>
+    </w:p>
+    <w:p>
+      <w:pPr>
+        <w:pStyle w:val="a1"/>
         <w:keepNext w:val="0"/>
         <w:keepLines w:val="0"/>
         <w:pageBreakBefore w:val="0"/>
@@ -5694,27 +5594,27 @@
     </w:p>
     <w:p>
       <w:pPr>
-        <w:pStyle w:val="30"/>
-        <w:keepNext w:val="0"/>
-        <w:keepLines w:val="0"/>
-        <w:pageBreakBefore w:val="0"/>
-        <w:widowControl w:val="0"/>
-        <w:kinsoku w:val="0"/>
-        <w:wordWrap/>
-        <w:overflowPunct/>
-        <w:topLinePunct w:val="0"/>
-        <w:autoSpaceDE w:val="0"/>
-        <w:autoSpaceDN w:val="0"/>
-        <w:bidi w:val="0"/>
-        <w:adjustRightInd w:val="0"/>
-        <w:snapToGrid w:val="0"/>
-        <w:textAlignment w:val="baseline"/>
-        <w:rPr>
-          <w:rFonts w:hint="default"/>
-          <w:lang w:val="en-US" w:eastAsia="zh-CN"/>
-        </w:rPr>
-      </w:pPr>
-      <w:bookmarkStart w:id="15" w:name="_Toc13603"/>
+        <w:pStyle w:val="2"/>
+        <w:keepNext w:val="0"/>
+        <w:keepLines w:val="0"/>
+        <w:pageBreakBefore w:val="0"/>
+        <w:widowControl w:val="0"/>
+        <w:kinsoku w:val="0"/>
+        <w:wordWrap/>
+        <w:overflowPunct/>
+        <w:topLinePunct w:val="0"/>
+        <w:autoSpaceDE w:val="0"/>
+        <w:autoSpaceDN w:val="0"/>
+        <w:bidi w:val="0"/>
+        <w:adjustRightInd w:val="0"/>
+        <w:snapToGrid w:val="0"/>
+        <w:textAlignment w:val="baseline"/>
+        <w:rPr>
+          <w:rFonts w:hint="default"/>
+          <w:lang w:val="en-US" w:eastAsia="zh-CN"/>
+        </w:rPr>
+      </w:pPr>
+      <w:bookmarkStart w:id="16" w:name="_Toc13603"/>
       <w:r>
         <w:rPr>
           <w:rFonts w:hint="default"/>
@@ -5722,11 +5622,11 @@
         </w:rPr>
         <w:t>交付成果</w:t>
       </w:r>
-      <w:bookmarkEnd w:id="15"/>
-    </w:p>
-    <w:p>
-      <w:pPr>
-        <w:pStyle w:val="29"/>
+      <w:bookmarkEnd w:id="16"/>
+    </w:p>
+    <w:p>
+      <w:pPr>
+        <w:pStyle w:val="a1"/>
         <w:keepNext w:val="0"/>
         <w:keepLines w:val="0"/>
         <w:pageBreakBefore w:val="0"/>
@@ -5756,27 +5656,27 @@
     </w:p>
     <w:p>
       <w:pPr>
-        <w:pStyle w:val="28"/>
-        <w:keepNext w:val="0"/>
-        <w:keepLines w:val="0"/>
-        <w:pageBreakBefore w:val="0"/>
-        <w:widowControl w:val="0"/>
-        <w:kinsoku w:val="0"/>
-        <w:wordWrap/>
-        <w:overflowPunct/>
-        <w:topLinePunct w:val="0"/>
-        <w:autoSpaceDE w:val="0"/>
-        <w:autoSpaceDN w:val="0"/>
-        <w:bidi w:val="0"/>
-        <w:adjustRightInd w:val="0"/>
-        <w:snapToGrid w:val="0"/>
-        <w:textAlignment w:val="baseline"/>
-        <w:rPr>
-          <w:rFonts w:hint="default"/>
-          <w:lang w:val="en-US" w:eastAsia="zh-CN"/>
-        </w:rPr>
-      </w:pPr>
-      <w:bookmarkStart w:id="16" w:name="_Toc19185"/>
+        <w:pStyle w:val="1"/>
+        <w:keepNext w:val="0"/>
+        <w:keepLines w:val="0"/>
+        <w:pageBreakBefore w:val="0"/>
+        <w:widowControl w:val="0"/>
+        <w:kinsoku w:val="0"/>
+        <w:wordWrap/>
+        <w:overflowPunct/>
+        <w:topLinePunct w:val="0"/>
+        <w:autoSpaceDE w:val="0"/>
+        <w:autoSpaceDN w:val="0"/>
+        <w:bidi w:val="0"/>
+        <w:adjustRightInd w:val="0"/>
+        <w:snapToGrid w:val="0"/>
+        <w:textAlignment w:val="baseline"/>
+        <w:rPr>
+          <w:rFonts w:hint="default"/>
+          <w:lang w:val="en-US" w:eastAsia="zh-CN"/>
+        </w:rPr>
+      </w:pPr>
+      <w:bookmarkStart w:id="17" w:name="_Toc19185"/>
       <w:r>
         <w:rPr>
           <w:rFonts w:hint="default"/>
@@ -5784,31 +5684,31 @@
         </w:rPr>
         <w:t>管理内容与要求</w:t>
       </w:r>
-      <w:bookmarkEnd w:id="16"/>
-    </w:p>
-    <w:p>
-      <w:pPr>
-        <w:pStyle w:val="30"/>
-        <w:keepNext w:val="0"/>
-        <w:keepLines w:val="0"/>
-        <w:pageBreakBefore w:val="0"/>
-        <w:widowControl w:val="0"/>
-        <w:kinsoku w:val="0"/>
-        <w:wordWrap/>
-        <w:overflowPunct/>
-        <w:topLinePunct w:val="0"/>
-        <w:autoSpaceDE w:val="0"/>
-        <w:autoSpaceDN w:val="0"/>
-        <w:bidi w:val="0"/>
-        <w:adjustRightInd w:val="0"/>
-        <w:snapToGrid w:val="0"/>
-        <w:textAlignment w:val="baseline"/>
-        <w:rPr>
-          <w:rFonts w:hint="default"/>
-          <w:lang w:val="en-US" w:eastAsia="zh-CN"/>
-        </w:rPr>
-      </w:pPr>
-      <w:bookmarkStart w:id="17" w:name="_Toc22968"/>
+      <w:bookmarkEnd w:id="17"/>
+    </w:p>
+    <w:p>
+      <w:pPr>
+        <w:pStyle w:val="2"/>
+        <w:keepNext w:val="0"/>
+        <w:keepLines w:val="0"/>
+        <w:pageBreakBefore w:val="0"/>
+        <w:widowControl w:val="0"/>
+        <w:kinsoku w:val="0"/>
+        <w:wordWrap/>
+        <w:overflowPunct/>
+        <w:topLinePunct w:val="0"/>
+        <w:autoSpaceDE w:val="0"/>
+        <w:autoSpaceDN w:val="0"/>
+        <w:bidi w:val="0"/>
+        <w:adjustRightInd w:val="0"/>
+        <w:snapToGrid w:val="0"/>
+        <w:textAlignment w:val="baseline"/>
+        <w:rPr>
+          <w:rFonts w:hint="default"/>
+          <w:lang w:val="en-US" w:eastAsia="zh-CN"/>
+        </w:rPr>
+      </w:pPr>
+      <w:bookmarkStart w:id="18" w:name="_Toc22968"/>
       <w:r>
         <w:rPr>
           <w:rFonts w:hint="default"/>
@@ -5816,31 +5716,31 @@
         </w:rPr>
         <w:t>项目立项管理</w:t>
       </w:r>
-      <w:bookmarkEnd w:id="17"/>
-    </w:p>
-    <w:p>
-      <w:pPr>
-        <w:pStyle w:val="31"/>
-        <w:keepNext w:val="0"/>
-        <w:keepLines w:val="0"/>
-        <w:pageBreakBefore w:val="0"/>
-        <w:widowControl w:val="0"/>
-        <w:kinsoku w:val="0"/>
-        <w:wordWrap/>
-        <w:overflowPunct/>
-        <w:topLinePunct w:val="0"/>
-        <w:autoSpaceDE w:val="0"/>
-        <w:autoSpaceDN w:val="0"/>
-        <w:bidi w:val="0"/>
-        <w:adjustRightInd w:val="0"/>
-        <w:snapToGrid w:val="0"/>
-        <w:textAlignment w:val="baseline"/>
-        <w:rPr>
-          <w:rFonts w:hint="default"/>
-          <w:lang w:val="en-US" w:eastAsia="zh-CN"/>
-        </w:rPr>
-      </w:pPr>
-      <w:bookmarkStart w:id="18" w:name="_Toc31941"/>
+      <w:bookmarkEnd w:id="18"/>
+    </w:p>
+    <w:p>
+      <w:pPr>
+        <w:pStyle w:val="3"/>
+        <w:keepNext w:val="0"/>
+        <w:keepLines w:val="0"/>
+        <w:pageBreakBefore w:val="0"/>
+        <w:widowControl w:val="0"/>
+        <w:kinsoku w:val="0"/>
+        <w:wordWrap/>
+        <w:overflowPunct/>
+        <w:topLinePunct w:val="0"/>
+        <w:autoSpaceDE w:val="0"/>
+        <w:autoSpaceDN w:val="0"/>
+        <w:bidi w:val="0"/>
+        <w:adjustRightInd w:val="0"/>
+        <w:snapToGrid w:val="0"/>
+        <w:textAlignment w:val="baseline"/>
+        <w:rPr>
+          <w:rFonts w:hint="default"/>
+          <w:lang w:val="en-US" w:eastAsia="zh-CN"/>
+        </w:rPr>
+      </w:pPr>
+      <w:bookmarkStart w:id="19" w:name="_Toc31941"/>
       <w:r>
         <w:rPr>
           <w:rFonts w:hint="default"/>
@@ -5848,91 +5748,91 @@
         </w:rPr>
         <w:t>项目分类</w:t>
       </w:r>
-      <w:bookmarkEnd w:id="18"/>
-    </w:p>
-    <w:p>
-      <w:pPr>
-        <w:pStyle w:val="29"/>
-        <w:keepNext w:val="0"/>
-        <w:keepLines w:val="0"/>
-        <w:pageBreakBefore w:val="0"/>
-        <w:widowControl w:val="0"/>
-        <w:kinsoku w:val="0"/>
-        <w:wordWrap/>
-        <w:overflowPunct/>
-        <w:topLinePunct w:val="0"/>
-        <w:autoSpaceDE w:val="0"/>
-        <w:autoSpaceDN w:val="0"/>
-        <w:bidi w:val="0"/>
-        <w:adjustRightInd w:val="0"/>
-        <w:snapToGrid w:val="0"/>
-        <w:textAlignment w:val="baseline"/>
-        <w:rPr>
-          <w:rFonts w:hint="default"/>
-          <w:lang w:val="en-US" w:eastAsia="zh-CN"/>
-        </w:rPr>
-      </w:pPr>
-      <w:r>
-        <w:rPr>
-          <w:rFonts w:hint="default"/>
-          <w:lang w:val="en-US" w:eastAsia="zh-CN"/>
-        </w:rPr>
-        <w:t>续签类项目：由原项目部长及团队负责交付实施。</w:t>
-      </w:r>
-    </w:p>
-    <w:p>
-      <w:pPr>
-        <w:pStyle w:val="29"/>
-        <w:keepNext w:val="0"/>
-        <w:keepLines w:val="0"/>
-        <w:pageBreakBefore w:val="0"/>
-        <w:widowControl w:val="0"/>
-        <w:kinsoku w:val="0"/>
-        <w:wordWrap/>
-        <w:overflowPunct/>
-        <w:topLinePunct w:val="0"/>
-        <w:autoSpaceDE w:val="0"/>
-        <w:autoSpaceDN w:val="0"/>
-        <w:bidi w:val="0"/>
-        <w:adjustRightInd w:val="0"/>
-        <w:snapToGrid w:val="0"/>
-        <w:textAlignment w:val="baseline"/>
-        <w:rPr>
-          <w:rFonts w:hint="default"/>
-          <w:lang w:val="en-US" w:eastAsia="zh-CN"/>
-        </w:rPr>
-      </w:pPr>
-      <w:r>
-        <w:rPr>
-          <w:rFonts w:hint="default"/>
-          <w:lang w:val="en-US" w:eastAsia="zh-CN"/>
-        </w:rPr>
-        <w:t>新签类项目：由运维部部长根据SLA要求确定项目部长及团队成员。</w:t>
-      </w:r>
-    </w:p>
-    <w:p>
-      <w:pPr>
-        <w:pStyle w:val="31"/>
-        <w:keepNext w:val="0"/>
-        <w:keepLines w:val="0"/>
-        <w:pageBreakBefore w:val="0"/>
-        <w:widowControl w:val="0"/>
-        <w:kinsoku w:val="0"/>
-        <w:wordWrap/>
-        <w:overflowPunct/>
-        <w:topLinePunct w:val="0"/>
-        <w:autoSpaceDE w:val="0"/>
-        <w:autoSpaceDN w:val="0"/>
-        <w:bidi w:val="0"/>
-        <w:adjustRightInd w:val="0"/>
-        <w:snapToGrid w:val="0"/>
-        <w:textAlignment w:val="baseline"/>
-        <w:rPr>
-          <w:rFonts w:hint="default"/>
-          <w:lang w:val="en-US" w:eastAsia="zh-CN"/>
-        </w:rPr>
-      </w:pPr>
-      <w:bookmarkStart w:id="19" w:name="_Toc9638"/>
+      <w:bookmarkEnd w:id="19"/>
+    </w:p>
+    <w:p>
+      <w:pPr>
+        <w:pStyle w:val="a1"/>
+        <w:keepNext w:val="0"/>
+        <w:keepLines w:val="0"/>
+        <w:pageBreakBefore w:val="0"/>
+        <w:widowControl w:val="0"/>
+        <w:kinsoku w:val="0"/>
+        <w:wordWrap/>
+        <w:overflowPunct/>
+        <w:topLinePunct w:val="0"/>
+        <w:autoSpaceDE w:val="0"/>
+        <w:autoSpaceDN w:val="0"/>
+        <w:bidi w:val="0"/>
+        <w:adjustRightInd w:val="0"/>
+        <w:snapToGrid w:val="0"/>
+        <w:textAlignment w:val="baseline"/>
+        <w:rPr>
+          <w:rFonts w:hint="default"/>
+          <w:lang w:val="en-US" w:eastAsia="zh-CN"/>
+        </w:rPr>
+      </w:pPr>
+      <w:r>
+        <w:rPr>
+          <w:rFonts w:hint="default"/>
+          <w:lang w:val="en-US" w:eastAsia="zh-CN"/>
+        </w:rPr>
+        <w:t>续签类项目：由原项目经理及团队负责交付实施。</w:t>
+      </w:r>
+    </w:p>
+    <w:p>
+      <w:pPr>
+        <w:pStyle w:val="a1"/>
+        <w:keepNext w:val="0"/>
+        <w:keepLines w:val="0"/>
+        <w:pageBreakBefore w:val="0"/>
+        <w:widowControl w:val="0"/>
+        <w:kinsoku w:val="0"/>
+        <w:wordWrap/>
+        <w:overflowPunct/>
+        <w:topLinePunct w:val="0"/>
+        <w:autoSpaceDE w:val="0"/>
+        <w:autoSpaceDN w:val="0"/>
+        <w:bidi w:val="0"/>
+        <w:adjustRightInd w:val="0"/>
+        <w:snapToGrid w:val="0"/>
+        <w:textAlignment w:val="baseline"/>
+        <w:rPr>
+          <w:rFonts w:hint="default"/>
+          <w:lang w:val="en-US" w:eastAsia="zh-CN"/>
+        </w:rPr>
+      </w:pPr>
+      <w:r>
+        <w:rPr>
+          <w:rFonts w:hint="default"/>
+          <w:lang w:val="en-US" w:eastAsia="zh-CN"/>
+        </w:rPr>
+        <w:t>新签类项目：由运维部经理根据SLA要求确定项目经理及团队成员。</w:t>
+      </w:r>
+    </w:p>
+    <w:p>
+      <w:pPr>
+        <w:pStyle w:val="3"/>
+        <w:keepNext w:val="0"/>
+        <w:keepLines w:val="0"/>
+        <w:pageBreakBefore w:val="0"/>
+        <w:widowControl w:val="0"/>
+        <w:kinsoku w:val="0"/>
+        <w:wordWrap/>
+        <w:overflowPunct/>
+        <w:topLinePunct w:val="0"/>
+        <w:autoSpaceDE w:val="0"/>
+        <w:autoSpaceDN w:val="0"/>
+        <w:bidi w:val="0"/>
+        <w:adjustRightInd w:val="0"/>
+        <w:snapToGrid w:val="0"/>
+        <w:textAlignment w:val="baseline"/>
+        <w:rPr>
+          <w:rFonts w:hint="default"/>
+          <w:lang w:val="en-US" w:eastAsia="zh-CN"/>
+        </w:rPr>
+      </w:pPr>
+      <w:bookmarkStart w:id="20" w:name="_Toc9638"/>
       <w:r>
         <w:rPr>
           <w:rFonts w:hint="default"/>
@@ -5940,41 +5840,41 @@
         </w:rPr>
         <w:t>立项流程</w:t>
       </w:r>
-      <w:bookmarkEnd w:id="19"/>
-    </w:p>
-    <w:p>
-      <w:pPr>
-        <w:pStyle w:val="29"/>
-        <w:keepNext w:val="0"/>
-        <w:keepLines w:val="0"/>
-        <w:pageBreakBefore w:val="0"/>
-        <w:widowControl w:val="0"/>
-        <w:kinsoku w:val="0"/>
-        <w:wordWrap/>
-        <w:overflowPunct/>
-        <w:topLinePunct w:val="0"/>
-        <w:autoSpaceDE w:val="0"/>
-        <w:autoSpaceDN w:val="0"/>
-        <w:bidi w:val="0"/>
-        <w:adjustRightInd w:val="0"/>
-        <w:snapToGrid w:val="0"/>
-        <w:textAlignment w:val="baseline"/>
-        <w:rPr>
-          <w:rFonts w:hint="default"/>
-          <w:lang w:val="en-US" w:eastAsia="zh-CN"/>
-        </w:rPr>
-      </w:pPr>
-      <w:r>
-        <w:rPr>
-          <w:rFonts w:hint="default"/>
-          <w:lang w:val="en-US" w:eastAsia="zh-CN"/>
-        </w:rPr>
-        <w:t>项目团队组建完成后，项目部长在公司项目管理系统中申报立项。</w:t>
-      </w:r>
-    </w:p>
-    <w:p>
-      <w:pPr>
-        <w:pStyle w:val="29"/>
+      <w:bookmarkEnd w:id="20"/>
+    </w:p>
+    <w:p>
+      <w:pPr>
+        <w:pStyle w:val="a1"/>
+        <w:keepNext w:val="0"/>
+        <w:keepLines w:val="0"/>
+        <w:pageBreakBefore w:val="0"/>
+        <w:widowControl w:val="0"/>
+        <w:kinsoku w:val="0"/>
+        <w:wordWrap/>
+        <w:overflowPunct/>
+        <w:topLinePunct w:val="0"/>
+        <w:autoSpaceDE w:val="0"/>
+        <w:autoSpaceDN w:val="0"/>
+        <w:bidi w:val="0"/>
+        <w:adjustRightInd w:val="0"/>
+        <w:snapToGrid w:val="0"/>
+        <w:textAlignment w:val="baseline"/>
+        <w:rPr>
+          <w:rFonts w:hint="default"/>
+          <w:lang w:val="en-US" w:eastAsia="zh-CN"/>
+        </w:rPr>
+      </w:pPr>
+      <w:r>
+        <w:rPr>
+          <w:rFonts w:hint="default"/>
+          <w:lang w:val="en-US" w:eastAsia="zh-CN"/>
+        </w:rPr>
+        <w:t>项目团队组建完成后，项目经理在公司项目管理系统中申报立项。</w:t>
+      </w:r>
+    </w:p>
+    <w:p>
+      <w:pPr>
+        <w:pStyle w:val="a1"/>
         <w:keepNext w:val="0"/>
         <w:keepLines w:val="0"/>
         <w:pageBreakBefore w:val="0"/>
@@ -6004,27 +5904,27 @@
     </w:p>
     <w:p>
       <w:pPr>
-        <w:pStyle w:val="30"/>
-        <w:keepNext w:val="0"/>
-        <w:keepLines w:val="0"/>
-        <w:pageBreakBefore w:val="0"/>
-        <w:widowControl w:val="0"/>
-        <w:kinsoku w:val="0"/>
-        <w:wordWrap/>
-        <w:overflowPunct/>
-        <w:topLinePunct w:val="0"/>
-        <w:autoSpaceDE w:val="0"/>
-        <w:autoSpaceDN w:val="0"/>
-        <w:bidi w:val="0"/>
-        <w:adjustRightInd w:val="0"/>
-        <w:snapToGrid w:val="0"/>
-        <w:textAlignment w:val="baseline"/>
-        <w:rPr>
-          <w:rFonts w:hint="default"/>
-          <w:lang w:val="en-US" w:eastAsia="zh-CN"/>
-        </w:rPr>
-      </w:pPr>
-      <w:bookmarkStart w:id="20" w:name="_Toc13399"/>
+        <w:pStyle w:val="2"/>
+        <w:keepNext w:val="0"/>
+        <w:keepLines w:val="0"/>
+        <w:pageBreakBefore w:val="0"/>
+        <w:widowControl w:val="0"/>
+        <w:kinsoku w:val="0"/>
+        <w:wordWrap/>
+        <w:overflowPunct/>
+        <w:topLinePunct w:val="0"/>
+        <w:autoSpaceDE w:val="0"/>
+        <w:autoSpaceDN w:val="0"/>
+        <w:bidi w:val="0"/>
+        <w:adjustRightInd w:val="0"/>
+        <w:snapToGrid w:val="0"/>
+        <w:textAlignment w:val="baseline"/>
+        <w:rPr>
+          <w:rFonts w:hint="default"/>
+          <w:lang w:val="en-US" w:eastAsia="zh-CN"/>
+        </w:rPr>
+      </w:pPr>
+      <w:bookmarkStart w:id="21" w:name="_Toc13399"/>
       <w:r>
         <w:rPr>
           <w:rFonts w:hint="default"/>
@@ -6032,31 +5932,31 @@
         </w:rPr>
         <w:t>项目策划管理</w:t>
       </w:r>
-      <w:bookmarkEnd w:id="20"/>
-    </w:p>
-    <w:p>
-      <w:pPr>
-        <w:pStyle w:val="31"/>
-        <w:keepNext w:val="0"/>
-        <w:keepLines w:val="0"/>
-        <w:pageBreakBefore w:val="0"/>
-        <w:widowControl w:val="0"/>
-        <w:kinsoku w:val="0"/>
-        <w:wordWrap/>
-        <w:overflowPunct/>
-        <w:topLinePunct w:val="0"/>
-        <w:autoSpaceDE w:val="0"/>
-        <w:autoSpaceDN w:val="0"/>
-        <w:bidi w:val="0"/>
-        <w:adjustRightInd w:val="0"/>
-        <w:snapToGrid w:val="0"/>
-        <w:textAlignment w:val="baseline"/>
-        <w:rPr>
-          <w:rFonts w:hint="default"/>
-          <w:lang w:val="en-US" w:eastAsia="zh-CN"/>
-        </w:rPr>
-      </w:pPr>
-      <w:bookmarkStart w:id="21" w:name="_Toc28149"/>
+      <w:bookmarkEnd w:id="21"/>
+    </w:p>
+    <w:p>
+      <w:pPr>
+        <w:pStyle w:val="3"/>
+        <w:keepNext w:val="0"/>
+        <w:keepLines w:val="0"/>
+        <w:pageBreakBefore w:val="0"/>
+        <w:widowControl w:val="0"/>
+        <w:kinsoku w:val="0"/>
+        <w:wordWrap/>
+        <w:overflowPunct/>
+        <w:topLinePunct w:val="0"/>
+        <w:autoSpaceDE w:val="0"/>
+        <w:autoSpaceDN w:val="0"/>
+        <w:bidi w:val="0"/>
+        <w:adjustRightInd w:val="0"/>
+        <w:snapToGrid w:val="0"/>
+        <w:textAlignment w:val="baseline"/>
+        <w:rPr>
+          <w:rFonts w:hint="default"/>
+          <w:lang w:val="en-US" w:eastAsia="zh-CN"/>
+        </w:rPr>
+      </w:pPr>
+      <w:bookmarkStart w:id="22" w:name="_Toc28149"/>
       <w:r>
         <w:rPr>
           <w:rFonts w:hint="default"/>
@@ -6064,11 +5964,11 @@
         </w:rPr>
         <w:t>计划内容</w:t>
       </w:r>
-      <w:bookmarkEnd w:id="21"/>
-    </w:p>
-    <w:p>
-      <w:pPr>
-        <w:pStyle w:val="29"/>
+      <w:bookmarkEnd w:id="22"/>
+    </w:p>
+    <w:p>
+      <w:pPr>
+        <w:pStyle w:val="a1"/>
         <w:keepNext w:val="0"/>
         <w:keepLines w:val="0"/>
         <w:pageBreakBefore w:val="0"/>
@@ -6098,7 +5998,7 @@
     </w:p>
     <w:p>
       <w:pPr>
-        <w:pStyle w:val="29"/>
+        <w:pStyle w:val="a1"/>
         <w:keepNext w:val="0"/>
         <w:keepLines w:val="0"/>
         <w:pageBreakBefore w:val="0"/>
@@ -6128,7 +6028,7 @@
     </w:p>
     <w:p>
       <w:pPr>
-        <w:pStyle w:val="29"/>
+        <w:pStyle w:val="a1"/>
         <w:keepNext w:val="0"/>
         <w:keepLines w:val="0"/>
         <w:pageBreakBefore w:val="0"/>
@@ -6158,7 +6058,7 @@
     </w:p>
     <w:p>
       <w:pPr>
-        <w:pStyle w:val="29"/>
+        <w:pStyle w:val="a1"/>
         <w:keepNext w:val="0"/>
         <w:keepLines w:val="0"/>
         <w:pageBreakBefore w:val="0"/>
@@ -6188,7 +6088,7 @@
     </w:p>
     <w:p>
       <w:pPr>
-        <w:pStyle w:val="29"/>
+        <w:pStyle w:val="a1"/>
         <w:keepNext w:val="0"/>
         <w:keepLines w:val="0"/>
         <w:pageBreakBefore w:val="0"/>
@@ -6218,27 +6118,27 @@
     </w:p>
     <w:p>
       <w:pPr>
-        <w:pStyle w:val="31"/>
-        <w:keepNext w:val="0"/>
-        <w:keepLines w:val="0"/>
-        <w:pageBreakBefore w:val="0"/>
-        <w:widowControl w:val="0"/>
-        <w:kinsoku w:val="0"/>
-        <w:wordWrap/>
-        <w:overflowPunct/>
-        <w:topLinePunct w:val="0"/>
-        <w:autoSpaceDE w:val="0"/>
-        <w:autoSpaceDN w:val="0"/>
-        <w:bidi w:val="0"/>
-        <w:adjustRightInd w:val="0"/>
-        <w:snapToGrid w:val="0"/>
-        <w:textAlignment w:val="baseline"/>
-        <w:rPr>
-          <w:rFonts w:hint="default"/>
-          <w:lang w:val="en-US" w:eastAsia="zh-CN"/>
-        </w:rPr>
-      </w:pPr>
-      <w:bookmarkStart w:id="22" w:name="_Toc19190"/>
+        <w:pStyle w:val="3"/>
+        <w:keepNext w:val="0"/>
+        <w:keepLines w:val="0"/>
+        <w:pageBreakBefore w:val="0"/>
+        <w:widowControl w:val="0"/>
+        <w:kinsoku w:val="0"/>
+        <w:wordWrap/>
+        <w:overflowPunct/>
+        <w:topLinePunct w:val="0"/>
+        <w:autoSpaceDE w:val="0"/>
+        <w:autoSpaceDN w:val="0"/>
+        <w:bidi w:val="0"/>
+        <w:adjustRightInd w:val="0"/>
+        <w:snapToGrid w:val="0"/>
+        <w:textAlignment w:val="baseline"/>
+        <w:rPr>
+          <w:rFonts w:hint="default"/>
+          <w:lang w:val="en-US" w:eastAsia="zh-CN"/>
+        </w:rPr>
+      </w:pPr>
+      <w:bookmarkStart w:id="23" w:name="_Toc19190"/>
       <w:r>
         <w:rPr>
           <w:rFonts w:hint="default"/>
@@ -6246,11 +6146,11 @@
         </w:rPr>
         <w:t>计划输出</w:t>
       </w:r>
-      <w:bookmarkEnd w:id="22"/>
-    </w:p>
-    <w:p>
-      <w:pPr>
-        <w:pStyle w:val="29"/>
+      <w:bookmarkEnd w:id="23"/>
+    </w:p>
+    <w:p>
+      <w:pPr>
+        <w:pStyle w:val="a1"/>
         <w:keepNext w:val="0"/>
         <w:keepLines w:val="0"/>
         <w:pageBreakBefore w:val="0"/>
@@ -6280,27 +6180,27 @@
     </w:p>
     <w:p>
       <w:pPr>
-        <w:pStyle w:val="30"/>
-        <w:keepNext w:val="0"/>
-        <w:keepLines w:val="0"/>
-        <w:pageBreakBefore w:val="0"/>
-        <w:widowControl w:val="0"/>
-        <w:kinsoku w:val="0"/>
-        <w:wordWrap/>
-        <w:overflowPunct/>
-        <w:topLinePunct w:val="0"/>
-        <w:autoSpaceDE w:val="0"/>
-        <w:autoSpaceDN w:val="0"/>
-        <w:bidi w:val="0"/>
-        <w:adjustRightInd w:val="0"/>
-        <w:snapToGrid w:val="0"/>
-        <w:textAlignment w:val="baseline"/>
-        <w:rPr>
-          <w:rFonts w:hint="default"/>
-          <w:lang w:val="en-US" w:eastAsia="zh-CN"/>
-        </w:rPr>
-      </w:pPr>
-      <w:bookmarkStart w:id="23" w:name="_Toc9621"/>
+        <w:pStyle w:val="2"/>
+        <w:keepNext w:val="0"/>
+        <w:keepLines w:val="0"/>
+        <w:pageBreakBefore w:val="0"/>
+        <w:widowControl w:val="0"/>
+        <w:kinsoku w:val="0"/>
+        <w:wordWrap/>
+        <w:overflowPunct/>
+        <w:topLinePunct w:val="0"/>
+        <w:autoSpaceDE w:val="0"/>
+        <w:autoSpaceDN w:val="0"/>
+        <w:bidi w:val="0"/>
+        <w:adjustRightInd w:val="0"/>
+        <w:snapToGrid w:val="0"/>
+        <w:textAlignment w:val="baseline"/>
+        <w:rPr>
+          <w:rFonts w:hint="default"/>
+          <w:lang w:val="en-US" w:eastAsia="zh-CN"/>
+        </w:rPr>
+      </w:pPr>
+      <w:bookmarkStart w:id="24" w:name="_Toc9621"/>
       <w:r>
         <w:rPr>
           <w:rFonts w:hint="default"/>
@@ -6308,31 +6208,31 @@
         </w:rPr>
         <w:t>项目评审管理</w:t>
       </w:r>
-      <w:bookmarkEnd w:id="23"/>
-    </w:p>
-    <w:p>
-      <w:pPr>
-        <w:pStyle w:val="31"/>
-        <w:keepNext w:val="0"/>
-        <w:keepLines w:val="0"/>
-        <w:pageBreakBefore w:val="0"/>
-        <w:widowControl w:val="0"/>
-        <w:kinsoku w:val="0"/>
-        <w:wordWrap/>
-        <w:overflowPunct/>
-        <w:topLinePunct w:val="0"/>
-        <w:autoSpaceDE w:val="0"/>
-        <w:autoSpaceDN w:val="0"/>
-        <w:bidi w:val="0"/>
-        <w:adjustRightInd w:val="0"/>
-        <w:snapToGrid w:val="0"/>
-        <w:textAlignment w:val="baseline"/>
-        <w:rPr>
-          <w:rFonts w:hint="default"/>
-          <w:lang w:val="en-US" w:eastAsia="zh-CN"/>
-        </w:rPr>
-      </w:pPr>
-      <w:bookmarkStart w:id="24" w:name="_Toc21314"/>
+      <w:bookmarkEnd w:id="24"/>
+    </w:p>
+    <w:p>
+      <w:pPr>
+        <w:pStyle w:val="3"/>
+        <w:keepNext w:val="0"/>
+        <w:keepLines w:val="0"/>
+        <w:pageBreakBefore w:val="0"/>
+        <w:widowControl w:val="0"/>
+        <w:kinsoku w:val="0"/>
+        <w:wordWrap/>
+        <w:overflowPunct/>
+        <w:topLinePunct w:val="0"/>
+        <w:autoSpaceDE w:val="0"/>
+        <w:autoSpaceDN w:val="0"/>
+        <w:bidi w:val="0"/>
+        <w:adjustRightInd w:val="0"/>
+        <w:snapToGrid w:val="0"/>
+        <w:textAlignment w:val="baseline"/>
+        <w:rPr>
+          <w:rFonts w:hint="default"/>
+          <w:lang w:val="en-US" w:eastAsia="zh-CN"/>
+        </w:rPr>
+      </w:pPr>
+      <w:bookmarkStart w:id="25" w:name="_Toc21314"/>
       <w:r>
         <w:rPr>
           <w:rFonts w:hint="default"/>
@@ -6340,41 +6240,41 @@
         </w:rPr>
         <w:t>评审要求</w:t>
       </w:r>
-      <w:bookmarkEnd w:id="24"/>
-    </w:p>
-    <w:p>
-      <w:pPr>
-        <w:pStyle w:val="29"/>
-        <w:keepNext w:val="0"/>
-        <w:keepLines w:val="0"/>
-        <w:pageBreakBefore w:val="0"/>
-        <w:widowControl w:val="0"/>
-        <w:kinsoku w:val="0"/>
-        <w:wordWrap/>
-        <w:overflowPunct/>
-        <w:topLinePunct w:val="0"/>
-        <w:autoSpaceDE w:val="0"/>
-        <w:autoSpaceDN w:val="0"/>
-        <w:bidi w:val="0"/>
-        <w:adjustRightInd w:val="0"/>
-        <w:snapToGrid w:val="0"/>
-        <w:textAlignment w:val="baseline"/>
-        <w:rPr>
-          <w:rFonts w:hint="default"/>
-          <w:lang w:val="en-US" w:eastAsia="zh-CN"/>
-        </w:rPr>
-      </w:pPr>
-      <w:r>
-        <w:rPr>
-          <w:rFonts w:hint="default"/>
-          <w:lang w:val="en-US" w:eastAsia="zh-CN"/>
-        </w:rPr>
-        <w:t>《运维项目管理计划》需提交运维部部长、运维业务线及质量部评审。</w:t>
-      </w:r>
-    </w:p>
-    <w:p>
-      <w:pPr>
-        <w:pStyle w:val="29"/>
+      <w:bookmarkEnd w:id="25"/>
+    </w:p>
+    <w:p>
+      <w:pPr>
+        <w:pStyle w:val="a1"/>
+        <w:keepNext w:val="0"/>
+        <w:keepLines w:val="0"/>
+        <w:pageBreakBefore w:val="0"/>
+        <w:widowControl w:val="0"/>
+        <w:kinsoku w:val="0"/>
+        <w:wordWrap/>
+        <w:overflowPunct/>
+        <w:topLinePunct w:val="0"/>
+        <w:autoSpaceDE w:val="0"/>
+        <w:autoSpaceDN w:val="0"/>
+        <w:bidi w:val="0"/>
+        <w:adjustRightInd w:val="0"/>
+        <w:snapToGrid w:val="0"/>
+        <w:textAlignment w:val="baseline"/>
+        <w:rPr>
+          <w:rFonts w:hint="default"/>
+          <w:lang w:val="en-US" w:eastAsia="zh-CN"/>
+        </w:rPr>
+      </w:pPr>
+      <w:r>
+        <w:rPr>
+          <w:rFonts w:hint="default"/>
+          <w:lang w:val="en-US" w:eastAsia="zh-CN"/>
+        </w:rPr>
+        <w:t>《运维项目管理计划》需提交运维部经理、运维业务线及质量部评审。</w:t>
+      </w:r>
+    </w:p>
+    <w:p>
+      <w:pPr>
+        <w:pStyle w:val="a1"/>
         <w:keepNext w:val="0"/>
         <w:keepLines w:val="0"/>
         <w:pageBreakBefore w:val="0"/>
@@ -6404,27 +6304,27 @@
     </w:p>
     <w:p>
       <w:pPr>
-        <w:pStyle w:val="31"/>
-        <w:keepNext w:val="0"/>
-        <w:keepLines w:val="0"/>
-        <w:pageBreakBefore w:val="0"/>
-        <w:widowControl w:val="0"/>
-        <w:kinsoku w:val="0"/>
-        <w:wordWrap/>
-        <w:overflowPunct/>
-        <w:topLinePunct w:val="0"/>
-        <w:autoSpaceDE w:val="0"/>
-        <w:autoSpaceDN w:val="0"/>
-        <w:bidi w:val="0"/>
-        <w:adjustRightInd w:val="0"/>
-        <w:snapToGrid w:val="0"/>
-        <w:textAlignment w:val="baseline"/>
-        <w:rPr>
-          <w:rFonts w:hint="default"/>
-          <w:lang w:val="en-US" w:eastAsia="zh-CN"/>
-        </w:rPr>
-      </w:pPr>
-      <w:bookmarkStart w:id="25" w:name="_Toc6732"/>
+        <w:pStyle w:val="3"/>
+        <w:keepNext w:val="0"/>
+        <w:keepLines w:val="0"/>
+        <w:pageBreakBefore w:val="0"/>
+        <w:widowControl w:val="0"/>
+        <w:kinsoku w:val="0"/>
+        <w:wordWrap/>
+        <w:overflowPunct/>
+        <w:topLinePunct w:val="0"/>
+        <w:autoSpaceDE w:val="0"/>
+        <w:autoSpaceDN w:val="0"/>
+        <w:bidi w:val="0"/>
+        <w:adjustRightInd w:val="0"/>
+        <w:snapToGrid w:val="0"/>
+        <w:textAlignment w:val="baseline"/>
+        <w:rPr>
+          <w:rFonts w:hint="default"/>
+          <w:lang w:val="en-US" w:eastAsia="zh-CN"/>
+        </w:rPr>
+      </w:pPr>
+      <w:bookmarkStart w:id="26" w:name="_Toc6732"/>
       <w:r>
         <w:rPr>
           <w:rFonts w:hint="default"/>
@@ -6432,11 +6332,11 @@
         </w:rPr>
         <w:t>计划发布</w:t>
       </w:r>
-      <w:bookmarkEnd w:id="25"/>
-    </w:p>
-    <w:p>
-      <w:pPr>
-        <w:pStyle w:val="29"/>
+      <w:bookmarkEnd w:id="26"/>
+    </w:p>
+    <w:p>
+      <w:pPr>
+        <w:pStyle w:val="a1"/>
         <w:keepNext w:val="0"/>
         <w:keepLines w:val="0"/>
         <w:pageBreakBefore w:val="0"/>
@@ -6466,27 +6366,27 @@
     </w:p>
     <w:p>
       <w:pPr>
-        <w:pStyle w:val="30"/>
-        <w:keepNext w:val="0"/>
-        <w:keepLines w:val="0"/>
-        <w:pageBreakBefore w:val="0"/>
-        <w:widowControl w:val="0"/>
-        <w:kinsoku w:val="0"/>
-        <w:wordWrap/>
-        <w:overflowPunct/>
-        <w:topLinePunct w:val="0"/>
-        <w:autoSpaceDE w:val="0"/>
-        <w:autoSpaceDN w:val="0"/>
-        <w:bidi w:val="0"/>
-        <w:adjustRightInd w:val="0"/>
-        <w:snapToGrid w:val="0"/>
-        <w:textAlignment w:val="baseline"/>
-        <w:rPr>
-          <w:rFonts w:hint="default"/>
-          <w:lang w:val="en-US" w:eastAsia="zh-CN"/>
-        </w:rPr>
-      </w:pPr>
-      <w:bookmarkStart w:id="26" w:name="_Toc31468"/>
+        <w:pStyle w:val="2"/>
+        <w:keepNext w:val="0"/>
+        <w:keepLines w:val="0"/>
+        <w:pageBreakBefore w:val="0"/>
+        <w:widowControl w:val="0"/>
+        <w:kinsoku w:val="0"/>
+        <w:wordWrap/>
+        <w:overflowPunct/>
+        <w:topLinePunct w:val="0"/>
+        <w:autoSpaceDE w:val="0"/>
+        <w:autoSpaceDN w:val="0"/>
+        <w:bidi w:val="0"/>
+        <w:adjustRightInd w:val="0"/>
+        <w:snapToGrid w:val="0"/>
+        <w:textAlignment w:val="baseline"/>
+        <w:rPr>
+          <w:rFonts w:hint="default"/>
+          <w:lang w:val="en-US" w:eastAsia="zh-CN"/>
+        </w:rPr>
+      </w:pPr>
+      <w:bookmarkStart w:id="27" w:name="_Toc31468"/>
       <w:r>
         <w:rPr>
           <w:rFonts w:hint="default"/>
@@ -6494,31 +6394,31 @@
         </w:rPr>
         <w:t>项目实施管理</w:t>
       </w:r>
-      <w:bookmarkEnd w:id="26"/>
-    </w:p>
-    <w:p>
-      <w:pPr>
-        <w:pStyle w:val="31"/>
-        <w:keepNext w:val="0"/>
-        <w:keepLines w:val="0"/>
-        <w:pageBreakBefore w:val="0"/>
-        <w:widowControl w:val="0"/>
-        <w:kinsoku w:val="0"/>
-        <w:wordWrap/>
-        <w:overflowPunct/>
-        <w:topLinePunct w:val="0"/>
-        <w:autoSpaceDE w:val="0"/>
-        <w:autoSpaceDN w:val="0"/>
-        <w:bidi w:val="0"/>
-        <w:adjustRightInd w:val="0"/>
-        <w:snapToGrid w:val="0"/>
-        <w:textAlignment w:val="baseline"/>
-        <w:rPr>
-          <w:rFonts w:hint="default"/>
-          <w:lang w:val="en-US" w:eastAsia="zh-CN"/>
-        </w:rPr>
-      </w:pPr>
-      <w:bookmarkStart w:id="27" w:name="_Toc1538"/>
+      <w:bookmarkEnd w:id="27"/>
+    </w:p>
+    <w:p>
+      <w:pPr>
+        <w:pStyle w:val="3"/>
+        <w:keepNext w:val="0"/>
+        <w:keepLines w:val="0"/>
+        <w:pageBreakBefore w:val="0"/>
+        <w:widowControl w:val="0"/>
+        <w:kinsoku w:val="0"/>
+        <w:wordWrap/>
+        <w:overflowPunct/>
+        <w:topLinePunct w:val="0"/>
+        <w:autoSpaceDE w:val="0"/>
+        <w:autoSpaceDN w:val="0"/>
+        <w:bidi w:val="0"/>
+        <w:adjustRightInd w:val="0"/>
+        <w:snapToGrid w:val="0"/>
+        <w:textAlignment w:val="baseline"/>
+        <w:rPr>
+          <w:rFonts w:hint="default"/>
+          <w:lang w:val="en-US" w:eastAsia="zh-CN"/>
+        </w:rPr>
+      </w:pPr>
+      <w:bookmarkStart w:id="28" w:name="_Toc1538"/>
       <w:r>
         <w:rPr>
           <w:rFonts w:hint="default"/>
@@ -6526,11 +6426,11 @@
         </w:rPr>
         <w:t>团队组建：</w:t>
       </w:r>
-      <w:bookmarkEnd w:id="27"/>
-    </w:p>
-    <w:p>
-      <w:pPr>
-        <w:pStyle w:val="29"/>
+      <w:bookmarkEnd w:id="28"/>
+    </w:p>
+    <w:p>
+      <w:pPr>
+        <w:pStyle w:val="a1"/>
         <w:keepNext w:val="0"/>
         <w:keepLines w:val="0"/>
         <w:pageBreakBefore w:val="0"/>
@@ -6562,12 +6462,12 @@
           <w:rFonts w:hint="default"/>
           <w:lang w:val="en-US" w:eastAsia="zh-CN"/>
         </w:rPr>
-        <w:t>项目部长根据计划组建项目团队，明确职责和汇报关系。</w:t>
-      </w:r>
-    </w:p>
-    <w:p>
-      <w:pPr>
-        <w:pStyle w:val="29"/>
+        <w:t>项目经理根据计划组建项目团队，明确职责和汇报关系。</w:t>
+      </w:r>
+    </w:p>
+    <w:p>
+      <w:pPr>
+        <w:pStyle w:val="a1"/>
         <w:keepNext w:val="0"/>
         <w:keepLines w:val="0"/>
         <w:pageBreakBefore w:val="0"/>
@@ -6597,27 +6497,27 @@
     </w:p>
     <w:p>
       <w:pPr>
-        <w:pStyle w:val="31"/>
-        <w:keepNext w:val="0"/>
-        <w:keepLines w:val="0"/>
-        <w:pageBreakBefore w:val="0"/>
-        <w:widowControl w:val="0"/>
-        <w:kinsoku w:val="0"/>
-        <w:wordWrap/>
-        <w:overflowPunct/>
-        <w:topLinePunct w:val="0"/>
-        <w:autoSpaceDE w:val="0"/>
-        <w:autoSpaceDN w:val="0"/>
-        <w:bidi w:val="0"/>
-        <w:adjustRightInd w:val="0"/>
-        <w:snapToGrid w:val="0"/>
-        <w:textAlignment w:val="baseline"/>
-        <w:rPr>
-          <w:rFonts w:hint="default"/>
-          <w:lang w:val="en-US" w:eastAsia="zh-CN"/>
-        </w:rPr>
-      </w:pPr>
-      <w:bookmarkStart w:id="28" w:name="_Toc13132"/>
+        <w:pStyle w:val="3"/>
+        <w:keepNext w:val="0"/>
+        <w:keepLines w:val="0"/>
+        <w:pageBreakBefore w:val="0"/>
+        <w:widowControl w:val="0"/>
+        <w:kinsoku w:val="0"/>
+        <w:wordWrap/>
+        <w:overflowPunct/>
+        <w:topLinePunct w:val="0"/>
+        <w:autoSpaceDE w:val="0"/>
+        <w:autoSpaceDN w:val="0"/>
+        <w:bidi w:val="0"/>
+        <w:adjustRightInd w:val="0"/>
+        <w:snapToGrid w:val="0"/>
+        <w:textAlignment w:val="baseline"/>
+        <w:rPr>
+          <w:rFonts w:hint="default"/>
+          <w:lang w:val="en-US" w:eastAsia="zh-CN"/>
+        </w:rPr>
+      </w:pPr>
+      <w:bookmarkStart w:id="29" w:name="_Toc13132"/>
       <w:r>
         <w:rPr>
           <w:rFonts w:hint="default"/>
@@ -6625,11 +6525,11 @@
         </w:rPr>
         <w:t>过程执行</w:t>
       </w:r>
-      <w:bookmarkEnd w:id="28"/>
-    </w:p>
-    <w:p>
-      <w:pPr>
-        <w:pStyle w:val="29"/>
+      <w:bookmarkEnd w:id="29"/>
+    </w:p>
+    <w:p>
+      <w:pPr>
+        <w:pStyle w:val="a1"/>
         <w:keepNext w:val="0"/>
         <w:keepLines w:val="0"/>
         <w:pageBreakBefore w:val="0"/>
@@ -6659,7 +6559,7 @@
     </w:p>
     <w:p>
       <w:pPr>
-        <w:pStyle w:val="29"/>
+        <w:pStyle w:val="a1"/>
         <w:keepNext w:val="0"/>
         <w:keepLines w:val="0"/>
         <w:pageBreakBefore w:val="0"/>
@@ -6689,7 +6589,7 @@
     </w:p>
     <w:p>
       <w:pPr>
-        <w:pStyle w:val="29"/>
+        <w:pStyle w:val="a1"/>
         <w:keepNext w:val="0"/>
         <w:keepLines w:val="0"/>
         <w:pageBreakBefore w:val="0"/>
@@ -6719,7 +6619,7 @@
     </w:p>
     <w:p>
       <w:pPr>
-        <w:pStyle w:val="29"/>
+        <w:pStyle w:val="a1"/>
         <w:keepNext w:val="0"/>
         <w:keepLines w:val="0"/>
         <w:pageBreakBefore w:val="0"/>
@@ -6763,7 +6663,7 @@
     </w:p>
     <w:p>
       <w:pPr>
-        <w:pStyle w:val="29"/>
+        <w:pStyle w:val="a1"/>
         <w:keepNext w:val="0"/>
         <w:keepLines w:val="0"/>
         <w:pageBreakBefore w:val="0"/>
@@ -6793,27 +6693,27 @@
     </w:p>
     <w:p>
       <w:pPr>
-        <w:pStyle w:val="30"/>
-        <w:keepNext w:val="0"/>
-        <w:keepLines w:val="0"/>
-        <w:pageBreakBefore w:val="0"/>
-        <w:widowControl w:val="0"/>
-        <w:kinsoku w:val="0"/>
-        <w:wordWrap/>
-        <w:overflowPunct/>
-        <w:topLinePunct w:val="0"/>
-        <w:autoSpaceDE w:val="0"/>
-        <w:autoSpaceDN w:val="0"/>
-        <w:bidi w:val="0"/>
-        <w:adjustRightInd w:val="0"/>
-        <w:snapToGrid w:val="0"/>
-        <w:textAlignment w:val="baseline"/>
-        <w:rPr>
-          <w:rFonts w:hint="default"/>
-          <w:lang w:val="en-US" w:eastAsia="zh-CN"/>
-        </w:rPr>
-      </w:pPr>
-      <w:bookmarkStart w:id="29" w:name="_Toc32633"/>
+        <w:pStyle w:val="2"/>
+        <w:keepNext w:val="0"/>
+        <w:keepLines w:val="0"/>
+        <w:pageBreakBefore w:val="0"/>
+        <w:widowControl w:val="0"/>
+        <w:kinsoku w:val="0"/>
+        <w:wordWrap/>
+        <w:overflowPunct/>
+        <w:topLinePunct w:val="0"/>
+        <w:autoSpaceDE w:val="0"/>
+        <w:autoSpaceDN w:val="0"/>
+        <w:bidi w:val="0"/>
+        <w:adjustRightInd w:val="0"/>
+        <w:snapToGrid w:val="0"/>
+        <w:textAlignment w:val="baseline"/>
+        <w:rPr>
+          <w:rFonts w:hint="default"/>
+          <w:lang w:val="en-US" w:eastAsia="zh-CN"/>
+        </w:rPr>
+      </w:pPr>
+      <w:bookmarkStart w:id="30" w:name="_Toc32633"/>
       <w:r>
         <w:rPr>
           <w:rFonts w:hint="default"/>
@@ -6821,31 +6721,31 @@
         </w:rPr>
         <w:t>项目交付方式管理</w:t>
       </w:r>
-      <w:bookmarkEnd w:id="29"/>
-    </w:p>
-    <w:p>
-      <w:pPr>
-        <w:pStyle w:val="31"/>
-        <w:keepNext w:val="0"/>
-        <w:keepLines w:val="0"/>
-        <w:pageBreakBefore w:val="0"/>
-        <w:widowControl w:val="0"/>
-        <w:kinsoku w:val="0"/>
-        <w:wordWrap/>
-        <w:overflowPunct/>
-        <w:topLinePunct w:val="0"/>
-        <w:autoSpaceDE w:val="0"/>
-        <w:autoSpaceDN w:val="0"/>
-        <w:bidi w:val="0"/>
-        <w:adjustRightInd w:val="0"/>
-        <w:snapToGrid w:val="0"/>
-        <w:textAlignment w:val="baseline"/>
-        <w:rPr>
-          <w:rFonts w:hint="default"/>
-          <w:lang w:val="en-US" w:eastAsia="zh-CN"/>
-        </w:rPr>
-      </w:pPr>
-      <w:bookmarkStart w:id="30" w:name="_Toc8128"/>
+      <w:bookmarkEnd w:id="30"/>
+    </w:p>
+    <w:p>
+      <w:pPr>
+        <w:pStyle w:val="3"/>
+        <w:keepNext w:val="0"/>
+        <w:keepLines w:val="0"/>
+        <w:pageBreakBefore w:val="0"/>
+        <w:widowControl w:val="0"/>
+        <w:kinsoku w:val="0"/>
+        <w:wordWrap/>
+        <w:overflowPunct/>
+        <w:topLinePunct w:val="0"/>
+        <w:autoSpaceDE w:val="0"/>
+        <w:autoSpaceDN w:val="0"/>
+        <w:bidi w:val="0"/>
+        <w:adjustRightInd w:val="0"/>
+        <w:snapToGrid w:val="0"/>
+        <w:textAlignment w:val="baseline"/>
+        <w:rPr>
+          <w:rFonts w:hint="default"/>
+          <w:lang w:val="en-US" w:eastAsia="zh-CN"/>
+        </w:rPr>
+      </w:pPr>
+      <w:bookmarkStart w:id="31" w:name="_Toc8128"/>
       <w:r>
         <w:rPr>
           <w:rFonts w:hint="default"/>
@@ -6853,11 +6753,11 @@
         </w:rPr>
         <w:t>现场交付流程</w:t>
       </w:r>
-      <w:bookmarkEnd w:id="30"/>
-    </w:p>
-    <w:p>
-      <w:pPr>
-        <w:pStyle w:val="29"/>
+      <w:bookmarkEnd w:id="31"/>
+    </w:p>
+    <w:p>
+      <w:pPr>
+        <w:pStyle w:val="a1"/>
         <w:keepNext w:val="0"/>
         <w:keepLines w:val="0"/>
         <w:pageBreakBefore w:val="0"/>
@@ -6887,7 +6787,7 @@
     </w:p>
     <w:p>
       <w:pPr>
-        <w:pStyle w:val="29"/>
+        <w:pStyle w:val="a1"/>
         <w:keepNext w:val="0"/>
         <w:keepLines w:val="0"/>
         <w:pageBreakBefore w:val="0"/>
@@ -6917,7 +6817,7 @@
     </w:p>
     <w:p>
       <w:pPr>
-        <w:pStyle w:val="29"/>
+        <w:pStyle w:val="a1"/>
         <w:keepNext w:val="0"/>
         <w:keepLines w:val="0"/>
         <w:pageBreakBefore w:val="0"/>
@@ -6947,7 +6847,7 @@
     </w:p>
     <w:p>
       <w:pPr>
-        <w:pStyle w:val="29"/>
+        <w:pStyle w:val="a1"/>
         <w:keepNext w:val="0"/>
         <w:keepLines w:val="0"/>
         <w:pageBreakBefore w:val="0"/>
@@ -6977,7 +6877,7 @@
     </w:p>
     <w:p>
       <w:pPr>
-        <w:pStyle w:val="29"/>
+        <w:pStyle w:val="a1"/>
         <w:keepNext w:val="0"/>
         <w:keepLines w:val="0"/>
         <w:pageBreakBefore w:val="0"/>
@@ -7007,7 +6907,7 @@
     </w:p>
     <w:p>
       <w:pPr>
-        <w:pStyle w:val="29"/>
+        <w:pStyle w:val="a1"/>
         <w:keepNext w:val="0"/>
         <w:keepLines w:val="0"/>
         <w:pageBreakBefore w:val="0"/>
@@ -7037,7 +6937,7 @@
     </w:p>
     <w:p>
       <w:pPr>
-        <w:pStyle w:val="29"/>
+        <w:pStyle w:val="a1"/>
         <w:keepNext w:val="0"/>
         <w:keepLines w:val="0"/>
         <w:pageBreakBefore w:val="0"/>
@@ -7067,27 +6967,27 @@
     </w:p>
     <w:p>
       <w:pPr>
-        <w:pStyle w:val="31"/>
-        <w:keepNext w:val="0"/>
-        <w:keepLines w:val="0"/>
-        <w:pageBreakBefore w:val="0"/>
-        <w:widowControl w:val="0"/>
-        <w:kinsoku w:val="0"/>
-        <w:wordWrap/>
-        <w:overflowPunct/>
-        <w:topLinePunct w:val="0"/>
-        <w:autoSpaceDE w:val="0"/>
-        <w:autoSpaceDN w:val="0"/>
-        <w:bidi w:val="0"/>
-        <w:adjustRightInd w:val="0"/>
-        <w:snapToGrid w:val="0"/>
-        <w:textAlignment w:val="baseline"/>
-        <w:rPr>
-          <w:rFonts w:hint="default"/>
-          <w:lang w:val="en-US" w:eastAsia="zh-CN"/>
-        </w:rPr>
-      </w:pPr>
-      <w:bookmarkStart w:id="31" w:name="_Toc28083"/>
+        <w:pStyle w:val="3"/>
+        <w:keepNext w:val="0"/>
+        <w:keepLines w:val="0"/>
+        <w:pageBreakBefore w:val="0"/>
+        <w:widowControl w:val="0"/>
+        <w:kinsoku w:val="0"/>
+        <w:wordWrap/>
+        <w:overflowPunct/>
+        <w:topLinePunct w:val="0"/>
+        <w:autoSpaceDE w:val="0"/>
+        <w:autoSpaceDN w:val="0"/>
+        <w:bidi w:val="0"/>
+        <w:adjustRightInd w:val="0"/>
+        <w:snapToGrid w:val="0"/>
+        <w:textAlignment w:val="baseline"/>
+        <w:rPr>
+          <w:rFonts w:hint="default"/>
+          <w:lang w:val="en-US" w:eastAsia="zh-CN"/>
+        </w:rPr>
+      </w:pPr>
+      <w:bookmarkStart w:id="32" w:name="_Toc28083"/>
       <w:r>
         <w:rPr>
           <w:rFonts w:hint="default"/>
@@ -7095,11 +6995,11 @@
         </w:rPr>
         <w:t>远程交付流程</w:t>
       </w:r>
-      <w:bookmarkEnd w:id="31"/>
-    </w:p>
-    <w:p>
-      <w:pPr>
-        <w:pStyle w:val="29"/>
+      <w:bookmarkEnd w:id="32"/>
+    </w:p>
+    <w:p>
+      <w:pPr>
+        <w:pStyle w:val="a1"/>
         <w:keepNext w:val="0"/>
         <w:keepLines w:val="0"/>
         <w:pageBreakBefore w:val="0"/>
@@ -7129,7 +7029,7 @@
     </w:p>
     <w:p>
       <w:pPr>
-        <w:pStyle w:val="29"/>
+        <w:pStyle w:val="a1"/>
         <w:keepNext w:val="0"/>
         <w:keepLines w:val="0"/>
         <w:pageBreakBefore w:val="0"/>
@@ -7159,7 +7059,7 @@
     </w:p>
     <w:p>
       <w:pPr>
-        <w:pStyle w:val="29"/>
+        <w:pStyle w:val="a1"/>
         <w:keepNext w:val="0"/>
         <w:keepLines w:val="0"/>
         <w:pageBreakBefore w:val="0"/>
@@ -7189,7 +7089,7 @@
     </w:p>
     <w:p>
       <w:pPr>
-        <w:pStyle w:val="29"/>
+        <w:pStyle w:val="a1"/>
         <w:keepNext w:val="0"/>
         <w:keepLines w:val="0"/>
         <w:pageBreakBefore w:val="0"/>
@@ -7219,7 +7119,7 @@
     </w:p>
     <w:p>
       <w:pPr>
-        <w:pStyle w:val="29"/>
+        <w:pStyle w:val="a1"/>
         <w:keepNext w:val="0"/>
         <w:keepLines w:val="0"/>
         <w:pageBreakBefore w:val="0"/>
@@ -7249,7 +7149,7 @@
     </w:p>
     <w:p>
       <w:pPr>
-        <w:pStyle w:val="29"/>
+        <w:pStyle w:val="a1"/>
         <w:keepNext w:val="0"/>
         <w:keepLines w:val="0"/>
         <w:pageBreakBefore w:val="0"/>
@@ -7279,7 +7179,7 @@
     </w:p>
     <w:p>
       <w:pPr>
-        <w:pStyle w:val="29"/>
+        <w:pStyle w:val="a1"/>
         <w:keepNext w:val="0"/>
         <w:keepLines w:val="0"/>
         <w:pageBreakBefore w:val="0"/>
@@ -7309,27 +7209,27 @@
     </w:p>
     <w:p>
       <w:pPr>
-        <w:pStyle w:val="30"/>
-        <w:keepNext w:val="0"/>
-        <w:keepLines w:val="0"/>
-        <w:pageBreakBefore w:val="0"/>
-        <w:widowControl w:val="0"/>
-        <w:kinsoku w:val="0"/>
-        <w:wordWrap/>
-        <w:overflowPunct/>
-        <w:topLinePunct w:val="0"/>
-        <w:autoSpaceDE w:val="0"/>
-        <w:autoSpaceDN w:val="0"/>
-        <w:bidi w:val="0"/>
-        <w:adjustRightInd w:val="0"/>
-        <w:snapToGrid w:val="0"/>
-        <w:textAlignment w:val="baseline"/>
-        <w:rPr>
-          <w:rFonts w:hint="default"/>
-          <w:lang w:val="en-US" w:eastAsia="zh-CN"/>
-        </w:rPr>
-      </w:pPr>
-      <w:bookmarkStart w:id="32" w:name="_Toc32757"/>
+        <w:pStyle w:val="2"/>
+        <w:keepNext w:val="0"/>
+        <w:keepLines w:val="0"/>
+        <w:pageBreakBefore w:val="0"/>
+        <w:widowControl w:val="0"/>
+        <w:kinsoku w:val="0"/>
+        <w:wordWrap/>
+        <w:overflowPunct/>
+        <w:topLinePunct w:val="0"/>
+        <w:autoSpaceDE w:val="0"/>
+        <w:autoSpaceDN w:val="0"/>
+        <w:bidi w:val="0"/>
+        <w:adjustRightInd w:val="0"/>
+        <w:snapToGrid w:val="0"/>
+        <w:textAlignment w:val="baseline"/>
+        <w:rPr>
+          <w:rFonts w:hint="default"/>
+          <w:lang w:val="en-US" w:eastAsia="zh-CN"/>
+        </w:rPr>
+      </w:pPr>
+      <w:bookmarkStart w:id="33" w:name="_Toc32757"/>
       <w:r>
         <w:rPr>
           <w:rFonts w:hint="default"/>
@@ -7337,31 +7237,31 @@
         </w:rPr>
         <w:t>项目验收管理</w:t>
       </w:r>
-      <w:bookmarkEnd w:id="32"/>
-    </w:p>
-    <w:p>
-      <w:pPr>
-        <w:pStyle w:val="31"/>
-        <w:keepNext w:val="0"/>
-        <w:keepLines w:val="0"/>
-        <w:pageBreakBefore w:val="0"/>
-        <w:widowControl w:val="0"/>
-        <w:kinsoku w:val="0"/>
-        <w:wordWrap/>
-        <w:overflowPunct/>
-        <w:topLinePunct w:val="0"/>
-        <w:autoSpaceDE w:val="0"/>
-        <w:autoSpaceDN w:val="0"/>
-        <w:bidi w:val="0"/>
-        <w:adjustRightInd w:val="0"/>
-        <w:snapToGrid w:val="0"/>
-        <w:textAlignment w:val="baseline"/>
-        <w:rPr>
-          <w:rFonts w:hint="default"/>
-          <w:lang w:val="en-US" w:eastAsia="zh-CN"/>
-        </w:rPr>
-      </w:pPr>
-      <w:bookmarkStart w:id="33" w:name="_Toc31632"/>
+      <w:bookmarkEnd w:id="33"/>
+    </w:p>
+    <w:p>
+      <w:pPr>
+        <w:pStyle w:val="3"/>
+        <w:keepNext w:val="0"/>
+        <w:keepLines w:val="0"/>
+        <w:pageBreakBefore w:val="0"/>
+        <w:widowControl w:val="0"/>
+        <w:kinsoku w:val="0"/>
+        <w:wordWrap/>
+        <w:overflowPunct/>
+        <w:topLinePunct w:val="0"/>
+        <w:autoSpaceDE w:val="0"/>
+        <w:autoSpaceDN w:val="0"/>
+        <w:bidi w:val="0"/>
+        <w:adjustRightInd w:val="0"/>
+        <w:snapToGrid w:val="0"/>
+        <w:textAlignment w:val="baseline"/>
+        <w:rPr>
+          <w:rFonts w:hint="default"/>
+          <w:lang w:val="en-US" w:eastAsia="zh-CN"/>
+        </w:rPr>
+      </w:pPr>
+      <w:bookmarkStart w:id="34" w:name="_Toc31632"/>
       <w:r>
         <w:rPr>
           <w:rFonts w:hint="default"/>
@@ -7369,11 +7269,11 @@
         </w:rPr>
         <w:t>内部验收</w:t>
       </w:r>
-      <w:bookmarkEnd w:id="33"/>
-    </w:p>
-    <w:p>
-      <w:pPr>
-        <w:pStyle w:val="29"/>
+      <w:bookmarkEnd w:id="34"/>
+    </w:p>
+    <w:p>
+      <w:pPr>
+        <w:pStyle w:val="a1"/>
         <w:keepNext w:val="0"/>
         <w:keepLines w:val="0"/>
         <w:pageBreakBefore w:val="0"/>
@@ -7403,7 +7303,7 @@
     </w:p>
     <w:p>
       <w:pPr>
-        <w:pStyle w:val="29"/>
+        <w:pStyle w:val="a1"/>
         <w:keepNext w:val="0"/>
         <w:keepLines w:val="0"/>
         <w:pageBreakBefore w:val="0"/>
@@ -7433,7 +7333,7 @@
     </w:p>
     <w:p>
       <w:pPr>
-        <w:pStyle w:val="29"/>
+        <w:pStyle w:val="a1"/>
         <w:keepNext w:val="0"/>
         <w:keepLines w:val="0"/>
         <w:pageBreakBefore w:val="0"/>
@@ -7463,27 +7363,27 @@
     </w:p>
     <w:p>
       <w:pPr>
-        <w:pStyle w:val="31"/>
-        <w:keepNext w:val="0"/>
-        <w:keepLines w:val="0"/>
-        <w:pageBreakBefore w:val="0"/>
-        <w:widowControl w:val="0"/>
-        <w:kinsoku w:val="0"/>
-        <w:wordWrap/>
-        <w:overflowPunct/>
-        <w:topLinePunct w:val="0"/>
-        <w:autoSpaceDE w:val="0"/>
-        <w:autoSpaceDN w:val="0"/>
-        <w:bidi w:val="0"/>
-        <w:adjustRightInd w:val="0"/>
-        <w:snapToGrid w:val="0"/>
-        <w:textAlignment w:val="baseline"/>
-        <w:rPr>
-          <w:rFonts w:hint="default"/>
-          <w:lang w:val="en-US" w:eastAsia="zh-CN"/>
-        </w:rPr>
-      </w:pPr>
-      <w:bookmarkStart w:id="34" w:name="_Toc15752"/>
+        <w:pStyle w:val="3"/>
+        <w:keepNext w:val="0"/>
+        <w:keepLines w:val="0"/>
+        <w:pageBreakBefore w:val="0"/>
+        <w:widowControl w:val="0"/>
+        <w:kinsoku w:val="0"/>
+        <w:wordWrap/>
+        <w:overflowPunct/>
+        <w:topLinePunct w:val="0"/>
+        <w:autoSpaceDE w:val="0"/>
+        <w:autoSpaceDN w:val="0"/>
+        <w:bidi w:val="0"/>
+        <w:adjustRightInd w:val="0"/>
+        <w:snapToGrid w:val="0"/>
+        <w:textAlignment w:val="baseline"/>
+        <w:rPr>
+          <w:rFonts w:hint="default"/>
+          <w:lang w:val="en-US" w:eastAsia="zh-CN"/>
+        </w:rPr>
+      </w:pPr>
+      <w:bookmarkStart w:id="35" w:name="_Toc15752"/>
       <w:r>
         <w:rPr>
           <w:rFonts w:hint="default"/>
@@ -7491,11 +7391,11 @@
         </w:rPr>
         <w:t>客户验收</w:t>
       </w:r>
-      <w:bookmarkEnd w:id="34"/>
-    </w:p>
-    <w:p>
-      <w:pPr>
-        <w:pStyle w:val="29"/>
+      <w:bookmarkEnd w:id="35"/>
+    </w:p>
+    <w:p>
+      <w:pPr>
+        <w:pStyle w:val="a1"/>
         <w:keepNext w:val="0"/>
         <w:keepLines w:val="0"/>
         <w:pageBreakBefore w:val="0"/>
@@ -7525,7 +7425,7 @@
     </w:p>
     <w:p>
       <w:pPr>
-        <w:pStyle w:val="29"/>
+        <w:pStyle w:val="a1"/>
         <w:keepNext w:val="0"/>
         <w:keepLines w:val="0"/>
         <w:pageBreakBefore w:val="0"/>
@@ -7555,27 +7455,27 @@
     </w:p>
     <w:p>
       <w:pPr>
-        <w:pStyle w:val="30"/>
-        <w:keepNext w:val="0"/>
-        <w:keepLines w:val="0"/>
-        <w:pageBreakBefore w:val="0"/>
-        <w:widowControl w:val="0"/>
-        <w:kinsoku w:val="0"/>
-        <w:wordWrap/>
-        <w:overflowPunct/>
-        <w:topLinePunct w:val="0"/>
-        <w:autoSpaceDE w:val="0"/>
-        <w:autoSpaceDN w:val="0"/>
-        <w:bidi w:val="0"/>
-        <w:adjustRightInd w:val="0"/>
-        <w:snapToGrid w:val="0"/>
-        <w:textAlignment w:val="baseline"/>
-        <w:rPr>
-          <w:rFonts w:hint="default"/>
-          <w:lang w:val="en-US" w:eastAsia="zh-CN"/>
-        </w:rPr>
-      </w:pPr>
-      <w:bookmarkStart w:id="35" w:name="_Toc13685"/>
+        <w:pStyle w:val="2"/>
+        <w:keepNext w:val="0"/>
+        <w:keepLines w:val="0"/>
+        <w:pageBreakBefore w:val="0"/>
+        <w:widowControl w:val="0"/>
+        <w:kinsoku w:val="0"/>
+        <w:wordWrap/>
+        <w:overflowPunct/>
+        <w:topLinePunct w:val="0"/>
+        <w:autoSpaceDE w:val="0"/>
+        <w:autoSpaceDN w:val="0"/>
+        <w:bidi w:val="0"/>
+        <w:adjustRightInd w:val="0"/>
+        <w:snapToGrid w:val="0"/>
+        <w:textAlignment w:val="baseline"/>
+        <w:rPr>
+          <w:rFonts w:hint="default"/>
+          <w:lang w:val="en-US" w:eastAsia="zh-CN"/>
+        </w:rPr>
+      </w:pPr>
+      <w:bookmarkStart w:id="36" w:name="_Toc13685"/>
       <w:r>
         <w:rPr>
           <w:rFonts w:hint="default"/>
@@ -7583,31 +7483,31 @@
         </w:rPr>
         <w:t>交付成果管理</w:t>
       </w:r>
-      <w:bookmarkEnd w:id="35"/>
-    </w:p>
-    <w:p>
-      <w:pPr>
-        <w:pStyle w:val="31"/>
-        <w:keepNext w:val="0"/>
-        <w:keepLines w:val="0"/>
-        <w:pageBreakBefore w:val="0"/>
-        <w:widowControl w:val="0"/>
-        <w:kinsoku w:val="0"/>
-        <w:wordWrap/>
-        <w:overflowPunct/>
-        <w:topLinePunct w:val="0"/>
-        <w:autoSpaceDE w:val="0"/>
-        <w:autoSpaceDN w:val="0"/>
-        <w:bidi w:val="0"/>
-        <w:adjustRightInd w:val="0"/>
-        <w:snapToGrid w:val="0"/>
-        <w:textAlignment w:val="baseline"/>
-        <w:rPr>
-          <w:rFonts w:hint="default"/>
-          <w:lang w:val="en-US" w:eastAsia="zh-CN"/>
-        </w:rPr>
-      </w:pPr>
-      <w:bookmarkStart w:id="36" w:name="_Toc16290"/>
+      <w:bookmarkEnd w:id="36"/>
+    </w:p>
+    <w:p>
+      <w:pPr>
+        <w:pStyle w:val="3"/>
+        <w:keepNext w:val="0"/>
+        <w:keepLines w:val="0"/>
+        <w:pageBreakBefore w:val="0"/>
+        <w:widowControl w:val="0"/>
+        <w:kinsoku w:val="0"/>
+        <w:wordWrap/>
+        <w:overflowPunct/>
+        <w:topLinePunct w:val="0"/>
+        <w:autoSpaceDE w:val="0"/>
+        <w:autoSpaceDN w:val="0"/>
+        <w:bidi w:val="0"/>
+        <w:adjustRightInd w:val="0"/>
+        <w:snapToGrid w:val="0"/>
+        <w:textAlignment w:val="baseline"/>
+        <w:rPr>
+          <w:rFonts w:hint="default"/>
+          <w:lang w:val="en-US" w:eastAsia="zh-CN"/>
+        </w:rPr>
+      </w:pPr>
+      <w:bookmarkStart w:id="37" w:name="_Toc16290"/>
       <w:r>
         <w:rPr>
           <w:rFonts w:hint="default"/>
@@ -7615,11 +7515,11 @@
         </w:rPr>
         <w:t>例行操作成果</w:t>
       </w:r>
-      <w:bookmarkEnd w:id="36"/>
-    </w:p>
-    <w:p>
-      <w:pPr>
-        <w:pStyle w:val="29"/>
+      <w:bookmarkEnd w:id="37"/>
+    </w:p>
+    <w:p>
+      <w:pPr>
+        <w:pStyle w:val="a1"/>
         <w:keepNext w:val="0"/>
         <w:keepLines w:val="0"/>
         <w:pageBreakBefore w:val="0"/>
@@ -7649,27 +7549,27 @@
     </w:p>
     <w:p>
       <w:pPr>
-        <w:pStyle w:val="31"/>
-        <w:keepNext w:val="0"/>
-        <w:keepLines w:val="0"/>
-        <w:pageBreakBefore w:val="0"/>
-        <w:widowControl w:val="0"/>
-        <w:kinsoku w:val="0"/>
-        <w:wordWrap/>
-        <w:overflowPunct/>
-        <w:topLinePunct w:val="0"/>
-        <w:autoSpaceDE w:val="0"/>
-        <w:autoSpaceDN w:val="0"/>
-        <w:bidi w:val="0"/>
-        <w:adjustRightInd w:val="0"/>
-        <w:snapToGrid w:val="0"/>
-        <w:textAlignment w:val="baseline"/>
-        <w:rPr>
-          <w:rFonts w:hint="default"/>
-          <w:lang w:val="en-US" w:eastAsia="zh-CN"/>
-        </w:rPr>
-      </w:pPr>
-      <w:bookmarkStart w:id="37" w:name="_Toc2287"/>
+        <w:pStyle w:val="3"/>
+        <w:keepNext w:val="0"/>
+        <w:keepLines w:val="0"/>
+        <w:pageBreakBefore w:val="0"/>
+        <w:widowControl w:val="0"/>
+        <w:kinsoku w:val="0"/>
+        <w:wordWrap/>
+        <w:overflowPunct/>
+        <w:topLinePunct w:val="0"/>
+        <w:autoSpaceDE w:val="0"/>
+        <w:autoSpaceDN w:val="0"/>
+        <w:bidi w:val="0"/>
+        <w:adjustRightInd w:val="0"/>
+        <w:snapToGrid w:val="0"/>
+        <w:textAlignment w:val="baseline"/>
+        <w:rPr>
+          <w:rFonts w:hint="default"/>
+          <w:lang w:val="en-US" w:eastAsia="zh-CN"/>
+        </w:rPr>
+      </w:pPr>
+      <w:bookmarkStart w:id="38" w:name="_Toc2287"/>
       <w:r>
         <w:rPr>
           <w:rFonts w:hint="default"/>
@@ -7677,11 +7577,11 @@
         </w:rPr>
         <w:t>应急响应成果</w:t>
       </w:r>
-      <w:bookmarkEnd w:id="37"/>
-    </w:p>
-    <w:p>
-      <w:pPr>
-        <w:pStyle w:val="29"/>
+      <w:bookmarkEnd w:id="38"/>
+    </w:p>
+    <w:p>
+      <w:pPr>
+        <w:pStyle w:val="a1"/>
         <w:keepNext w:val="0"/>
         <w:keepLines w:val="0"/>
         <w:pageBreakBefore w:val="0"/>
@@ -7711,27 +7611,27 @@
     </w:p>
     <w:p>
       <w:pPr>
-        <w:pStyle w:val="31"/>
-        <w:keepNext w:val="0"/>
-        <w:keepLines w:val="0"/>
-        <w:pageBreakBefore w:val="0"/>
-        <w:widowControl w:val="0"/>
-        <w:kinsoku w:val="0"/>
-        <w:wordWrap/>
-        <w:overflowPunct/>
-        <w:topLinePunct w:val="0"/>
-        <w:autoSpaceDE w:val="0"/>
-        <w:autoSpaceDN w:val="0"/>
-        <w:bidi w:val="0"/>
-        <w:adjustRightInd w:val="0"/>
-        <w:snapToGrid w:val="0"/>
-        <w:textAlignment w:val="baseline"/>
-        <w:rPr>
-          <w:rFonts w:hint="default"/>
-          <w:lang w:val="en-US" w:eastAsia="zh-CN"/>
-        </w:rPr>
-      </w:pPr>
-      <w:bookmarkStart w:id="38" w:name="_Toc31867"/>
+        <w:pStyle w:val="3"/>
+        <w:keepNext w:val="0"/>
+        <w:keepLines w:val="0"/>
+        <w:pageBreakBefore w:val="0"/>
+        <w:widowControl w:val="0"/>
+        <w:kinsoku w:val="0"/>
+        <w:wordWrap/>
+        <w:overflowPunct/>
+        <w:topLinePunct w:val="0"/>
+        <w:autoSpaceDE w:val="0"/>
+        <w:autoSpaceDN w:val="0"/>
+        <w:bidi w:val="0"/>
+        <w:adjustRightInd w:val="0"/>
+        <w:snapToGrid w:val="0"/>
+        <w:textAlignment w:val="baseline"/>
+        <w:rPr>
+          <w:rFonts w:hint="default"/>
+          <w:lang w:val="en-US" w:eastAsia="zh-CN"/>
+        </w:rPr>
+      </w:pPr>
+      <w:bookmarkStart w:id="39" w:name="_Toc31867"/>
       <w:r>
         <w:rPr>
           <w:rFonts w:hint="default"/>
@@ -7739,11 +7639,11 @@
         </w:rPr>
         <w:t>优化改善成果</w:t>
       </w:r>
-      <w:bookmarkEnd w:id="38"/>
-    </w:p>
-    <w:p>
-      <w:pPr>
-        <w:pStyle w:val="29"/>
+      <w:bookmarkEnd w:id="39"/>
+    </w:p>
+    <w:p>
+      <w:pPr>
+        <w:pStyle w:val="a1"/>
         <w:keepNext w:val="0"/>
         <w:keepLines w:val="0"/>
         <w:pageBreakBefore w:val="0"/>
@@ -7773,27 +7673,27 @@
     </w:p>
     <w:p>
       <w:pPr>
-        <w:pStyle w:val="31"/>
-        <w:keepNext w:val="0"/>
-        <w:keepLines w:val="0"/>
-        <w:pageBreakBefore w:val="0"/>
-        <w:widowControl w:val="0"/>
-        <w:kinsoku w:val="0"/>
-        <w:wordWrap/>
-        <w:overflowPunct/>
-        <w:topLinePunct w:val="0"/>
-        <w:autoSpaceDE w:val="0"/>
-        <w:autoSpaceDN w:val="0"/>
-        <w:bidi w:val="0"/>
-        <w:adjustRightInd w:val="0"/>
-        <w:snapToGrid w:val="0"/>
-        <w:textAlignment w:val="baseline"/>
-        <w:rPr>
-          <w:rFonts w:hint="default"/>
-          <w:lang w:val="en-US" w:eastAsia="zh-CN"/>
-        </w:rPr>
-      </w:pPr>
-      <w:bookmarkStart w:id="39" w:name="_Toc24242"/>
+        <w:pStyle w:val="3"/>
+        <w:keepNext w:val="0"/>
+        <w:keepLines w:val="0"/>
+        <w:pageBreakBefore w:val="0"/>
+        <w:widowControl w:val="0"/>
+        <w:kinsoku w:val="0"/>
+        <w:wordWrap/>
+        <w:overflowPunct/>
+        <w:topLinePunct w:val="0"/>
+        <w:autoSpaceDE w:val="0"/>
+        <w:autoSpaceDN w:val="0"/>
+        <w:bidi w:val="0"/>
+        <w:adjustRightInd w:val="0"/>
+        <w:snapToGrid w:val="0"/>
+        <w:textAlignment w:val="baseline"/>
+        <w:rPr>
+          <w:rFonts w:hint="default"/>
+          <w:lang w:val="en-US" w:eastAsia="zh-CN"/>
+        </w:rPr>
+      </w:pPr>
+      <w:bookmarkStart w:id="40" w:name="_Toc24242"/>
       <w:r>
         <w:rPr>
           <w:rFonts w:hint="default"/>
@@ -7801,11 +7701,11 @@
         </w:rPr>
         <w:t>调研评估成果</w:t>
       </w:r>
-      <w:bookmarkEnd w:id="39"/>
-    </w:p>
-    <w:p>
-      <w:pPr>
-        <w:pStyle w:val="29"/>
+      <w:bookmarkEnd w:id="40"/>
+    </w:p>
+    <w:p>
+      <w:pPr>
+        <w:pStyle w:val="a1"/>
         <w:keepNext w:val="0"/>
         <w:keepLines w:val="0"/>
         <w:pageBreakBefore w:val="0"/>
@@ -7835,27 +7735,27 @@
     </w:p>
     <w:p>
       <w:pPr>
-        <w:pStyle w:val="30"/>
-        <w:keepNext w:val="0"/>
-        <w:keepLines w:val="0"/>
-        <w:pageBreakBefore w:val="0"/>
-        <w:widowControl w:val="0"/>
-        <w:kinsoku w:val="0"/>
-        <w:wordWrap/>
-        <w:overflowPunct/>
-        <w:topLinePunct w:val="0"/>
-        <w:autoSpaceDE w:val="0"/>
-        <w:autoSpaceDN w:val="0"/>
-        <w:bidi w:val="0"/>
-        <w:adjustRightInd w:val="0"/>
-        <w:snapToGrid w:val="0"/>
-        <w:textAlignment w:val="baseline"/>
-        <w:rPr>
-          <w:rFonts w:hint="default"/>
-          <w:lang w:val="en-US" w:eastAsia="zh-CN"/>
-        </w:rPr>
-      </w:pPr>
-      <w:bookmarkStart w:id="40" w:name="_Toc16358"/>
+        <w:pStyle w:val="2"/>
+        <w:keepNext w:val="0"/>
+        <w:keepLines w:val="0"/>
+        <w:pageBreakBefore w:val="0"/>
+        <w:widowControl w:val="0"/>
+        <w:kinsoku w:val="0"/>
+        <w:wordWrap/>
+        <w:overflowPunct/>
+        <w:topLinePunct w:val="0"/>
+        <w:autoSpaceDE w:val="0"/>
+        <w:autoSpaceDN w:val="0"/>
+        <w:bidi w:val="0"/>
+        <w:adjustRightInd w:val="0"/>
+        <w:snapToGrid w:val="0"/>
+        <w:textAlignment w:val="baseline"/>
+        <w:rPr>
+          <w:rFonts w:hint="default"/>
+          <w:lang w:val="en-US" w:eastAsia="zh-CN"/>
+        </w:rPr>
+      </w:pPr>
+      <w:bookmarkStart w:id="41" w:name="_Toc16358"/>
       <w:r>
         <w:rPr>
           <w:rFonts w:hint="default"/>
@@ -7863,31 +7763,31 @@
         </w:rPr>
         <w:t>关键控制点与测量指标</w:t>
       </w:r>
-      <w:bookmarkEnd w:id="40"/>
-    </w:p>
-    <w:p>
-      <w:pPr>
-        <w:pStyle w:val="31"/>
-        <w:keepNext w:val="0"/>
-        <w:keepLines w:val="0"/>
-        <w:pageBreakBefore w:val="0"/>
-        <w:widowControl w:val="0"/>
-        <w:kinsoku w:val="0"/>
-        <w:wordWrap/>
-        <w:overflowPunct/>
-        <w:topLinePunct w:val="0"/>
-        <w:autoSpaceDE w:val="0"/>
-        <w:autoSpaceDN w:val="0"/>
-        <w:bidi w:val="0"/>
-        <w:adjustRightInd w:val="0"/>
-        <w:snapToGrid w:val="0"/>
-        <w:textAlignment w:val="baseline"/>
-        <w:rPr>
-          <w:rFonts w:hint="default"/>
-          <w:lang w:val="en-US" w:eastAsia="zh-CN"/>
-        </w:rPr>
-      </w:pPr>
-      <w:bookmarkStart w:id="41" w:name="_Toc2416"/>
+      <w:bookmarkEnd w:id="41"/>
+    </w:p>
+    <w:p>
+      <w:pPr>
+        <w:pStyle w:val="3"/>
+        <w:keepNext w:val="0"/>
+        <w:keepLines w:val="0"/>
+        <w:pageBreakBefore w:val="0"/>
+        <w:widowControl w:val="0"/>
+        <w:kinsoku w:val="0"/>
+        <w:wordWrap/>
+        <w:overflowPunct/>
+        <w:topLinePunct w:val="0"/>
+        <w:autoSpaceDE w:val="0"/>
+        <w:autoSpaceDN w:val="0"/>
+        <w:bidi w:val="0"/>
+        <w:adjustRightInd w:val="0"/>
+        <w:snapToGrid w:val="0"/>
+        <w:textAlignment w:val="baseline"/>
+        <w:rPr>
+          <w:rFonts w:hint="default"/>
+          <w:lang w:val="en-US" w:eastAsia="zh-CN"/>
+        </w:rPr>
+      </w:pPr>
+      <w:bookmarkStart w:id="42" w:name="_Toc2416"/>
       <w:r>
         <w:rPr>
           <w:rFonts w:hint="default"/>
@@ -7895,11 +7795,11 @@
         </w:rPr>
         <w:t>关键控制点</w:t>
       </w:r>
-      <w:bookmarkEnd w:id="41"/>
-    </w:p>
-    <w:p>
-      <w:pPr>
-        <w:pStyle w:val="29"/>
+      <w:bookmarkEnd w:id="42"/>
+    </w:p>
+    <w:p>
+      <w:pPr>
+        <w:pStyle w:val="a1"/>
         <w:keepNext w:val="0"/>
         <w:keepLines w:val="0"/>
         <w:pageBreakBefore w:val="0"/>
@@ -7917,7 +7817,7 @@
         <w:bidi w:val="0"/>
         <w:adjustRightInd w:val="0"/>
         <w:snapToGrid w:val="0"/>
-        <w:ind w:left="425" w:leftChars="0" w:hanging="425" w:firstLineChars="0"/>
+        <w:ind w:left="425" w:hanging="425" w:leftChars="0" w:firstLineChars="0"/>
         <w:textAlignment w:val="baseline"/>
         <w:rPr>
           <w:rFonts w:hint="default"/>
@@ -7934,7 +7834,7 @@
     </w:p>
     <w:p>
       <w:pPr>
-        <w:pStyle w:val="29"/>
+        <w:pStyle w:val="a1"/>
         <w:keepNext w:val="0"/>
         <w:keepLines w:val="0"/>
         <w:pageBreakBefore w:val="0"/>
@@ -7952,7 +7852,7 @@
         <w:bidi w:val="0"/>
         <w:adjustRightInd w:val="0"/>
         <w:snapToGrid w:val="0"/>
-        <w:ind w:left="425" w:leftChars="0" w:hanging="425" w:firstLineChars="0"/>
+        <w:ind w:left="425" w:hanging="425" w:leftChars="0" w:firstLineChars="0"/>
         <w:textAlignment w:val="baseline"/>
         <w:rPr>
           <w:rFonts w:hint="default"/>
@@ -7969,7 +7869,7 @@
     </w:p>
     <w:p>
       <w:pPr>
-        <w:pStyle w:val="29"/>
+        <w:pStyle w:val="a1"/>
         <w:keepNext w:val="0"/>
         <w:keepLines w:val="0"/>
         <w:pageBreakBefore w:val="0"/>
@@ -7987,7 +7887,7 @@
         <w:bidi w:val="0"/>
         <w:adjustRightInd w:val="0"/>
         <w:snapToGrid w:val="0"/>
-        <w:ind w:left="425" w:leftChars="0" w:hanging="425" w:firstLineChars="0"/>
+        <w:ind w:left="425" w:hanging="425" w:leftChars="0" w:firstLineChars="0"/>
         <w:textAlignment w:val="baseline"/>
         <w:rPr>
           <w:rFonts w:hint="default"/>
@@ -8004,7 +7904,7 @@
     </w:p>
     <w:p>
       <w:pPr>
-        <w:pStyle w:val="29"/>
+        <w:pStyle w:val="a1"/>
         <w:keepNext w:val="0"/>
         <w:keepLines w:val="0"/>
         <w:pageBreakBefore w:val="0"/>
@@ -8022,7 +7922,7 @@
         <w:bidi w:val="0"/>
         <w:adjustRightInd w:val="0"/>
         <w:snapToGrid w:val="0"/>
-        <w:ind w:left="425" w:leftChars="0" w:hanging="425" w:firstLineChars="0"/>
+        <w:ind w:left="425" w:hanging="425" w:leftChars="0" w:firstLineChars="0"/>
         <w:textAlignment w:val="baseline"/>
         <w:rPr>
           <w:rFonts w:hint="default"/>
@@ -8039,7 +7939,7 @@
     </w:p>
     <w:p>
       <w:pPr>
-        <w:pStyle w:val="29"/>
+        <w:pStyle w:val="a1"/>
         <w:keepNext w:val="0"/>
         <w:keepLines w:val="0"/>
         <w:pageBreakBefore w:val="0"/>
@@ -8057,7 +7957,7 @@
         <w:bidi w:val="0"/>
         <w:adjustRightInd w:val="0"/>
         <w:snapToGrid w:val="0"/>
-        <w:ind w:left="425" w:leftChars="0" w:hanging="425" w:firstLineChars="0"/>
+        <w:ind w:left="425" w:hanging="425" w:leftChars="0" w:firstLineChars="0"/>
         <w:textAlignment w:val="baseline"/>
         <w:rPr>
           <w:rFonts w:hint="default"/>
@@ -8074,27 +7974,27 @@
     </w:p>
     <w:p>
       <w:pPr>
-        <w:pStyle w:val="31"/>
-        <w:keepNext w:val="0"/>
-        <w:keepLines w:val="0"/>
-        <w:pageBreakBefore w:val="0"/>
-        <w:widowControl w:val="0"/>
-        <w:kinsoku w:val="0"/>
-        <w:wordWrap/>
-        <w:overflowPunct/>
-        <w:topLinePunct w:val="0"/>
-        <w:autoSpaceDE w:val="0"/>
-        <w:autoSpaceDN w:val="0"/>
-        <w:bidi w:val="0"/>
-        <w:adjustRightInd w:val="0"/>
-        <w:snapToGrid w:val="0"/>
-        <w:textAlignment w:val="baseline"/>
-        <w:rPr>
-          <w:rFonts w:hint="default"/>
-          <w:lang w:val="en-US" w:eastAsia="zh-CN"/>
-        </w:rPr>
-      </w:pPr>
-      <w:bookmarkStart w:id="42" w:name="_Toc5974"/>
+        <w:pStyle w:val="3"/>
+        <w:keepNext w:val="0"/>
+        <w:keepLines w:val="0"/>
+        <w:pageBreakBefore w:val="0"/>
+        <w:widowControl w:val="0"/>
+        <w:kinsoku w:val="0"/>
+        <w:wordWrap/>
+        <w:overflowPunct/>
+        <w:topLinePunct w:val="0"/>
+        <w:autoSpaceDE w:val="0"/>
+        <w:autoSpaceDN w:val="0"/>
+        <w:bidi w:val="0"/>
+        <w:adjustRightInd w:val="0"/>
+        <w:snapToGrid w:val="0"/>
+        <w:textAlignment w:val="baseline"/>
+        <w:rPr>
+          <w:rFonts w:hint="default"/>
+          <w:lang w:val="en-US" w:eastAsia="zh-CN"/>
+        </w:rPr>
+      </w:pPr>
+      <w:bookmarkStart w:id="43" w:name="_Toc5974"/>
       <w:r>
         <w:rPr>
           <w:rFonts w:hint="eastAsia"/>
@@ -8102,11 +8002,11 @@
         </w:rPr>
         <w:t>衡量指标管理</w:t>
       </w:r>
-      <w:bookmarkEnd w:id="42"/>
-    </w:p>
-    <w:p>
-      <w:pPr>
-        <w:pStyle w:val="29"/>
+      <w:bookmarkEnd w:id="43"/>
+    </w:p>
+    <w:p>
+      <w:pPr>
+        <w:pStyle w:val="a1"/>
         <w:keepNext w:val="0"/>
         <w:keepLines w:val="0"/>
         <w:pageBreakBefore w:val="0"/>
@@ -8157,21 +8057,21 @@
     </w:p>
     <w:p>
       <w:pPr>
-        <w:pStyle w:val="29"/>
-        <w:keepNext w:val="0"/>
-        <w:keepLines w:val="0"/>
-        <w:pageBreakBefore w:val="0"/>
-        <w:widowControl w:val="0"/>
-        <w:kinsoku w:val="0"/>
-        <w:wordWrap/>
-        <w:overflowPunct/>
-        <w:topLinePunct w:val="0"/>
-        <w:autoSpaceDE w:val="0"/>
-        <w:autoSpaceDN w:val="0"/>
-        <w:bidi w:val="0"/>
-        <w:adjustRightInd w:val="0"/>
-        <w:snapToGrid w:val="0"/>
-        <w:ind w:left="0" w:leftChars="0" w:right="0" w:rightChars="0" w:firstLine="0" w:firstLineChars="0"/>
+        <w:pStyle w:val="a1"/>
+        <w:keepNext w:val="0"/>
+        <w:keepLines w:val="0"/>
+        <w:pageBreakBefore w:val="0"/>
+        <w:widowControl w:val="0"/>
+        <w:kinsoku w:val="0"/>
+        <w:wordWrap/>
+        <w:overflowPunct/>
+        <w:topLinePunct w:val="0"/>
+        <w:autoSpaceDE w:val="0"/>
+        <w:autoSpaceDN w:val="0"/>
+        <w:bidi w:val="0"/>
+        <w:adjustRightInd w:val="0"/>
+        <w:snapToGrid w:val="0"/>
+        <w:ind w:left="0" w:right="0" w:firstLine="0" w:leftChars="0" w:rightChars="0" w:firstLineChars="0"/>
         <w:jc w:val="center"/>
         <w:textAlignment w:val="baseline"/>
         <w:rPr>
@@ -8273,18 +8173,17 @@
     </w:p>
     <w:tbl>
       <w:tblPr>
-        <w:tblStyle w:val="21"/>
+        <w:tblStyle w:val="TableGrid"/>
         <w:tblW w:w="0" w:type="auto"/>
         <w:jc w:val="center"/>
         <w:tblBorders>
-          <w:top w:val="single" w:color="auto" w:sz="4" w:space="0"/>
-          <w:left w:val="single" w:color="auto" w:sz="4" w:space="0"/>
-          <w:bottom w:val="single" w:color="auto" w:sz="4" w:space="0"/>
-          <w:right w:val="single" w:color="auto" w:sz="4" w:space="0"/>
-          <w:insideH w:val="single" w:color="auto" w:sz="4" w:space="0"/>
-          <w:insideV w:val="single" w:color="auto" w:sz="4" w:space="0"/>
+          <w:top w:val="single" w:sz="4" w:space="0" w:color="auto"/>
+          <w:left w:val="single" w:sz="4" w:space="0" w:color="auto"/>
+          <w:bottom w:val="single" w:sz="4" w:space="0" w:color="auto"/>
+          <w:right w:val="single" w:sz="4" w:space="0" w:color="auto"/>
+          <w:insideH w:val="single" w:sz="4" w:space="0" w:color="auto"/>
+          <w:insideV w:val="single" w:sz="4" w:space="0" w:color="auto"/>
         </w:tblBorders>
-        <w:tblLayout w:type="autofit"/>
         <w:tblCellMar>
           <w:top w:w="0" w:type="dxa"/>
           <w:left w:w="108" w:type="dxa"/>
@@ -8301,13 +8200,15 @@
       </w:tblGrid>
       <w:tr>
         <w:tblPrEx>
+          <w:tblW w:w="0" w:type="auto"/>
+          <w:jc w:val="center"/>
           <w:tblBorders>
-            <w:top w:val="single" w:color="auto" w:sz="4" w:space="0"/>
-            <w:left w:val="single" w:color="auto" w:sz="4" w:space="0"/>
-            <w:bottom w:val="single" w:color="auto" w:sz="4" w:space="0"/>
-            <w:right w:val="single" w:color="auto" w:sz="4" w:space="0"/>
-            <w:insideH w:val="single" w:color="auto" w:sz="4" w:space="0"/>
-            <w:insideV w:val="single" w:color="auto" w:sz="4" w:space="0"/>
+            <w:top w:val="single" w:sz="4" w:space="0" w:color="auto"/>
+            <w:left w:val="single" w:sz="4" w:space="0" w:color="auto"/>
+            <w:bottom w:val="single" w:sz="4" w:space="0" w:color="auto"/>
+            <w:right w:val="single" w:sz="4" w:space="0" w:color="auto"/>
+            <w:insideH w:val="single" w:sz="4" w:space="0" w:color="auto"/>
+            <w:insideV w:val="single" w:sz="4" w:space="0" w:color="auto"/>
           </w:tblBorders>
           <w:tblCellMar>
             <w:top w:w="0" w:type="dxa"/>
@@ -8338,7 +8239,7 @@
               <w:bidi w:val="0"/>
               <w:adjustRightInd w:val="0"/>
               <w:snapToGrid w:val="0"/>
-              <w:ind w:left="0" w:leftChars="0" w:right="0" w:rightChars="0" w:firstLine="0" w:firstLineChars="0"/>
+              <w:ind w:left="0" w:right="0" w:firstLine="0" w:leftChars="0" w:rightChars="0" w:firstLineChars="0"/>
               <w:jc w:val="center"/>
               <w:textAlignment w:val="baseline"/>
               <w:rPr>
@@ -8378,7 +8279,7 @@
               <w:bidi w:val="0"/>
               <w:adjustRightInd w:val="0"/>
               <w:snapToGrid w:val="0"/>
-              <w:ind w:left="0" w:leftChars="0" w:right="0" w:rightChars="0" w:firstLine="0" w:firstLineChars="0"/>
+              <w:ind w:left="0" w:right="0" w:firstLine="0" w:leftChars="0" w:rightChars="0" w:firstLineChars="0"/>
               <w:jc w:val="center"/>
               <w:textAlignment w:val="baseline"/>
               <w:rPr>
@@ -8418,7 +8319,7 @@
               <w:bidi w:val="0"/>
               <w:adjustRightInd w:val="0"/>
               <w:snapToGrid w:val="0"/>
-              <w:ind w:left="0" w:leftChars="0" w:right="0" w:rightChars="0" w:firstLine="0" w:firstLineChars="0"/>
+              <w:ind w:left="0" w:right="0" w:firstLine="0" w:leftChars="0" w:rightChars="0" w:firstLineChars="0"/>
               <w:jc w:val="center"/>
               <w:textAlignment w:val="baseline"/>
               <w:rPr>
@@ -8458,7 +8359,7 @@
               <w:bidi w:val="0"/>
               <w:adjustRightInd w:val="0"/>
               <w:snapToGrid w:val="0"/>
-              <w:ind w:left="0" w:leftChars="0" w:right="0" w:rightChars="0" w:firstLine="0" w:firstLineChars="0"/>
+              <w:ind w:left="0" w:right="0" w:firstLine="0" w:leftChars="0" w:rightChars="0" w:firstLineChars="0"/>
               <w:jc w:val="center"/>
               <w:textAlignment w:val="baseline"/>
               <w:rPr>
@@ -8498,7 +8399,7 @@
               <w:bidi w:val="0"/>
               <w:adjustRightInd w:val="0"/>
               <w:snapToGrid w:val="0"/>
-              <w:ind w:left="0" w:leftChars="0" w:right="0" w:rightChars="0" w:firstLine="0" w:firstLineChars="0"/>
+              <w:ind w:left="0" w:right="0" w:firstLine="0" w:leftChars="0" w:rightChars="0" w:firstLineChars="0"/>
               <w:jc w:val="center"/>
               <w:textAlignment w:val="baseline"/>
               <w:rPr>
@@ -8522,14 +8423,8 @@
       </w:tr>
       <w:tr>
         <w:tblPrEx>
-          <w:tblBorders>
-            <w:top w:val="single" w:color="auto" w:sz="4" w:space="0"/>
-            <w:left w:val="single" w:color="auto" w:sz="4" w:space="0"/>
-            <w:bottom w:val="single" w:color="auto" w:sz="4" w:space="0"/>
-            <w:right w:val="single" w:color="auto" w:sz="4" w:space="0"/>
-            <w:insideH w:val="single" w:color="auto" w:sz="4" w:space="0"/>
-            <w:insideV w:val="single" w:color="auto" w:sz="4" w:space="0"/>
-          </w:tblBorders>
+          <w:tblW w:w="0" w:type="auto"/>
+          <w:jc w:val="center"/>
           <w:tblCellMar>
             <w:top w:w="0" w:type="dxa"/>
             <w:left w:w="108" w:type="dxa"/>
@@ -8546,7 +8441,7 @@
           </w:tcPr>
           <w:p>
             <w:pPr>
-              <w:pStyle w:val="29"/>
+              <w:pStyle w:val="a1"/>
               <w:keepNext w:val="0"/>
               <w:keepLines w:val="0"/>
               <w:pageBreakBefore w:val="0"/>
@@ -8560,7 +8455,7 @@
               <w:bidi w:val="0"/>
               <w:adjustRightInd w:val="0"/>
               <w:snapToGrid w:val="0"/>
-              <w:ind w:left="0" w:leftChars="0" w:right="0" w:rightChars="0" w:firstLine="0" w:firstLineChars="0"/>
+              <w:ind w:left="0" w:right="0" w:firstLine="0" w:leftChars="0" w:rightChars="0" w:firstLineChars="0"/>
               <w:jc w:val="center"/>
               <w:textAlignment w:val="baseline"/>
               <w:rPr>
@@ -8602,7 +8497,7 @@
               <w:bidi w:val="0"/>
               <w:adjustRightInd w:val="0"/>
               <w:snapToGrid w:val="0"/>
-              <w:ind w:left="0" w:leftChars="0" w:right="0" w:rightChars="0" w:firstLine="0" w:firstLineChars="0"/>
+              <w:ind w:left="0" w:right="0" w:firstLine="0" w:leftChars="0" w:rightChars="0" w:firstLineChars="0"/>
               <w:jc w:val="center"/>
               <w:textAlignment w:val="baseline"/>
               <w:rPr>
@@ -8642,7 +8537,7 @@
               <w:bidi w:val="0"/>
               <w:adjustRightInd w:val="0"/>
               <w:snapToGrid w:val="0"/>
-              <w:ind w:left="0" w:leftChars="0" w:right="0" w:rightChars="0" w:firstLine="0" w:firstLineChars="0"/>
+              <w:ind w:left="0" w:right="0" w:firstLine="0" w:leftChars="0" w:rightChars="0" w:firstLineChars="0"/>
               <w:jc w:val="center"/>
               <w:textAlignment w:val="baseline"/>
               <w:rPr>
@@ -8682,7 +8577,7 @@
               <w:bidi w:val="0"/>
               <w:adjustRightInd w:val="0"/>
               <w:snapToGrid w:val="0"/>
-              <w:ind w:left="0" w:leftChars="0" w:right="0" w:rightChars="0" w:firstLine="0" w:firstLineChars="0"/>
+              <w:ind w:left="0" w:right="0" w:firstLine="0" w:leftChars="0" w:rightChars="0" w:firstLineChars="0"/>
               <w:jc w:val="center"/>
               <w:textAlignment w:val="baseline"/>
               <w:rPr>
@@ -8722,7 +8617,7 @@
               <w:bidi w:val="0"/>
               <w:adjustRightInd w:val="0"/>
               <w:snapToGrid w:val="0"/>
-              <w:ind w:left="0" w:leftChars="0" w:right="0" w:rightChars="0" w:firstLine="0" w:firstLineChars="0"/>
+              <w:ind w:left="0" w:right="0" w:firstLine="0" w:leftChars="0" w:rightChars="0" w:firstLineChars="0"/>
               <w:jc w:val="center"/>
               <w:textAlignment w:val="baseline"/>
               <w:rPr>
@@ -8747,7 +8642,7 @@
     </w:tbl>
     <w:p>
       <w:pPr>
-        <w:pStyle w:val="29"/>
+        <w:pStyle w:val="a1"/>
         <w:keepNext w:val="0"/>
         <w:keepLines w:val="0"/>
         <w:pageBreakBefore w:val="0"/>
@@ -8774,108 +8669,52 @@
       </w:pPr>
     </w:p>
     <w:sectPr>
-      <w:headerReference r:id="rId5" w:type="default"/>
-      <w:footerReference w:type="default" r:id="rId11"/>
-      <w:headerReference w:type="first" r:id="rId12"/>
-      <w:footerReference w:type="first" r:id="rId13"/>
-      <w:headerReference w:type="even" r:id="rId14"/>
-      <w:footerReference w:type="even" r:id="rId15"/>
+      <w:headerReference w:type="even" r:id="rId6"/>
+      <w:headerReference w:type="default" r:id="rId7"/>
+      <w:footerReference w:type="even" r:id="rId8"/>
+      <w:footerReference w:type="default" r:id="rId9"/>
+      <w:headerReference w:type="first" r:id="rId10"/>
+      <w:footerReference w:type="first" r:id="rId11"/>
       <w:pgSz w:w="11906" w:h="16838"/>
       <w:pgMar w:top="1417" w:right="1800" w:bottom="1440" w:left="1800" w:header="1140" w:footer="992" w:gutter="0"/>
-      <w:cols w:space="425" w:num="1"/>
+      <w:cols w:num="1" w:space="425"/>
       <w:docGrid w:type="lines" w:linePitch="312" w:charSpace="0"/>
     </w:sectPr>
   </w:body>
 </w:document>
 </file>
 
-<file path=word/endnotes.xml><?xml version="1.0" encoding="utf-8"?>
-<w:endnotes xmlns:wpc="http://schemas.microsoft.com/office/word/2010/wordprocessingCanvas" xmlns:mc="http://schemas.openxmlformats.org/markup-compatibility/2006" xmlns:o="urn:schemas-microsoft-com:office:office" xmlns:r="http://schemas.openxmlformats.org/officeDocument/2006/relationships" xmlns:m="http://schemas.openxmlformats.org/officeDocument/2006/math" xmlns:v="urn:schemas-microsoft-com:vml" xmlns:wp14="http://schemas.microsoft.com/office/word/2010/wordprocessingDrawing" xmlns:wp="http://schemas.openxmlformats.org/drawingml/2006/wordprocessingDrawing" xmlns:w="http://schemas.openxmlformats.org/wordprocessingml/2006/main" xmlns:w14="http://schemas.microsoft.com/office/word/2010/wordml" xmlns:w15="http://schemas.microsoft.com/office/word/2012/wordml" xmlns:w10="urn:schemas-microsoft-com:office:word" xmlns:wpg="http://schemas.microsoft.com/office/word/2010/wordprocessingGroup" xmlns:wpi="http://schemas.microsoft.com/office/word/2010/wordprocessingInk" xmlns:wne="http://schemas.microsoft.com/office/word/2006/wordml" xmlns:wps="http://schemas.microsoft.com/office/word/2010/wordprocessingShape" xmlns:wpsCustomData="http://www.wps.cn/officeDocument/2013/wpsCustomData" mc:Ignorable="w14 w15 wp14">
-  <w:endnote w:type="separator" w:id="0">
-    <w:p>
-      <w:pPr>
-        <w:spacing w:line="240" w:lineRule="auto"/>
-      </w:pPr>
-      <w:r>
-        <w:separator/>
-      </w:r>
-    </w:p>
-  </w:endnote>
-  <w:endnote w:type="continuationSeparator" w:id="1">
-    <w:p>
-      <w:pPr>
-        <w:spacing w:line="240" w:lineRule="auto"/>
-      </w:pPr>
-      <w:r>
-        <w:continuationSeparator/>
-      </w:r>
-    </w:p>
-  </w:endnote>
-</w:endnotes>
-</file>
-
 <file path=word/footer1.xml><?xml version="1.0" encoding="utf-8"?>
-<w:ftr xmlns:m="http://schemas.openxmlformats.org/officeDocument/2006/math" xmlns:mc="http://schemas.openxmlformats.org/markup-compatibility/2006" xmlns:mo="http://schemas.microsoft.com/office/mac/office/2008/main" xmlns:mv="urn:schemas-microsoft-com:mac:vml" xmlns:o="urn:schemas-microsoft-com:office:office" xmlns:r="http://schemas.openxmlformats.org/officeDocument/2006/relationships" xmlns:v="urn:schemas-microsoft-com:vml" xmlns:w10="urn:schemas-microsoft-com:office:word" xmlns:w14="http://schemas.microsoft.com/office/word/2010/wordml" xmlns:w="http://schemas.openxmlformats.org/wordprocessingml/2006/main" xmlns:wne="http://schemas.microsoft.com/office/word/2006/wordml" xmlns:wp14="http://schemas.microsoft.com/office/word/2010/wordprocessingDrawing" xmlns:wp="http://schemas.openxmlformats.org/drawingml/2006/wordprocessingDrawing" xmlns:wpc="http://schemas.microsoft.com/office/word/2010/wordprocessingCanvas" xmlns:wpg="http://schemas.microsoft.com/office/word/2010/wordprocessingGroup" xmlns:wpi="http://schemas.microsoft.com/office/word/2010/wordprocessingInk" xmlns:wps="http://schemas.microsoft.com/office/word/2010/wordprocessingShape" mc:Ignorable="w14 wp14">
-  <w:p>
-    <w:pPr>
-      <w:pStyle w:val="Footer"/>
-    </w:pPr>
-  </w:p>
+<w:ftr xmlns:wpc="http://schemas.microsoft.com/office/word/2010/wordprocessingCanvas" xmlns:mc="http://schemas.openxmlformats.org/markup-compatibility/2006" xmlns:o="urn:schemas-microsoft-com:office:office" xmlns:r="http://schemas.openxmlformats.org/officeDocument/2006/relationships" xmlns:m="http://schemas.openxmlformats.org/officeDocument/2006/math" xmlns:v="urn:schemas-microsoft-com:vml" xmlns:wp14="http://schemas.microsoft.com/office/word/2010/wordprocessingDrawing" xmlns:wp="http://schemas.openxmlformats.org/drawingml/2006/wordprocessingDrawing" xmlns:w10="urn:schemas-microsoft-com:office:word" xmlns:w="http://schemas.openxmlformats.org/wordprocessingml/2006/main" xmlns:w14="http://schemas.microsoft.com/office/word/2010/wordml" xmlns:w15="http://schemas.microsoft.com/office/word/2012/wordml" xmlns:wne="http://schemas.microsoft.com/office/word/2006/wordml" xmlns:wpg="http://schemas.microsoft.com/office/word/2010/wordprocessingGroup" xmlns:wpi="http://schemas.microsoft.com/office/word/2010/wordprocessingInk" xmlns:wps="http://schemas.microsoft.com/office/word/2010/wordprocessingShape" mc:Ignorable="w14 w15 wp14">
+  <w:p/>
 </w:ftr>
 </file>
 
 <file path=word/footer2.xml><?xml version="1.0" encoding="utf-8"?>
-<w:ftr xmlns:m="http://schemas.openxmlformats.org/officeDocument/2006/math" xmlns:mc="http://schemas.openxmlformats.org/markup-compatibility/2006" xmlns:mo="http://schemas.microsoft.com/office/mac/office/2008/main" xmlns:mv="urn:schemas-microsoft-com:mac:vml" xmlns:o="urn:schemas-microsoft-com:office:office" xmlns:r="http://schemas.openxmlformats.org/officeDocument/2006/relationships" xmlns:v="urn:schemas-microsoft-com:vml" xmlns:w10="urn:schemas-microsoft-com:office:word" xmlns:w14="http://schemas.microsoft.com/office/word/2010/wordml" xmlns:w="http://schemas.openxmlformats.org/wordprocessingml/2006/main" xmlns:wne="http://schemas.microsoft.com/office/word/2006/wordml" xmlns:wp14="http://schemas.microsoft.com/office/word/2010/wordprocessingDrawing" xmlns:wp="http://schemas.openxmlformats.org/drawingml/2006/wordprocessingDrawing" xmlns:wpc="http://schemas.microsoft.com/office/word/2010/wordprocessingCanvas" xmlns:wpg="http://schemas.microsoft.com/office/word/2010/wordprocessingGroup" xmlns:wpi="http://schemas.microsoft.com/office/word/2010/wordprocessingInk" xmlns:wps="http://schemas.microsoft.com/office/word/2010/wordprocessingShape" mc:Ignorable="w14 wp14">
-  <w:p>
-    <w:pPr>
-      <w:pStyle w:val="Footer"/>
-    </w:pPr>
-  </w:p>
+<w:ftr xmlns:wpc="http://schemas.microsoft.com/office/word/2010/wordprocessingCanvas" xmlns:mc="http://schemas.openxmlformats.org/markup-compatibility/2006" xmlns:o="urn:schemas-microsoft-com:office:office" xmlns:r="http://schemas.openxmlformats.org/officeDocument/2006/relationships" xmlns:m="http://schemas.openxmlformats.org/officeDocument/2006/math" xmlns:v="urn:schemas-microsoft-com:vml" xmlns:wp14="http://schemas.microsoft.com/office/word/2010/wordprocessingDrawing" xmlns:wp="http://schemas.openxmlformats.org/drawingml/2006/wordprocessingDrawing" xmlns:w10="urn:schemas-microsoft-com:office:word" xmlns:w="http://schemas.openxmlformats.org/wordprocessingml/2006/main" xmlns:w14="http://schemas.microsoft.com/office/word/2010/wordml" xmlns:w15="http://schemas.microsoft.com/office/word/2012/wordml" xmlns:wne="http://schemas.microsoft.com/office/word/2006/wordml" xmlns:wpg="http://schemas.microsoft.com/office/word/2010/wordprocessingGroup" xmlns:wpi="http://schemas.microsoft.com/office/word/2010/wordprocessingInk" xmlns:wps="http://schemas.microsoft.com/office/word/2010/wordprocessingShape" mc:Ignorable="w14 w15 wp14">
+  <w:p/>
 </w:ftr>
 </file>
 
 <file path=word/footer3.xml><?xml version="1.0" encoding="utf-8"?>
-<w:ftr xmlns:m="http://schemas.openxmlformats.org/officeDocument/2006/math" xmlns:mc="http://schemas.openxmlformats.org/markup-compatibility/2006" xmlns:mo="http://schemas.microsoft.com/office/mac/office/2008/main" xmlns:mv="urn:schemas-microsoft-com:mac:vml" xmlns:o="urn:schemas-microsoft-com:office:office" xmlns:r="http://schemas.openxmlformats.org/officeDocument/2006/relationships" xmlns:v="urn:schemas-microsoft-com:vml" xmlns:w10="urn:schemas-microsoft-com:office:word" xmlns:w14="http://schemas.microsoft.com/office/word/2010/wordml" xmlns:w="http://schemas.openxmlformats.org/wordprocessingml/2006/main" xmlns:wne="http://schemas.microsoft.com/office/word/2006/wordml" xmlns:wp14="http://schemas.microsoft.com/office/word/2010/wordprocessingDrawing" xmlns:wp="http://schemas.openxmlformats.org/drawingml/2006/wordprocessingDrawing" xmlns:wpc="http://schemas.microsoft.com/office/word/2010/wordprocessingCanvas" xmlns:wpg="http://schemas.microsoft.com/office/word/2010/wordprocessingGroup" xmlns:wpi="http://schemas.microsoft.com/office/word/2010/wordprocessingInk" xmlns:wps="http://schemas.microsoft.com/office/word/2010/wordprocessingShape" mc:Ignorable="w14 wp14">
-  <w:p>
-    <w:pPr>
-      <w:pStyle w:val="Footer"/>
-    </w:pPr>
-  </w:p>
+<w:ftr xmlns:wpc="http://schemas.microsoft.com/office/word/2010/wordprocessingCanvas" xmlns:mc="http://schemas.openxmlformats.org/markup-compatibility/2006" xmlns:o="urn:schemas-microsoft-com:office:office" xmlns:r="http://schemas.openxmlformats.org/officeDocument/2006/relationships" xmlns:m="http://schemas.openxmlformats.org/officeDocument/2006/math" xmlns:v="urn:schemas-microsoft-com:vml" xmlns:wp14="http://schemas.microsoft.com/office/word/2010/wordprocessingDrawing" xmlns:wp="http://schemas.openxmlformats.org/drawingml/2006/wordprocessingDrawing" xmlns:w10="urn:schemas-microsoft-com:office:word" xmlns:w="http://schemas.openxmlformats.org/wordprocessingml/2006/main" xmlns:w14="http://schemas.microsoft.com/office/word/2010/wordml" xmlns:w15="http://schemas.microsoft.com/office/word/2012/wordml" xmlns:wne="http://schemas.microsoft.com/office/word/2006/wordml" xmlns:wpg="http://schemas.microsoft.com/office/word/2010/wordprocessingGroup" xmlns:wpi="http://schemas.microsoft.com/office/word/2010/wordprocessingInk" xmlns:wps="http://schemas.microsoft.com/office/word/2010/wordprocessingShape" mc:Ignorable="w14 w15 wp14">
+  <w:p/>
 </w:ftr>
 </file>
 
-<file path=word/footnotes.xml><?xml version="1.0" encoding="utf-8"?>
-<w:footnotes xmlns:wpc="http://schemas.microsoft.com/office/word/2010/wordprocessingCanvas" xmlns:mc="http://schemas.openxmlformats.org/markup-compatibility/2006" xmlns:o="urn:schemas-microsoft-com:office:office" xmlns:r="http://schemas.openxmlformats.org/officeDocument/2006/relationships" xmlns:m="http://schemas.openxmlformats.org/officeDocument/2006/math" xmlns:v="urn:schemas-microsoft-com:vml" xmlns:wp14="http://schemas.microsoft.com/office/word/2010/wordprocessingDrawing" xmlns:wp="http://schemas.openxmlformats.org/drawingml/2006/wordprocessingDrawing" xmlns:w="http://schemas.openxmlformats.org/wordprocessingml/2006/main" xmlns:w14="http://schemas.microsoft.com/office/word/2010/wordml" xmlns:w15="http://schemas.microsoft.com/office/word/2012/wordml" xmlns:w10="urn:schemas-microsoft-com:office:word" xmlns:wpg="http://schemas.microsoft.com/office/word/2010/wordprocessingGroup" xmlns:wpi="http://schemas.microsoft.com/office/word/2010/wordprocessingInk" xmlns:wne="http://schemas.microsoft.com/office/word/2006/wordml" xmlns:wps="http://schemas.microsoft.com/office/word/2010/wordprocessingShape" xmlns:wpsCustomData="http://www.wps.cn/officeDocument/2013/wpsCustomData" mc:Ignorable="w14 w15 wp14">
-  <w:footnote w:type="separator" w:id="0">
-    <w:p>
-      <w:pPr>
-        <w:spacing w:line="360" w:lineRule="auto"/>
-      </w:pPr>
-      <w:r>
-        <w:separator/>
-      </w:r>
-    </w:p>
-  </w:footnote>
-  <w:footnote w:type="continuationSeparator" w:id="1">
-    <w:p>
-      <w:pPr>
-        <w:spacing w:line="360" w:lineRule="auto"/>
-      </w:pPr>
-      <w:r>
-        <w:continuationSeparator/>
-      </w:r>
-    </w:p>
-  </w:footnote>
-</w:footnotes>
+<file path=word/header1.xml><?xml version="1.0" encoding="utf-8"?>
+<w:hdr xmlns:wpc="http://schemas.microsoft.com/office/word/2010/wordprocessingCanvas" xmlns:mc="http://schemas.openxmlformats.org/markup-compatibility/2006" xmlns:o="urn:schemas-microsoft-com:office:office" xmlns:r="http://schemas.openxmlformats.org/officeDocument/2006/relationships" xmlns:m="http://schemas.openxmlformats.org/officeDocument/2006/math" xmlns:v="urn:schemas-microsoft-com:vml" xmlns:wp14="http://schemas.microsoft.com/office/word/2010/wordprocessingDrawing" xmlns:wp="http://schemas.openxmlformats.org/drawingml/2006/wordprocessingDrawing" xmlns:w10="urn:schemas-microsoft-com:office:word" xmlns:w="http://schemas.openxmlformats.org/wordprocessingml/2006/main" xmlns:w14="http://schemas.microsoft.com/office/word/2010/wordml" xmlns:w15="http://schemas.microsoft.com/office/word/2012/wordml" xmlns:wne="http://schemas.microsoft.com/office/word/2006/wordml" xmlns:wpg="http://schemas.microsoft.com/office/word/2010/wordprocessingGroup" xmlns:wpi="http://schemas.microsoft.com/office/word/2010/wordprocessingInk" xmlns:wps="http://schemas.microsoft.com/office/word/2010/wordprocessingShape" mc:Ignorable="w14 w15 wp14">
+  <w:p/>
+</w:hdr>
 </file>
 
-<file path=word/header1.xml><?xml version="1.0" encoding="utf-8"?>
-<w:hdr xmlns:wpc="http://schemas.microsoft.com/office/word/2010/wordprocessingCanvas" xmlns:mc="http://schemas.openxmlformats.org/markup-compatibility/2006" xmlns:o="urn:schemas-microsoft-com:office:office" xmlns:r="http://schemas.openxmlformats.org/officeDocument/2006/relationships" xmlns:m="http://schemas.openxmlformats.org/officeDocument/2006/math" xmlns:v="urn:schemas-microsoft-com:vml" xmlns:wp14="http://schemas.microsoft.com/office/word/2010/wordprocessingDrawing" xmlns:wp="http://schemas.openxmlformats.org/drawingml/2006/wordprocessingDrawing" xmlns:w10="urn:schemas-microsoft-com:office:word" xmlns:w="http://schemas.openxmlformats.org/wordprocessingml/2006/main" xmlns:w14="http://schemas.microsoft.com/office/word/2010/wordml" xmlns:w15="http://schemas.microsoft.com/office/word/2012/wordml" xmlns:wpg="http://schemas.microsoft.com/office/word/2010/wordprocessingGroup" xmlns:wpi="http://schemas.microsoft.com/office/word/2010/wordprocessingInk" xmlns:wne="http://schemas.microsoft.com/office/word/2006/wordml" xmlns:wps="http://schemas.microsoft.com/office/word/2010/wordprocessingShape" xmlns:wpsCustomData="http://www.wps.cn/officeDocument/2013/wpsCustomData" mc:Ignorable="w14 w15 wp14">
+<file path=word/header2.xml><?xml version="1.0" encoding="utf-8"?>
+<w:hdr xmlns:wpc="http://schemas.microsoft.com/office/word/2010/wordprocessingCanvas" xmlns:mc="http://schemas.openxmlformats.org/markup-compatibility/2006" xmlns:o="urn:schemas-microsoft-com:office:office" xmlns:r="http://schemas.openxmlformats.org/officeDocument/2006/relationships" xmlns:m="http://schemas.openxmlformats.org/officeDocument/2006/math" xmlns:v="urn:schemas-microsoft-com:vml" xmlns:wp14="http://schemas.microsoft.com/office/word/2010/wordprocessingDrawing" xmlns:wp="http://schemas.openxmlformats.org/drawingml/2006/wordprocessingDrawing" xmlns:w10="urn:schemas-microsoft-com:office:word" xmlns:w="http://schemas.openxmlformats.org/wordprocessingml/2006/main" xmlns:w14="http://schemas.microsoft.com/office/word/2010/wordml" xmlns:w15="http://schemas.microsoft.com/office/word/2012/wordml" xmlns:wne="http://schemas.microsoft.com/office/word/2006/wordml" xmlns:wpg="http://schemas.microsoft.com/office/word/2010/wordprocessingGroup" xmlns:wpi="http://schemas.microsoft.com/office/word/2010/wordprocessingInk" xmlns:wps="http://schemas.microsoft.com/office/word/2010/wordprocessingShape" mc:Ignorable="w14 w15 wp14">
   <w:p>
     <w:pPr>
-      <w:pStyle w:val="15"/>
+      <w:pStyle w:val="Header"/>
       <w:pBdr>
-        <w:bottom w:val="single" w:color="auto" w:sz="4" w:space="1"/>
+        <w:bottom w:val="single" w:sz="4" w:space="1" w:color="auto"/>
       </w:pBdr>
       <w:tabs>
         <w:tab w:val="left" w:pos="335"/>
@@ -8883,62 +8722,36 @@
       </w:tabs>
       <w:jc w:val="right"/>
       <w:rPr>
-        <w:rFonts w:hint="eastAsia" w:eastAsiaTheme="minorEastAsia"/>
+        <w:rFonts w:eastAsiaTheme="minorEastAsia" w:hint="eastAsia"/>
         <w:lang w:eastAsia="zh-CN"/>
       </w:rPr>
     </w:pPr>
     <w:r>
       <w:rPr>
-        <w:rFonts w:hint="eastAsia" w:eastAsiaTheme="minorEastAsia"/>
+        <w:rFonts w:eastAsiaTheme="minorEastAsia" w:hint="eastAsia"/>
         <w:lang w:val="en-US" w:eastAsia="zh-CN"/>
       </w:rPr>
       <w:tab/>
       <w:tab/>
       <w:t>重庆市鹧鸪哨信息技术有限责任公司</w:t>
     </w:r>
-    <w:r>
-      <w:rPr>
-        <w:rFonts w:hint="eastAsia" w:eastAsiaTheme="minorEastAsia"/>
-        <w:lang w:val="en-US" w:eastAsia="zh-CN"/>
-      </w:rPr>
-    </w:r>
-    <w:r>
-      <w:rPr>
-        <w:rFonts w:hint="eastAsia" w:eastAsiaTheme="minorEastAsia"/>
-        <w:lang w:val="en-US" w:eastAsia="zh-CN"/>
-      </w:rPr>
-    </w:r>
-  </w:p>
-</w:hdr>
-</file>
-
-<file path=word/header2.xml><?xml version="1.0" encoding="utf-8"?>
-<w:hdr xmlns:m="http://schemas.openxmlformats.org/officeDocument/2006/math" xmlns:mc="http://schemas.openxmlformats.org/markup-compatibility/2006" xmlns:mo="http://schemas.microsoft.com/office/mac/office/2008/main" xmlns:mv="urn:schemas-microsoft-com:mac:vml" xmlns:o="urn:schemas-microsoft-com:office:office" xmlns:r="http://schemas.openxmlformats.org/officeDocument/2006/relationships" xmlns:v="urn:schemas-microsoft-com:vml" xmlns:w10="urn:schemas-microsoft-com:office:word" xmlns:w14="http://schemas.microsoft.com/office/word/2010/wordml" xmlns:w="http://schemas.openxmlformats.org/wordprocessingml/2006/main" xmlns:wne="http://schemas.microsoft.com/office/word/2006/wordml" xmlns:wp14="http://schemas.microsoft.com/office/word/2010/wordprocessingDrawing" xmlns:wp="http://schemas.openxmlformats.org/drawingml/2006/wordprocessingDrawing" xmlns:wpc="http://schemas.microsoft.com/office/word/2010/wordprocessingCanvas" xmlns:wpg="http://schemas.microsoft.com/office/word/2010/wordprocessingGroup" xmlns:wpi="http://schemas.microsoft.com/office/word/2010/wordprocessingInk" xmlns:wps="http://schemas.microsoft.com/office/word/2010/wordprocessingShape" mc:Ignorable="w14 wp14">
-  <w:p>
-    <w:pPr>
-      <w:pStyle w:val="Header"/>
-    </w:pPr>
   </w:p>
 </w:hdr>
 </file>
 
 <file path=word/header3.xml><?xml version="1.0" encoding="utf-8"?>
-<w:hdr xmlns:m="http://schemas.openxmlformats.org/officeDocument/2006/math" xmlns:mc="http://schemas.openxmlformats.org/markup-compatibility/2006" xmlns:mo="http://schemas.microsoft.com/office/mac/office/2008/main" xmlns:mv="urn:schemas-microsoft-com:mac:vml" xmlns:o="urn:schemas-microsoft-com:office:office" xmlns:r="http://schemas.openxmlformats.org/officeDocument/2006/relationships" xmlns:v="urn:schemas-microsoft-com:vml" xmlns:w10="urn:schemas-microsoft-com:office:word" xmlns:w14="http://schemas.microsoft.com/office/word/2010/wordml" xmlns:w="http://schemas.openxmlformats.org/wordprocessingml/2006/main" xmlns:wne="http://schemas.microsoft.com/office/word/2006/wordml" xmlns:wp14="http://schemas.microsoft.com/office/word/2010/wordprocessingDrawing" xmlns:wp="http://schemas.openxmlformats.org/drawingml/2006/wordprocessingDrawing" xmlns:wpc="http://schemas.microsoft.com/office/word/2010/wordprocessingCanvas" xmlns:wpg="http://schemas.microsoft.com/office/word/2010/wordprocessingGroup" xmlns:wpi="http://schemas.microsoft.com/office/word/2010/wordprocessingInk" xmlns:wps="http://schemas.microsoft.com/office/word/2010/wordprocessingShape" mc:Ignorable="w14 wp14">
-  <w:p>
-    <w:pPr>
-      <w:pStyle w:val="Header"/>
-    </w:pPr>
-  </w:p>
+<w:hdr xmlns:wpc="http://schemas.microsoft.com/office/word/2010/wordprocessingCanvas" xmlns:mc="http://schemas.openxmlformats.org/markup-compatibility/2006" xmlns:o="urn:schemas-microsoft-com:office:office" xmlns:r="http://schemas.openxmlformats.org/officeDocument/2006/relationships" xmlns:m="http://schemas.openxmlformats.org/officeDocument/2006/math" xmlns:v="urn:schemas-microsoft-com:vml" xmlns:wp14="http://schemas.microsoft.com/office/word/2010/wordprocessingDrawing" xmlns:wp="http://schemas.openxmlformats.org/drawingml/2006/wordprocessingDrawing" xmlns:w10="urn:schemas-microsoft-com:office:word" xmlns:w="http://schemas.openxmlformats.org/wordprocessingml/2006/main" xmlns:w14="http://schemas.microsoft.com/office/word/2010/wordml" xmlns:w15="http://schemas.microsoft.com/office/word/2012/wordml" xmlns:wne="http://schemas.microsoft.com/office/word/2006/wordml" xmlns:wpg="http://schemas.microsoft.com/office/word/2010/wordprocessingGroup" xmlns:wpi="http://schemas.microsoft.com/office/word/2010/wordprocessingInk" xmlns:wps="http://schemas.microsoft.com/office/word/2010/wordprocessingShape" mc:Ignorable="w14 w15 wp14">
+  <w:p/>
 </w:hdr>
 </file>
 
 <file path=word/numbering.xml><?xml version="1.0" encoding="utf-8"?>
-<w:numbering xmlns:wpc="http://schemas.microsoft.com/office/word/2010/wordprocessingCanvas" xmlns:mc="http://schemas.openxmlformats.org/markup-compatibility/2006" xmlns:o="urn:schemas-microsoft-com:office:office" xmlns:r="http://schemas.openxmlformats.org/officeDocument/2006/relationships" xmlns:m="http://schemas.openxmlformats.org/officeDocument/2006/math" xmlns:v="urn:schemas-microsoft-com:vml" xmlns:wp14="http://schemas.microsoft.com/office/word/2010/wordprocessingDrawing" xmlns:wp="http://schemas.openxmlformats.org/drawingml/2006/wordprocessingDrawing" xmlns:w10="urn:schemas-microsoft-com:office:word" xmlns:w="http://schemas.openxmlformats.org/wordprocessingml/2006/main" xmlns:w14="http://schemas.microsoft.com/office/word/2010/wordml" xmlns:wpg="http://schemas.microsoft.com/office/word/2010/wordprocessingGroup" xmlns:wpi="http://schemas.microsoft.com/office/word/2010/wordprocessingInk" xmlns:wne="http://schemas.microsoft.com/office/word/2006/wordml" xmlns:wps="http://schemas.microsoft.com/office/word/2010/wordprocessingShape" xmlns:wpsCustomData="http://www.wps.cn/officeDocument/2013/wpsCustomData" mc:Ignorable="w14 wp14">
+<w:numbering xmlns:wpc="http://schemas.microsoft.com/office/word/2010/wordprocessingCanvas" xmlns:mc="http://schemas.openxmlformats.org/markup-compatibility/2006" xmlns:o="urn:schemas-microsoft-com:office:office" xmlns:r="http://schemas.openxmlformats.org/officeDocument/2006/relationships" xmlns:m="http://schemas.openxmlformats.org/officeDocument/2006/math" xmlns:v="urn:schemas-microsoft-com:vml" xmlns:wp14="http://schemas.microsoft.com/office/word/2010/wordprocessingDrawing" xmlns:wp="http://schemas.openxmlformats.org/drawingml/2006/wordprocessingDrawing" xmlns:w10="urn:schemas-microsoft-com:office:word" xmlns:w="http://schemas.openxmlformats.org/wordprocessingml/2006/main" xmlns:w14="http://schemas.microsoft.com/office/word/2010/wordml" xmlns:w15="http://schemas.microsoft.com/office/word/2012/wordml" xmlns:wne="http://schemas.microsoft.com/office/word/2006/wordml" xmlns:wpg="http://schemas.microsoft.com/office/word/2010/wordprocessingGroup" xmlns:wpi="http://schemas.microsoft.com/office/word/2010/wordprocessingInk" xmlns:wps="http://schemas.microsoft.com/office/word/2010/wordprocessingShape" mc:Ignorable="w14 w15 wp14">
   <w:abstractNum w:abstractNumId="0">
     <w:nsid w:val="81CA7AA2"/>
     <w:multiLevelType w:val="singleLevel"/>
     <w:tmpl w:val="81CA7AA2"/>
-    <w:lvl w:ilvl="0" w:tentative="0">
+    <w:lvl w:ilvl="0">
       <w:start w:val="1"/>
       <w:numFmt w:val="decimal"/>
       <w:lvlText w:val="%1."/>
@@ -8955,10 +8768,10 @@
     <w:nsid w:val="8E964DCE"/>
     <w:multiLevelType w:val="multilevel"/>
     <w:tmpl w:val="8E964DCE"/>
-    <w:lvl w:ilvl="0" w:tentative="0">
+    <w:lvl w:ilvl="0">
       <w:start w:val="1"/>
       <w:numFmt w:val="decimal"/>
-      <w:pStyle w:val="2"/>
+      <w:pStyle w:val="Heading1"/>
       <w:lvlText w:val="%1."/>
       <w:lvlJc w:val="left"/>
       <w:pPr>
@@ -8968,10 +8781,10 @@
         <w:rFonts w:hint="default"/>
       </w:rPr>
     </w:lvl>
-    <w:lvl w:ilvl="1" w:tentative="0">
+    <w:lvl w:ilvl="1">
       <w:start w:val="1"/>
       <w:numFmt w:val="decimal"/>
-      <w:pStyle w:val="3"/>
+      <w:pStyle w:val="Heading2"/>
       <w:lvlText w:val="%1.%2."/>
       <w:lvlJc w:val="left"/>
       <w:pPr>
@@ -8981,10 +8794,10 @@
         <w:rFonts w:hint="default"/>
       </w:rPr>
     </w:lvl>
-    <w:lvl w:ilvl="2" w:tentative="0">
+    <w:lvl w:ilvl="2">
       <w:start w:val="1"/>
       <w:numFmt w:val="decimal"/>
-      <w:pStyle w:val="4"/>
+      <w:pStyle w:val="Heading3"/>
       <w:lvlText w:val="%1.%2.%3."/>
       <w:lvlJc w:val="left"/>
       <w:pPr>
@@ -8994,10 +8807,10 @@
         <w:rFonts w:hint="default"/>
       </w:rPr>
     </w:lvl>
-    <w:lvl w:ilvl="3" w:tentative="0">
+    <w:lvl w:ilvl="3">
       <w:start w:val="1"/>
       <w:numFmt w:val="decimal"/>
-      <w:pStyle w:val="5"/>
+      <w:pStyle w:val="Heading4"/>
       <w:lvlText w:val="%1.%2.%3.%4."/>
       <w:lvlJc w:val="left"/>
       <w:pPr>
@@ -9007,10 +8820,10 @@
         <w:rFonts w:hint="default"/>
       </w:rPr>
     </w:lvl>
-    <w:lvl w:ilvl="4" w:tentative="0">
+    <w:lvl w:ilvl="4">
       <w:start w:val="1"/>
       <w:numFmt w:val="decimal"/>
-      <w:pStyle w:val="6"/>
+      <w:pStyle w:val="Heading5"/>
       <w:lvlText w:val="%1.%2.%3.%4.%5."/>
       <w:lvlJc w:val="left"/>
       <w:pPr>
@@ -9020,10 +8833,10 @@
         <w:rFonts w:hint="default"/>
       </w:rPr>
     </w:lvl>
-    <w:lvl w:ilvl="5" w:tentative="0">
+    <w:lvl w:ilvl="5">
       <w:start w:val="1"/>
       <w:numFmt w:val="decimal"/>
-      <w:pStyle w:val="7"/>
+      <w:pStyle w:val="Heading6"/>
       <w:lvlText w:val="%1.%2.%3.%4.%5.%6."/>
       <w:lvlJc w:val="left"/>
       <w:pPr>
@@ -9033,10 +8846,10 @@
         <w:rFonts w:hint="default"/>
       </w:rPr>
     </w:lvl>
-    <w:lvl w:ilvl="6" w:tentative="0">
+    <w:lvl w:ilvl="6">
       <w:start w:val="1"/>
       <w:numFmt w:val="decimal"/>
-      <w:pStyle w:val="8"/>
+      <w:pStyle w:val="Heading7"/>
       <w:lvlText w:val="%1.%2.%3.%4.%5.%6.%7."/>
       <w:lvlJc w:val="left"/>
       <w:pPr>
@@ -9046,10 +8859,10 @@
         <w:rFonts w:hint="default"/>
       </w:rPr>
     </w:lvl>
-    <w:lvl w:ilvl="7" w:tentative="0">
+    <w:lvl w:ilvl="7">
       <w:start w:val="1"/>
       <w:numFmt w:val="decimal"/>
-      <w:pStyle w:val="9"/>
+      <w:pStyle w:val="Heading8"/>
       <w:lvlText w:val="%1.%2.%3.%4.%5.%6.%7.%8."/>
       <w:lvlJc w:val="left"/>
       <w:pPr>
@@ -9059,10 +8872,10 @@
         <w:rFonts w:hint="default"/>
       </w:rPr>
     </w:lvl>
-    <w:lvl w:ilvl="8" w:tentative="0">
+    <w:lvl w:ilvl="8">
       <w:start w:val="1"/>
       <w:numFmt w:val="decimal"/>
-      <w:pStyle w:val="10"/>
+      <w:pStyle w:val="Heading9"/>
       <w:lvlText w:val="%1.%2.%3.%4.%5.%6.%7.%8.%9."/>
       <w:lvlJc w:val="left"/>
       <w:pPr>
@@ -9077,7 +8890,7 @@
     <w:nsid w:val="90B4333A"/>
     <w:multiLevelType w:val="singleLevel"/>
     <w:tmpl w:val="90B4333A"/>
-    <w:lvl w:ilvl="0" w:tentative="0">
+    <w:lvl w:ilvl="0">
       <w:start w:val="1"/>
       <w:numFmt w:val="decimal"/>
       <w:lvlText w:val="%1."/>
@@ -9094,7 +8907,7 @@
     <w:nsid w:val="B2DAFF8E"/>
     <w:multiLevelType w:val="singleLevel"/>
     <w:tmpl w:val="B2DAFF8E"/>
-    <w:lvl w:ilvl="0" w:tentative="0">
+    <w:lvl w:ilvl="0">
       <w:start w:val="1"/>
       <w:numFmt w:val="decimal"/>
       <w:lvlText w:val="%1."/>
@@ -9111,7 +8924,7 @@
     <w:nsid w:val="CBC41878"/>
     <w:multiLevelType w:val="singleLevel"/>
     <w:tmpl w:val="CBC41878"/>
-    <w:lvl w:ilvl="0" w:tentative="0">
+    <w:lvl w:ilvl="0">
       <w:start w:val="1"/>
       <w:numFmt w:val="decimal"/>
       <w:lvlText w:val="%1."/>
@@ -9128,7 +8941,7 @@
     <w:nsid w:val="DB94862E"/>
     <w:multiLevelType w:val="singleLevel"/>
     <w:tmpl w:val="DB94862E"/>
-    <w:lvl w:ilvl="0" w:tentative="0">
+    <w:lvl w:ilvl="0">
       <w:start w:val="1"/>
       <w:numFmt w:val="decimal"/>
       <w:lvlText w:val="%1."/>
@@ -9145,7 +8958,7 @@
     <w:nsid w:val="0D79E9CC"/>
     <w:multiLevelType w:val="singleLevel"/>
     <w:tmpl w:val="0D79E9CC"/>
-    <w:lvl w:ilvl="0" w:tentative="0">
+    <w:lvl w:ilvl="0">
       <w:start w:val="1"/>
       <w:numFmt w:val="decimal"/>
       <w:lvlText w:val="%1."/>
@@ -9162,7 +8975,7 @@
     <w:nsid w:val="58948D5D"/>
     <w:multiLevelType w:val="singleLevel"/>
     <w:tmpl w:val="58948D5D"/>
-    <w:lvl w:ilvl="0" w:tentative="0">
+    <w:lvl w:ilvl="0">
       <w:start w:val="1"/>
       <w:numFmt w:val="decimal"/>
       <w:lvlText w:val="%1."/>
@@ -9203,269 +9016,267 @@
 </file>
 
 <file path=word/styles.xml><?xml version="1.0" encoding="utf-8"?>
-<w:styles xmlns:mc="http://schemas.openxmlformats.org/markup-compatibility/2006" xmlns:o="urn:schemas-microsoft-com:office:office" xmlns:r="http://schemas.openxmlformats.org/officeDocument/2006/relationships" xmlns:m="http://schemas.openxmlformats.org/officeDocument/2006/math" xmlns:v="urn:schemas-microsoft-com:vml" xmlns:w="http://schemas.openxmlformats.org/wordprocessingml/2006/main" xmlns:w14="http://schemas.microsoft.com/office/word/2010/wordml" xmlns:w10="urn:schemas-microsoft-com:office:word" xmlns:sl="http://schemas.openxmlformats.org/schemaLibrary/2006/main" xmlns:wpsCustomData="http://www.wps.cn/officeDocument/2013/wpsCustomData" mc:Ignorable="w14">
+<w:styles xmlns:mc="http://schemas.openxmlformats.org/markup-compatibility/2006" xmlns:r="http://schemas.openxmlformats.org/officeDocument/2006/relationships" xmlns:w="http://schemas.openxmlformats.org/wordprocessingml/2006/main" xmlns:w14="http://schemas.microsoft.com/office/word/2010/wordml" xmlns:w15="http://schemas.microsoft.com/office/word/2012/wordml" mc:Ignorable="w14 w15">
   <w:docDefaults>
     <w:rPrDefault>
       <w:rPr>
-        <w:rFonts w:ascii="Times New Roman" w:hAnsi="Times New Roman" w:eastAsia="宋体" w:cs="Times New Roman"/>
+        <w:rFonts w:ascii="Times New Roman" w:eastAsia="宋体" w:hAnsi="Times New Roman" w:cs="Times New Roman"/>
       </w:rPr>
     </w:rPrDefault>
     <w:pPrDefault/>
   </w:docDefaults>
-  <w:latentStyles w:count="260" w:defQFormat="0" w:defUnhideWhenUsed="1" w:defSemiHidden="1" w:defUIPriority="99" w:defLockedState="0">
-    <w:lsdException w:qFormat="1" w:unhideWhenUsed="0" w:uiPriority="0" w:semiHidden="0" w:name="Normal"/>
-    <w:lsdException w:qFormat="1" w:unhideWhenUsed="0" w:uiPriority="0" w:semiHidden="0" w:name="heading 1"/>
-    <w:lsdException w:qFormat="1" w:uiPriority="0" w:semiHidden="0" w:name="heading 2"/>
-    <w:lsdException w:qFormat="1" w:uiPriority="0" w:name="heading 3"/>
-    <w:lsdException w:qFormat="1" w:uiPriority="0" w:semiHidden="0" w:name="heading 4"/>
-    <w:lsdException w:qFormat="1" w:uiPriority="0" w:name="heading 5"/>
-    <w:lsdException w:qFormat="1" w:uiPriority="0" w:name="heading 6"/>
-    <w:lsdException w:qFormat="1" w:uiPriority="0" w:name="heading 7"/>
-    <w:lsdException w:qFormat="1" w:uiPriority="0" w:name="heading 8"/>
-    <w:lsdException w:qFormat="1" w:uiPriority="0" w:name="heading 9"/>
-    <w:lsdException w:unhideWhenUsed="0" w:uiPriority="0" w:semiHidden="0" w:name="index 1"/>
-    <w:lsdException w:unhideWhenUsed="0" w:uiPriority="0" w:semiHidden="0" w:name="index 2"/>
-    <w:lsdException w:unhideWhenUsed="0" w:uiPriority="0" w:semiHidden="0" w:name="index 3"/>
-    <w:lsdException w:unhideWhenUsed="0" w:uiPriority="0" w:semiHidden="0" w:name="index 4"/>
-    <w:lsdException w:unhideWhenUsed="0" w:uiPriority="0" w:semiHidden="0" w:name="index 5"/>
-    <w:lsdException w:unhideWhenUsed="0" w:uiPriority="0" w:semiHidden="0" w:name="index 6"/>
-    <w:lsdException w:unhideWhenUsed="0" w:uiPriority="0" w:semiHidden="0" w:name="index 7"/>
-    <w:lsdException w:unhideWhenUsed="0" w:uiPriority="0" w:semiHidden="0" w:name="index 8"/>
-    <w:lsdException w:unhideWhenUsed="0" w:uiPriority="0" w:semiHidden="0" w:name="index 9"/>
-    <w:lsdException w:qFormat="1" w:unhideWhenUsed="0" w:uiPriority="0" w:semiHidden="0" w:name="toc 1"/>
-    <w:lsdException w:qFormat="1" w:unhideWhenUsed="0" w:uiPriority="0" w:semiHidden="0" w:name="toc 2"/>
-    <w:lsdException w:qFormat="1" w:unhideWhenUsed="0" w:uiPriority="0" w:semiHidden="0" w:name="toc 3"/>
-    <w:lsdException w:unhideWhenUsed="0" w:uiPriority="0" w:semiHidden="0" w:name="toc 4"/>
-    <w:lsdException w:unhideWhenUsed="0" w:uiPriority="0" w:semiHidden="0" w:name="toc 5"/>
-    <w:lsdException w:unhideWhenUsed="0" w:uiPriority="0" w:semiHidden="0" w:name="toc 6"/>
-    <w:lsdException w:unhideWhenUsed="0" w:uiPriority="0" w:semiHidden="0" w:name="toc 7"/>
-    <w:lsdException w:unhideWhenUsed="0" w:uiPriority="0" w:semiHidden="0" w:name="toc 8"/>
-    <w:lsdException w:unhideWhenUsed="0" w:uiPriority="0" w:semiHidden="0" w:name="toc 9"/>
-    <w:lsdException w:unhideWhenUsed="0" w:uiPriority="0" w:semiHidden="0" w:name="Normal Indent"/>
-    <w:lsdException w:unhideWhenUsed="0" w:uiPriority="0" w:semiHidden="0" w:name="footnote text"/>
-    <w:lsdException w:qFormat="1" w:unhideWhenUsed="0" w:uiPriority="0" w:semiHidden="0" w:name="annotation text"/>
-    <w:lsdException w:qFormat="1" w:unhideWhenUsed="0" w:uiPriority="0" w:semiHidden="0" w:name="header"/>
-    <w:lsdException w:qFormat="1" w:unhideWhenUsed="0" w:uiPriority="0" w:semiHidden="0" w:name="footer"/>
-    <w:lsdException w:unhideWhenUsed="0" w:uiPriority="0" w:semiHidden="0" w:name="index heading"/>
-    <w:lsdException w:qFormat="1" w:uiPriority="0" w:name="caption"/>
-    <w:lsdException w:unhideWhenUsed="0" w:uiPriority="0" w:semiHidden="0" w:name="table of figures"/>
-    <w:lsdException w:unhideWhenUsed="0" w:uiPriority="0" w:semiHidden="0" w:name="envelope address"/>
-    <w:lsdException w:unhideWhenUsed="0" w:uiPriority="0" w:semiHidden="0" w:name="envelope return"/>
-    <w:lsdException w:unhideWhenUsed="0" w:uiPriority="0" w:semiHidden="0" w:name="footnote reference"/>
-    <w:lsdException w:unhideWhenUsed="0" w:uiPriority="0" w:semiHidden="0" w:name="annotation reference"/>
-    <w:lsdException w:unhideWhenUsed="0" w:uiPriority="0" w:semiHidden="0" w:name="line number"/>
-    <w:lsdException w:unhideWhenUsed="0" w:uiPriority="0" w:semiHidden="0" w:name="page number"/>
-    <w:lsdException w:unhideWhenUsed="0" w:uiPriority="0" w:semiHidden="0" w:name="endnote reference"/>
-    <w:lsdException w:unhideWhenUsed="0" w:uiPriority="0" w:semiHidden="0" w:name="endnote text"/>
-    <w:lsdException w:unhideWhenUsed="0" w:uiPriority="0" w:semiHidden="0" w:name="table of authorities"/>
-    <w:lsdException w:unhideWhenUsed="0" w:uiPriority="0" w:semiHidden="0" w:name="macro"/>
-    <w:lsdException w:unhideWhenUsed="0" w:uiPriority="0" w:semiHidden="0" w:name="toa heading"/>
-    <w:lsdException w:unhideWhenUsed="0" w:uiPriority="0" w:semiHidden="0" w:name="List"/>
-    <w:lsdException w:unhideWhenUsed="0" w:uiPriority="0" w:semiHidden="0" w:name="List Bullet"/>
-    <w:lsdException w:unhideWhenUsed="0" w:uiPriority="0" w:semiHidden="0" w:name="List Number"/>
-    <w:lsdException w:unhideWhenUsed="0" w:uiPriority="0" w:semiHidden="0" w:name="List 2"/>
-    <w:lsdException w:unhideWhenUsed="0" w:uiPriority="0" w:semiHidden="0" w:name="List 3"/>
-    <w:lsdException w:unhideWhenUsed="0" w:uiPriority="0" w:semiHidden="0" w:name="List 4"/>
-    <w:lsdException w:unhideWhenUsed="0" w:uiPriority="0" w:semiHidden="0" w:name="List 5"/>
-    <w:lsdException w:unhideWhenUsed="0" w:uiPriority="0" w:semiHidden="0" w:name="List Bullet 2"/>
-    <w:lsdException w:unhideWhenUsed="0" w:uiPriority="0" w:semiHidden="0" w:name="List Bullet 3"/>
-    <w:lsdException w:unhideWhenUsed="0" w:uiPriority="0" w:semiHidden="0" w:name="List Bullet 4"/>
-    <w:lsdException w:unhideWhenUsed="0" w:uiPriority="0" w:semiHidden="0" w:name="List Bullet 5"/>
-    <w:lsdException w:unhideWhenUsed="0" w:uiPriority="0" w:semiHidden="0" w:name="List Number 2"/>
-    <w:lsdException w:unhideWhenUsed="0" w:uiPriority="0" w:semiHidden="0" w:name="List Number 3"/>
-    <w:lsdException w:unhideWhenUsed="0" w:uiPriority="0" w:semiHidden="0" w:name="List Number 4"/>
-    <w:lsdException w:unhideWhenUsed="0" w:uiPriority="0" w:semiHidden="0" w:name="List Number 5"/>
-    <w:lsdException w:qFormat="1" w:unhideWhenUsed="0" w:uiPriority="0" w:semiHidden="0" w:name="Title"/>
-    <w:lsdException w:unhideWhenUsed="0" w:uiPriority="0" w:semiHidden="0" w:name="Closing"/>
-    <w:lsdException w:unhideWhenUsed="0" w:uiPriority="0" w:semiHidden="0" w:name="Signature"/>
-    <w:lsdException w:qFormat="1" w:unhideWhenUsed="0" w:uiPriority="0" w:name="Default Paragraph Font"/>
-    <w:lsdException w:qFormat="1" w:unhideWhenUsed="0" w:uiPriority="0" w:name="Body Text"/>
-    <w:lsdException w:unhideWhenUsed="0" w:uiPriority="0" w:semiHidden="0" w:name="Body Text Indent"/>
-    <w:lsdException w:unhideWhenUsed="0" w:uiPriority="0" w:semiHidden="0" w:name="List Continue"/>
-    <w:lsdException w:unhideWhenUsed="0" w:uiPriority="0" w:semiHidden="0" w:name="List Continue 2"/>
-    <w:lsdException w:unhideWhenUsed="0" w:uiPriority="0" w:semiHidden="0" w:name="List Continue 3"/>
-    <w:lsdException w:unhideWhenUsed="0" w:uiPriority="0" w:semiHidden="0" w:name="List Continue 4"/>
-    <w:lsdException w:unhideWhenUsed="0" w:uiPriority="0" w:semiHidden="0" w:name="List Continue 5"/>
-    <w:lsdException w:unhideWhenUsed="0" w:uiPriority="0" w:semiHidden="0" w:name="Message Header"/>
-    <w:lsdException w:qFormat="1" w:unhideWhenUsed="0" w:uiPriority="0" w:semiHidden="0" w:name="Subtitle"/>
-    <w:lsdException w:unhideWhenUsed="0" w:uiPriority="0" w:semiHidden="0" w:name="Salutation"/>
-    <w:lsdException w:unhideWhenUsed="0" w:uiPriority="0" w:semiHidden="0" w:name="Date"/>
-    <w:lsdException w:unhideWhenUsed="0" w:uiPriority="0" w:semiHidden="0" w:name="Body Text First Indent"/>
-    <w:lsdException w:unhideWhenUsed="0" w:uiPriority="0" w:semiHidden="0" w:name="Body Text First Indent 2"/>
-    <w:lsdException w:uiPriority="99" w:name="Note Heading"/>
-    <w:lsdException w:unhideWhenUsed="0" w:uiPriority="0" w:semiHidden="0" w:name="Body Text 2"/>
-    <w:lsdException w:unhideWhenUsed="0" w:uiPriority="0" w:semiHidden="0" w:name="Body Text 3"/>
-    <w:lsdException w:unhideWhenUsed="0" w:uiPriority="0" w:semiHidden="0" w:name="Body Text Indent 2"/>
-    <w:lsdException w:unhideWhenUsed="0" w:uiPriority="0" w:semiHidden="0" w:name="Body Text Indent 3"/>
-    <w:lsdException w:unhideWhenUsed="0" w:uiPriority="0" w:semiHidden="0" w:name="Block Text"/>
-    <w:lsdException w:unhideWhenUsed="0" w:uiPriority="0" w:semiHidden="0" w:name="Hyperlink"/>
-    <w:lsdException w:unhideWhenUsed="0" w:uiPriority="0" w:semiHidden="0" w:name="FollowedHyperlink"/>
-    <w:lsdException w:qFormat="1" w:unhideWhenUsed="0" w:uiPriority="0" w:semiHidden="0" w:name="Strong"/>
-    <w:lsdException w:qFormat="1" w:unhideWhenUsed="0" w:uiPriority="0" w:semiHidden="0" w:name="Emphasis"/>
-    <w:lsdException w:unhideWhenUsed="0" w:uiPriority="0" w:semiHidden="0" w:name="Document Map"/>
-    <w:lsdException w:unhideWhenUsed="0" w:uiPriority="0" w:semiHidden="0" w:name="Plain Text"/>
-    <w:lsdException w:unhideWhenUsed="0" w:uiPriority="0" w:semiHidden="0" w:name="E-mail Signature"/>
-    <w:lsdException w:qFormat="1" w:unhideWhenUsed="0" w:uiPriority="0" w:semiHidden="0" w:name="Normal (Web)"/>
-    <w:lsdException w:unhideWhenUsed="0" w:uiPriority="0" w:semiHidden="0" w:name="HTML Acronym"/>
-    <w:lsdException w:unhideWhenUsed="0" w:uiPriority="0" w:semiHidden="0" w:name="HTML Address"/>
-    <w:lsdException w:unhideWhenUsed="0" w:uiPriority="0" w:semiHidden="0" w:name="HTML Cite"/>
-    <w:lsdException w:unhideWhenUsed="0" w:uiPriority="0" w:semiHidden="0" w:name="HTML Code"/>
-    <w:lsdException w:unhideWhenUsed="0" w:uiPriority="0" w:semiHidden="0" w:name="HTML Definition"/>
-    <w:lsdException w:unhideWhenUsed="0" w:uiPriority="0" w:semiHidden="0" w:name="HTML Keyboard"/>
-    <w:lsdException w:unhideWhenUsed="0" w:uiPriority="0" w:semiHidden="0" w:name="HTML Preformatted"/>
-    <w:lsdException w:unhideWhenUsed="0" w:uiPriority="0" w:semiHidden="0" w:name="HTML Sample"/>
-    <w:lsdException w:unhideWhenUsed="0" w:uiPriority="0" w:semiHidden="0" w:name="HTML Typewriter"/>
-    <w:lsdException w:unhideWhenUsed="0" w:uiPriority="0" w:semiHidden="0" w:name="HTML Variable"/>
-    <w:lsdException w:qFormat="1" w:unhideWhenUsed="0" w:uiPriority="0" w:name="Normal Table"/>
-    <w:lsdException w:unhideWhenUsed="0" w:uiPriority="0" w:semiHidden="0" w:name="annotation subject"/>
-    <w:lsdException w:unhideWhenUsed="0" w:uiPriority="0" w:semiHidden="0" w:name="Table Simple 1"/>
-    <w:lsdException w:unhideWhenUsed="0" w:uiPriority="0" w:semiHidden="0" w:name="Table Simple 2"/>
-    <w:lsdException w:unhideWhenUsed="0" w:uiPriority="0" w:semiHidden="0" w:name="Table Simple 3"/>
-    <w:lsdException w:unhideWhenUsed="0" w:uiPriority="0" w:semiHidden="0" w:name="Table Classic 1"/>
-    <w:lsdException w:unhideWhenUsed="0" w:uiPriority="0" w:semiHidden="0" w:name="Table Classic 2"/>
-    <w:lsdException w:unhideWhenUsed="0" w:uiPriority="0" w:semiHidden="0" w:name="Table Classic 3"/>
-    <w:lsdException w:unhideWhenUsed="0" w:uiPriority="0" w:semiHidden="0" w:name="Table Classic 4"/>
-    <w:lsdException w:unhideWhenUsed="0" w:uiPriority="0" w:semiHidden="0" w:name="Table Colorful 1"/>
-    <w:lsdException w:unhideWhenUsed="0" w:uiPriority="0" w:semiHidden="0" w:name="Table Colorful 2"/>
-    <w:lsdException w:unhideWhenUsed="0" w:uiPriority="0" w:semiHidden="0" w:name="Table Colorful 3"/>
-    <w:lsdException w:unhideWhenUsed="0" w:uiPriority="0" w:semiHidden="0" w:name="Table Columns 1"/>
-    <w:lsdException w:unhideWhenUsed="0" w:uiPriority="0" w:semiHidden="0" w:name="Table Columns 2"/>
-    <w:lsdException w:unhideWhenUsed="0" w:uiPriority="0" w:semiHidden="0" w:name="Table Columns 3"/>
-    <w:lsdException w:unhideWhenUsed="0" w:uiPriority="0" w:semiHidden="0" w:name="Table Columns 4"/>
-    <w:lsdException w:unhideWhenUsed="0" w:uiPriority="0" w:semiHidden="0" w:name="Table Columns 5"/>
-    <w:lsdException w:unhideWhenUsed="0" w:uiPriority="0" w:semiHidden="0" w:name="Table Grid 1"/>
-    <w:lsdException w:unhideWhenUsed="0" w:uiPriority="0" w:semiHidden="0" w:name="Table Grid 2"/>
-    <w:lsdException w:unhideWhenUsed="0" w:uiPriority="0" w:semiHidden="0" w:name="Table Grid 3"/>
-    <w:lsdException w:unhideWhenUsed="0" w:uiPriority="0" w:semiHidden="0" w:name="Table Grid 4"/>
-    <w:lsdException w:unhideWhenUsed="0" w:uiPriority="0" w:semiHidden="0" w:name="Table Grid 5"/>
-    <w:lsdException w:unhideWhenUsed="0" w:uiPriority="0" w:semiHidden="0" w:name="Table Grid 6"/>
-    <w:lsdException w:unhideWhenUsed="0" w:uiPriority="0" w:semiHidden="0" w:name="Table Grid 7"/>
-    <w:lsdException w:unhideWhenUsed="0" w:uiPriority="0" w:semiHidden="0" w:name="Table Grid 8"/>
-    <w:lsdException w:unhideWhenUsed="0" w:uiPriority="0" w:semiHidden="0" w:name="Table List 1"/>
-    <w:lsdException w:unhideWhenUsed="0" w:uiPriority="0" w:semiHidden="0" w:name="Table List 2"/>
-    <w:lsdException w:unhideWhenUsed="0" w:uiPriority="0" w:semiHidden="0" w:name="Table List 3"/>
-    <w:lsdException w:unhideWhenUsed="0" w:uiPriority="0" w:semiHidden="0" w:name="Table List 4"/>
-    <w:lsdException w:unhideWhenUsed="0" w:uiPriority="0" w:semiHidden="0" w:name="Table List 5"/>
-    <w:lsdException w:unhideWhenUsed="0" w:uiPriority="0" w:semiHidden="0" w:name="Table List 6"/>
-    <w:lsdException w:unhideWhenUsed="0" w:uiPriority="0" w:semiHidden="0" w:name="Table List 7"/>
-    <w:lsdException w:unhideWhenUsed="0" w:uiPriority="0" w:semiHidden="0" w:name="Table List 8"/>
-    <w:lsdException w:unhideWhenUsed="0" w:uiPriority="0" w:semiHidden="0" w:name="Table 3D effects 1"/>
-    <w:lsdException w:unhideWhenUsed="0" w:uiPriority="0" w:semiHidden="0" w:name="Table 3D effects 2"/>
-    <w:lsdException w:unhideWhenUsed="0" w:uiPriority="0" w:semiHidden="0" w:name="Table 3D effects 3"/>
-    <w:lsdException w:unhideWhenUsed="0" w:uiPriority="0" w:semiHidden="0" w:name="Table Contemporary"/>
-    <w:lsdException w:unhideWhenUsed="0" w:uiPriority="0" w:semiHidden="0" w:name="Table Elegant"/>
-    <w:lsdException w:unhideWhenUsed="0" w:uiPriority="0" w:semiHidden="0" w:name="Table Professional"/>
-    <w:lsdException w:unhideWhenUsed="0" w:uiPriority="0" w:semiHidden="0" w:name="Table Subtle 1"/>
-    <w:lsdException w:unhideWhenUsed="0" w:uiPriority="0" w:semiHidden="0" w:name="Table Subtle 2"/>
-    <w:lsdException w:unhideWhenUsed="0" w:uiPriority="0" w:semiHidden="0" w:name="Table Web 1"/>
-    <w:lsdException w:unhideWhenUsed="0" w:uiPriority="0" w:semiHidden="0" w:name="Table Web 2"/>
-    <w:lsdException w:unhideWhenUsed="0" w:uiPriority="0" w:semiHidden="0" w:name="Table Web 3"/>
-    <w:lsdException w:unhideWhenUsed="0" w:uiPriority="0" w:semiHidden="0" w:name="Balloon Text"/>
-    <w:lsdException w:qFormat="1" w:unhideWhenUsed="0" w:uiPriority="0" w:semiHidden="0" w:name="Table Grid"/>
-    <w:lsdException w:unhideWhenUsed="0" w:uiPriority="0" w:semiHidden="0" w:name="Table Theme"/>
-    <w:lsdException w:unhideWhenUsed="0" w:uiPriority="60" w:semiHidden="0" w:name="Light Shading"/>
-    <w:lsdException w:unhideWhenUsed="0" w:uiPriority="61" w:semiHidden="0" w:name="Light List"/>
-    <w:lsdException w:unhideWhenUsed="0" w:uiPriority="62" w:semiHidden="0" w:name="Light Grid"/>
-    <w:lsdException w:unhideWhenUsed="0" w:uiPriority="63" w:semiHidden="0" w:name="Medium Shading 1"/>
-    <w:lsdException w:unhideWhenUsed="0" w:uiPriority="64" w:semiHidden="0" w:name="Medium Shading 2"/>
-    <w:lsdException w:unhideWhenUsed="0" w:uiPriority="65" w:semiHidden="0" w:name="Medium List 1"/>
-    <w:lsdException w:unhideWhenUsed="0" w:uiPriority="66" w:semiHidden="0" w:name="Medium List 2"/>
-    <w:lsdException w:unhideWhenUsed="0" w:uiPriority="67" w:semiHidden="0" w:name="Medium Grid 1"/>
-    <w:lsdException w:unhideWhenUsed="0" w:uiPriority="68" w:semiHidden="0" w:name="Medium Grid 2"/>
-    <w:lsdException w:unhideWhenUsed="0" w:uiPriority="69" w:semiHidden="0" w:name="Medium Grid 3"/>
-    <w:lsdException w:unhideWhenUsed="0" w:uiPriority="70" w:semiHidden="0" w:name="Dark List"/>
-    <w:lsdException w:unhideWhenUsed="0" w:uiPriority="71" w:semiHidden="0" w:name="Colorful Shading"/>
-    <w:lsdException w:unhideWhenUsed="0" w:uiPriority="72" w:semiHidden="0" w:name="Colorful List"/>
-    <w:lsdException w:unhideWhenUsed="0" w:uiPriority="73" w:semiHidden="0" w:name="Colorful Grid"/>
-    <w:lsdException w:unhideWhenUsed="0" w:uiPriority="60" w:semiHidden="0" w:name="Light Shading Accent 1"/>
-    <w:lsdException w:unhideWhenUsed="0" w:uiPriority="61" w:semiHidden="0" w:name="Light List Accent 1"/>
-    <w:lsdException w:unhideWhenUsed="0" w:uiPriority="62" w:semiHidden="0" w:name="Light Grid Accent 1"/>
-    <w:lsdException w:unhideWhenUsed="0" w:uiPriority="63" w:semiHidden="0" w:name="Medium Shading 1 Accent 1"/>
-    <w:lsdException w:unhideWhenUsed="0" w:uiPriority="64" w:semiHidden="0" w:name="Medium Shading 2 Accent 1"/>
-    <w:lsdException w:unhideWhenUsed="0" w:uiPriority="65" w:semiHidden="0" w:name="Medium List 1 Accent 1"/>
-    <w:lsdException w:unhideWhenUsed="0" w:uiPriority="66" w:semiHidden="0" w:name="Medium List 2 Accent 1"/>
-    <w:lsdException w:unhideWhenUsed="0" w:uiPriority="67" w:semiHidden="0" w:name="Medium Grid 1 Accent 1"/>
-    <w:lsdException w:unhideWhenUsed="0" w:uiPriority="68" w:semiHidden="0" w:name="Medium Grid 2 Accent 1"/>
-    <w:lsdException w:unhideWhenUsed="0" w:uiPriority="69" w:semiHidden="0" w:name="Medium Grid 3 Accent 1"/>
-    <w:lsdException w:unhideWhenUsed="0" w:uiPriority="70" w:semiHidden="0" w:name="Dark List Accent 1"/>
-    <w:lsdException w:unhideWhenUsed="0" w:uiPriority="71" w:semiHidden="0" w:name="Colorful Shading Accent 1"/>
-    <w:lsdException w:unhideWhenUsed="0" w:uiPriority="72" w:semiHidden="0" w:name="Colorful List Accent 1"/>
-    <w:lsdException w:unhideWhenUsed="0" w:uiPriority="73" w:semiHidden="0" w:name="Colorful Grid Accent 1"/>
-    <w:lsdException w:unhideWhenUsed="0" w:uiPriority="60" w:semiHidden="0" w:name="Light Shading Accent 2"/>
-    <w:lsdException w:unhideWhenUsed="0" w:uiPriority="61" w:semiHidden="0" w:name="Light List Accent 2"/>
-    <w:lsdException w:unhideWhenUsed="0" w:uiPriority="62" w:semiHidden="0" w:name="Light Grid Accent 2"/>
-    <w:lsdException w:unhideWhenUsed="0" w:uiPriority="63" w:semiHidden="0" w:name="Medium Shading 1 Accent 2"/>
-    <w:lsdException w:unhideWhenUsed="0" w:uiPriority="64" w:semiHidden="0" w:name="Medium Shading 2 Accent 2"/>
-    <w:lsdException w:unhideWhenUsed="0" w:uiPriority="65" w:semiHidden="0" w:name="Medium List 1 Accent 2"/>
-    <w:lsdException w:unhideWhenUsed="0" w:uiPriority="66" w:semiHidden="0" w:name="Medium List 2 Accent 2"/>
-    <w:lsdException w:unhideWhenUsed="0" w:uiPriority="67" w:semiHidden="0" w:name="Medium Grid 1 Accent 2"/>
-    <w:lsdException w:unhideWhenUsed="0" w:uiPriority="68" w:semiHidden="0" w:name="Medium Grid 2 Accent 2"/>
-    <w:lsdException w:unhideWhenUsed="0" w:uiPriority="69" w:semiHidden="0" w:name="Medium Grid 3 Accent 2"/>
-    <w:lsdException w:unhideWhenUsed="0" w:uiPriority="70" w:semiHidden="0" w:name="Dark List Accent 2"/>
-    <w:lsdException w:unhideWhenUsed="0" w:uiPriority="71" w:semiHidden="0" w:name="Colorful Shading Accent 2"/>
-    <w:lsdException w:unhideWhenUsed="0" w:uiPriority="72" w:semiHidden="0" w:name="Colorful List Accent 2"/>
-    <w:lsdException w:unhideWhenUsed="0" w:uiPriority="73" w:semiHidden="0" w:name="Colorful Grid Accent 2"/>
-    <w:lsdException w:unhideWhenUsed="0" w:uiPriority="60" w:semiHidden="0" w:name="Light Shading Accent 3"/>
-    <w:lsdException w:unhideWhenUsed="0" w:uiPriority="61" w:semiHidden="0" w:name="Light List Accent 3"/>
-    <w:lsdException w:unhideWhenUsed="0" w:uiPriority="62" w:semiHidden="0" w:name="Light Grid Accent 3"/>
-    <w:lsdException w:unhideWhenUsed="0" w:uiPriority="63" w:semiHidden="0" w:name="Medium Shading 1 Accent 3"/>
-    <w:lsdException w:unhideWhenUsed="0" w:uiPriority="64" w:semiHidden="0" w:name="Medium Shading 2 Accent 3"/>
-    <w:lsdException w:unhideWhenUsed="0" w:uiPriority="65" w:semiHidden="0" w:name="Medium List 1 Accent 3"/>
-    <w:lsdException w:unhideWhenUsed="0" w:uiPriority="66" w:semiHidden="0" w:name="Medium List 2 Accent 3"/>
-    <w:lsdException w:unhideWhenUsed="0" w:uiPriority="67" w:semiHidden="0" w:name="Medium Grid 1 Accent 3"/>
-    <w:lsdException w:unhideWhenUsed="0" w:uiPriority="68" w:semiHidden="0" w:name="Medium Grid 2 Accent 3"/>
-    <w:lsdException w:unhideWhenUsed="0" w:uiPriority="69" w:semiHidden="0" w:name="Medium Grid 3 Accent 3"/>
-    <w:lsdException w:unhideWhenUsed="0" w:uiPriority="70" w:semiHidden="0" w:name="Dark List Accent 3"/>
-    <w:lsdException w:unhideWhenUsed="0" w:uiPriority="71" w:semiHidden="0" w:name="Colorful Shading Accent 3"/>
-    <w:lsdException w:unhideWhenUsed="0" w:uiPriority="72" w:semiHidden="0" w:name="Colorful List Accent 3"/>
-    <w:lsdException w:unhideWhenUsed="0" w:uiPriority="73" w:semiHidden="0" w:name="Colorful Grid Accent 3"/>
-    <w:lsdException w:unhideWhenUsed="0" w:uiPriority="60" w:semiHidden="0" w:name="Light Shading Accent 4"/>
-    <w:lsdException w:unhideWhenUsed="0" w:uiPriority="61" w:semiHidden="0" w:name="Light List Accent 4"/>
-    <w:lsdException w:unhideWhenUsed="0" w:uiPriority="62" w:semiHidden="0" w:name="Light Grid Accent 4"/>
-    <w:lsdException w:unhideWhenUsed="0" w:uiPriority="63" w:semiHidden="0" w:name="Medium Shading 1 Accent 4"/>
-    <w:lsdException w:unhideWhenUsed="0" w:uiPriority="64" w:semiHidden="0" w:name="Medium Shading 2 Accent 4"/>
-    <w:lsdException w:unhideWhenUsed="0" w:uiPriority="65" w:semiHidden="0" w:name="Medium List 1 Accent 4"/>
-    <w:lsdException w:unhideWhenUsed="0" w:uiPriority="66" w:semiHidden="0" w:name="Medium List 2 Accent 4"/>
-    <w:lsdException w:unhideWhenUsed="0" w:uiPriority="67" w:semiHidden="0" w:name="Medium Grid 1 Accent 4"/>
-    <w:lsdException w:unhideWhenUsed="0" w:uiPriority="68" w:semiHidden="0" w:name="Medium Grid 2 Accent 4"/>
-    <w:lsdException w:unhideWhenUsed="0" w:uiPriority="69" w:semiHidden="0" w:name="Medium Grid 3 Accent 4"/>
-    <w:lsdException w:unhideWhenUsed="0" w:uiPriority="70" w:semiHidden="0" w:name="Dark List Accent 4"/>
-    <w:lsdException w:unhideWhenUsed="0" w:uiPriority="71" w:semiHidden="0" w:name="Colorful Shading Accent 4"/>
-    <w:lsdException w:unhideWhenUsed="0" w:uiPriority="72" w:semiHidden="0" w:name="Colorful List Accent 4"/>
-    <w:lsdException w:unhideWhenUsed="0" w:uiPriority="73" w:semiHidden="0" w:name="Colorful Grid Accent 4"/>
-    <w:lsdException w:unhideWhenUsed="0" w:uiPriority="60" w:semiHidden="0" w:name="Light Shading Accent 5"/>
-    <w:lsdException w:unhideWhenUsed="0" w:uiPriority="61" w:semiHidden="0" w:name="Light List Accent 5"/>
-    <w:lsdException w:unhideWhenUsed="0" w:uiPriority="62" w:semiHidden="0" w:name="Light Grid Accent 5"/>
-    <w:lsdException w:unhideWhenUsed="0" w:uiPriority="63" w:semiHidden="0" w:name="Medium Shading 1 Accent 5"/>
-    <w:lsdException w:unhideWhenUsed="0" w:uiPriority="64" w:semiHidden="0" w:name="Medium Shading 2 Accent 5"/>
-    <w:lsdException w:unhideWhenUsed="0" w:uiPriority="65" w:semiHidden="0" w:name="Medium List 1 Accent 5"/>
-    <w:lsdException w:unhideWhenUsed="0" w:uiPriority="66" w:semiHidden="0" w:name="Medium List 2 Accent 5"/>
-    <w:lsdException w:unhideWhenUsed="0" w:uiPriority="67" w:semiHidden="0" w:name="Medium Grid 1 Accent 5"/>
-    <w:lsdException w:unhideWhenUsed="0" w:uiPriority="68" w:semiHidden="0" w:name="Medium Grid 2 Accent 5"/>
-    <w:lsdException w:unhideWhenUsed="0" w:uiPriority="69" w:semiHidden="0" w:name="Medium Grid 3 Accent 5"/>
-    <w:lsdException w:unhideWhenUsed="0" w:uiPriority="70" w:semiHidden="0" w:name="Dark List Accent 5"/>
-    <w:lsdException w:unhideWhenUsed="0" w:uiPriority="71" w:semiHidden="0" w:name="Colorful Shading Accent 5"/>
-    <w:lsdException w:unhideWhenUsed="0" w:uiPriority="72" w:semiHidden="0" w:name="Colorful List Accent 5"/>
-    <w:lsdException w:unhideWhenUsed="0" w:uiPriority="73" w:semiHidden="0" w:name="Colorful Grid Accent 5"/>
-    <w:lsdException w:unhideWhenUsed="0" w:uiPriority="60" w:semiHidden="0" w:name="Light Shading Accent 6"/>
-    <w:lsdException w:unhideWhenUsed="0" w:uiPriority="61" w:semiHidden="0" w:name="Light List Accent 6"/>
-    <w:lsdException w:unhideWhenUsed="0" w:uiPriority="62" w:semiHidden="0" w:name="Light Grid Accent 6"/>
-    <w:lsdException w:unhideWhenUsed="0" w:uiPriority="63" w:semiHidden="0" w:name="Medium Shading 1 Accent 6"/>
-    <w:lsdException w:unhideWhenUsed="0" w:uiPriority="64" w:semiHidden="0" w:name="Medium Shading 2 Accent 6"/>
-    <w:lsdException w:unhideWhenUsed="0" w:uiPriority="65" w:semiHidden="0" w:name="Medium List 1 Accent 6"/>
-    <w:lsdException w:unhideWhenUsed="0" w:uiPriority="66" w:semiHidden="0" w:name="Medium List 2 Accent 6"/>
-    <w:lsdException w:unhideWhenUsed="0" w:uiPriority="67" w:semiHidden="0" w:name="Medium Grid 1 Accent 6"/>
-    <w:lsdException w:unhideWhenUsed="0" w:uiPriority="68" w:semiHidden="0" w:name="Medium Grid 2 Accent 6"/>
-    <w:lsdException w:unhideWhenUsed="0" w:uiPriority="69" w:semiHidden="0" w:name="Medium Grid 3 Accent 6"/>
-    <w:lsdException w:unhideWhenUsed="0" w:uiPriority="70" w:semiHidden="0" w:name="Dark List Accent 6"/>
-    <w:lsdException w:unhideWhenUsed="0" w:uiPriority="71" w:semiHidden="0" w:name="Colorful Shading Accent 6"/>
-    <w:lsdException w:unhideWhenUsed="0" w:uiPriority="72" w:semiHidden="0" w:name="Colorful List Accent 6"/>
-    <w:lsdException w:unhideWhenUsed="0" w:uiPriority="73" w:semiHidden="0" w:name="Colorful Grid Accent 6"/>
+  <w:latentStyles w:defLockedState="0" w:defUIPriority="99" w:defSemiHidden="1" w:defUnhideWhenUsed="1" w:defQFormat="0" w:count="260">
+    <w:lsdException w:name="Normal" w:semiHidden="0" w:uiPriority="0" w:unhideWhenUsed="0" w:qFormat="1"/>
+    <w:lsdException w:name="heading 1" w:semiHidden="0" w:uiPriority="0" w:unhideWhenUsed="0" w:qFormat="1"/>
+    <w:lsdException w:name="heading 2" w:semiHidden="0" w:uiPriority="0" w:qFormat="1"/>
+    <w:lsdException w:name="heading 3" w:uiPriority="0" w:qFormat="1"/>
+    <w:lsdException w:name="heading 4" w:semiHidden="0" w:uiPriority="0" w:qFormat="1"/>
+    <w:lsdException w:name="heading 5" w:uiPriority="0" w:qFormat="1"/>
+    <w:lsdException w:name="heading 6" w:uiPriority="0" w:qFormat="1"/>
+    <w:lsdException w:name="heading 7" w:uiPriority="0" w:qFormat="1"/>
+    <w:lsdException w:name="heading 8" w:uiPriority="0" w:qFormat="1"/>
+    <w:lsdException w:name="heading 9" w:uiPriority="0" w:qFormat="1"/>
+    <w:lsdException w:name="index 1" w:semiHidden="0" w:uiPriority="0" w:unhideWhenUsed="0"/>
+    <w:lsdException w:name="index 2" w:semiHidden="0" w:uiPriority="0" w:unhideWhenUsed="0"/>
+    <w:lsdException w:name="index 3" w:semiHidden="0" w:uiPriority="0" w:unhideWhenUsed="0"/>
+    <w:lsdException w:name="index 4" w:semiHidden="0" w:uiPriority="0" w:unhideWhenUsed="0"/>
+    <w:lsdException w:name="index 5" w:semiHidden="0" w:uiPriority="0" w:unhideWhenUsed="0"/>
+    <w:lsdException w:name="index 6" w:semiHidden="0" w:uiPriority="0" w:unhideWhenUsed="0"/>
+    <w:lsdException w:name="index 7" w:semiHidden="0" w:uiPriority="0" w:unhideWhenUsed="0"/>
+    <w:lsdException w:name="index 8" w:semiHidden="0" w:uiPriority="0" w:unhideWhenUsed="0"/>
+    <w:lsdException w:name="index 9" w:semiHidden="0" w:uiPriority="0" w:unhideWhenUsed="0"/>
+    <w:lsdException w:name="toc 1" w:semiHidden="0" w:uiPriority="0" w:unhideWhenUsed="0" w:qFormat="1"/>
+    <w:lsdException w:name="toc 2" w:semiHidden="0" w:uiPriority="0" w:unhideWhenUsed="0" w:qFormat="1"/>
+    <w:lsdException w:name="toc 3" w:semiHidden="0" w:uiPriority="0" w:unhideWhenUsed="0" w:qFormat="1"/>
+    <w:lsdException w:name="toc 4" w:semiHidden="0" w:uiPriority="0" w:unhideWhenUsed="0"/>
+    <w:lsdException w:name="toc 5" w:semiHidden="0" w:uiPriority="0" w:unhideWhenUsed="0"/>
+    <w:lsdException w:name="toc 6" w:semiHidden="0" w:uiPriority="0" w:unhideWhenUsed="0"/>
+    <w:lsdException w:name="toc 7" w:semiHidden="0" w:uiPriority="0" w:unhideWhenUsed="0"/>
+    <w:lsdException w:name="toc 8" w:semiHidden="0" w:uiPriority="0" w:unhideWhenUsed="0"/>
+    <w:lsdException w:name="toc 9" w:semiHidden="0" w:uiPriority="0" w:unhideWhenUsed="0"/>
+    <w:lsdException w:name="Normal Indent" w:semiHidden="0" w:uiPriority="0" w:unhideWhenUsed="0"/>
+    <w:lsdException w:name="footnote text" w:semiHidden="0" w:uiPriority="0" w:unhideWhenUsed="0"/>
+    <w:lsdException w:name="annotation text" w:semiHidden="0" w:uiPriority="0" w:unhideWhenUsed="0" w:qFormat="1"/>
+    <w:lsdException w:name="header" w:semiHidden="0" w:uiPriority="0" w:unhideWhenUsed="0" w:qFormat="1"/>
+    <w:lsdException w:name="footer" w:semiHidden="0" w:uiPriority="0" w:unhideWhenUsed="0" w:qFormat="1"/>
+    <w:lsdException w:name="index heading" w:semiHidden="0" w:uiPriority="0" w:unhideWhenUsed="0"/>
+    <w:lsdException w:name="caption" w:uiPriority="0" w:qFormat="1"/>
+    <w:lsdException w:name="table of figures" w:semiHidden="0" w:uiPriority="0" w:unhideWhenUsed="0"/>
+    <w:lsdException w:name="envelope address" w:semiHidden="0" w:uiPriority="0" w:unhideWhenUsed="0"/>
+    <w:lsdException w:name="envelope return" w:semiHidden="0" w:uiPriority="0" w:unhideWhenUsed="0"/>
+    <w:lsdException w:name="footnote reference" w:semiHidden="0" w:uiPriority="0" w:unhideWhenUsed="0"/>
+    <w:lsdException w:name="annotation reference" w:semiHidden="0" w:uiPriority="0" w:unhideWhenUsed="0"/>
+    <w:lsdException w:name="line number" w:semiHidden="0" w:uiPriority="0" w:unhideWhenUsed="0"/>
+    <w:lsdException w:name="page number" w:semiHidden="0" w:uiPriority="0" w:unhideWhenUsed="0"/>
+    <w:lsdException w:name="endnote reference" w:semiHidden="0" w:uiPriority="0" w:unhideWhenUsed="0"/>
+    <w:lsdException w:name="endnote text" w:semiHidden="0" w:uiPriority="0" w:unhideWhenUsed="0"/>
+    <w:lsdException w:name="table of authorities" w:semiHidden="0" w:uiPriority="0" w:unhideWhenUsed="0"/>
+    <w:lsdException w:name="macro" w:semiHidden="0" w:uiPriority="0" w:unhideWhenUsed="0"/>
+    <w:lsdException w:name="toa heading" w:semiHidden="0" w:uiPriority="0" w:unhideWhenUsed="0"/>
+    <w:lsdException w:name="List" w:semiHidden="0" w:uiPriority="0" w:unhideWhenUsed="0"/>
+    <w:lsdException w:name="List Bullet" w:semiHidden="0" w:uiPriority="0" w:unhideWhenUsed="0"/>
+    <w:lsdException w:name="List Number" w:semiHidden="0" w:uiPriority="0" w:unhideWhenUsed="0"/>
+    <w:lsdException w:name="List 2" w:semiHidden="0" w:uiPriority="0" w:unhideWhenUsed="0"/>
+    <w:lsdException w:name="List 3" w:semiHidden="0" w:uiPriority="0" w:unhideWhenUsed="0"/>
+    <w:lsdException w:name="List 4" w:semiHidden="0" w:uiPriority="0" w:unhideWhenUsed="0"/>
+    <w:lsdException w:name="List 5" w:semiHidden="0" w:uiPriority="0" w:unhideWhenUsed="0"/>
+    <w:lsdException w:name="List Bullet 2" w:semiHidden="0" w:uiPriority="0" w:unhideWhenUsed="0"/>
+    <w:lsdException w:name="List Bullet 3" w:semiHidden="0" w:uiPriority="0" w:unhideWhenUsed="0"/>
+    <w:lsdException w:name="List Bullet 4" w:semiHidden="0" w:uiPriority="0" w:unhideWhenUsed="0"/>
+    <w:lsdException w:name="List Bullet 5" w:semiHidden="0" w:uiPriority="0" w:unhideWhenUsed="0"/>
+    <w:lsdException w:name="List Number 2" w:semiHidden="0" w:uiPriority="0" w:unhideWhenUsed="0"/>
+    <w:lsdException w:name="List Number 3" w:semiHidden="0" w:uiPriority="0" w:unhideWhenUsed="0"/>
+    <w:lsdException w:name="List Number 4" w:semiHidden="0" w:uiPriority="0" w:unhideWhenUsed="0"/>
+    <w:lsdException w:name="List Number 5" w:semiHidden="0" w:uiPriority="0" w:unhideWhenUsed="0"/>
+    <w:lsdException w:name="Title" w:semiHidden="0" w:uiPriority="0" w:unhideWhenUsed="0" w:qFormat="1"/>
+    <w:lsdException w:name="Closing" w:semiHidden="0" w:uiPriority="0" w:unhideWhenUsed="0"/>
+    <w:lsdException w:name="Signature" w:semiHidden="0" w:uiPriority="0" w:unhideWhenUsed="0"/>
+    <w:lsdException w:name="Default Paragraph Font" w:uiPriority="0" w:unhideWhenUsed="0" w:qFormat="1"/>
+    <w:lsdException w:name="Body Text" w:uiPriority="0" w:unhideWhenUsed="0" w:qFormat="1"/>
+    <w:lsdException w:name="Body Text Indent" w:semiHidden="0" w:uiPriority="0" w:unhideWhenUsed="0"/>
+    <w:lsdException w:name="List Continue" w:semiHidden="0" w:uiPriority="0" w:unhideWhenUsed="0"/>
+    <w:lsdException w:name="List Continue 2" w:semiHidden="0" w:uiPriority="0" w:unhideWhenUsed="0"/>
+    <w:lsdException w:name="List Continue 3" w:semiHidden="0" w:uiPriority="0" w:unhideWhenUsed="0"/>
+    <w:lsdException w:name="List Continue 4" w:semiHidden="0" w:uiPriority="0" w:unhideWhenUsed="0"/>
+    <w:lsdException w:name="List Continue 5" w:semiHidden="0" w:uiPriority="0" w:unhideWhenUsed="0"/>
+    <w:lsdException w:name="Message Header" w:semiHidden="0" w:uiPriority="0" w:unhideWhenUsed="0"/>
+    <w:lsdException w:name="Subtitle" w:semiHidden="0" w:uiPriority="0" w:unhideWhenUsed="0" w:qFormat="1"/>
+    <w:lsdException w:name="Salutation" w:semiHidden="0" w:uiPriority="0" w:unhideWhenUsed="0"/>
+    <w:lsdException w:name="Date" w:semiHidden="0" w:uiPriority="0" w:unhideWhenUsed="0"/>
+    <w:lsdException w:name="Body Text First Indent" w:semiHidden="0" w:uiPriority="0" w:unhideWhenUsed="0"/>
+    <w:lsdException w:name="Body Text First Indent 2" w:semiHidden="0" w:uiPriority="0" w:unhideWhenUsed="0"/>
+    <w:lsdException w:name="Body Text 2" w:semiHidden="0" w:uiPriority="0" w:unhideWhenUsed="0"/>
+    <w:lsdException w:name="Body Text 3" w:semiHidden="0" w:uiPriority="0" w:unhideWhenUsed="0"/>
+    <w:lsdException w:name="Body Text Indent 2" w:semiHidden="0" w:uiPriority="0" w:unhideWhenUsed="0"/>
+    <w:lsdException w:name="Body Text Indent 3" w:semiHidden="0" w:uiPriority="0" w:unhideWhenUsed="0"/>
+    <w:lsdException w:name="Block Text" w:semiHidden="0" w:uiPriority="0" w:unhideWhenUsed="0"/>
+    <w:lsdException w:name="Hyperlink" w:semiHidden="0" w:uiPriority="0" w:unhideWhenUsed="0"/>
+    <w:lsdException w:name="FollowedHyperlink" w:semiHidden="0" w:uiPriority="0" w:unhideWhenUsed="0"/>
+    <w:lsdException w:name="Strong" w:semiHidden="0" w:uiPriority="0" w:unhideWhenUsed="0" w:qFormat="1"/>
+    <w:lsdException w:name="Emphasis" w:semiHidden="0" w:uiPriority="0" w:unhideWhenUsed="0" w:qFormat="1"/>
+    <w:lsdException w:name="Document Map" w:semiHidden="0" w:uiPriority="0" w:unhideWhenUsed="0"/>
+    <w:lsdException w:name="Plain Text" w:semiHidden="0" w:uiPriority="0" w:unhideWhenUsed="0"/>
+    <w:lsdException w:name="E-mail Signature" w:semiHidden="0" w:uiPriority="0" w:unhideWhenUsed="0"/>
+    <w:lsdException w:name="Normal (Web)" w:semiHidden="0" w:uiPriority="0" w:unhideWhenUsed="0" w:qFormat="1"/>
+    <w:lsdException w:name="HTML Acronym" w:semiHidden="0" w:uiPriority="0" w:unhideWhenUsed="0"/>
+    <w:lsdException w:name="HTML Address" w:semiHidden="0" w:uiPriority="0" w:unhideWhenUsed="0"/>
+    <w:lsdException w:name="HTML Cite" w:semiHidden="0" w:uiPriority="0" w:unhideWhenUsed="0"/>
+    <w:lsdException w:name="HTML Code" w:semiHidden="0" w:uiPriority="0" w:unhideWhenUsed="0"/>
+    <w:lsdException w:name="HTML Definition" w:semiHidden="0" w:uiPriority="0" w:unhideWhenUsed="0"/>
+    <w:lsdException w:name="HTML Keyboard" w:semiHidden="0" w:uiPriority="0" w:unhideWhenUsed="0"/>
+    <w:lsdException w:name="HTML Preformatted" w:semiHidden="0" w:uiPriority="0" w:unhideWhenUsed="0"/>
+    <w:lsdException w:name="HTML Sample" w:semiHidden="0" w:uiPriority="0" w:unhideWhenUsed="0"/>
+    <w:lsdException w:name="HTML Typewriter" w:semiHidden="0" w:uiPriority="0" w:unhideWhenUsed="0"/>
+    <w:lsdException w:name="HTML Variable" w:semiHidden="0" w:uiPriority="0" w:unhideWhenUsed="0"/>
+    <w:lsdException w:name="Normal Table" w:uiPriority="0" w:unhideWhenUsed="0" w:qFormat="1"/>
+    <w:lsdException w:name="annotation subject" w:semiHidden="0" w:uiPriority="0" w:unhideWhenUsed="0"/>
+    <w:lsdException w:name="Table Simple 1" w:semiHidden="0" w:uiPriority="0" w:unhideWhenUsed="0"/>
+    <w:lsdException w:name="Table Simple 2" w:semiHidden="0" w:uiPriority="0" w:unhideWhenUsed="0"/>
+    <w:lsdException w:name="Table Simple 3" w:semiHidden="0" w:uiPriority="0" w:unhideWhenUsed="0"/>
+    <w:lsdException w:name="Table Classic 1" w:semiHidden="0" w:uiPriority="0" w:unhideWhenUsed="0"/>
+    <w:lsdException w:name="Table Classic 2" w:semiHidden="0" w:uiPriority="0" w:unhideWhenUsed="0"/>
+    <w:lsdException w:name="Table Classic 3" w:semiHidden="0" w:uiPriority="0" w:unhideWhenUsed="0"/>
+    <w:lsdException w:name="Table Classic 4" w:semiHidden="0" w:uiPriority="0" w:unhideWhenUsed="0"/>
+    <w:lsdException w:name="Table Colorful 1" w:semiHidden="0" w:uiPriority="0" w:unhideWhenUsed="0"/>
+    <w:lsdException w:name="Table Colorful 2" w:semiHidden="0" w:uiPriority="0" w:unhideWhenUsed="0"/>
+    <w:lsdException w:name="Table Colorful 3" w:semiHidden="0" w:uiPriority="0" w:unhideWhenUsed="0"/>
+    <w:lsdException w:name="Table Columns 1" w:semiHidden="0" w:uiPriority="0" w:unhideWhenUsed="0"/>
+    <w:lsdException w:name="Table Columns 2" w:semiHidden="0" w:uiPriority="0" w:unhideWhenUsed="0"/>
+    <w:lsdException w:name="Table Columns 3" w:semiHidden="0" w:uiPriority="0" w:unhideWhenUsed="0"/>
+    <w:lsdException w:name="Table Columns 4" w:semiHidden="0" w:uiPriority="0" w:unhideWhenUsed="0"/>
+    <w:lsdException w:name="Table Columns 5" w:semiHidden="0" w:uiPriority="0" w:unhideWhenUsed="0"/>
+    <w:lsdException w:name="Table Grid 1" w:semiHidden="0" w:uiPriority="0" w:unhideWhenUsed="0"/>
+    <w:lsdException w:name="Table Grid 2" w:semiHidden="0" w:uiPriority="0" w:unhideWhenUsed="0"/>
+    <w:lsdException w:name="Table Grid 3" w:semiHidden="0" w:uiPriority="0" w:unhideWhenUsed="0"/>
+    <w:lsdException w:name="Table Grid 4" w:semiHidden="0" w:uiPriority="0" w:unhideWhenUsed="0"/>
+    <w:lsdException w:name="Table Grid 5" w:semiHidden="0" w:uiPriority="0" w:unhideWhenUsed="0"/>
+    <w:lsdException w:name="Table Grid 6" w:semiHidden="0" w:uiPriority="0" w:unhideWhenUsed="0"/>
+    <w:lsdException w:name="Table Grid 7" w:semiHidden="0" w:uiPriority="0" w:unhideWhenUsed="0"/>
+    <w:lsdException w:name="Table Grid 8" w:semiHidden="0" w:uiPriority="0" w:unhideWhenUsed="0"/>
+    <w:lsdException w:name="Table List 1" w:semiHidden="0" w:uiPriority="0" w:unhideWhenUsed="0"/>
+    <w:lsdException w:name="Table List 2" w:semiHidden="0" w:uiPriority="0" w:unhideWhenUsed="0"/>
+    <w:lsdException w:name="Table List 3" w:semiHidden="0" w:uiPriority="0" w:unhideWhenUsed="0"/>
+    <w:lsdException w:name="Table List 4" w:semiHidden="0" w:uiPriority="0" w:unhideWhenUsed="0"/>
+    <w:lsdException w:name="Table List 5" w:semiHidden="0" w:uiPriority="0" w:unhideWhenUsed="0"/>
+    <w:lsdException w:name="Table List 6" w:semiHidden="0" w:uiPriority="0" w:unhideWhenUsed="0"/>
+    <w:lsdException w:name="Table List 7" w:semiHidden="0" w:uiPriority="0" w:unhideWhenUsed="0"/>
+    <w:lsdException w:name="Table List 8" w:semiHidden="0" w:uiPriority="0" w:unhideWhenUsed="0"/>
+    <w:lsdException w:name="Table 3D effects 1" w:semiHidden="0" w:uiPriority="0" w:unhideWhenUsed="0"/>
+    <w:lsdException w:name="Table 3D effects 2" w:semiHidden="0" w:uiPriority="0" w:unhideWhenUsed="0"/>
+    <w:lsdException w:name="Table 3D effects 3" w:semiHidden="0" w:uiPriority="0" w:unhideWhenUsed="0"/>
+    <w:lsdException w:name="Table Contemporary" w:semiHidden="0" w:uiPriority="0" w:unhideWhenUsed="0"/>
+    <w:lsdException w:name="Table Elegant" w:semiHidden="0" w:uiPriority="0" w:unhideWhenUsed="0"/>
+    <w:lsdException w:name="Table Professional" w:semiHidden="0" w:uiPriority="0" w:unhideWhenUsed="0"/>
+    <w:lsdException w:name="Table Subtle 1" w:semiHidden="0" w:uiPriority="0" w:unhideWhenUsed="0"/>
+    <w:lsdException w:name="Table Subtle 2" w:semiHidden="0" w:uiPriority="0" w:unhideWhenUsed="0"/>
+    <w:lsdException w:name="Table Web 1" w:semiHidden="0" w:uiPriority="0" w:unhideWhenUsed="0"/>
+    <w:lsdException w:name="Table Web 2" w:semiHidden="0" w:uiPriority="0" w:unhideWhenUsed="0"/>
+    <w:lsdException w:name="Table Web 3" w:semiHidden="0" w:uiPriority="0" w:unhideWhenUsed="0"/>
+    <w:lsdException w:name="Balloon Text" w:semiHidden="0" w:uiPriority="0" w:unhideWhenUsed="0"/>
+    <w:lsdException w:name="Table Grid" w:semiHidden="0" w:uiPriority="0" w:unhideWhenUsed="0" w:qFormat="1"/>
+    <w:lsdException w:name="Table Theme" w:semiHidden="0" w:uiPriority="0" w:unhideWhenUsed="0"/>
+    <w:lsdException w:name="Light Shading" w:semiHidden="0" w:uiPriority="60" w:unhideWhenUsed="0"/>
+    <w:lsdException w:name="Light List" w:semiHidden="0" w:uiPriority="61" w:unhideWhenUsed="0"/>
+    <w:lsdException w:name="Light Grid" w:semiHidden="0" w:uiPriority="62" w:unhideWhenUsed="0"/>
+    <w:lsdException w:name="Medium Shading 1" w:semiHidden="0" w:uiPriority="63" w:unhideWhenUsed="0"/>
+    <w:lsdException w:name="Medium Shading 2" w:semiHidden="0" w:uiPriority="64" w:unhideWhenUsed="0"/>
+    <w:lsdException w:name="Medium List 1" w:semiHidden="0" w:uiPriority="65" w:unhideWhenUsed="0"/>
+    <w:lsdException w:name="Medium List 2" w:semiHidden="0" w:uiPriority="66" w:unhideWhenUsed="0"/>
+    <w:lsdException w:name="Medium Grid 1" w:semiHidden="0" w:uiPriority="67" w:unhideWhenUsed="0"/>
+    <w:lsdException w:name="Medium Grid 2" w:semiHidden="0" w:uiPriority="68" w:unhideWhenUsed="0"/>
+    <w:lsdException w:name="Medium Grid 3" w:semiHidden="0" w:uiPriority="69" w:unhideWhenUsed="0"/>
+    <w:lsdException w:name="Dark List" w:semiHidden="0" w:uiPriority="70" w:unhideWhenUsed="0"/>
+    <w:lsdException w:name="Colorful Shading" w:semiHidden="0" w:uiPriority="71" w:unhideWhenUsed="0"/>
+    <w:lsdException w:name="Colorful List" w:semiHidden="0" w:uiPriority="72" w:unhideWhenUsed="0"/>
+    <w:lsdException w:name="Colorful Grid" w:semiHidden="0" w:uiPriority="73" w:unhideWhenUsed="0"/>
+    <w:lsdException w:name="Light Shading Accent 1" w:semiHidden="0" w:uiPriority="60" w:unhideWhenUsed="0"/>
+    <w:lsdException w:name="Light List Accent 1" w:semiHidden="0" w:uiPriority="61" w:unhideWhenUsed="0"/>
+    <w:lsdException w:name="Light Grid Accent 1" w:semiHidden="0" w:uiPriority="62" w:unhideWhenUsed="0"/>
+    <w:lsdException w:name="Medium Shading 1 Accent 1" w:semiHidden="0" w:uiPriority="63" w:unhideWhenUsed="0"/>
+    <w:lsdException w:name="Medium Shading 2 Accent 1" w:semiHidden="0" w:uiPriority="64" w:unhideWhenUsed="0"/>
+    <w:lsdException w:name="Medium List 1 Accent 1" w:semiHidden="0" w:uiPriority="65" w:unhideWhenUsed="0"/>
+    <w:lsdException w:name="Medium List 2 Accent 1" w:semiHidden="0" w:uiPriority="66" w:unhideWhenUsed="0"/>
+    <w:lsdException w:name="Medium Grid 1 Accent 1" w:semiHidden="0" w:uiPriority="67" w:unhideWhenUsed="0"/>
+    <w:lsdException w:name="Medium Grid 2 Accent 1" w:semiHidden="0" w:uiPriority="68" w:unhideWhenUsed="0"/>
+    <w:lsdException w:name="Medium Grid 3 Accent 1" w:semiHidden="0" w:uiPriority="69" w:unhideWhenUsed="0"/>
+    <w:lsdException w:name="Dark List Accent 1" w:semiHidden="0" w:uiPriority="70" w:unhideWhenUsed="0"/>
+    <w:lsdException w:name="Colorful Shading Accent 1" w:semiHidden="0" w:uiPriority="71" w:unhideWhenUsed="0"/>
+    <w:lsdException w:name="Colorful List Accent 1" w:semiHidden="0" w:uiPriority="72" w:unhideWhenUsed="0"/>
+    <w:lsdException w:name="Colorful Grid Accent 1" w:semiHidden="0" w:uiPriority="73" w:unhideWhenUsed="0"/>
+    <w:lsdException w:name="Light Shading Accent 2" w:semiHidden="0" w:uiPriority="60" w:unhideWhenUsed="0"/>
+    <w:lsdException w:name="Light List Accent 2" w:semiHidden="0" w:uiPriority="61" w:unhideWhenUsed="0"/>
+    <w:lsdException w:name="Light Grid Accent 2" w:semiHidden="0" w:uiPriority="62" w:unhideWhenUsed="0"/>
+    <w:lsdException w:name="Medium Shading 1 Accent 2" w:semiHidden="0" w:uiPriority="63" w:unhideWhenUsed="0"/>
+    <w:lsdException w:name="Medium Shading 2 Accent 2" w:semiHidden="0" w:uiPriority="64" w:unhideWhenUsed="0"/>
+    <w:lsdException w:name="Medium List 1 Accent 2" w:semiHidden="0" w:uiPriority="65" w:unhideWhenUsed="0"/>
+    <w:lsdException w:name="Medium List 2 Accent 2" w:semiHidden="0" w:uiPriority="66" w:unhideWhenUsed="0"/>
+    <w:lsdException w:name="Medium Grid 1 Accent 2" w:semiHidden="0" w:uiPriority="67" w:unhideWhenUsed="0"/>
+    <w:lsdException w:name="Medium Grid 2 Accent 2" w:semiHidden="0" w:uiPriority="68" w:unhideWhenUsed="0"/>
+    <w:lsdException w:name="Medium Grid 3 Accent 2" w:semiHidden="0" w:uiPriority="69" w:unhideWhenUsed="0"/>
+    <w:lsdException w:name="Dark List Accent 2" w:semiHidden="0" w:uiPriority="70" w:unhideWhenUsed="0"/>
+    <w:lsdException w:name="Colorful Shading Accent 2" w:semiHidden="0" w:uiPriority="71" w:unhideWhenUsed="0"/>
+    <w:lsdException w:name="Colorful List Accent 2" w:semiHidden="0" w:uiPriority="72" w:unhideWhenUsed="0"/>
+    <w:lsdException w:name="Colorful Grid Accent 2" w:semiHidden="0" w:uiPriority="73" w:unhideWhenUsed="0"/>
+    <w:lsdException w:name="Light Shading Accent 3" w:semiHidden="0" w:uiPriority="60" w:unhideWhenUsed="0"/>
+    <w:lsdException w:name="Light List Accent 3" w:semiHidden="0" w:uiPriority="61" w:unhideWhenUsed="0"/>
+    <w:lsdException w:name="Light Grid Accent 3" w:semiHidden="0" w:uiPriority="62" w:unhideWhenUsed="0"/>
+    <w:lsdException w:name="Medium Shading 1 Accent 3" w:semiHidden="0" w:uiPriority="63" w:unhideWhenUsed="0"/>
+    <w:lsdException w:name="Medium Shading 2 Accent 3" w:semiHidden="0" w:uiPriority="64" w:unhideWhenUsed="0"/>
+    <w:lsdException w:name="Medium List 1 Accent 3" w:semiHidden="0" w:uiPriority="65" w:unhideWhenUsed="0"/>
+    <w:lsdException w:name="Medium List 2 Accent 3" w:semiHidden="0" w:uiPriority="66" w:unhideWhenUsed="0"/>
+    <w:lsdException w:name="Medium Grid 1 Accent 3" w:semiHidden="0" w:uiPriority="67" w:unhideWhenUsed="0"/>
+    <w:lsdException w:name="Medium Grid 2 Accent 3" w:semiHidden="0" w:uiPriority="68" w:unhideWhenUsed="0"/>
+    <w:lsdException w:name="Medium Grid 3 Accent 3" w:semiHidden="0" w:uiPriority="69" w:unhideWhenUsed="0"/>
+    <w:lsdException w:name="Dark List Accent 3" w:semiHidden="0" w:uiPriority="70" w:unhideWhenUsed="0"/>
+    <w:lsdException w:name="Colorful Shading Accent 3" w:semiHidden="0" w:uiPriority="71" w:unhideWhenUsed="0"/>
+    <w:lsdException w:name="Colorful List Accent 3" w:semiHidden="0" w:uiPriority="72" w:unhideWhenUsed="0"/>
+    <w:lsdException w:name="Colorful Grid Accent 3" w:semiHidden="0" w:uiPriority="73" w:unhideWhenUsed="0"/>
+    <w:lsdException w:name="Light Shading Accent 4" w:semiHidden="0" w:uiPriority="60" w:unhideWhenUsed="0"/>
+    <w:lsdException w:name="Light List Accent 4" w:semiHidden="0" w:uiPriority="61" w:unhideWhenUsed="0"/>
+    <w:lsdException w:name="Light Grid Accent 4" w:semiHidden="0" w:uiPriority="62" w:unhideWhenUsed="0"/>
+    <w:lsdException w:name="Medium Shading 1 Accent 4" w:semiHidden="0" w:uiPriority="63" w:unhideWhenUsed="0"/>
+    <w:lsdException w:name="Medium Shading 2 Accent 4" w:semiHidden="0" w:uiPriority="64" w:unhideWhenUsed="0"/>
+    <w:lsdException w:name="Medium List 1 Accent 4" w:semiHidden="0" w:uiPriority="65" w:unhideWhenUsed="0"/>
+    <w:lsdException w:name="Medium List 2 Accent 4" w:semiHidden="0" w:uiPriority="66" w:unhideWhenUsed="0"/>
+    <w:lsdException w:name="Medium Grid 1 Accent 4" w:semiHidden="0" w:uiPriority="67" w:unhideWhenUsed="0"/>
+    <w:lsdException w:name="Medium Grid 2 Accent 4" w:semiHidden="0" w:uiPriority="68" w:unhideWhenUsed="0"/>
+    <w:lsdException w:name="Medium Grid 3 Accent 4" w:semiHidden="0" w:uiPriority="69" w:unhideWhenUsed="0"/>
+    <w:lsdException w:name="Dark List Accent 4" w:semiHidden="0" w:uiPriority="70" w:unhideWhenUsed="0"/>
+    <w:lsdException w:name="Colorful Shading Accent 4" w:semiHidden="0" w:uiPriority="71" w:unhideWhenUsed="0"/>
+    <w:lsdException w:name="Colorful List Accent 4" w:semiHidden="0" w:uiPriority="72" w:unhideWhenUsed="0"/>
+    <w:lsdException w:name="Colorful Grid Accent 4" w:semiHidden="0" w:uiPriority="73" w:unhideWhenUsed="0"/>
+    <w:lsdException w:name="Light Shading Accent 5" w:semiHidden="0" w:uiPriority="60" w:unhideWhenUsed="0"/>
+    <w:lsdException w:name="Light List Accent 5" w:semiHidden="0" w:uiPriority="61" w:unhideWhenUsed="0"/>
+    <w:lsdException w:name="Light Grid Accent 5" w:semiHidden="0" w:uiPriority="62" w:unhideWhenUsed="0"/>
+    <w:lsdException w:name="Medium Shading 1 Accent 5" w:semiHidden="0" w:uiPriority="63" w:unhideWhenUsed="0"/>
+    <w:lsdException w:name="Medium Shading 2 Accent 5" w:semiHidden="0" w:uiPriority="64" w:unhideWhenUsed="0"/>
+    <w:lsdException w:name="Medium List 1 Accent 5" w:semiHidden="0" w:uiPriority="65" w:unhideWhenUsed="0"/>
+    <w:lsdException w:name="Medium List 2 Accent 5" w:semiHidden="0" w:uiPriority="66" w:unhideWhenUsed="0"/>
+    <w:lsdException w:name="Medium Grid 1 Accent 5" w:semiHidden="0" w:uiPriority="67" w:unhideWhenUsed="0"/>
+    <w:lsdException w:name="Medium Grid 2 Accent 5" w:semiHidden="0" w:uiPriority="68" w:unhideWhenUsed="0"/>
+    <w:lsdException w:name="Medium Grid 3 Accent 5" w:semiHidden="0" w:uiPriority="69" w:unhideWhenUsed="0"/>
+    <w:lsdException w:name="Dark List Accent 5" w:semiHidden="0" w:uiPriority="70" w:unhideWhenUsed="0"/>
+    <w:lsdException w:name="Colorful Shading Accent 5" w:semiHidden="0" w:uiPriority="71" w:unhideWhenUsed="0"/>
+    <w:lsdException w:name="Colorful List Accent 5" w:semiHidden="0" w:uiPriority="72" w:unhideWhenUsed="0"/>
+    <w:lsdException w:name="Colorful Grid Accent 5" w:semiHidden="0" w:uiPriority="73" w:unhideWhenUsed="0"/>
+    <w:lsdException w:name="Light Shading Accent 6" w:semiHidden="0" w:uiPriority="60" w:unhideWhenUsed="0"/>
+    <w:lsdException w:name="Light List Accent 6" w:semiHidden="0" w:uiPriority="61" w:unhideWhenUsed="0"/>
+    <w:lsdException w:name="Light Grid Accent 6" w:semiHidden="0" w:uiPriority="62" w:unhideWhenUsed="0"/>
+    <w:lsdException w:name="Medium Shading 1 Accent 6" w:semiHidden="0" w:uiPriority="63" w:unhideWhenUsed="0"/>
+    <w:lsdException w:name="Medium Shading 2 Accent 6" w:semiHidden="0" w:uiPriority="64" w:unhideWhenUsed="0"/>
+    <w:lsdException w:name="Medium List 1 Accent 6" w:semiHidden="0" w:uiPriority="65" w:unhideWhenUsed="0"/>
+    <w:lsdException w:name="Medium List 2 Accent 6" w:semiHidden="0" w:uiPriority="66" w:unhideWhenUsed="0"/>
+    <w:lsdException w:name="Medium Grid 1 Accent 6" w:semiHidden="0" w:uiPriority="67" w:unhideWhenUsed="0"/>
+    <w:lsdException w:name="Medium Grid 2 Accent 6" w:semiHidden="0" w:uiPriority="68" w:unhideWhenUsed="0"/>
+    <w:lsdException w:name="Medium Grid 3 Accent 6" w:semiHidden="0" w:uiPriority="69" w:unhideWhenUsed="0"/>
+    <w:lsdException w:name="Dark List Accent 6" w:semiHidden="0" w:uiPriority="70" w:unhideWhenUsed="0"/>
+    <w:lsdException w:name="Colorful Shading Accent 6" w:semiHidden="0" w:uiPriority="71" w:unhideWhenUsed="0"/>
+    <w:lsdException w:name="Colorful List Accent 6" w:semiHidden="0" w:uiPriority="72" w:unhideWhenUsed="0"/>
+    <w:lsdException w:name="Colorful Grid Accent 6" w:semiHidden="0" w:uiPriority="73" w:unhideWhenUsed="0"/>
   </w:latentStyles>
-  <w:style w:type="paragraph" w:default="1" w:styleId="1">
+  <w:style w:type="paragraph" w:default="1" w:styleId="Normal">
     <w:name w:val="Normal"/>
     <w:qFormat/>
-    <w:uiPriority w:val="0"/>
     <w:pPr>
       <w:kinsoku w:val="0"/>
       <w:autoSpaceDE w:val="0"/>
@@ -9477,7 +9288,7 @@
       <w:textAlignment w:val="baseline"/>
     </w:pPr>
     <w:rPr>
-      <w:rFonts w:ascii="Arial" w:hAnsi="Arial" w:eastAsia="宋体" w:cs="Arial"/>
+      <w:rFonts w:ascii="Arial" w:eastAsia="宋体" w:hAnsi="Arial" w:cs="Arial"/>
       <w:snapToGrid w:val="0"/>
       <w:color w:val="000000"/>
       <w:kern w:val="0"/>
@@ -9486,12 +9297,11 @@
       <w:lang w:val="en-US" w:eastAsia="en-US" w:bidi="ar-SA"/>
     </w:rPr>
   </w:style>
-  <w:style w:type="paragraph" w:styleId="2">
+  <w:style w:type="paragraph" w:styleId="Heading1">
     <w:name w:val="heading 1"/>
-    <w:basedOn w:val="1"/>
-    <w:next w:val="1"/>
+    <w:basedOn w:val="Normal"/>
+    <w:next w:val="Normal"/>
     <w:qFormat/>
-    <w:uiPriority w:val="0"/>
     <w:pPr>
       <w:keepNext/>
       <w:keepLines/>
@@ -9509,13 +9319,12 @@
       <w:sz w:val="44"/>
     </w:rPr>
   </w:style>
-  <w:style w:type="paragraph" w:styleId="3">
+  <w:style w:type="paragraph" w:styleId="Heading2">
     <w:name w:val="heading 2"/>
-    <w:basedOn w:val="1"/>
-    <w:next w:val="1"/>
+    <w:basedOn w:val="Normal"/>
+    <w:next w:val="Normal"/>
     <w:unhideWhenUsed/>
     <w:qFormat/>
-    <w:uiPriority w:val="0"/>
     <w:pPr>
       <w:keepNext/>
       <w:keepLines/>
@@ -9528,19 +9337,18 @@
       <w:outlineLvl w:val="1"/>
     </w:pPr>
     <w:rPr>
-      <w:rFonts w:ascii="Arial" w:hAnsi="Arial" w:eastAsia="黑体"/>
+      <w:rFonts w:ascii="Arial" w:eastAsia="黑体" w:hAnsi="Arial"/>
       <w:b/>
       <w:sz w:val="32"/>
     </w:rPr>
   </w:style>
-  <w:style w:type="paragraph" w:styleId="4">
+  <w:style w:type="paragraph" w:styleId="Heading3">
     <w:name w:val="heading 3"/>
-    <w:basedOn w:val="1"/>
-    <w:next w:val="1"/>
+    <w:basedOn w:val="Normal"/>
+    <w:next w:val="Normal"/>
     <w:semiHidden/>
     <w:unhideWhenUsed/>
     <w:qFormat/>
-    <w:uiPriority w:val="0"/>
     <w:pPr>
       <w:keepNext/>
       <w:keepLines/>
@@ -9557,13 +9365,12 @@
       <w:sz w:val="32"/>
     </w:rPr>
   </w:style>
-  <w:style w:type="paragraph" w:styleId="5">
+  <w:style w:type="paragraph" w:styleId="Heading4">
     <w:name w:val="heading 4"/>
-    <w:basedOn w:val="1"/>
-    <w:next w:val="1"/>
+    <w:basedOn w:val="Normal"/>
+    <w:next w:val="Normal"/>
     <w:unhideWhenUsed/>
     <w:qFormat/>
-    <w:uiPriority w:val="0"/>
     <w:pPr>
       <w:keepNext/>
       <w:keepLines/>
@@ -9576,19 +9383,18 @@
       <w:outlineLvl w:val="3"/>
     </w:pPr>
     <w:rPr>
-      <w:rFonts w:ascii="Arial" w:hAnsi="Arial" w:eastAsia="黑体"/>
+      <w:rFonts w:ascii="Arial" w:eastAsia="黑体" w:hAnsi="Arial"/>
       <w:b/>
       <w:sz w:val="28"/>
     </w:rPr>
   </w:style>
-  <w:style w:type="paragraph" w:styleId="6">
+  <w:style w:type="paragraph" w:styleId="Heading5">
     <w:name w:val="heading 5"/>
-    <w:basedOn w:val="1"/>
-    <w:next w:val="1"/>
+    <w:basedOn w:val="Normal"/>
+    <w:next w:val="Normal"/>
     <w:semiHidden/>
     <w:unhideWhenUsed/>
     <w:qFormat/>
-    <w:uiPriority w:val="0"/>
     <w:pPr>
       <w:keepNext/>
       <w:keepLines/>
@@ -9605,14 +9411,13 @@
       <w:sz w:val="28"/>
     </w:rPr>
   </w:style>
-  <w:style w:type="paragraph" w:styleId="7">
+  <w:style w:type="paragraph" w:styleId="Heading6">
     <w:name w:val="heading 6"/>
-    <w:basedOn w:val="1"/>
-    <w:next w:val="1"/>
+    <w:basedOn w:val="Normal"/>
+    <w:next w:val="Normal"/>
     <w:semiHidden/>
     <w:unhideWhenUsed/>
     <w:qFormat/>
-    <w:uiPriority w:val="0"/>
     <w:pPr>
       <w:keepNext/>
       <w:keepLines/>
@@ -9625,19 +9430,18 @@
       <w:outlineLvl w:val="5"/>
     </w:pPr>
     <w:rPr>
-      <w:rFonts w:ascii="Arial" w:hAnsi="Arial" w:eastAsia="黑体"/>
+      <w:rFonts w:ascii="Arial" w:eastAsia="黑体" w:hAnsi="Arial"/>
       <w:b/>
       <w:sz w:val="24"/>
     </w:rPr>
   </w:style>
-  <w:style w:type="paragraph" w:styleId="8">
+  <w:style w:type="paragraph" w:styleId="Heading7">
     <w:name w:val="heading 7"/>
-    <w:basedOn w:val="1"/>
-    <w:next w:val="1"/>
+    <w:basedOn w:val="Normal"/>
+    <w:next w:val="Normal"/>
     <w:semiHidden/>
     <w:unhideWhenUsed/>
     <w:qFormat/>
-    <w:uiPriority w:val="0"/>
     <w:pPr>
       <w:keepNext/>
       <w:keepLines/>
@@ -9654,14 +9458,13 @@
       <w:sz w:val="24"/>
     </w:rPr>
   </w:style>
-  <w:style w:type="paragraph" w:styleId="9">
+  <w:style w:type="paragraph" w:styleId="Heading8">
     <w:name w:val="heading 8"/>
-    <w:basedOn w:val="1"/>
-    <w:next w:val="1"/>
+    <w:basedOn w:val="Normal"/>
+    <w:next w:val="Normal"/>
     <w:semiHidden/>
     <w:unhideWhenUsed/>
     <w:qFormat/>
-    <w:uiPriority w:val="0"/>
     <w:pPr>
       <w:keepNext/>
       <w:keepLines/>
@@ -9674,18 +9477,17 @@
       <w:outlineLvl w:val="7"/>
     </w:pPr>
     <w:rPr>
-      <w:rFonts w:ascii="Arial" w:hAnsi="Arial" w:eastAsia="黑体"/>
+      <w:rFonts w:ascii="Arial" w:eastAsia="黑体" w:hAnsi="Arial"/>
       <w:sz w:val="24"/>
     </w:rPr>
   </w:style>
-  <w:style w:type="paragraph" w:styleId="10">
+  <w:style w:type="paragraph" w:styleId="Heading9">
     <w:name w:val="heading 9"/>
-    <w:basedOn w:val="1"/>
-    <w:next w:val="1"/>
+    <w:basedOn w:val="Normal"/>
+    <w:next w:val="Normal"/>
     <w:semiHidden/>
     <w:unhideWhenUsed/>
     <w:qFormat/>
-    <w:uiPriority w:val="0"/>
     <w:pPr>
       <w:keepNext/>
       <w:keepLines/>
@@ -9698,21 +9500,19 @@
       <w:outlineLvl w:val="8"/>
     </w:pPr>
     <w:rPr>
-      <w:rFonts w:ascii="Arial" w:hAnsi="Arial" w:eastAsia="黑体"/>
+      <w:rFonts w:ascii="Arial" w:eastAsia="黑体" w:hAnsi="Arial"/>
       <w:sz w:val="21"/>
     </w:rPr>
   </w:style>
-  <w:style w:type="character" w:default="1" w:styleId="22">
+  <w:style w:type="character" w:default="1" w:styleId="DefaultParagraphFont">
     <w:name w:val="Default Paragraph Font"/>
     <w:semiHidden/>
     <w:qFormat/>
-    <w:uiPriority w:val="0"/>
   </w:style>
-  <w:style w:type="table" w:default="1" w:styleId="20">
+  <w:style w:type="table" w:default="1" w:styleId="TableNormal">
     <w:name w:val="Normal Table"/>
     <w:semiHidden/>
     <w:qFormat/>
-    <w:uiPriority w:val="0"/>
     <w:tblPr>
       <w:tblCellMar>
         <w:top w:w="0" w:type="dxa"/>
@@ -9722,43 +9522,39 @@
       </w:tblCellMar>
     </w:tblPr>
   </w:style>
-  <w:style w:type="paragraph" w:styleId="11">
+  <w:style w:type="paragraph" w:styleId="CommentText">
     <w:name w:val="annotation text"/>
-    <w:basedOn w:val="1"/>
+    <w:basedOn w:val="Normal"/>
     <w:qFormat/>
-    <w:uiPriority w:val="0"/>
     <w:pPr>
       <w:jc w:val="left"/>
     </w:pPr>
   </w:style>
-  <w:style w:type="paragraph" w:styleId="12">
+  <w:style w:type="paragraph" w:styleId="BodyText">
     <w:name w:val="Body Text"/>
-    <w:basedOn w:val="1"/>
+    <w:basedOn w:val="Normal"/>
     <w:semiHidden/>
     <w:qFormat/>
-    <w:uiPriority w:val="0"/>
     <w:rPr>
-      <w:rFonts w:ascii="Arial" w:hAnsi="Arial" w:eastAsia="Arial" w:cs="Arial"/>
+      <w:rFonts w:ascii="Arial" w:eastAsia="Arial" w:hAnsi="Arial" w:cs="Arial"/>
       <w:sz w:val="21"/>
       <w:szCs w:val="21"/>
       <w:lang w:val="en-US" w:eastAsia="en-US" w:bidi="ar-SA"/>
     </w:rPr>
   </w:style>
-  <w:style w:type="paragraph" w:styleId="13">
+  <w:style w:type="paragraph" w:styleId="TOC3">
     <w:name w:val="toc 3"/>
-    <w:basedOn w:val="1"/>
-    <w:next w:val="1"/>
+    <w:basedOn w:val="Normal"/>
+    <w:next w:val="Normal"/>
     <w:qFormat/>
-    <w:uiPriority w:val="0"/>
     <w:pPr>
       <w:ind w:left="840" w:leftChars="400"/>
     </w:pPr>
   </w:style>
-  <w:style w:type="paragraph" w:styleId="14">
+  <w:style w:type="paragraph" w:styleId="Footer">
     <w:name w:val="footer"/>
-    <w:basedOn w:val="1"/>
+    <w:basedOn w:val="Normal"/>
     <w:qFormat/>
-    <w:uiPriority w:val="0"/>
     <w:pPr>
       <w:tabs>
         <w:tab w:val="center" w:pos="4153"/>
@@ -9771,17 +9567,16 @@
       <w:sz w:val="18"/>
     </w:rPr>
   </w:style>
-  <w:style w:type="paragraph" w:styleId="15">
+  <w:style w:type="paragraph" w:styleId="Header">
     <w:name w:val="header"/>
-    <w:basedOn w:val="1"/>
+    <w:basedOn w:val="Normal"/>
     <w:qFormat/>
-    <w:uiPriority w:val="0"/>
     <w:pPr>
       <w:pBdr>
-        <w:top w:val="none" w:color="auto" w:sz="0" w:space="0"/>
-        <w:left w:val="none" w:color="auto" w:sz="0" w:space="0"/>
-        <w:bottom w:val="none" w:color="auto" w:sz="0" w:space="0"/>
-        <w:right w:val="none" w:color="auto" w:sz="0" w:space="0"/>
+        <w:top w:val="nil"/>
+        <w:left w:val="nil"/>
+        <w:bottom w:val="nil"/>
+        <w:right w:val="nil"/>
       </w:pBdr>
       <w:tabs>
         <w:tab w:val="center" w:pos="4153"/>
@@ -9796,41 +9591,37 @@
       <w:sz w:val="18"/>
     </w:rPr>
   </w:style>
-  <w:style w:type="paragraph" w:styleId="16">
+  <w:style w:type="paragraph" w:styleId="TOC1">
     <w:name w:val="toc 1"/>
-    <w:basedOn w:val="1"/>
-    <w:next w:val="1"/>
+    <w:basedOn w:val="Normal"/>
+    <w:next w:val="Normal"/>
     <w:qFormat/>
-    <w:uiPriority w:val="0"/>
     <w:rPr>
-      <w:rFonts w:ascii="Arial" w:hAnsi="Arial" w:eastAsia="Microsoft JhengHei"/>
+      <w:rFonts w:ascii="Arial" w:eastAsia="Microsoft JhengHei" w:hAnsi="Arial"/>
       <w:sz w:val="24"/>
     </w:rPr>
   </w:style>
-  <w:style w:type="paragraph" w:styleId="17">
+  <w:style w:type="paragraph" w:styleId="TOC2">
     <w:name w:val="toc 2"/>
-    <w:basedOn w:val="1"/>
-    <w:next w:val="1"/>
+    <w:basedOn w:val="Normal"/>
+    <w:next w:val="Normal"/>
     <w:qFormat/>
-    <w:uiPriority w:val="0"/>
     <w:pPr>
       <w:ind w:left="420" w:leftChars="200"/>
     </w:pPr>
   </w:style>
-  <w:style w:type="paragraph" w:styleId="18">
+  <w:style w:type="paragraph" w:styleId="NormalWeb">
     <w:name w:val="Normal (Web)"/>
-    <w:basedOn w:val="1"/>
+    <w:basedOn w:val="Normal"/>
     <w:qFormat/>
-    <w:uiPriority w:val="0"/>
     <w:rPr>
       <w:sz w:val="24"/>
     </w:rPr>
   </w:style>
-  <w:style w:type="paragraph" w:styleId="19">
+  <w:style w:type="paragraph" w:styleId="Title">
     <w:name w:val="Title"/>
-    <w:basedOn w:val="1"/>
+    <w:basedOn w:val="Normal"/>
     <w:qFormat/>
-    <w:uiPriority w:val="0"/>
     <w:pPr>
       <w:spacing w:before="240" w:beforeLines="0" w:beforeAutospacing="0" w:after="60" w:afterLines="0" w:afterAutospacing="0"/>
       <w:jc w:val="center"/>
@@ -9842,73 +9633,68 @@
       <w:sz w:val="32"/>
     </w:rPr>
   </w:style>
-  <w:style w:type="table" w:styleId="21">
+  <w:style w:type="table" w:styleId="TableGrid">
     <w:name w:val="Table Grid"/>
-    <w:basedOn w:val="20"/>
+    <w:basedOn w:val="TableNormal"/>
     <w:qFormat/>
-    <w:uiPriority w:val="0"/>
     <w:pPr>
       <w:widowControl w:val="0"/>
       <w:jc w:val="both"/>
     </w:pPr>
     <w:tblPr>
       <w:tblBorders>
-        <w:top w:val="single" w:color="auto" w:sz="4" w:space="0"/>
-        <w:left w:val="single" w:color="auto" w:sz="4" w:space="0"/>
-        <w:bottom w:val="single" w:color="auto" w:sz="4" w:space="0"/>
-        <w:right w:val="single" w:color="auto" w:sz="4" w:space="0"/>
-        <w:insideH w:val="single" w:color="auto" w:sz="4" w:space="0"/>
-        <w:insideV w:val="single" w:color="auto" w:sz="4" w:space="0"/>
+        <w:top w:val="single" w:sz="4" w:space="0" w:color="auto"/>
+        <w:left w:val="single" w:sz="4" w:space="0" w:color="auto"/>
+        <w:bottom w:val="single" w:sz="4" w:space="0" w:color="auto"/>
+        <w:right w:val="single" w:sz="4" w:space="0" w:color="auto"/>
+        <w:insideH w:val="single" w:sz="4" w:space="0" w:color="auto"/>
+        <w:insideV w:val="single" w:sz="4" w:space="0" w:color="auto"/>
       </w:tblBorders>
     </w:tblPr>
   </w:style>
-  <w:style w:type="character" w:styleId="23">
+  <w:style w:type="character" w:styleId="Strong">
     <w:name w:val="Strong"/>
-    <w:basedOn w:val="22"/>
+    <w:basedOn w:val="DefaultParagraphFont"/>
     <w:qFormat/>
-    <w:uiPriority w:val="0"/>
     <w:rPr>
       <w:b/>
     </w:rPr>
   </w:style>
-  <w:style w:type="paragraph" w:customStyle="1" w:styleId="24">
+  <w:style w:type="paragraph" w:customStyle="1" w:styleId="a">
     <w:name w:val="柴_公司名"/>
-    <w:basedOn w:val="19"/>
+    <w:basedOn w:val="Title"/>
     <w:qFormat/>
-    <w:uiPriority w:val="0"/>
     <w:pPr>
       <w:spacing w:after="600" w:afterLines="600"/>
     </w:pPr>
     <w:rPr>
-      <w:rFonts w:hint="eastAsia" w:ascii="宋体" w:hAnsi="宋体" w:eastAsia="宋体" w:cs="宋体"/>
+      <w:rFonts w:ascii="宋体" w:eastAsia="宋体" w:hAnsi="宋体" w:cs="宋体" w:hint="eastAsia"/>
       <w:bCs/>
       <w:spacing w:val="-6"/>
       <w:sz w:val="52"/>
       <w:szCs w:val="52"/>
     </w:rPr>
   </w:style>
-  <w:style w:type="paragraph" w:customStyle="1" w:styleId="25">
+  <w:style w:type="paragraph" w:customStyle="1" w:styleId="a0">
     <w:name w:val="柴_文档名"/>
-    <w:basedOn w:val="19"/>
+    <w:basedOn w:val="Title"/>
     <w:qFormat/>
-    <w:uiPriority w:val="0"/>
     <w:pPr>
       <w:spacing w:after="900" w:afterLines="900"/>
     </w:pPr>
     <w:rPr>
-      <w:rFonts w:ascii="黑体" w:hAnsi="黑体" w:eastAsia="黑体" w:cs="黑体"/>
+      <w:rFonts w:ascii="黑体" w:eastAsia="黑体" w:hAnsi="黑体" w:cs="黑体"/>
       <w:bCs/>
       <w:spacing w:val="-7"/>
       <w:sz w:val="52"/>
       <w:szCs w:val="52"/>
     </w:rPr>
   </w:style>
-  <w:style w:type="table" w:customStyle="1" w:styleId="26">
+  <w:style w:type="table" w:customStyle="1" w:styleId="TableNormal0">
     <w:name w:val="Table Normal_0"/>
     <w:semiHidden/>
     <w:unhideWhenUsed/>
     <w:qFormat/>
-    <w:uiPriority w:val="0"/>
     <w:tblPr>
       <w:tblCellMar>
         <w:top w:w="0" w:type="dxa"/>
@@ -9918,87 +9704,81 @@
       </w:tblCellMar>
     </w:tblPr>
   </w:style>
-  <w:style w:type="paragraph" w:customStyle="1" w:styleId="27">
+  <w:style w:type="paragraph" w:customStyle="1" w:styleId="TableText">
     <w:name w:val="Table Text"/>
-    <w:basedOn w:val="1"/>
+    <w:basedOn w:val="Normal"/>
     <w:semiHidden/>
     <w:qFormat/>
-    <w:uiPriority w:val="0"/>
     <w:rPr>
-      <w:rFonts w:ascii="宋体" w:hAnsi="宋体" w:eastAsia="宋体" w:cs="宋体"/>
+      <w:rFonts w:ascii="宋体" w:eastAsia="宋体" w:hAnsi="宋体" w:cs="宋体"/>
       <w:sz w:val="21"/>
       <w:szCs w:val="21"/>
       <w:lang w:val="en-US" w:eastAsia="en-US" w:bidi="ar-SA"/>
     </w:rPr>
   </w:style>
-  <w:style w:type="paragraph" w:customStyle="1" w:styleId="28">
+  <w:style w:type="paragraph" w:customStyle="1" w:styleId="1">
     <w:name w:val="柴_标题1"/>
-    <w:basedOn w:val="2"/>
-    <w:next w:val="29"/>
-    <w:link w:val="38"/>
+    <w:basedOn w:val="Heading1"/>
+    <w:next w:val="a1"/>
+    <w:link w:val="1Char"/>
     <w:qFormat/>
-    <w:uiPriority w:val="0"/>
     <w:pPr>
       <w:spacing w:before="100" w:after="90" w:line="360" w:lineRule="auto"/>
     </w:pPr>
     <w:rPr>
-      <w:rFonts w:ascii="Arial" w:hAnsi="Arial" w:eastAsia="宋体"/>
+      <w:rFonts w:ascii="Arial" w:eastAsia="宋体" w:hAnsi="Arial"/>
       <w:sz w:val="32"/>
     </w:rPr>
   </w:style>
-  <w:style w:type="paragraph" w:customStyle="1" w:styleId="29">
+  <w:style w:type="paragraph" w:customStyle="1" w:styleId="a1">
     <w:name w:val="柴_正文"/>
-    <w:basedOn w:val="12"/>
-    <w:link w:val="42"/>
+    <w:basedOn w:val="BodyText"/>
+    <w:link w:val="Char"/>
     <w:qFormat/>
-    <w:uiPriority w:val="0"/>
     <w:pPr>
       <w:spacing w:line="360" w:lineRule="auto"/>
       <w:ind w:firstLine="470" w:firstLineChars="200"/>
     </w:pPr>
     <w:rPr>
-      <w:rFonts w:ascii="Arial" w:hAnsi="Arial" w:eastAsia="宋体"/>
+      <w:rFonts w:ascii="Arial" w:eastAsia="宋体" w:hAnsi="Arial"/>
       <w:sz w:val="24"/>
       <w:lang w:eastAsia="zh-CN"/>
     </w:rPr>
   </w:style>
-  <w:style w:type="paragraph" w:customStyle="1" w:styleId="30">
+  <w:style w:type="paragraph" w:customStyle="1" w:styleId="2">
     <w:name w:val="柴_标题2"/>
-    <w:basedOn w:val="3"/>
-    <w:next w:val="29"/>
+    <w:basedOn w:val="Heading2"/>
+    <w:next w:val="a1"/>
     <w:qFormat/>
-    <w:uiPriority w:val="0"/>
     <w:pPr>
       <w:spacing w:line="360" w:lineRule="auto"/>
     </w:pPr>
     <w:rPr>
-      <w:rFonts w:ascii="Arial" w:hAnsi="Arial" w:eastAsia="宋体"/>
+      <w:rFonts w:ascii="Arial" w:eastAsia="宋体" w:hAnsi="Arial"/>
       <w:sz w:val="28"/>
     </w:rPr>
   </w:style>
-  <w:style w:type="paragraph" w:customStyle="1" w:styleId="31">
+  <w:style w:type="paragraph" w:customStyle="1" w:styleId="3">
     <w:name w:val="柴_标题3"/>
-    <w:basedOn w:val="4"/>
-    <w:next w:val="29"/>
+    <w:basedOn w:val="Heading3"/>
+    <w:next w:val="a1"/>
     <w:qFormat/>
-    <w:uiPriority w:val="0"/>
     <w:pPr>
       <w:spacing w:line="360" w:lineRule="auto"/>
       <w:ind w:left="0" w:firstLine="472" w:firstLineChars="200"/>
     </w:pPr>
     <w:rPr>
-      <w:rFonts w:ascii="宋体" w:hAnsi="宋体" w:eastAsia="宋体" w:cs="宋体"/>
+      <w:rFonts w:ascii="宋体" w:eastAsia="宋体" w:hAnsi="宋体" w:cs="宋体"/>
       <w:spacing w:val="-2"/>
       <w:sz w:val="24"/>
       <w:szCs w:val="24"/>
     </w:rPr>
   </w:style>
-  <w:style w:type="paragraph" w:customStyle="1" w:styleId="32">
+  <w:style w:type="paragraph" w:customStyle="1" w:styleId="a2">
     <w:name w:val="柴_目录"/>
-    <w:basedOn w:val="1"/>
-    <w:next w:val="12"/>
+    <w:basedOn w:val="Normal"/>
+    <w:next w:val="BodyText"/>
     <w:qFormat/>
-    <w:uiPriority w:val="0"/>
     <w:pPr>
       <w:tabs>
         <w:tab w:val="right" w:leader="dot" w:pos="8442"/>
@@ -10006,64 +9786,59 @@
       <w:ind w:left="0" w:leftChars="0"/>
     </w:pPr>
     <w:rPr>
-      <w:rFonts w:ascii="Arial" w:hAnsi="Arial" w:eastAsia="Microsoft JhengHei"/>
+      <w:rFonts w:ascii="Arial" w:eastAsia="Microsoft JhengHei" w:hAnsi="Arial"/>
       <w:sz w:val="24"/>
     </w:rPr>
   </w:style>
-  <w:style w:type="paragraph" w:customStyle="1" w:styleId="33">
+  <w:style w:type="paragraph" w:customStyle="1" w:styleId="WPSOffice1">
     <w:name w:val="WPSOffice手动目录 1"/>
     <w:qFormat/>
-    <w:uiPriority w:val="0"/>
     <w:pPr>
       <w:ind w:leftChars="0"/>
     </w:pPr>
     <w:rPr>
-      <w:rFonts w:ascii="Times New Roman" w:hAnsi="Times New Roman" w:eastAsia="宋体" w:cs="Times New Roman"/>
+      <w:rFonts w:ascii="Times New Roman" w:eastAsia="宋体" w:hAnsi="Times New Roman" w:cs="Times New Roman"/>
       <w:sz w:val="20"/>
       <w:szCs w:val="20"/>
     </w:rPr>
   </w:style>
-  <w:style w:type="paragraph" w:customStyle="1" w:styleId="34">
+  <w:style w:type="paragraph" w:customStyle="1" w:styleId="WPSOffice2">
     <w:name w:val="WPSOffice手动目录 2"/>
     <w:qFormat/>
-    <w:uiPriority w:val="0"/>
     <w:pPr>
       <w:ind w:leftChars="200"/>
     </w:pPr>
     <w:rPr>
-      <w:rFonts w:ascii="Times New Roman" w:hAnsi="Times New Roman" w:eastAsia="宋体" w:cs="Times New Roman"/>
+      <w:rFonts w:ascii="Times New Roman" w:eastAsia="宋体" w:hAnsi="Times New Roman" w:cs="Times New Roman"/>
       <w:sz w:val="20"/>
       <w:szCs w:val="20"/>
     </w:rPr>
   </w:style>
-  <w:style w:type="paragraph" w:customStyle="1" w:styleId="35">
+  <w:style w:type="paragraph" w:customStyle="1" w:styleId="WPSOffice3">
     <w:name w:val="WPSOffice手动目录 3"/>
     <w:qFormat/>
-    <w:uiPriority w:val="0"/>
     <w:pPr>
       <w:ind w:leftChars="400"/>
     </w:pPr>
     <w:rPr>
-      <w:rFonts w:ascii="Times New Roman" w:hAnsi="Times New Roman" w:eastAsia="宋体" w:cs="Times New Roman"/>
+      <w:rFonts w:ascii="Times New Roman" w:eastAsia="宋体" w:hAnsi="Times New Roman" w:cs="Times New Roman"/>
       <w:sz w:val="20"/>
       <w:szCs w:val="20"/>
     </w:rPr>
   </w:style>
-  <w:style w:type="paragraph" w:customStyle="1" w:styleId="36">
+  <w:style w:type="paragraph" w:customStyle="1" w:styleId="Compact">
     <w:name w:val="Compact"/>
-    <w:basedOn w:val="12"/>
+    <w:basedOn w:val="BodyText"/>
     <w:qFormat/>
-    <w:uiPriority w:val="0"/>
     <w:pPr>
       <w:spacing w:before="36" w:after="36"/>
     </w:pPr>
   </w:style>
-  <w:style w:type="table" w:customStyle="1" w:styleId="37">
+  <w:style w:type="table" w:customStyle="1" w:styleId="Table">
     <w:name w:val="Table"/>
     <w:semiHidden/>
     <w:unhideWhenUsed/>
     <w:qFormat/>
-    <w:uiPriority w:val="0"/>
     <w:tblPr>
       <w:tblCellMar>
         <w:top w:w="0" w:type="dxa"/>
@@ -10075,28 +9850,26 @@
     <w:tblStylePr w:type="firstRow">
       <w:tcPr>
         <w:tcBorders>
-          <w:bottom w:val="single" w:color="auto" w:sz="0" w:space="0"/>
+          <w:bottom w:val="single" w:sz="0" w:space="0" w:color="auto"/>
         </w:tcBorders>
         <w:vAlign w:val="bottom"/>
       </w:tcPr>
     </w:tblStylePr>
   </w:style>
-  <w:style w:type="character" w:customStyle="1" w:styleId="38">
+  <w:style w:type="character" w:customStyle="1" w:styleId="1Char">
     <w:name w:val="柴_标题1 Char"/>
-    <w:link w:val="28"/>
+    <w:link w:val="1"/>
     <w:qFormat/>
-    <w:uiPriority w:val="0"/>
     <w:rPr>
-      <w:rFonts w:ascii="Arial" w:hAnsi="Arial" w:eastAsia="宋体"/>
+      <w:rFonts w:ascii="Arial" w:eastAsia="宋体" w:hAnsi="Arial"/>
       <w:sz w:val="32"/>
     </w:rPr>
   </w:style>
-  <w:style w:type="table" w:customStyle="1" w:styleId="39">
+  <w:style w:type="table" w:customStyle="1" w:styleId="TableNormal1">
     <w:name w:val="Table Normal_1"/>
     <w:semiHidden/>
     <w:unhideWhenUsed/>
     <w:qFormat/>
-    <w:uiPriority w:val="0"/>
     <w:tblPr>
       <w:tblCellMar>
         <w:top w:w="0" w:type="dxa"/>
@@ -10106,11 +9879,10 @@
       </w:tblCellMar>
     </w:tblPr>
   </w:style>
-  <w:style w:type="paragraph" w:customStyle="1" w:styleId="40">
+  <w:style w:type="paragraph" w:customStyle="1" w:styleId="a3">
     <w:name w:val="柴_正文_无缩进"/>
-    <w:basedOn w:val="1"/>
+    <w:basedOn w:val="Normal"/>
     <w:qFormat/>
-    <w:uiPriority w:val="0"/>
     <w:pPr>
       <w:ind w:firstLine="0" w:firstLineChars="0"/>
     </w:pPr>
@@ -10120,31 +9892,29 @@
       <w:lang w:eastAsia="zh-CN"/>
     </w:rPr>
   </w:style>
-  <w:style w:type="paragraph" w:customStyle="1" w:styleId="41">
+  <w:style w:type="paragraph" w:customStyle="1" w:styleId="4">
     <w:name w:val="柴_标题4"/>
-    <w:basedOn w:val="5"/>
-    <w:next w:val="1"/>
+    <w:basedOn w:val="Heading4"/>
+    <w:next w:val="Normal"/>
     <w:qFormat/>
-    <w:uiPriority w:val="0"/>
     <w:pPr>
       <w:widowControl w:val="0"/>
       <w:spacing w:before="160" w:line="360" w:lineRule="auto"/>
-      <w:ind w:left="981" w:leftChars="300" w:hanging="862"/>
+      <w:ind w:left="981" w:hanging="862" w:leftChars="300"/>
     </w:pPr>
     <w:rPr>
-      <w:rFonts w:hint="eastAsia" w:ascii="Calibri" w:hAnsi="Calibri" w:eastAsia="宋体" w:cs="宋体"/>
+      <w:rFonts w:ascii="Calibri" w:eastAsia="宋体" w:hAnsi="Calibri" w:cs="宋体" w:hint="eastAsia"/>
       <w:sz w:val="24"/>
       <w:szCs w:val="24"/>
       <w:lang w:eastAsia="zh-CN" w:bidi="zh-CN"/>
     </w:rPr>
   </w:style>
-  <w:style w:type="character" w:customStyle="1" w:styleId="42">
+  <w:style w:type="character" w:customStyle="1" w:styleId="Char">
     <w:name w:val="柴_正文 Char"/>
-    <w:link w:val="29"/>
+    <w:link w:val="a1"/>
     <w:qFormat/>
-    <w:uiPriority w:val="0"/>
     <w:rPr>
-      <w:rFonts w:ascii="Arial" w:hAnsi="Arial" w:eastAsia="宋体"/>
+      <w:rFonts w:ascii="Arial" w:eastAsia="宋体" w:hAnsi="Arial"/>
       <w:sz w:val="24"/>
       <w:lang w:eastAsia="zh-CN"/>
     </w:rPr>
